--- a/zanyatiya/Zanyatie_02_Praktika1_Stsenariy.docx
+++ b/zanyatiya/Zanyatie_02_Praktika1_Stsenariy.docx
@@ -1394,7 +1394,434 @@
           <w:sz w:val="20"/>
           <w:szCs w:val="20"/>
         </w:rPr>
-        <w:t xml:space="preserve">Разберите вслух один пример (не из числа команд, чтобы не смущать): «Вектор А — датчик влажности для теплицы кампуса» — сырое, без ценностного предложения. Покажите, чего в нём не хватает — перехода к следующему блоку.</w:t>
+        <w:t xml:space="preserve">Разберите вслух один пример (не из числа команд, чтобы не смущать): «Вектор А — датчик влажности для теплицы кампуса» — сырое, без ценностного предложения.</w:t>
+      </w:r>
+    </w:p>
+    <w:p>
+      <w:pPr>
+        <w:spacing w:after="110" w:before="0" w:line="264"/>
+      </w:pPr>
+      <w:r>
+        <w:rPr>
+          <w:rFonts w:ascii="Arial" w:cs="Arial" w:eastAsia="Arial" w:hAnsi="Arial"/>
+          <w:color w:val="1A1A1A"/>
+          <w:sz w:val="20"/>
+          <w:szCs w:val="20"/>
+        </w:rPr>
+        <w:t xml:space="preserve">Пример условный — не факт из жизни ГУАП. Если реальной теплицы нет, так и скажите студентам, либо замените на своё: расписание лабораторных, очередь на оборудование — метод не зависит от материала.</w:t>
+      </w:r>
+    </w:p>
+    <w:p>
+      <w:pPr>
+        <w:spacing w:after="100" w:before="230"/>
+      </w:pPr>
+      <w:r>
+        <w:rPr>
+          <w:rFonts w:ascii="Arial" w:cs="Arial" w:eastAsia="Arial" w:hAnsi="Arial"/>
+          <w:b/>
+          <w:bCs/>
+          <w:color w:val="000000"/>
+          <w:sz w:val="23"/>
+          <w:szCs w:val="23"/>
+        </w:rPr>
+        <w:t xml:space="preserve">Разбор вслух: как заполнить формулу для этого примера</w:t>
+      </w:r>
+    </w:p>
+    <w:p>
+      <w:pPr>
+        <w:spacing w:after="70" w:line="264"/>
+        <w:ind w:left="280"/>
+      </w:pPr>
+      <w:r>
+        <w:rPr>
+          <w:rFonts w:ascii="Arial" w:cs="Arial" w:eastAsia="Arial" w:hAnsi="Arial"/>
+          <w:color w:val="1A1A1A"/>
+          <w:sz w:val="20"/>
+          <w:szCs w:val="20"/>
+        </w:rPr>
+        <w:t xml:space="preserve">— Для кого? В сырой фразе — никого, только место. Кто трогает данные руками? Тот, кто сейчас поливает теплицу — по расписанию, не меряя влажность</w:t>
+      </w:r>
+    </w:p>
+    <w:p>
+      <w:pPr>
+        <w:spacing w:after="70" w:line="264"/>
+        <w:ind w:left="280"/>
+      </w:pPr>
+      <w:r>
+        <w:rPr>
+          <w:rFonts w:ascii="Arial" w:cs="Arial" w:eastAsia="Arial" w:hAnsi="Arial"/>
+          <w:color w:val="1A1A1A"/>
+          <w:sz w:val="20"/>
+          <w:szCs w:val="20"/>
+        </w:rPr>
+        <w:t xml:space="preserve">— В отличие от чего? Обычно это тот же человек и то же действие, но без вашего проекта — здесь: полив по расписанию, без учёта погоды и сезона</w:t>
+      </w:r>
+    </w:p>
+    <w:p>
+      <w:pPr>
+        <w:spacing w:after="70" w:line="264"/>
+        <w:ind w:left="280"/>
+      </w:pPr>
+      <w:r>
+        <w:rPr>
+          <w:rFonts w:ascii="Arial" w:cs="Arial" w:eastAsia="Arial" w:hAnsi="Arial"/>
+          <w:color w:val="1A1A1A"/>
+          <w:sz w:val="20"/>
+          <w:szCs w:val="20"/>
+        </w:rPr>
+        <w:t xml:space="preserve">— Что делаем и какая выгода — заполняются последними, когда ясно, для кого и против чего</w:t>
+      </w:r>
+    </w:p>
+    <w:tbl>
+      <w:tblPr>
+        <w:tblW w:type="pct" w:w="100%"/>
+        <w:tblBorders>
+          <w:top w:val="single" w:color="B3B3B3" w:sz="4"/>
+          <w:left w:val="single" w:color="B3B3B3" w:sz="4"/>
+          <w:bottom w:val="single" w:color="B3B3B3" w:sz="4"/>
+          <w:right w:val="single" w:color="B3B3B3" w:sz="4"/>
+          <w:insideH w:val="single" w:color="B3B3B3" w:sz="4"/>
+          <w:insideV w:val="single" w:color="B3B3B3" w:sz="4"/>
+        </w:tblBorders>
+      </w:tblPr>
+      <w:tblGrid>
+        <w:gridCol w:w="100"/>
+        <w:gridCol w:w="100"/>
+      </w:tblGrid>
+      <w:tr>
+        <w:trPr>
+          <w:tblHeader/>
+        </w:trPr>
+        <w:tc>
+          <w:tcPr>
+            <w:tcW w:type="pct" w:w="26%"/>
+            <w:shd w:fill="3D3D3D" w:val="clear"/>
+            <w:tcMar>
+              <w:top w:type="dxa" w:w="95"/>
+              <w:left w:type="dxa" w:w="115"/>
+              <w:bottom w:type="dxa" w:w="95"/>
+              <w:right w:type="dxa" w:w="115"/>
+            </w:tcMar>
+            <w:vAlign w:val="center"/>
+          </w:tcPr>
+          <w:p>
+            <w:pPr>
+              <w:spacing w:after="0" w:line="264"/>
+              <w:jc w:val="center"/>
+            </w:pPr>
+            <w:r>
+              <w:rPr>
+                <w:rFonts w:ascii="Arial" w:cs="Arial" w:eastAsia="Arial" w:hAnsi="Arial"/>
+                <w:b/>
+                <w:bCs/>
+                <w:color w:val="FFFFFF"/>
+                <w:sz w:val="17"/>
+                <w:szCs w:val="17"/>
+              </w:rPr>
+              <w:t xml:space="preserve">Часть формулы</w:t>
+            </w:r>
+          </w:p>
+        </w:tc>
+        <w:tc>
+          <w:tcPr>
+            <w:tcW w:type="pct" w:w="74%"/>
+            <w:shd w:fill="3D3D3D" w:val="clear"/>
+            <w:tcMar>
+              <w:top w:type="dxa" w:w="95"/>
+              <w:left w:type="dxa" w:w="115"/>
+              <w:bottom w:type="dxa" w:w="95"/>
+              <w:right w:type="dxa" w:w="115"/>
+            </w:tcMar>
+            <w:vAlign w:val="center"/>
+          </w:tcPr>
+          <w:p>
+            <w:pPr>
+              <w:spacing w:after="0" w:line="264"/>
+              <w:jc w:val="center"/>
+            </w:pPr>
+            <w:r>
+              <w:rPr>
+                <w:rFonts w:ascii="Arial" w:cs="Arial" w:eastAsia="Arial" w:hAnsi="Arial"/>
+                <w:b/>
+                <w:bCs/>
+                <w:color w:val="FFFFFF"/>
+                <w:sz w:val="17"/>
+                <w:szCs w:val="17"/>
+              </w:rPr>
+              <w:t xml:space="preserve">Заполнено</w:t>
+            </w:r>
+          </w:p>
+        </w:tc>
+      </w:tr>
+      <w:tr>
+        <w:trPr>
+          <w:trHeight w:val="0" w:hRule="atLeast"/>
+        </w:trPr>
+        <w:tc>
+          <w:tcPr>
+            <w:tcW w:type="pct" w:w="26%"/>
+            <w:shd w:fill="FFFFFF" w:val="clear"/>
+            <w:tcMar>
+              <w:top w:type="dxa" w:w="95"/>
+              <w:left w:type="dxa" w:w="115"/>
+              <w:bottom w:type="dxa" w:w="95"/>
+              <w:right w:type="dxa" w:w="115"/>
+            </w:tcMar>
+            <w:vAlign w:val="center"/>
+          </w:tcPr>
+          <w:p>
+            <w:pPr>
+              <w:spacing w:after="0" w:line="264"/>
+            </w:pPr>
+            <w:r>
+              <w:rPr>
+                <w:rFonts w:ascii="Arial" w:cs="Arial" w:eastAsia="Arial" w:hAnsi="Arial"/>
+                <w:color w:val="1A1A1A"/>
+                <w:sz w:val="18"/>
+                <w:szCs w:val="18"/>
+              </w:rPr>
+              <w:t xml:space="preserve">Для кого</w:t>
+            </w:r>
+          </w:p>
+        </w:tc>
+        <w:tc>
+          <w:tcPr>
+            <w:tcW w:type="pct" w:w="74%"/>
+            <w:shd w:fill="FFFFFF" w:val="clear"/>
+            <w:tcMar>
+              <w:top w:type="dxa" w:w="95"/>
+              <w:left w:type="dxa" w:w="115"/>
+              <w:bottom w:type="dxa" w:w="95"/>
+              <w:right w:type="dxa" w:w="115"/>
+            </w:tcMar>
+            <w:vAlign w:val="center"/>
+          </w:tcPr>
+          <w:p>
+            <w:pPr>
+              <w:spacing w:after="0" w:line="264"/>
+            </w:pPr>
+            <w:r>
+              <w:rPr>
+                <w:rFonts w:ascii="Arial" w:cs="Arial" w:eastAsia="Arial" w:hAnsi="Arial"/>
+                <w:color w:val="1A1A1A"/>
+                <w:sz w:val="18"/>
+                <w:szCs w:val="18"/>
+              </w:rPr>
+              <w:t xml:space="preserve">Сотрудники, отвечающие за теплицу кампуса и поливающие по расписанию, не меряя влажность почвы</w:t>
+            </w:r>
+          </w:p>
+        </w:tc>
+      </w:tr>
+      <w:tr>
+        <w:trPr>
+          <w:trHeight w:val="0" w:hRule="atLeast"/>
+        </w:trPr>
+        <w:tc>
+          <w:tcPr>
+            <w:tcW w:type="pct" w:w="26%"/>
+            <w:shd w:fill="F2F2F2" w:val="clear"/>
+            <w:tcMar>
+              <w:top w:type="dxa" w:w="95"/>
+              <w:left w:type="dxa" w:w="115"/>
+              <w:bottom w:type="dxa" w:w="95"/>
+              <w:right w:type="dxa" w:w="115"/>
+            </w:tcMar>
+            <w:vAlign w:val="center"/>
+          </w:tcPr>
+          <w:p>
+            <w:pPr>
+              <w:spacing w:after="0" w:line="264"/>
+            </w:pPr>
+            <w:r>
+              <w:rPr>
+                <w:rFonts w:ascii="Arial" w:cs="Arial" w:eastAsia="Arial" w:hAnsi="Arial"/>
+                <w:color w:val="1A1A1A"/>
+                <w:sz w:val="18"/>
+                <w:szCs w:val="18"/>
+              </w:rPr>
+              <w:t xml:space="preserve">Что делаем</w:t>
+            </w:r>
+          </w:p>
+        </w:tc>
+        <w:tc>
+          <w:tcPr>
+            <w:tcW w:type="pct" w:w="74%"/>
+            <w:shd w:fill="F2F2F2" w:val="clear"/>
+            <w:tcMar>
+              <w:top w:type="dxa" w:w="95"/>
+              <w:left w:type="dxa" w:w="115"/>
+              <w:bottom w:type="dxa" w:w="95"/>
+              <w:right w:type="dxa" w:w="115"/>
+            </w:tcMar>
+            <w:vAlign w:val="center"/>
+          </w:tcPr>
+          <w:p>
+            <w:pPr>
+              <w:spacing w:after="0" w:line="264"/>
+            </w:pPr>
+            <w:r>
+              <w:rPr>
+                <w:rFonts w:ascii="Arial" w:cs="Arial" w:eastAsia="Arial" w:hAnsi="Arial"/>
+                <w:color w:val="1A1A1A"/>
+                <w:sz w:val="18"/>
+                <w:szCs w:val="18"/>
+              </w:rPr>
+              <w:t xml:space="preserve">Автономный датчик влажности почвы с оповещением в Telegram</w:t>
+            </w:r>
+          </w:p>
+        </w:tc>
+      </w:tr>
+      <w:tr>
+        <w:trPr>
+          <w:trHeight w:val="0" w:hRule="atLeast"/>
+        </w:trPr>
+        <w:tc>
+          <w:tcPr>
+            <w:tcW w:type="pct" w:w="26%"/>
+            <w:shd w:fill="FFFFFF" w:val="clear"/>
+            <w:tcMar>
+              <w:top w:type="dxa" w:w="95"/>
+              <w:left w:type="dxa" w:w="115"/>
+              <w:bottom w:type="dxa" w:w="95"/>
+              <w:right w:type="dxa" w:w="115"/>
+            </w:tcMar>
+            <w:vAlign w:val="center"/>
+          </w:tcPr>
+          <w:p>
+            <w:pPr>
+              <w:spacing w:after="0" w:line="264"/>
+            </w:pPr>
+            <w:r>
+              <w:rPr>
+                <w:rFonts w:ascii="Arial" w:cs="Arial" w:eastAsia="Arial" w:hAnsi="Arial"/>
+                <w:color w:val="1A1A1A"/>
+                <w:sz w:val="18"/>
+                <w:szCs w:val="18"/>
+              </w:rPr>
+              <w:t xml:space="preserve">Какую выгоду даёт</w:t>
+            </w:r>
+          </w:p>
+        </w:tc>
+        <w:tc>
+          <w:tcPr>
+            <w:tcW w:type="pct" w:w="74%"/>
+            <w:shd w:fill="FFFFFF" w:val="clear"/>
+            <w:tcMar>
+              <w:top w:type="dxa" w:w="95"/>
+              <w:left w:type="dxa" w:w="115"/>
+              <w:bottom w:type="dxa" w:w="95"/>
+              <w:right w:type="dxa" w:w="115"/>
+            </w:tcMar>
+            <w:vAlign w:val="center"/>
+          </w:tcPr>
+          <w:p>
+            <w:pPr>
+              <w:spacing w:after="0" w:line="264"/>
+            </w:pPr>
+            <w:r>
+              <w:rPr>
+                <w:rFonts w:ascii="Arial" w:cs="Arial" w:eastAsia="Arial" w:hAnsi="Arial"/>
+                <w:color w:val="1A1A1A"/>
+                <w:sz w:val="18"/>
+                <w:szCs w:val="18"/>
+              </w:rPr>
+              <w:t xml:space="preserve">Сообщает, когда полив действительно нужен — снижает пересушивание и переувлажнение</w:t>
+            </w:r>
+          </w:p>
+        </w:tc>
+      </w:tr>
+      <w:tr>
+        <w:trPr>
+          <w:trHeight w:val="0" w:hRule="atLeast"/>
+        </w:trPr>
+        <w:tc>
+          <w:tcPr>
+            <w:tcW w:type="pct" w:w="26%"/>
+            <w:shd w:fill="F2F2F2" w:val="clear"/>
+            <w:tcMar>
+              <w:top w:type="dxa" w:w="95"/>
+              <w:left w:type="dxa" w:w="115"/>
+              <w:bottom w:type="dxa" w:w="95"/>
+              <w:right w:type="dxa" w:w="115"/>
+            </w:tcMar>
+            <w:vAlign w:val="center"/>
+          </w:tcPr>
+          <w:p>
+            <w:pPr>
+              <w:spacing w:after="0" w:line="264"/>
+            </w:pPr>
+            <w:r>
+              <w:rPr>
+                <w:rFonts w:ascii="Arial" w:cs="Arial" w:eastAsia="Arial" w:hAnsi="Arial"/>
+                <w:color w:val="1A1A1A"/>
+                <w:sz w:val="18"/>
+                <w:szCs w:val="18"/>
+              </w:rPr>
+              <w:t xml:space="preserve">В отличие от чего</w:t>
+            </w:r>
+          </w:p>
+        </w:tc>
+        <w:tc>
+          <w:tcPr>
+            <w:tcW w:type="pct" w:w="74%"/>
+            <w:shd w:fill="F2F2F2" w:val="clear"/>
+            <w:tcMar>
+              <w:top w:type="dxa" w:w="95"/>
+              <w:left w:type="dxa" w:w="115"/>
+              <w:bottom w:type="dxa" w:w="95"/>
+              <w:right w:type="dxa" w:w="115"/>
+            </w:tcMar>
+            <w:vAlign w:val="center"/>
+          </w:tcPr>
+          <w:p>
+            <w:pPr>
+              <w:spacing w:after="0" w:line="264"/>
+            </w:pPr>
+            <w:r>
+              <w:rPr>
+                <w:rFonts w:ascii="Arial" w:cs="Arial" w:eastAsia="Arial" w:hAnsi="Arial"/>
+                <w:color w:val="1A1A1A"/>
+                <w:sz w:val="18"/>
+                <w:szCs w:val="18"/>
+              </w:rPr>
+              <w:t xml:space="preserve">Полива по расписанию, который не учитывает погоду, сезон, состояние конкретного растения</w:t>
+            </w:r>
+          </w:p>
+        </w:tc>
+      </w:tr>
+    </w:tbl>
+    <w:p>
+      <w:pPr>
+        <w:pBdr>
+          <w:top w:val="single" w:color="B3B3B3" w:sz="2" w:space="5"/>
+          <w:bottom w:val="single" w:color="B3B3B3" w:sz="2" w:space="5"/>
+          <w:left w:val="single" w:color="1A1A1A" w:sz="20" w:space="9"/>
+          <w:right w:val="single" w:color="B3B3B3" w:sz="2" w:space="5"/>
+        </w:pBdr>
+        <w:shd w:fill="F2F2F2" w:val="clear"/>
+        <w:spacing w:after="120" w:before="90" w:line="264"/>
+      </w:pPr>
+      <w:r>
+        <w:rPr>
+          <w:rFonts w:ascii="Arial" w:cs="Arial" w:eastAsia="Arial" w:hAnsi="Arial"/>
+          <w:b/>
+          <w:bCs/>
+          <w:color w:val="1A1A1A"/>
+          <w:sz w:val="19"/>
+          <w:szCs w:val="19"/>
+        </w:rPr>
+        <w:t xml:space="preserve">Вслух: </w:t>
+      </w:r>
+      <w:r>
+        <w:rPr>
+          <w:rFonts w:ascii="Arial" w:cs="Arial" w:eastAsia="Arial" w:hAnsi="Arial"/>
+          <w:i/>
+          <w:iCs/>
+          <w:color w:val="1A1A1A"/>
+          <w:sz w:val="19"/>
+          <w:szCs w:val="19"/>
+        </w:rPr>
+        <w:t xml:space="preserve">Для сотрудников, отвечающих за теплицу кампуса и сейчас поливающих по расписанию без замера влажности, мы делаем автономный датчик влажности почвы с оповещением в Telegram, который сообщает, когда полив действительно нужен, — что снижает случаи пересушивания и переувлажнения — в отличие от полива по расписанию, который не учитывает погоду, сезон и состояние растения.</w:t>
       </w:r>
     </w:p>
     <w:p>

--- a/zanyatiya/Zanyatie_02_Praktika1_Stsenariy.docx
+++ b/zanyatiya/Zanyatie_02_Praktika1_Stsenariy.docx
@@ -2785,7 +2785,7 @@
                 <w:sz w:val="17"/>
                 <w:szCs w:val="17"/>
               </w:rPr>
-              <w:t xml:space="preserve">Проверка через уже известное</w:t>
+              <w:t xml:space="preserve">Что проверяет (05.09: слайд 8 — расшифровка; слайд 6, 7 — признаки)</w:t>
             </w:r>
           </w:p>
         </w:tc>
@@ -2844,7 +2844,7 @@
                 <w:sz w:val="18"/>
                 <w:szCs w:val="18"/>
               </w:rPr>
-              <w:t xml:space="preserve">Целевая направленность (слайд 6): образ результата чёткий и верифицируемый, не «процесс ради процесса»</w:t>
+              <w:t xml:space="preserve">Целевая направленность (слайд 6): образ результата чёткий и верифицируемый</w:t>
             </w:r>
           </w:p>
         </w:tc>
@@ -3080,7 +3080,601 @@
                 <w:sz w:val="18"/>
                 <w:szCs w:val="18"/>
               </w:rPr>
-              <w:t xml:space="preserve">Временные ограничения (слайд 6) и железный треугольник (слайд 7): дата привязана к календарю курса — чекпоинт 21.11, защита 26.12</w:t>
+              <w:t xml:space="preserve">Временные ограничения (слайд 6) и железный треугольник (слайд 7): дата привязана к календарю курса</w:t>
+            </w:r>
+          </w:p>
+        </w:tc>
+      </w:tr>
+    </w:tbl>
+    <w:p>
+      <w:pPr>
+        <w:pBdr>
+          <w:top w:val="single" w:color="B3B3B3" w:sz="2" w:space="5"/>
+          <w:bottom w:val="single" w:color="B3B3B3" w:sz="2" w:space="5"/>
+          <w:left w:val="single" w:color="000000" w:sz="20" w:space="9"/>
+          <w:right w:val="single" w:color="B3B3B3" w:sz="2" w:space="5"/>
+        </w:pBdr>
+        <w:shd w:fill="EDEDED" w:val="clear"/>
+        <w:spacing w:after="130" w:before="110" w:line="264"/>
+      </w:pPr>
+      <w:r>
+        <w:rPr>
+          <w:rFonts w:ascii="Arial" w:cs="Arial" w:eastAsia="Arial" w:hAnsi="Arial"/>
+          <w:color w:val="1A1A1A"/>
+          <w:sz w:val="19"/>
+          <w:szCs w:val="19"/>
+        </w:rPr>
+        <w:t xml:space="preserve">05.09 буквы SMART были только расшифрованы (слайд 8, «Пояснения»): Specific, Measurable, Achievable, Relevant, Time-bound — перевод терминов, не разбор. Ниже — полный разбор на примере, продолжающем предыдущий блок. Прочитать это на паре обязательно, своими словами не пересказывать.</w:t>
+      </w:r>
+    </w:p>
+    <w:p>
+      <w:pPr>
+        <w:spacing w:after="100" w:before="230"/>
+      </w:pPr>
+      <w:r>
+        <w:rPr>
+          <w:rFonts w:ascii="Arial" w:cs="Arial" w:eastAsia="Arial" w:hAnsi="Arial"/>
+          <w:b/>
+          <w:bCs/>
+          <w:color w:val="000000"/>
+          <w:sz w:val="23"/>
+          <w:szCs w:val="23"/>
+        </w:rPr>
+        <w:t xml:space="preserve">Разбор вслух: SMART-цель для того же примера</w:t>
+      </w:r>
+    </w:p>
+    <w:p>
+      <w:pPr>
+        <w:spacing w:after="110" w:before="0" w:line="264"/>
+      </w:pPr>
+      <w:r>
+        <w:rPr>
+          <w:rFonts w:ascii="Arial" w:cs="Arial" w:eastAsia="Arial" w:hAnsi="Arial"/>
+          <w:color w:val="1A1A1A"/>
+          <w:sz w:val="20"/>
+          <w:szCs w:val="20"/>
+        </w:rPr>
+        <w:t xml:space="preserve">Продолжаем пример из блока про ценностное предложение — датчик влажности для теплицы кампуса. Ценностное предложение уже есть, теперь превращаем его в измеримую цель.</w:t>
+      </w:r>
+    </w:p>
+    <w:tbl>
+      <w:tblPr>
+        <w:tblW w:type="pct" w:w="100%"/>
+        <w:tblBorders>
+          <w:top w:val="single" w:color="B3B3B3" w:sz="4"/>
+          <w:left w:val="single" w:color="B3B3B3" w:sz="4"/>
+          <w:bottom w:val="single" w:color="B3B3B3" w:sz="4"/>
+          <w:right w:val="single" w:color="B3B3B3" w:sz="4"/>
+          <w:insideH w:val="single" w:color="B3B3B3" w:sz="4"/>
+          <w:insideV w:val="single" w:color="B3B3B3" w:sz="4"/>
+        </w:tblBorders>
+      </w:tblPr>
+      <w:tblGrid>
+        <w:gridCol w:w="100"/>
+        <w:gridCol w:w="100"/>
+        <w:gridCol w:w="100"/>
+      </w:tblGrid>
+      <w:tr>
+        <w:trPr>
+          <w:tblHeader/>
+        </w:trPr>
+        <w:tc>
+          <w:tcPr>
+            <w:tcW w:type="pct" w:w="12%"/>
+            <w:shd w:fill="3D3D3D" w:val="clear"/>
+            <w:tcMar>
+              <w:top w:type="dxa" w:w="95"/>
+              <w:left w:type="dxa" w:w="115"/>
+              <w:bottom w:type="dxa" w:w="95"/>
+              <w:right w:type="dxa" w:w="115"/>
+            </w:tcMar>
+            <w:vAlign w:val="center"/>
+          </w:tcPr>
+          <w:p>
+            <w:pPr>
+              <w:spacing w:after="0" w:line="264"/>
+              <w:jc w:val="center"/>
+            </w:pPr>
+            <w:r>
+              <w:rPr>
+                <w:rFonts w:ascii="Arial" w:cs="Arial" w:eastAsia="Arial" w:hAnsi="Arial"/>
+                <w:b/>
+                <w:bCs/>
+                <w:color w:val="FFFFFF"/>
+                <w:sz w:val="17"/>
+                <w:szCs w:val="17"/>
+              </w:rPr>
+              <w:t xml:space="preserve">Буква</w:t>
+            </w:r>
+          </w:p>
+        </w:tc>
+        <w:tc>
+          <w:tcPr>
+            <w:tcW w:type="pct" w:w="32%"/>
+            <w:shd w:fill="3D3D3D" w:val="clear"/>
+            <w:tcMar>
+              <w:top w:type="dxa" w:w="95"/>
+              <w:left w:type="dxa" w:w="115"/>
+              <w:bottom w:type="dxa" w:w="95"/>
+              <w:right w:type="dxa" w:w="115"/>
+            </w:tcMar>
+            <w:vAlign w:val="center"/>
+          </w:tcPr>
+          <w:p>
+            <w:pPr>
+              <w:spacing w:after="0" w:line="264"/>
+              <w:jc w:val="center"/>
+            </w:pPr>
+            <w:r>
+              <w:rPr>
+                <w:rFonts w:ascii="Arial" w:cs="Arial" w:eastAsia="Arial" w:hAnsi="Arial"/>
+                <w:b/>
+                <w:bCs/>
+                <w:color w:val="FFFFFF"/>
+                <w:sz w:val="17"/>
+                <w:szCs w:val="17"/>
+              </w:rPr>
+              <w:t xml:space="preserve">Наивная версия (типичная ошибка)</w:t>
+            </w:r>
+          </w:p>
+        </w:tc>
+        <w:tc>
+          <w:tcPr>
+            <w:tcW w:type="pct" w:w="56%"/>
+            <w:shd w:fill="3D3D3D" w:val="clear"/>
+            <w:tcMar>
+              <w:top w:type="dxa" w:w="95"/>
+              <w:left w:type="dxa" w:w="115"/>
+              <w:bottom w:type="dxa" w:w="95"/>
+              <w:right w:type="dxa" w:w="115"/>
+            </w:tcMar>
+            <w:vAlign w:val="center"/>
+          </w:tcPr>
+          <w:p>
+            <w:pPr>
+              <w:spacing w:after="0" w:line="264"/>
+              <w:jc w:val="center"/>
+            </w:pPr>
+            <w:r>
+              <w:rPr>
+                <w:rFonts w:ascii="Arial" w:cs="Arial" w:eastAsia="Arial" w:hAnsi="Arial"/>
+                <w:b/>
+                <w:bCs/>
+                <w:color w:val="FFFFFF"/>
+                <w:sz w:val="17"/>
+                <w:szCs w:val="17"/>
+              </w:rPr>
+              <w:t xml:space="preserve">Дописанная версия</w:t>
+            </w:r>
+          </w:p>
+        </w:tc>
+      </w:tr>
+      <w:tr>
+        <w:trPr>
+          <w:trHeight w:val="0" w:hRule="atLeast"/>
+        </w:trPr>
+        <w:tc>
+          <w:tcPr>
+            <w:tcW w:type="pct" w:w="12%"/>
+            <w:shd w:fill="FFFFFF" w:val="clear"/>
+            <w:tcMar>
+              <w:top w:type="dxa" w:w="95"/>
+              <w:left w:type="dxa" w:w="115"/>
+              <w:bottom w:type="dxa" w:w="95"/>
+              <w:right w:type="dxa" w:w="115"/>
+            </w:tcMar>
+            <w:vAlign w:val="center"/>
+          </w:tcPr>
+          <w:p>
+            <w:pPr>
+              <w:spacing w:after="0" w:line="264"/>
+            </w:pPr>
+            <w:r>
+              <w:rPr>
+                <w:rFonts w:ascii="Arial" w:cs="Arial" w:eastAsia="Arial" w:hAnsi="Arial"/>
+                <w:color w:val="1A1A1A"/>
+                <w:sz w:val="16"/>
+                <w:szCs w:val="16"/>
+              </w:rPr>
+              <w:t xml:space="preserve">S — Specific</w:t>
+            </w:r>
+          </w:p>
+        </w:tc>
+        <w:tc>
+          <w:tcPr>
+            <w:tcW w:type="pct" w:w="32%"/>
+            <w:shd w:fill="FFFFFF" w:val="clear"/>
+            <w:tcMar>
+              <w:top w:type="dxa" w:w="95"/>
+              <w:left w:type="dxa" w:w="115"/>
+              <w:bottom w:type="dxa" w:w="95"/>
+              <w:right w:type="dxa" w:w="115"/>
+            </w:tcMar>
+            <w:vAlign w:val="center"/>
+          </w:tcPr>
+          <w:p>
+            <w:pPr>
+              <w:spacing w:after="0" w:line="264"/>
+            </w:pPr>
+            <w:r>
+              <w:rPr>
+                <w:rFonts w:ascii="Arial" w:cs="Arial" w:eastAsia="Arial" w:hAnsi="Arial"/>
+                <w:color w:val="1A1A1A"/>
+                <w:sz w:val="16"/>
+                <w:szCs w:val="16"/>
+              </w:rPr>
+              <w:t xml:space="preserve">«Сделать систему контроля влажности»</w:t>
+            </w:r>
+          </w:p>
+        </w:tc>
+        <w:tc>
+          <w:tcPr>
+            <w:tcW w:type="pct" w:w="56%"/>
+            <w:shd w:fill="FFFFFF" w:val="clear"/>
+            <w:tcMar>
+              <w:top w:type="dxa" w:w="95"/>
+              <w:left w:type="dxa" w:w="115"/>
+              <w:bottom w:type="dxa" w:w="95"/>
+              <w:right w:type="dxa" w:w="115"/>
+            </w:tcMar>
+            <w:vAlign w:val="center"/>
+          </w:tcPr>
+          <w:p>
+            <w:pPr>
+              <w:spacing w:after="0" w:line="264"/>
+            </w:pPr>
+            <w:r>
+              <w:rPr>
+                <w:rFonts w:ascii="Arial" w:cs="Arial" w:eastAsia="Arial" w:hAnsi="Arial"/>
+                <w:color w:val="1A1A1A"/>
+                <w:sz w:val="16"/>
+                <w:szCs w:val="16"/>
+              </w:rPr>
+              <w:t xml:space="preserve">Разработать и установить в теплице датчик влажности почвы, передающий показания в Telegram-канал ответственного за полив</w:t>
+            </w:r>
+          </w:p>
+        </w:tc>
+      </w:tr>
+      <w:tr>
+        <w:trPr>
+          <w:trHeight w:val="0" w:hRule="atLeast"/>
+        </w:trPr>
+        <w:tc>
+          <w:tcPr>
+            <w:tcW w:type="pct" w:w="12%"/>
+            <w:shd w:fill="F2F2F2" w:val="clear"/>
+            <w:tcMar>
+              <w:top w:type="dxa" w:w="95"/>
+              <w:left w:type="dxa" w:w="115"/>
+              <w:bottom w:type="dxa" w:w="95"/>
+              <w:right w:type="dxa" w:w="115"/>
+            </w:tcMar>
+            <w:vAlign w:val="center"/>
+          </w:tcPr>
+          <w:p>
+            <w:pPr>
+              <w:spacing w:after="0" w:line="264"/>
+            </w:pPr>
+            <w:r>
+              <w:rPr>
+                <w:rFonts w:ascii="Arial" w:cs="Arial" w:eastAsia="Arial" w:hAnsi="Arial"/>
+                <w:color w:val="1A1A1A"/>
+                <w:sz w:val="16"/>
+                <w:szCs w:val="16"/>
+              </w:rPr>
+              <w:t xml:space="preserve">M — Measurable</w:t>
+            </w:r>
+          </w:p>
+        </w:tc>
+        <w:tc>
+          <w:tcPr>
+            <w:tcW w:type="pct" w:w="32%"/>
+            <w:shd w:fill="F2F2F2" w:val="clear"/>
+            <w:tcMar>
+              <w:top w:type="dxa" w:w="95"/>
+              <w:left w:type="dxa" w:w="115"/>
+              <w:bottom w:type="dxa" w:w="95"/>
+              <w:right w:type="dxa" w:w="115"/>
+            </w:tcMar>
+            <w:vAlign w:val="center"/>
+          </w:tcPr>
+          <w:p>
+            <w:pPr>
+              <w:spacing w:after="0" w:line="264"/>
+            </w:pPr>
+            <w:r>
+              <w:rPr>
+                <w:rFonts w:ascii="Arial" w:cs="Arial" w:eastAsia="Arial" w:hAnsi="Arial"/>
+                <w:color w:val="1A1A1A"/>
+                <w:sz w:val="16"/>
+                <w:szCs w:val="16"/>
+              </w:rPr>
+              <w:t xml:space="preserve">«Чтобы работало хорошо»</w:t>
+            </w:r>
+          </w:p>
+        </w:tc>
+        <w:tc>
+          <w:tcPr>
+            <w:tcW w:type="pct" w:w="56%"/>
+            <w:shd w:fill="F2F2F2" w:val="clear"/>
+            <w:tcMar>
+              <w:top w:type="dxa" w:w="95"/>
+              <w:left w:type="dxa" w:w="115"/>
+              <w:bottom w:type="dxa" w:w="95"/>
+              <w:right w:type="dxa" w:w="115"/>
+            </w:tcMar>
+            <w:vAlign w:val="center"/>
+          </w:tcPr>
+          <w:p>
+            <w:pPr>
+              <w:spacing w:after="0" w:line="264"/>
+            </w:pPr>
+            <w:r>
+              <w:rPr>
+                <w:rFonts w:ascii="Arial" w:cs="Arial" w:eastAsia="Arial" w:hAnsi="Arial"/>
+                <w:color w:val="1A1A1A"/>
+                <w:sz w:val="16"/>
+                <w:szCs w:val="16"/>
+              </w:rPr>
+              <w:t xml:space="preserve">Показания передаются не реже раза в час; точность — в пределах ±5% от контрольного ручного измерения не менее чем в 10 точках</w:t>
+            </w:r>
+          </w:p>
+        </w:tc>
+      </w:tr>
+      <w:tr>
+        <w:trPr>
+          <w:trHeight w:val="0" w:hRule="atLeast"/>
+        </w:trPr>
+        <w:tc>
+          <w:tcPr>
+            <w:tcW w:type="pct" w:w="12%"/>
+            <w:shd w:fill="FFFFFF" w:val="clear"/>
+            <w:tcMar>
+              <w:top w:type="dxa" w:w="95"/>
+              <w:left w:type="dxa" w:w="115"/>
+              <w:bottom w:type="dxa" w:w="95"/>
+              <w:right w:type="dxa" w:w="115"/>
+            </w:tcMar>
+            <w:vAlign w:val="center"/>
+          </w:tcPr>
+          <w:p>
+            <w:pPr>
+              <w:spacing w:after="0" w:line="264"/>
+            </w:pPr>
+            <w:r>
+              <w:rPr>
+                <w:rFonts w:ascii="Arial" w:cs="Arial" w:eastAsia="Arial" w:hAnsi="Arial"/>
+                <w:color w:val="1A1A1A"/>
+                <w:sz w:val="16"/>
+                <w:szCs w:val="16"/>
+              </w:rPr>
+              <w:t xml:space="preserve">A — Achievable</w:t>
+            </w:r>
+          </w:p>
+        </w:tc>
+        <w:tc>
+          <w:tcPr>
+            <w:tcW w:type="pct" w:w="32%"/>
+            <w:shd w:fill="FFFFFF" w:val="clear"/>
+            <w:tcMar>
+              <w:top w:type="dxa" w:w="95"/>
+              <w:left w:type="dxa" w:w="115"/>
+              <w:bottom w:type="dxa" w:w="95"/>
+              <w:right w:type="dxa" w:w="115"/>
+            </w:tcMar>
+            <w:vAlign w:val="center"/>
+          </w:tcPr>
+          <w:p>
+            <w:pPr>
+              <w:spacing w:after="0" w:line="264"/>
+            </w:pPr>
+            <w:r>
+              <w:rPr>
+                <w:rFonts w:ascii="Arial" w:cs="Arial" w:eastAsia="Arial" w:hAnsi="Arial"/>
+                <w:color w:val="1A1A1A"/>
+                <w:sz w:val="16"/>
+                <w:szCs w:val="16"/>
+              </w:rPr>
+              <w:t xml:space="preserve">(не проверяется вовсе)</w:t>
+            </w:r>
+          </w:p>
+        </w:tc>
+        <w:tc>
+          <w:tcPr>
+            <w:tcW w:type="pct" w:w="56%"/>
+            <w:shd w:fill="FFFFFF" w:val="clear"/>
+            <w:tcMar>
+              <w:top w:type="dxa" w:w="95"/>
+              <w:left w:type="dxa" w:w="115"/>
+              <w:bottom w:type="dxa" w:w="95"/>
+              <w:right w:type="dxa" w:w="115"/>
+            </w:tcMar>
+            <w:vAlign w:val="center"/>
+          </w:tcPr>
+          <w:p>
+            <w:pPr>
+              <w:spacing w:after="0" w:line="264"/>
+            </w:pPr>
+            <w:r>
+              <w:rPr>
+                <w:rFonts w:ascii="Arial" w:cs="Arial" w:eastAsia="Arial" w:hAnsi="Arial"/>
+                <w:color w:val="1A1A1A"/>
+                <w:sz w:val="16"/>
+                <w:szCs w:val="16"/>
+              </w:rPr>
+              <w:t xml:space="preserve">Команда 3–4 человека, доступны модуль влажности почвы, микроконтроллер и готовые библиотеки для Telegram-бота</w:t>
+            </w:r>
+          </w:p>
+        </w:tc>
+      </w:tr>
+      <w:tr>
+        <w:trPr>
+          <w:trHeight w:val="0" w:hRule="atLeast"/>
+        </w:trPr>
+        <w:tc>
+          <w:tcPr>
+            <w:tcW w:type="pct" w:w="12%"/>
+            <w:shd w:fill="F2F2F2" w:val="clear"/>
+            <w:tcMar>
+              <w:top w:type="dxa" w:w="95"/>
+              <w:left w:type="dxa" w:w="115"/>
+              <w:bottom w:type="dxa" w:w="95"/>
+              <w:right w:type="dxa" w:w="115"/>
+            </w:tcMar>
+            <w:vAlign w:val="center"/>
+          </w:tcPr>
+          <w:p>
+            <w:pPr>
+              <w:spacing w:after="0" w:line="264"/>
+            </w:pPr>
+            <w:r>
+              <w:rPr>
+                <w:rFonts w:ascii="Arial" w:cs="Arial" w:eastAsia="Arial" w:hAnsi="Arial"/>
+                <w:color w:val="1A1A1A"/>
+                <w:sz w:val="16"/>
+                <w:szCs w:val="16"/>
+              </w:rPr>
+              <w:t xml:space="preserve">R — Relevant</w:t>
+            </w:r>
+          </w:p>
+        </w:tc>
+        <w:tc>
+          <w:tcPr>
+            <w:tcW w:type="pct" w:w="32%"/>
+            <w:shd w:fill="F2F2F2" w:val="clear"/>
+            <w:tcMar>
+              <w:top w:type="dxa" w:w="95"/>
+              <w:left w:type="dxa" w:w="115"/>
+              <w:bottom w:type="dxa" w:w="95"/>
+              <w:right w:type="dxa" w:w="115"/>
+            </w:tcMar>
+            <w:vAlign w:val="center"/>
+          </w:tcPr>
+          <w:p>
+            <w:pPr>
+              <w:spacing w:after="0" w:line="264"/>
+            </w:pPr>
+            <w:r>
+              <w:rPr>
+                <w:rFonts w:ascii="Arial" w:cs="Arial" w:eastAsia="Arial" w:hAnsi="Arial"/>
+                <w:color w:val="1A1A1A"/>
+                <w:sz w:val="16"/>
+                <w:szCs w:val="16"/>
+              </w:rPr>
+              <w:t xml:space="preserve">(не проверяется вовсе)</w:t>
+            </w:r>
+          </w:p>
+        </w:tc>
+        <w:tc>
+          <w:tcPr>
+            <w:tcW w:type="pct" w:w="56%"/>
+            <w:shd w:fill="F2F2F2" w:val="clear"/>
+            <w:tcMar>
+              <w:top w:type="dxa" w:w="95"/>
+              <w:left w:type="dxa" w:w="115"/>
+              <w:bottom w:type="dxa" w:w="95"/>
+              <w:right w:type="dxa" w:w="115"/>
+            </w:tcMar>
+            <w:vAlign w:val="center"/>
+          </w:tcPr>
+          <w:p>
+            <w:pPr>
+              <w:spacing w:after="0" w:line="264"/>
+            </w:pPr>
+            <w:r>
+              <w:rPr>
+                <w:rFonts w:ascii="Arial" w:cs="Arial" w:eastAsia="Arial" w:hAnsi="Arial"/>
+                <w:color w:val="1A1A1A"/>
+                <w:sz w:val="16"/>
+                <w:szCs w:val="16"/>
+              </w:rPr>
+              <w:t xml:space="preserve">Напрямую закрывает проблему из ценностного предложения: полив по расписанию без данных о реальной влажности</w:t>
+            </w:r>
+          </w:p>
+        </w:tc>
+      </w:tr>
+      <w:tr>
+        <w:trPr>
+          <w:trHeight w:val="0" w:hRule="atLeast"/>
+        </w:trPr>
+        <w:tc>
+          <w:tcPr>
+            <w:tcW w:type="pct" w:w="12%"/>
+            <w:shd w:fill="FFFFFF" w:val="clear"/>
+            <w:tcMar>
+              <w:top w:type="dxa" w:w="95"/>
+              <w:left w:type="dxa" w:w="115"/>
+              <w:bottom w:type="dxa" w:w="95"/>
+              <w:right w:type="dxa" w:w="115"/>
+            </w:tcMar>
+            <w:vAlign w:val="center"/>
+          </w:tcPr>
+          <w:p>
+            <w:pPr>
+              <w:spacing w:after="0" w:line="264"/>
+            </w:pPr>
+            <w:r>
+              <w:rPr>
+                <w:rFonts w:ascii="Arial" w:cs="Arial" w:eastAsia="Arial" w:hAnsi="Arial"/>
+                <w:color w:val="1A1A1A"/>
+                <w:sz w:val="16"/>
+                <w:szCs w:val="16"/>
+              </w:rPr>
+              <w:t xml:space="preserve">T — Time-bound</w:t>
+            </w:r>
+          </w:p>
+        </w:tc>
+        <w:tc>
+          <w:tcPr>
+            <w:tcW w:type="pct" w:w="32%"/>
+            <w:shd w:fill="FFFFFF" w:val="clear"/>
+            <w:tcMar>
+              <w:top w:type="dxa" w:w="95"/>
+              <w:left w:type="dxa" w:w="115"/>
+              <w:bottom w:type="dxa" w:w="95"/>
+              <w:right w:type="dxa" w:w="115"/>
+            </w:tcMar>
+            <w:vAlign w:val="center"/>
+          </w:tcPr>
+          <w:p>
+            <w:pPr>
+              <w:spacing w:after="0" w:line="264"/>
+            </w:pPr>
+            <w:r>
+              <w:rPr>
+                <w:rFonts w:ascii="Arial" w:cs="Arial" w:eastAsia="Arial" w:hAnsi="Arial"/>
+                <w:color w:val="1A1A1A"/>
+                <w:sz w:val="16"/>
+                <w:szCs w:val="16"/>
+              </w:rPr>
+              <w:t xml:space="preserve">«В течение семестра»</w:t>
+            </w:r>
+          </w:p>
+        </w:tc>
+        <w:tc>
+          <w:tcPr>
+            <w:tcW w:type="pct" w:w="56%"/>
+            <w:shd w:fill="FFFFFF" w:val="clear"/>
+            <w:tcMar>
+              <w:top w:type="dxa" w:w="95"/>
+              <w:left w:type="dxa" w:w="115"/>
+              <w:bottom w:type="dxa" w:w="95"/>
+              <w:right w:type="dxa" w:w="115"/>
+            </w:tcMar>
+            <w:vAlign w:val="center"/>
+          </w:tcPr>
+          <w:p>
+            <w:pPr>
+              <w:spacing w:after="0" w:line="264"/>
+            </w:pPr>
+            <w:r>
+              <w:rPr>
+                <w:rFonts w:ascii="Arial" w:cs="Arial" w:eastAsia="Arial" w:hAnsi="Arial"/>
+                <w:color w:val="1A1A1A"/>
+                <w:sz w:val="16"/>
+                <w:szCs w:val="16"/>
+              </w:rPr>
+              <w:t xml:space="preserve">Прототип и первые данные — к чекпоинту 21.11; сверка точности и итоговый отчёт — к защите 26.12</w:t>
             </w:r>
           </w:p>
         </w:tc>
@@ -3117,7 +3711,7 @@
           <w:sz w:val="19"/>
           <w:szCs w:val="19"/>
         </w:rPr>
-        <w:t xml:space="preserve">Мы не вводим новый инструмент — мы берём тот же треугольник, что видели на прошлом занятии, и прикладываем его к вашей собственной цели. Content и Time вашей SMART-цели должны совпадать с тем, что вы вообще успеете за оставшиеся недели.</w:t>
+        <w:t xml:space="preserve">К 26 декабря команда представит автономный датчик влажности почвы для теплицы кампуса с оповещением в Telegram, работающий без сбоев минимум 14 дней подряд, с точностью показаний в пределах пяти процентов от контрольного измерения; работающий прототип готов к двадцать первому ноября.</w:t>
       </w:r>
     </w:p>
     <w:p>
@@ -3138,7 +3732,7 @@
           <w:sz w:val="19"/>
           <w:szCs w:val="19"/>
         </w:rPr>
-        <w:t xml:space="preserve">Частая ошибка: цель без даты или с датой «в конце семестра». Требуйте конкретику — «к 21.11 у нас работает прототип, к 26.12 — измеренный результат». Это не бюрократия, это ровно то, что означает Time-bound.</w:t>
+        <w:t xml:space="preserve">Частая ошибка — цель без даты или с датой «в конце семестра». Требуйте конкретику: «к 21.11 у нас работает прототип, к 26.12 — измеренный результат». Вторая частая ошибка — Measurable без числа: «работает хорошо» не измерить. Число обязательно, даже условное — команда сможет его уточнить позже, но ноль в начале хуже приблизительного числа.</w:t>
       </w:r>
     </w:p>
     <w:p>

--- a/zanyatiya/Zanyatie_02_Praktika1_Stsenariy.docx
+++ b/zanyatiya/Zanyatie_02_Praktika1_Stsenariy.docx
@@ -402,7 +402,7 @@
                 <w:sz w:val="18"/>
                 <w:szCs w:val="18"/>
               </w:rPr>
-              <w:t xml:space="preserve">Как каждая буква проверяется через уже известные признаки</w:t>
+              <w:t xml:space="preserve">ЧИСТО — свой русский вариант той же последовательности</w:t>
             </w:r>
           </w:p>
         </w:tc>
@@ -1001,7 +1001,7 @@
                 <w:sz w:val="18"/>
                 <w:szCs w:val="18"/>
               </w:rPr>
-              <w:t xml:space="preserve">Инструмент: SMART через уже известные признаки проекта</w:t>
+              <w:t xml:space="preserve">Инструмент: ЧИСТО — русский вариант SMART</w:t>
             </w:r>
           </w:p>
         </w:tc>
@@ -1394,21 +1394,28 @@
           <w:sz w:val="20"/>
           <w:szCs w:val="20"/>
         </w:rPr>
-        <w:t xml:space="preserve">Разберите вслух один пример (не из числа команд, чтобы не смущать): «Вектор А — датчик влажности для теплицы кампуса» — сырое, без ценностного предложения.</w:t>
-      </w:r>
-    </w:p>
-    <w:p>
-      <w:pPr>
-        <w:spacing w:after="110" w:before="0" w:line="264"/>
+        <w:t xml:space="preserve">Разберите вслух пример от преподавателя: «Вектор А — умный горшок для растений» — сырое, без ценностного предложения.</w:t>
+      </w:r>
+    </w:p>
+    <w:p>
+      <w:pPr>
+        <w:pBdr>
+          <w:top w:val="single" w:color="B3B3B3" w:sz="2" w:space="5"/>
+          <w:bottom w:val="single" w:color="B3B3B3" w:sz="2" w:space="5"/>
+          <w:left w:val="single" w:color="000000" w:sz="20" w:space="9"/>
+          <w:right w:val="single" w:color="B3B3B3" w:sz="2" w:space="5"/>
+        </w:pBdr>
+        <w:shd w:fill="EDEDED" w:val="clear"/>
+        <w:spacing w:after="130" w:before="110" w:line="264"/>
       </w:pPr>
       <w:r>
         <w:rPr>
           <w:rFonts w:ascii="Arial" w:cs="Arial" w:eastAsia="Arial" w:hAnsi="Arial"/>
           <w:color w:val="1A1A1A"/>
-          <w:sz w:val="20"/>
-          <w:szCs w:val="20"/>
-        </w:rPr>
-        <w:t xml:space="preserve">Пример условный — не факт из жизни ГУАП. Если реальной теплицы нет, так и скажите студентам, либо замените на своё: расписание лабораторных, очередь на оборудование — метод не зависит от материала.</w:t>
+          <w:sz w:val="19"/>
+          <w:szCs w:val="19"/>
+        </w:rPr>
+        <w:t xml:space="preserve">Это ваш собственный пример — озвучьте его именно так: «вот моя идея, разберём её тем же способом». Студенты часто легче раскрываются, когда видят, что метод применяется не только к их черновикам, но и к идее преподавателя, и что сырую формулировку не стыдно улучшать на глазах у всех.</w:t>
       </w:r>
     </w:p>
     <w:p>
@@ -1439,7 +1446,7 @@
           <w:sz w:val="20"/>
           <w:szCs w:val="20"/>
         </w:rPr>
-        <w:t xml:space="preserve">— Для кого? В сырой фразе — никого, только место. Кто трогает данные руками? Тот, кто сейчас поливает теплицу — по расписанию, не меряя влажность</w:t>
+        <w:t xml:space="preserve">— Для кого? В сырой фразе — никого, только предмет. Кто держит это растение и следит за ним? Человек, который поливает на глаз и часто ошибается — заливает или пересушивает</w:t>
       </w:r>
     </w:p>
     <w:p>
@@ -1607,7 +1614,7 @@
                 <w:sz w:val="18"/>
                 <w:szCs w:val="18"/>
               </w:rPr>
-              <w:t xml:space="preserve">Сотрудники, отвечающие за теплицу кампуса и поливающие по расписанию, не меряя влажность почвы</w:t>
+              <w:t xml:space="preserve">Люди без опыта ухода за растениями, которые поливают на глаз и часто заливают или пересушивают землю</w:t>
             </w:r>
           </w:p>
         </w:tc>
@@ -1666,7 +1673,7 @@
                 <w:sz w:val="18"/>
                 <w:szCs w:val="18"/>
               </w:rPr>
-              <w:t xml:space="preserve">Автономный датчик влажности почвы с оповещением в Telegram</w:t>
+              <w:t xml:space="preserve">Горшок со встроенным датчиком влажности почвы и световым индикатором «сухо / норма / перелив»</w:t>
             </w:r>
           </w:p>
         </w:tc>
@@ -1821,7 +1828,7 @@
           <w:sz w:val="19"/>
           <w:szCs w:val="19"/>
         </w:rPr>
-        <w:t xml:space="preserve">Для сотрудников, отвечающих за теплицу кампуса и сейчас поливающих по расписанию без замера влажности, мы делаем автономный датчик влажности почвы с оповещением в Telegram, который сообщает, когда полив действительно нужен, — что снижает случаи пересушивания и переувлажнения — в отличие от полива по расписанию, который не учитывает погоду, сезон и состояние растения.</w:t>
+        <w:t xml:space="preserve">Для людей без опыта ухода за растениями, которые поливают на глаз и часто заливают или пересушивают землю, мы делаем горшок со встроенным датчиком влажности почвы и световым индикатором, который прямо показывает, нужен полив или нет, — что снижает случаи гибели растений от неправильного полива — в отличие от полива на глаз, где ошибка видна только тогда, когда растение уже завяло или залито.</w:t>
       </w:r>
     </w:p>
     <w:p>
@@ -2692,7 +2699,7 @@
           <w:sz w:val="28"/>
           <w:szCs w:val="28"/>
         </w:rPr>
-        <w:t xml:space="preserve">Блок 45–55. SMART через уже известное</w:t>
+        <w:t xml:space="preserve">Блок 45–55. От SMART к ЧИСТО</w:t>
       </w:r>
     </w:p>
     <w:p>
@@ -2706,386 +2713,9 @@
           <w:sz w:val="20"/>
           <w:szCs w:val="20"/>
         </w:rPr>
-        <w:t xml:space="preserve">Аббревиатура уже объяснена 05.09. Сегодня показывается, как каждая буква проверяется через признаки проекта, уже введённые на слайде 6, и через железный треугольник со слайда 7 — не заново, а как инструмент.</w:t>
-      </w:r>
-    </w:p>
-    <w:tbl>
-      <w:tblPr>
-        <w:tblW w:type="pct" w:w="100%"/>
-        <w:tblBorders>
-          <w:top w:val="single" w:color="B3B3B3" w:sz="4"/>
-          <w:left w:val="single" w:color="B3B3B3" w:sz="4"/>
-          <w:bottom w:val="single" w:color="B3B3B3" w:sz="4"/>
-          <w:right w:val="single" w:color="B3B3B3" w:sz="4"/>
-          <w:insideH w:val="single" w:color="B3B3B3" w:sz="4"/>
-          <w:insideV w:val="single" w:color="B3B3B3" w:sz="4"/>
-        </w:tblBorders>
-      </w:tblPr>
-      <w:tblGrid>
-        <w:gridCol w:w="100"/>
-        <w:gridCol w:w="100"/>
-      </w:tblGrid>
-      <w:tr>
-        <w:trPr>
-          <w:tblHeader/>
-        </w:trPr>
-        <w:tc>
-          <w:tcPr>
-            <w:tcW w:type="pct" w:w="22%"/>
-            <w:shd w:fill="3D3D3D" w:val="clear"/>
-            <w:tcMar>
-              <w:top w:type="dxa" w:w="95"/>
-              <w:left w:type="dxa" w:w="115"/>
-              <w:bottom w:type="dxa" w:w="95"/>
-              <w:right w:type="dxa" w:w="115"/>
-            </w:tcMar>
-            <w:vAlign w:val="center"/>
-          </w:tcPr>
-          <w:p>
-            <w:pPr>
-              <w:spacing w:after="0" w:line="264"/>
-              <w:jc w:val="center"/>
-            </w:pPr>
-            <w:r>
-              <w:rPr>
-                <w:rFonts w:ascii="Arial" w:cs="Arial" w:eastAsia="Arial" w:hAnsi="Arial"/>
-                <w:b/>
-                <w:bCs/>
-                <w:color w:val="FFFFFF"/>
-                <w:sz w:val="17"/>
-                <w:szCs w:val="17"/>
-              </w:rPr>
-              <w:t xml:space="preserve">Буква SMART</w:t>
-            </w:r>
-          </w:p>
-        </w:tc>
-        <w:tc>
-          <w:tcPr>
-            <w:tcW w:type="pct" w:w="78%"/>
-            <w:shd w:fill="3D3D3D" w:val="clear"/>
-            <w:tcMar>
-              <w:top w:type="dxa" w:w="95"/>
-              <w:left w:type="dxa" w:w="115"/>
-              <w:bottom w:type="dxa" w:w="95"/>
-              <w:right w:type="dxa" w:w="115"/>
-            </w:tcMar>
-            <w:vAlign w:val="center"/>
-          </w:tcPr>
-          <w:p>
-            <w:pPr>
-              <w:spacing w:after="0" w:line="264"/>
-              <w:jc w:val="center"/>
-            </w:pPr>
-            <w:r>
-              <w:rPr>
-                <w:rFonts w:ascii="Arial" w:cs="Arial" w:eastAsia="Arial" w:hAnsi="Arial"/>
-                <w:b/>
-                <w:bCs/>
-                <w:color w:val="FFFFFF"/>
-                <w:sz w:val="17"/>
-                <w:szCs w:val="17"/>
-              </w:rPr>
-              <w:t xml:space="preserve">Что проверяет (05.09: слайд 8 — расшифровка; слайд 6, 7 — признаки)</w:t>
-            </w:r>
-          </w:p>
-        </w:tc>
-      </w:tr>
-      <w:tr>
-        <w:trPr>
-          <w:trHeight w:val="0" w:hRule="atLeast"/>
-        </w:trPr>
-        <w:tc>
-          <w:tcPr>
-            <w:tcW w:type="pct" w:w="22%"/>
-            <w:shd w:fill="FFFFFF" w:val="clear"/>
-            <w:tcMar>
-              <w:top w:type="dxa" w:w="95"/>
-              <w:left w:type="dxa" w:w="115"/>
-              <w:bottom w:type="dxa" w:w="95"/>
-              <w:right w:type="dxa" w:w="115"/>
-            </w:tcMar>
-            <w:vAlign w:val="center"/>
-          </w:tcPr>
-          <w:p>
-            <w:pPr>
-              <w:spacing w:after="0" w:line="264"/>
-            </w:pPr>
-            <w:r>
-              <w:rPr>
-                <w:rFonts w:ascii="Arial" w:cs="Arial" w:eastAsia="Arial" w:hAnsi="Arial"/>
-                <w:color w:val="1A1A1A"/>
-                <w:sz w:val="18"/>
-                <w:szCs w:val="18"/>
-              </w:rPr>
-              <w:t xml:space="preserve">Specific</w:t>
-            </w:r>
-          </w:p>
-        </w:tc>
-        <w:tc>
-          <w:tcPr>
-            <w:tcW w:type="pct" w:w="78%"/>
-            <w:shd w:fill="FFFFFF" w:val="clear"/>
-            <w:tcMar>
-              <w:top w:type="dxa" w:w="95"/>
-              <w:left w:type="dxa" w:w="115"/>
-              <w:bottom w:type="dxa" w:w="95"/>
-              <w:right w:type="dxa" w:w="115"/>
-            </w:tcMar>
-            <w:vAlign w:val="center"/>
-          </w:tcPr>
-          <w:p>
-            <w:pPr>
-              <w:spacing w:after="0" w:line="264"/>
-            </w:pPr>
-            <w:r>
-              <w:rPr>
-                <w:rFonts w:ascii="Arial" w:cs="Arial" w:eastAsia="Arial" w:hAnsi="Arial"/>
-                <w:color w:val="1A1A1A"/>
-                <w:sz w:val="18"/>
-                <w:szCs w:val="18"/>
-              </w:rPr>
-              <w:t xml:space="preserve">Целевая направленность (слайд 6): образ результата чёткий и верифицируемый</w:t>
-            </w:r>
-          </w:p>
-        </w:tc>
-      </w:tr>
-      <w:tr>
-        <w:trPr>
-          <w:trHeight w:val="0" w:hRule="atLeast"/>
-        </w:trPr>
-        <w:tc>
-          <w:tcPr>
-            <w:tcW w:type="pct" w:w="22%"/>
-            <w:shd w:fill="F2F2F2" w:val="clear"/>
-            <w:tcMar>
-              <w:top w:type="dxa" w:w="95"/>
-              <w:left w:type="dxa" w:w="115"/>
-              <w:bottom w:type="dxa" w:w="95"/>
-              <w:right w:type="dxa" w:w="115"/>
-            </w:tcMar>
-            <w:vAlign w:val="center"/>
-          </w:tcPr>
-          <w:p>
-            <w:pPr>
-              <w:spacing w:after="0" w:line="264"/>
-            </w:pPr>
-            <w:r>
-              <w:rPr>
-                <w:rFonts w:ascii="Arial" w:cs="Arial" w:eastAsia="Arial" w:hAnsi="Arial"/>
-                <w:color w:val="1A1A1A"/>
-                <w:sz w:val="18"/>
-                <w:szCs w:val="18"/>
-              </w:rPr>
-              <w:t xml:space="preserve">Measurable</w:t>
-            </w:r>
-          </w:p>
-        </w:tc>
-        <w:tc>
-          <w:tcPr>
-            <w:tcW w:type="pct" w:w="78%"/>
-            <w:shd w:fill="F2F2F2" w:val="clear"/>
-            <w:tcMar>
-              <w:top w:type="dxa" w:w="95"/>
-              <w:left w:type="dxa" w:w="115"/>
-              <w:bottom w:type="dxa" w:w="95"/>
-              <w:right w:type="dxa" w:w="115"/>
-            </w:tcMar>
-            <w:vAlign w:val="center"/>
-          </w:tcPr>
-          <w:p>
-            <w:pPr>
-              <w:spacing w:after="0" w:line="264"/>
-            </w:pPr>
-            <w:r>
-              <w:rPr>
-                <w:rFonts w:ascii="Arial" w:cs="Arial" w:eastAsia="Arial" w:hAnsi="Arial"/>
-                <w:color w:val="1A1A1A"/>
-                <w:sz w:val="18"/>
-                <w:szCs w:val="18"/>
-              </w:rPr>
-              <w:t xml:space="preserve">То же — результат можно измерить и проверить объективно</w:t>
-            </w:r>
-          </w:p>
-        </w:tc>
-      </w:tr>
-      <w:tr>
-        <w:trPr>
-          <w:trHeight w:val="0" w:hRule="atLeast"/>
-        </w:trPr>
-        <w:tc>
-          <w:tcPr>
-            <w:tcW w:type="pct" w:w="22%"/>
-            <w:shd w:fill="FFFFFF" w:val="clear"/>
-            <w:tcMar>
-              <w:top w:type="dxa" w:w="95"/>
-              <w:left w:type="dxa" w:w="115"/>
-              <w:bottom w:type="dxa" w:w="95"/>
-              <w:right w:type="dxa" w:w="115"/>
-            </w:tcMar>
-            <w:vAlign w:val="center"/>
-          </w:tcPr>
-          <w:p>
-            <w:pPr>
-              <w:spacing w:after="0" w:line="264"/>
-            </w:pPr>
-            <w:r>
-              <w:rPr>
-                <w:rFonts w:ascii="Arial" w:cs="Arial" w:eastAsia="Arial" w:hAnsi="Arial"/>
-                <w:color w:val="1A1A1A"/>
-                <w:sz w:val="18"/>
-                <w:szCs w:val="18"/>
-              </w:rPr>
-              <w:t xml:space="preserve">Achievable</w:t>
-            </w:r>
-          </w:p>
-        </w:tc>
-        <w:tc>
-          <w:tcPr>
-            <w:tcW w:type="pct" w:w="78%"/>
-            <w:shd w:fill="FFFFFF" w:val="clear"/>
-            <w:tcMar>
-              <w:top w:type="dxa" w:w="95"/>
-              <w:left w:type="dxa" w:w="115"/>
-              <w:bottom w:type="dxa" w:w="95"/>
-              <w:right w:type="dxa" w:w="115"/>
-            </w:tcMar>
-            <w:vAlign w:val="center"/>
-          </w:tcPr>
-          <w:p>
-            <w:pPr>
-              <w:spacing w:after="0" w:line="264"/>
-            </w:pPr>
-            <w:r>
-              <w:rPr>
-                <w:rFonts w:ascii="Arial" w:cs="Arial" w:eastAsia="Arial" w:hAnsi="Arial"/>
-                <w:color w:val="1A1A1A"/>
-                <w:sz w:val="18"/>
-                <w:szCs w:val="18"/>
-              </w:rPr>
-              <w:t xml:space="preserve">Ресурсный лимит (слайд 6): реально силами 3–4 человек с доступным оборудованием</w:t>
-            </w:r>
-          </w:p>
-        </w:tc>
-      </w:tr>
-      <w:tr>
-        <w:trPr>
-          <w:trHeight w:val="0" w:hRule="atLeast"/>
-        </w:trPr>
-        <w:tc>
-          <w:tcPr>
-            <w:tcW w:type="pct" w:w="22%"/>
-            <w:shd w:fill="F2F2F2" w:val="clear"/>
-            <w:tcMar>
-              <w:top w:type="dxa" w:w="95"/>
-              <w:left w:type="dxa" w:w="115"/>
-              <w:bottom w:type="dxa" w:w="95"/>
-              <w:right w:type="dxa" w:w="115"/>
-            </w:tcMar>
-            <w:vAlign w:val="center"/>
-          </w:tcPr>
-          <w:p>
-            <w:pPr>
-              <w:spacing w:after="0" w:line="264"/>
-            </w:pPr>
-            <w:r>
-              <w:rPr>
-                <w:rFonts w:ascii="Arial" w:cs="Arial" w:eastAsia="Arial" w:hAnsi="Arial"/>
-                <w:color w:val="1A1A1A"/>
-                <w:sz w:val="18"/>
-                <w:szCs w:val="18"/>
-              </w:rPr>
-              <w:t xml:space="preserve">Relevant</w:t>
-            </w:r>
-          </w:p>
-        </w:tc>
-        <w:tc>
-          <w:tcPr>
-            <w:tcW w:type="pct" w:w="78%"/>
-            <w:shd w:fill="F2F2F2" w:val="clear"/>
-            <w:tcMar>
-              <w:top w:type="dxa" w:w="95"/>
-              <w:left w:type="dxa" w:w="115"/>
-              <w:bottom w:type="dxa" w:w="95"/>
-              <w:right w:type="dxa" w:w="115"/>
-            </w:tcMar>
-            <w:vAlign w:val="center"/>
-          </w:tcPr>
-          <w:p>
-            <w:pPr>
-              <w:spacing w:after="0" w:line="264"/>
-            </w:pPr>
-            <w:r>
-              <w:rPr>
-                <w:rFonts w:ascii="Arial" w:cs="Arial" w:eastAsia="Arial" w:hAnsi="Arial"/>
-                <w:color w:val="1A1A1A"/>
-                <w:sz w:val="18"/>
-                <w:szCs w:val="18"/>
-              </w:rPr>
-              <w:t xml:space="preserve">Прямая связь с ценностным предложением — если цель не решает названную проблему, она не Relevant</w:t>
-            </w:r>
-          </w:p>
-        </w:tc>
-      </w:tr>
-      <w:tr>
-        <w:trPr>
-          <w:trHeight w:val="0" w:hRule="atLeast"/>
-        </w:trPr>
-        <w:tc>
-          <w:tcPr>
-            <w:tcW w:type="pct" w:w="22%"/>
-            <w:shd w:fill="FFFFFF" w:val="clear"/>
-            <w:tcMar>
-              <w:top w:type="dxa" w:w="95"/>
-              <w:left w:type="dxa" w:w="115"/>
-              <w:bottom w:type="dxa" w:w="95"/>
-              <w:right w:type="dxa" w:w="115"/>
-            </w:tcMar>
-            <w:vAlign w:val="center"/>
-          </w:tcPr>
-          <w:p>
-            <w:pPr>
-              <w:spacing w:after="0" w:line="264"/>
-            </w:pPr>
-            <w:r>
-              <w:rPr>
-                <w:rFonts w:ascii="Arial" w:cs="Arial" w:eastAsia="Arial" w:hAnsi="Arial"/>
-                <w:color w:val="1A1A1A"/>
-                <w:sz w:val="18"/>
-                <w:szCs w:val="18"/>
-              </w:rPr>
-              <w:t xml:space="preserve">Time-bound</w:t>
-            </w:r>
-          </w:p>
-        </w:tc>
-        <w:tc>
-          <w:tcPr>
-            <w:tcW w:type="pct" w:w="78%"/>
-            <w:shd w:fill="FFFFFF" w:val="clear"/>
-            <w:tcMar>
-              <w:top w:type="dxa" w:w="95"/>
-              <w:left w:type="dxa" w:w="115"/>
-              <w:bottom w:type="dxa" w:w="95"/>
-              <w:right w:type="dxa" w:w="115"/>
-            </w:tcMar>
-            <w:vAlign w:val="center"/>
-          </w:tcPr>
-          <w:p>
-            <w:pPr>
-              <w:spacing w:after="0" w:line="264"/>
-            </w:pPr>
-            <w:r>
-              <w:rPr>
-                <w:rFonts w:ascii="Arial" w:cs="Arial" w:eastAsia="Arial" w:hAnsi="Arial"/>
-                <w:color w:val="1A1A1A"/>
-                <w:sz w:val="18"/>
-                <w:szCs w:val="18"/>
-              </w:rPr>
-              <w:t xml:space="preserve">Временные ограничения (слайд 6) и железный треугольник (слайд 7): дата привязана к календарю курса</w:t>
-            </w:r>
-          </w:p>
-        </w:tc>
-      </w:tr>
-    </w:tbl>
+        <w:t xml:space="preserve">05.09 буквы SMART были только расшифрованы (слайд 8, «Пояснения»): Specific, Measurable, Achievable, Relevant, Time-bound — перевод терминов, не разбор. Английские слова русскоязычной аудитории вспомнить трудно под давлением времени на паре. Ниже — свой русский вариант этой же последовательности, придуманный для этого курса: ЧИСТО.</w:t>
+      </w:r>
+    </w:p>
     <w:p>
       <w:pPr>
         <w:pBdr>
@@ -3104,37 +2734,7 @@
           <w:sz w:val="19"/>
           <w:szCs w:val="19"/>
         </w:rPr>
-        <w:t xml:space="preserve">05.09 буквы SMART были только расшифрованы (слайд 8, «Пояснения»): Specific, Measurable, Achievable, Relevant, Time-bound — перевод терминов, не разбор. Ниже — полный разбор на примере, продолжающем предыдущий блок. Прочитать это на паре обязательно, своими словами не пересказывать.</w:t>
-      </w:r>
-    </w:p>
-    <w:p>
-      <w:pPr>
-        <w:spacing w:after="100" w:before="230"/>
-      </w:pPr>
-      <w:r>
-        <w:rPr>
-          <w:rFonts w:ascii="Arial" w:cs="Arial" w:eastAsia="Arial" w:hAnsi="Arial"/>
-          <w:b/>
-          <w:bCs/>
-          <w:color w:val="000000"/>
-          <w:sz w:val="23"/>
-          <w:szCs w:val="23"/>
-        </w:rPr>
-        <w:t xml:space="preserve">Разбор вслух: SMART-цель для того же примера</w:t>
-      </w:r>
-    </w:p>
-    <w:p>
-      <w:pPr>
-        <w:spacing w:after="110" w:before="0" w:line="264"/>
-      </w:pPr>
-      <w:r>
-        <w:rPr>
-          <w:rFonts w:ascii="Arial" w:cs="Arial" w:eastAsia="Arial" w:hAnsi="Arial"/>
-          <w:color w:val="1A1A1A"/>
-          <w:sz w:val="20"/>
-          <w:szCs w:val="20"/>
-        </w:rPr>
-        <w:t xml:space="preserve">Продолжаем пример из блока про ценностное предложение — датчик влажности для теплицы кампуса. Ценностное предложение уже есть, теперь превращаем его в измеримую цель.</w:t>
+        <w:t xml:space="preserve">ЧИСТО — не общепринятый термин, а мнемоника для этого курса. SMART произносить и объяснять тоже нужно: это международное слово, студенты встретят его в заявках на гранты и в резюме. ЧИСТО — просто способ не забыть последовательность на языке, на котором думаешь.</w:t>
       </w:r>
     </w:p>
     <w:tbl>
@@ -3160,7 +2760,7 @@
         </w:trPr>
         <w:tc>
           <w:tcPr>
-            <w:tcW w:type="pct" w:w="12%"/>
+            <w:tcW w:type="pct" w:w="20%"/>
             <w:shd w:fill="3D3D3D" w:val="clear"/>
             <w:tcMar>
               <w:top w:type="dxa" w:w="95"/>
@@ -3184,13 +2784,13 @@
                 <w:sz w:val="17"/>
                 <w:szCs w:val="17"/>
               </w:rPr>
-              <w:t xml:space="preserve">Буква</w:t>
-            </w:r>
-          </w:p>
-        </w:tc>
-        <w:tc>
-          <w:tcPr>
-            <w:tcW w:type="pct" w:w="32%"/>
+              <w:t xml:space="preserve">Буква ЧИСТО</w:t>
+            </w:r>
+          </w:p>
+        </w:tc>
+        <w:tc>
+          <w:tcPr>
+            <w:tcW w:type="pct" w:w="52%"/>
             <w:shd w:fill="3D3D3D" w:val="clear"/>
             <w:tcMar>
               <w:top w:type="dxa" w:w="95"/>
@@ -3214,13 +2814,13 @@
                 <w:sz w:val="17"/>
                 <w:szCs w:val="17"/>
               </w:rPr>
-              <w:t xml:space="preserve">Наивная версия (типичная ошибка)</w:t>
-            </w:r>
-          </w:p>
-        </w:tc>
-        <w:tc>
-          <w:tcPr>
-            <w:tcW w:type="pct" w:w="56%"/>
+              <w:t xml:space="preserve">Значит</w:t>
+            </w:r>
+          </w:p>
+        </w:tc>
+        <w:tc>
+          <w:tcPr>
+            <w:tcW w:type="pct" w:w="28%"/>
             <w:shd w:fill="3D3D3D" w:val="clear"/>
             <w:tcMar>
               <w:top w:type="dxa" w:w="95"/>
@@ -3244,7 +2844,7 @@
                 <w:sz w:val="17"/>
                 <w:szCs w:val="17"/>
               </w:rPr>
-              <w:t xml:space="preserve">Дописанная версия</w:t>
+              <w:t xml:space="preserve">= буква SMART</w:t>
             </w:r>
           </w:p>
         </w:tc>
@@ -3255,82 +2855,82 @@
         </w:trPr>
         <w:tc>
           <w:tcPr>
-            <w:tcW w:type="pct" w:w="12%"/>
-            <w:shd w:fill="FFFFFF" w:val="clear"/>
-            <w:tcMar>
-              <w:top w:type="dxa" w:w="95"/>
-              <w:left w:type="dxa" w:w="115"/>
-              <w:bottom w:type="dxa" w:w="95"/>
-              <w:right w:type="dxa" w:w="115"/>
-            </w:tcMar>
-            <w:vAlign w:val="center"/>
-          </w:tcPr>
-          <w:p>
-            <w:pPr>
-              <w:spacing w:after="0" w:line="264"/>
-            </w:pPr>
-            <w:r>
-              <w:rPr>
-                <w:rFonts w:ascii="Arial" w:cs="Arial" w:eastAsia="Arial" w:hAnsi="Arial"/>
-                <w:color w:val="1A1A1A"/>
-                <w:sz w:val="16"/>
-                <w:szCs w:val="16"/>
+            <w:tcW w:type="pct" w:w="20%"/>
+            <w:shd w:fill="FFFFFF" w:val="clear"/>
+            <w:tcMar>
+              <w:top w:type="dxa" w:w="95"/>
+              <w:left w:type="dxa" w:w="115"/>
+              <w:bottom w:type="dxa" w:w="95"/>
+              <w:right w:type="dxa" w:w="115"/>
+            </w:tcMar>
+            <w:vAlign w:val="center"/>
+          </w:tcPr>
+          <w:p>
+            <w:pPr>
+              <w:spacing w:after="0" w:line="264"/>
+            </w:pPr>
+            <w:r>
+              <w:rPr>
+                <w:rFonts w:ascii="Arial" w:cs="Arial" w:eastAsia="Arial" w:hAnsi="Arial"/>
+                <w:color w:val="1A1A1A"/>
+                <w:sz w:val="18"/>
+                <w:szCs w:val="18"/>
+              </w:rPr>
+              <w:t xml:space="preserve">Ч — Чёткая</w:t>
+            </w:r>
+          </w:p>
+        </w:tc>
+        <w:tc>
+          <w:tcPr>
+            <w:tcW w:type="pct" w:w="52%"/>
+            <w:shd w:fill="FFFFFF" w:val="clear"/>
+            <w:tcMar>
+              <w:top w:type="dxa" w:w="95"/>
+              <w:left w:type="dxa" w:w="115"/>
+              <w:bottom w:type="dxa" w:w="95"/>
+              <w:right w:type="dxa" w:w="115"/>
+            </w:tcMar>
+            <w:vAlign w:val="center"/>
+          </w:tcPr>
+          <w:p>
+            <w:pPr>
+              <w:spacing w:after="0" w:line="264"/>
+            </w:pPr>
+            <w:r>
+              <w:rPr>
+                <w:rFonts w:ascii="Arial" w:cs="Arial" w:eastAsia="Arial" w:hAnsi="Arial"/>
+                <w:color w:val="1A1A1A"/>
+                <w:sz w:val="18"/>
+                <w:szCs w:val="18"/>
+              </w:rPr>
+              <w:t xml:space="preserve">Понятно, что именно должно получиться — образ результата, а не процесс</w:t>
+            </w:r>
+          </w:p>
+        </w:tc>
+        <w:tc>
+          <w:tcPr>
+            <w:tcW w:type="pct" w:w="28%"/>
+            <w:shd w:fill="FFFFFF" w:val="clear"/>
+            <w:tcMar>
+              <w:top w:type="dxa" w:w="95"/>
+              <w:left w:type="dxa" w:w="115"/>
+              <w:bottom w:type="dxa" w:w="95"/>
+              <w:right w:type="dxa" w:w="115"/>
+            </w:tcMar>
+            <w:vAlign w:val="center"/>
+          </w:tcPr>
+          <w:p>
+            <w:pPr>
+              <w:spacing w:after="0" w:line="264"/>
+            </w:pPr>
+            <w:r>
+              <w:rPr>
+                <w:rFonts w:ascii="Arial" w:cs="Arial" w:eastAsia="Arial" w:hAnsi="Arial"/>
+                <w:color w:val="1A1A1A"/>
+                <w:sz w:val="18"/>
+                <w:szCs w:val="18"/>
               </w:rPr>
               <w:t xml:space="preserve">S — Specific</w:t>
-            </w:r>
-          </w:p>
-        </w:tc>
-        <w:tc>
-          <w:tcPr>
-            <w:tcW w:type="pct" w:w="32%"/>
-            <w:shd w:fill="FFFFFF" w:val="clear"/>
-            <w:tcMar>
-              <w:top w:type="dxa" w:w="95"/>
-              <w:left w:type="dxa" w:w="115"/>
-              <w:bottom w:type="dxa" w:w="95"/>
-              <w:right w:type="dxa" w:w="115"/>
-            </w:tcMar>
-            <w:vAlign w:val="center"/>
-          </w:tcPr>
-          <w:p>
-            <w:pPr>
-              <w:spacing w:after="0" w:line="264"/>
-            </w:pPr>
-            <w:r>
-              <w:rPr>
-                <w:rFonts w:ascii="Arial" w:cs="Arial" w:eastAsia="Arial" w:hAnsi="Arial"/>
-                <w:color w:val="1A1A1A"/>
-                <w:sz w:val="16"/>
-                <w:szCs w:val="16"/>
-              </w:rPr>
-              <w:t xml:space="preserve">«Сделать систему контроля влажности»</w:t>
-            </w:r>
-          </w:p>
-        </w:tc>
-        <w:tc>
-          <w:tcPr>
-            <w:tcW w:type="pct" w:w="56%"/>
-            <w:shd w:fill="FFFFFF" w:val="clear"/>
-            <w:tcMar>
-              <w:top w:type="dxa" w:w="95"/>
-              <w:left w:type="dxa" w:w="115"/>
-              <w:bottom w:type="dxa" w:w="95"/>
-              <w:right w:type="dxa" w:w="115"/>
-            </w:tcMar>
-            <w:vAlign w:val="center"/>
-          </w:tcPr>
-          <w:p>
-            <w:pPr>
-              <w:spacing w:after="0" w:line="264"/>
-            </w:pPr>
-            <w:r>
-              <w:rPr>
-                <w:rFonts w:ascii="Arial" w:cs="Arial" w:eastAsia="Arial" w:hAnsi="Arial"/>
-                <w:color w:val="1A1A1A"/>
-                <w:sz w:val="16"/>
-                <w:szCs w:val="16"/>
-              </w:rPr>
-              <w:t xml:space="preserve">Разработать и установить в теплице датчик влажности почвы, передающий показания в Telegram-канал ответственного за полив</w:t>
             </w:r>
           </w:p>
         </w:tc>
@@ -3341,7 +2941,7 @@
         </w:trPr>
         <w:tc>
           <w:tcPr>
-            <w:tcW w:type="pct" w:w="12%"/>
+            <w:tcW w:type="pct" w:w="20%"/>
             <w:shd w:fill="F2F2F2" w:val="clear"/>
             <w:tcMar>
               <w:top w:type="dxa" w:w="95"/>
@@ -3359,64 +2959,64 @@
               <w:rPr>
                 <w:rFonts w:ascii="Arial" w:cs="Arial" w:eastAsia="Arial" w:hAnsi="Arial"/>
                 <w:color w:val="1A1A1A"/>
-                <w:sz w:val="16"/>
-                <w:szCs w:val="16"/>
+                <w:sz w:val="18"/>
+                <w:szCs w:val="18"/>
+              </w:rPr>
+              <w:t xml:space="preserve">И — Измеримая</w:t>
+            </w:r>
+          </w:p>
+        </w:tc>
+        <w:tc>
+          <w:tcPr>
+            <w:tcW w:type="pct" w:w="52%"/>
+            <w:shd w:fill="F2F2F2" w:val="clear"/>
+            <w:tcMar>
+              <w:top w:type="dxa" w:w="95"/>
+              <w:left w:type="dxa" w:w="115"/>
+              <w:bottom w:type="dxa" w:w="95"/>
+              <w:right w:type="dxa" w:w="115"/>
+            </w:tcMar>
+            <w:vAlign w:val="center"/>
+          </w:tcPr>
+          <w:p>
+            <w:pPr>
+              <w:spacing w:after="0" w:line="264"/>
+            </w:pPr>
+            <w:r>
+              <w:rPr>
+                <w:rFonts w:ascii="Arial" w:cs="Arial" w:eastAsia="Arial" w:hAnsi="Arial"/>
+                <w:color w:val="1A1A1A"/>
+                <w:sz w:val="18"/>
+                <w:szCs w:val="18"/>
+              </w:rPr>
+              <w:t xml:space="preserve">Можно проверить числом или фактом, а не словом «хорошо»</w:t>
+            </w:r>
+          </w:p>
+        </w:tc>
+        <w:tc>
+          <w:tcPr>
+            <w:tcW w:type="pct" w:w="28%"/>
+            <w:shd w:fill="F2F2F2" w:val="clear"/>
+            <w:tcMar>
+              <w:top w:type="dxa" w:w="95"/>
+              <w:left w:type="dxa" w:w="115"/>
+              <w:bottom w:type="dxa" w:w="95"/>
+              <w:right w:type="dxa" w:w="115"/>
+            </w:tcMar>
+            <w:vAlign w:val="center"/>
+          </w:tcPr>
+          <w:p>
+            <w:pPr>
+              <w:spacing w:after="0" w:line="264"/>
+            </w:pPr>
+            <w:r>
+              <w:rPr>
+                <w:rFonts w:ascii="Arial" w:cs="Arial" w:eastAsia="Arial" w:hAnsi="Arial"/>
+                <w:color w:val="1A1A1A"/>
+                <w:sz w:val="18"/>
+                <w:szCs w:val="18"/>
               </w:rPr>
               <w:t xml:space="preserve">M — Measurable</w:t>
-            </w:r>
-          </w:p>
-        </w:tc>
-        <w:tc>
-          <w:tcPr>
-            <w:tcW w:type="pct" w:w="32%"/>
-            <w:shd w:fill="F2F2F2" w:val="clear"/>
-            <w:tcMar>
-              <w:top w:type="dxa" w:w="95"/>
-              <w:left w:type="dxa" w:w="115"/>
-              <w:bottom w:type="dxa" w:w="95"/>
-              <w:right w:type="dxa" w:w="115"/>
-            </w:tcMar>
-            <w:vAlign w:val="center"/>
-          </w:tcPr>
-          <w:p>
-            <w:pPr>
-              <w:spacing w:after="0" w:line="264"/>
-            </w:pPr>
-            <w:r>
-              <w:rPr>
-                <w:rFonts w:ascii="Arial" w:cs="Arial" w:eastAsia="Arial" w:hAnsi="Arial"/>
-                <w:color w:val="1A1A1A"/>
-                <w:sz w:val="16"/>
-                <w:szCs w:val="16"/>
-              </w:rPr>
-              <w:t xml:space="preserve">«Чтобы работало хорошо»</w:t>
-            </w:r>
-          </w:p>
-        </w:tc>
-        <w:tc>
-          <w:tcPr>
-            <w:tcW w:type="pct" w:w="56%"/>
-            <w:shd w:fill="F2F2F2" w:val="clear"/>
-            <w:tcMar>
-              <w:top w:type="dxa" w:w="95"/>
-              <w:left w:type="dxa" w:w="115"/>
-              <w:bottom w:type="dxa" w:w="95"/>
-              <w:right w:type="dxa" w:w="115"/>
-            </w:tcMar>
-            <w:vAlign w:val="center"/>
-          </w:tcPr>
-          <w:p>
-            <w:pPr>
-              <w:spacing w:after="0" w:line="264"/>
-            </w:pPr>
-            <w:r>
-              <w:rPr>
-                <w:rFonts w:ascii="Arial" w:cs="Arial" w:eastAsia="Arial" w:hAnsi="Arial"/>
-                <w:color w:val="1A1A1A"/>
-                <w:sz w:val="16"/>
-                <w:szCs w:val="16"/>
-              </w:rPr>
-              <w:t xml:space="preserve">Показания передаются не реже раза в час; точность — в пределах ±5% от контрольного ручного измерения не менее чем в 10 точках</w:t>
             </w:r>
           </w:p>
         </w:tc>
@@ -3427,82 +3027,82 @@
         </w:trPr>
         <w:tc>
           <w:tcPr>
-            <w:tcW w:type="pct" w:w="12%"/>
-            <w:shd w:fill="FFFFFF" w:val="clear"/>
-            <w:tcMar>
-              <w:top w:type="dxa" w:w="95"/>
-              <w:left w:type="dxa" w:w="115"/>
-              <w:bottom w:type="dxa" w:w="95"/>
-              <w:right w:type="dxa" w:w="115"/>
-            </w:tcMar>
-            <w:vAlign w:val="center"/>
-          </w:tcPr>
-          <w:p>
-            <w:pPr>
-              <w:spacing w:after="0" w:line="264"/>
-            </w:pPr>
-            <w:r>
-              <w:rPr>
-                <w:rFonts w:ascii="Arial" w:cs="Arial" w:eastAsia="Arial" w:hAnsi="Arial"/>
-                <w:color w:val="1A1A1A"/>
-                <w:sz w:val="16"/>
-                <w:szCs w:val="16"/>
-              </w:rPr>
-              <w:t xml:space="preserve">A — Achievable</w:t>
-            </w:r>
-          </w:p>
-        </w:tc>
-        <w:tc>
-          <w:tcPr>
-            <w:tcW w:type="pct" w:w="32%"/>
-            <w:shd w:fill="FFFFFF" w:val="clear"/>
-            <w:tcMar>
-              <w:top w:type="dxa" w:w="95"/>
-              <w:left w:type="dxa" w:w="115"/>
-              <w:bottom w:type="dxa" w:w="95"/>
-              <w:right w:type="dxa" w:w="115"/>
-            </w:tcMar>
-            <w:vAlign w:val="center"/>
-          </w:tcPr>
-          <w:p>
-            <w:pPr>
-              <w:spacing w:after="0" w:line="264"/>
-            </w:pPr>
-            <w:r>
-              <w:rPr>
-                <w:rFonts w:ascii="Arial" w:cs="Arial" w:eastAsia="Arial" w:hAnsi="Arial"/>
-                <w:color w:val="1A1A1A"/>
-                <w:sz w:val="16"/>
-                <w:szCs w:val="16"/>
-              </w:rPr>
-              <w:t xml:space="preserve">(не проверяется вовсе)</w:t>
-            </w:r>
-          </w:p>
-        </w:tc>
-        <w:tc>
-          <w:tcPr>
-            <w:tcW w:type="pct" w:w="56%"/>
-            <w:shd w:fill="FFFFFF" w:val="clear"/>
-            <w:tcMar>
-              <w:top w:type="dxa" w:w="95"/>
-              <w:left w:type="dxa" w:w="115"/>
-              <w:bottom w:type="dxa" w:w="95"/>
-              <w:right w:type="dxa" w:w="115"/>
-            </w:tcMar>
-            <w:vAlign w:val="center"/>
-          </w:tcPr>
-          <w:p>
-            <w:pPr>
-              <w:spacing w:after="0" w:line="264"/>
-            </w:pPr>
-            <w:r>
-              <w:rPr>
-                <w:rFonts w:ascii="Arial" w:cs="Arial" w:eastAsia="Arial" w:hAnsi="Arial"/>
-                <w:color w:val="1A1A1A"/>
-                <w:sz w:val="16"/>
-                <w:szCs w:val="16"/>
-              </w:rPr>
-              <w:t xml:space="preserve">Команда 3–4 человека, доступны модуль влажности почвы, микроконтроллер и готовые библиотеки для Telegram-бота</w:t>
+            <w:tcW w:type="pct" w:w="20%"/>
+            <w:shd w:fill="FFFFFF" w:val="clear"/>
+            <w:tcMar>
+              <w:top w:type="dxa" w:w="95"/>
+              <w:left w:type="dxa" w:w="115"/>
+              <w:bottom w:type="dxa" w:w="95"/>
+              <w:right w:type="dxa" w:w="115"/>
+            </w:tcMar>
+            <w:vAlign w:val="center"/>
+          </w:tcPr>
+          <w:p>
+            <w:pPr>
+              <w:spacing w:after="0" w:line="264"/>
+            </w:pPr>
+            <w:r>
+              <w:rPr>
+                <w:rFonts w:ascii="Arial" w:cs="Arial" w:eastAsia="Arial" w:hAnsi="Arial"/>
+                <w:color w:val="1A1A1A"/>
+                <w:sz w:val="18"/>
+                <w:szCs w:val="18"/>
+              </w:rPr>
+              <w:t xml:space="preserve">С — Со сроком</w:t>
+            </w:r>
+          </w:p>
+        </w:tc>
+        <w:tc>
+          <w:tcPr>
+            <w:tcW w:type="pct" w:w="52%"/>
+            <w:shd w:fill="FFFFFF" w:val="clear"/>
+            <w:tcMar>
+              <w:top w:type="dxa" w:w="95"/>
+              <w:left w:type="dxa" w:w="115"/>
+              <w:bottom w:type="dxa" w:w="95"/>
+              <w:right w:type="dxa" w:w="115"/>
+            </w:tcMar>
+            <w:vAlign w:val="center"/>
+          </w:tcPr>
+          <w:p>
+            <w:pPr>
+              <w:spacing w:after="0" w:line="264"/>
+            </w:pPr>
+            <w:r>
+              <w:rPr>
+                <w:rFonts w:ascii="Arial" w:cs="Arial" w:eastAsia="Arial" w:hAnsi="Arial"/>
+                <w:color w:val="1A1A1A"/>
+                <w:sz w:val="18"/>
+                <w:szCs w:val="18"/>
+              </w:rPr>
+              <w:t xml:space="preserve">Есть конкретная дата, а не «в течение семестра»</w:t>
+            </w:r>
+          </w:p>
+        </w:tc>
+        <w:tc>
+          <w:tcPr>
+            <w:tcW w:type="pct" w:w="28%"/>
+            <w:shd w:fill="FFFFFF" w:val="clear"/>
+            <w:tcMar>
+              <w:top w:type="dxa" w:w="95"/>
+              <w:left w:type="dxa" w:w="115"/>
+              <w:bottom w:type="dxa" w:w="95"/>
+              <w:right w:type="dxa" w:w="115"/>
+            </w:tcMar>
+            <w:vAlign w:val="center"/>
+          </w:tcPr>
+          <w:p>
+            <w:pPr>
+              <w:spacing w:after="0" w:line="264"/>
+            </w:pPr>
+            <w:r>
+              <w:rPr>
+                <w:rFonts w:ascii="Arial" w:cs="Arial" w:eastAsia="Arial" w:hAnsi="Arial"/>
+                <w:color w:val="1A1A1A"/>
+                <w:sz w:val="18"/>
+                <w:szCs w:val="18"/>
+              </w:rPr>
+              <w:t xml:space="preserve">T — Time-bound</w:t>
             </w:r>
           </w:p>
         </w:tc>
@@ -3513,7 +3113,7 @@
         </w:trPr>
         <w:tc>
           <w:tcPr>
-            <w:tcW w:type="pct" w:w="12%"/>
+            <w:tcW w:type="pct" w:w="20%"/>
             <w:shd w:fill="F2F2F2" w:val="clear"/>
             <w:tcMar>
               <w:top w:type="dxa" w:w="95"/>
@@ -3531,64 +3131,64 @@
               <w:rPr>
                 <w:rFonts w:ascii="Arial" w:cs="Arial" w:eastAsia="Arial" w:hAnsi="Arial"/>
                 <w:color w:val="1A1A1A"/>
-                <w:sz w:val="16"/>
-                <w:szCs w:val="16"/>
+                <w:sz w:val="18"/>
+                <w:szCs w:val="18"/>
+              </w:rPr>
+              <w:t xml:space="preserve">Т — Толковая</w:t>
+            </w:r>
+          </w:p>
+        </w:tc>
+        <w:tc>
+          <w:tcPr>
+            <w:tcW w:type="pct" w:w="52%"/>
+            <w:shd w:fill="F2F2F2" w:val="clear"/>
+            <w:tcMar>
+              <w:top w:type="dxa" w:w="95"/>
+              <w:left w:type="dxa" w:w="115"/>
+              <w:bottom w:type="dxa" w:w="95"/>
+              <w:right w:type="dxa" w:w="115"/>
+            </w:tcMar>
+            <w:vAlign w:val="center"/>
+          </w:tcPr>
+          <w:p>
+            <w:pPr>
+              <w:spacing w:after="0" w:line="264"/>
+            </w:pPr>
+            <w:r>
+              <w:rPr>
+                <w:rFonts w:ascii="Arial" w:cs="Arial" w:eastAsia="Arial" w:hAnsi="Arial"/>
+                <w:color w:val="1A1A1A"/>
+                <w:sz w:val="18"/>
+                <w:szCs w:val="18"/>
+              </w:rPr>
+              <w:t xml:space="preserve">Решает реальную проблему из ценностного предложения, а не абстрактную</w:t>
+            </w:r>
+          </w:p>
+        </w:tc>
+        <w:tc>
+          <w:tcPr>
+            <w:tcW w:type="pct" w:w="28%"/>
+            <w:shd w:fill="F2F2F2" w:val="clear"/>
+            <w:tcMar>
+              <w:top w:type="dxa" w:w="95"/>
+              <w:left w:type="dxa" w:w="115"/>
+              <w:bottom w:type="dxa" w:w="95"/>
+              <w:right w:type="dxa" w:w="115"/>
+            </w:tcMar>
+            <w:vAlign w:val="center"/>
+          </w:tcPr>
+          <w:p>
+            <w:pPr>
+              <w:spacing w:after="0" w:line="264"/>
+            </w:pPr>
+            <w:r>
+              <w:rPr>
+                <w:rFonts w:ascii="Arial" w:cs="Arial" w:eastAsia="Arial" w:hAnsi="Arial"/>
+                <w:color w:val="1A1A1A"/>
+                <w:sz w:val="18"/>
+                <w:szCs w:val="18"/>
               </w:rPr>
               <w:t xml:space="preserve">R — Relevant</w:t>
-            </w:r>
-          </w:p>
-        </w:tc>
-        <w:tc>
-          <w:tcPr>
-            <w:tcW w:type="pct" w:w="32%"/>
-            <w:shd w:fill="F2F2F2" w:val="clear"/>
-            <w:tcMar>
-              <w:top w:type="dxa" w:w="95"/>
-              <w:left w:type="dxa" w:w="115"/>
-              <w:bottom w:type="dxa" w:w="95"/>
-              <w:right w:type="dxa" w:w="115"/>
-            </w:tcMar>
-            <w:vAlign w:val="center"/>
-          </w:tcPr>
-          <w:p>
-            <w:pPr>
-              <w:spacing w:after="0" w:line="264"/>
-            </w:pPr>
-            <w:r>
-              <w:rPr>
-                <w:rFonts w:ascii="Arial" w:cs="Arial" w:eastAsia="Arial" w:hAnsi="Arial"/>
-                <w:color w:val="1A1A1A"/>
-                <w:sz w:val="16"/>
-                <w:szCs w:val="16"/>
-              </w:rPr>
-              <w:t xml:space="preserve">(не проверяется вовсе)</w:t>
-            </w:r>
-          </w:p>
-        </w:tc>
-        <w:tc>
-          <w:tcPr>
-            <w:tcW w:type="pct" w:w="56%"/>
-            <w:shd w:fill="F2F2F2" w:val="clear"/>
-            <w:tcMar>
-              <w:top w:type="dxa" w:w="95"/>
-              <w:left w:type="dxa" w:w="115"/>
-              <w:bottom w:type="dxa" w:w="95"/>
-              <w:right w:type="dxa" w:w="115"/>
-            </w:tcMar>
-            <w:vAlign w:val="center"/>
-          </w:tcPr>
-          <w:p>
-            <w:pPr>
-              <w:spacing w:after="0" w:line="264"/>
-            </w:pPr>
-            <w:r>
-              <w:rPr>
-                <w:rFonts w:ascii="Arial" w:cs="Arial" w:eastAsia="Arial" w:hAnsi="Arial"/>
-                <w:color w:val="1A1A1A"/>
-                <w:sz w:val="16"/>
-                <w:szCs w:val="16"/>
-              </w:rPr>
-              <w:t xml:space="preserve">Напрямую закрывает проблему из ценностного предложения: полив по расписанию без данных о реальной влажности</w:t>
             </w:r>
           </w:p>
         </w:tc>
@@ -3599,82 +3199,82 @@
         </w:trPr>
         <w:tc>
           <w:tcPr>
-            <w:tcW w:type="pct" w:w="12%"/>
-            <w:shd w:fill="FFFFFF" w:val="clear"/>
-            <w:tcMar>
-              <w:top w:type="dxa" w:w="95"/>
-              <w:left w:type="dxa" w:w="115"/>
-              <w:bottom w:type="dxa" w:w="95"/>
-              <w:right w:type="dxa" w:w="115"/>
-            </w:tcMar>
-            <w:vAlign w:val="center"/>
-          </w:tcPr>
-          <w:p>
-            <w:pPr>
-              <w:spacing w:after="0" w:line="264"/>
-            </w:pPr>
-            <w:r>
-              <w:rPr>
-                <w:rFonts w:ascii="Arial" w:cs="Arial" w:eastAsia="Arial" w:hAnsi="Arial"/>
-                <w:color w:val="1A1A1A"/>
-                <w:sz w:val="16"/>
-                <w:szCs w:val="16"/>
-              </w:rPr>
-              <w:t xml:space="preserve">T — Time-bound</w:t>
-            </w:r>
-          </w:p>
-        </w:tc>
-        <w:tc>
-          <w:tcPr>
-            <w:tcW w:type="pct" w:w="32%"/>
-            <w:shd w:fill="FFFFFF" w:val="clear"/>
-            <w:tcMar>
-              <w:top w:type="dxa" w:w="95"/>
-              <w:left w:type="dxa" w:w="115"/>
-              <w:bottom w:type="dxa" w:w="95"/>
-              <w:right w:type="dxa" w:w="115"/>
-            </w:tcMar>
-            <w:vAlign w:val="center"/>
-          </w:tcPr>
-          <w:p>
-            <w:pPr>
-              <w:spacing w:after="0" w:line="264"/>
-            </w:pPr>
-            <w:r>
-              <w:rPr>
-                <w:rFonts w:ascii="Arial" w:cs="Arial" w:eastAsia="Arial" w:hAnsi="Arial"/>
-                <w:color w:val="1A1A1A"/>
-                <w:sz w:val="16"/>
-                <w:szCs w:val="16"/>
-              </w:rPr>
-              <w:t xml:space="preserve">«В течение семестра»</w:t>
-            </w:r>
-          </w:p>
-        </w:tc>
-        <w:tc>
-          <w:tcPr>
-            <w:tcW w:type="pct" w:w="56%"/>
-            <w:shd w:fill="FFFFFF" w:val="clear"/>
-            <w:tcMar>
-              <w:top w:type="dxa" w:w="95"/>
-              <w:left w:type="dxa" w:w="115"/>
-              <w:bottom w:type="dxa" w:w="95"/>
-              <w:right w:type="dxa" w:w="115"/>
-            </w:tcMar>
-            <w:vAlign w:val="center"/>
-          </w:tcPr>
-          <w:p>
-            <w:pPr>
-              <w:spacing w:after="0" w:line="264"/>
-            </w:pPr>
-            <w:r>
-              <w:rPr>
-                <w:rFonts w:ascii="Arial" w:cs="Arial" w:eastAsia="Arial" w:hAnsi="Arial"/>
-                <w:color w:val="1A1A1A"/>
-                <w:sz w:val="16"/>
-                <w:szCs w:val="16"/>
-              </w:rPr>
-              <w:t xml:space="preserve">Прототип и первые данные — к чекпоинту 21.11; сверка точности и итоговый отчёт — к защите 26.12</w:t>
+            <w:tcW w:type="pct" w:w="20%"/>
+            <w:shd w:fill="FFFFFF" w:val="clear"/>
+            <w:tcMar>
+              <w:top w:type="dxa" w:w="95"/>
+              <w:left w:type="dxa" w:w="115"/>
+              <w:bottom w:type="dxa" w:w="95"/>
+              <w:right w:type="dxa" w:w="115"/>
+            </w:tcMar>
+            <w:vAlign w:val="center"/>
+          </w:tcPr>
+          <w:p>
+            <w:pPr>
+              <w:spacing w:after="0" w:line="264"/>
+            </w:pPr>
+            <w:r>
+              <w:rPr>
+                <w:rFonts w:ascii="Arial" w:cs="Arial" w:eastAsia="Arial" w:hAnsi="Arial"/>
+                <w:color w:val="1A1A1A"/>
+                <w:sz w:val="18"/>
+                <w:szCs w:val="18"/>
+              </w:rPr>
+              <w:t xml:space="preserve">О — Осуществимая</w:t>
+            </w:r>
+          </w:p>
+        </w:tc>
+        <w:tc>
+          <w:tcPr>
+            <w:tcW w:type="pct" w:w="52%"/>
+            <w:shd w:fill="FFFFFF" w:val="clear"/>
+            <w:tcMar>
+              <w:top w:type="dxa" w:w="95"/>
+              <w:left w:type="dxa" w:w="115"/>
+              <w:bottom w:type="dxa" w:w="95"/>
+              <w:right w:type="dxa" w:w="115"/>
+            </w:tcMar>
+            <w:vAlign w:val="center"/>
+          </w:tcPr>
+          <w:p>
+            <w:pPr>
+              <w:spacing w:after="0" w:line="264"/>
+            </w:pPr>
+            <w:r>
+              <w:rPr>
+                <w:rFonts w:ascii="Arial" w:cs="Arial" w:eastAsia="Arial" w:hAnsi="Arial"/>
+                <w:color w:val="1A1A1A"/>
+                <w:sz w:val="18"/>
+                <w:szCs w:val="18"/>
+              </w:rPr>
+              <w:t xml:space="preserve">Реально сделать силами 3–4 человек с доступными ресурсами</w:t>
+            </w:r>
+          </w:p>
+        </w:tc>
+        <w:tc>
+          <w:tcPr>
+            <w:tcW w:type="pct" w:w="28%"/>
+            <w:shd w:fill="FFFFFF" w:val="clear"/>
+            <w:tcMar>
+              <w:top w:type="dxa" w:w="95"/>
+              <w:left w:type="dxa" w:w="115"/>
+              <w:bottom w:type="dxa" w:w="95"/>
+              <w:right w:type="dxa" w:w="115"/>
+            </w:tcMar>
+            <w:vAlign w:val="center"/>
+          </w:tcPr>
+          <w:p>
+            <w:pPr>
+              <w:spacing w:after="0" w:line="264"/>
+            </w:pPr>
+            <w:r>
+              <w:rPr>
+                <w:rFonts w:ascii="Arial" w:cs="Arial" w:eastAsia="Arial" w:hAnsi="Arial"/>
+                <w:color w:val="1A1A1A"/>
+                <w:sz w:val="18"/>
+                <w:szCs w:val="18"/>
+              </w:rPr>
+              <w:t xml:space="preserve">A — Achievable</w:t>
             </w:r>
           </w:p>
         </w:tc>
@@ -3711,47 +3311,7 @@
           <w:sz w:val="19"/>
           <w:szCs w:val="19"/>
         </w:rPr>
-        <w:t xml:space="preserve">К 26 декабря команда представит автономный датчик влажности почвы для теплицы кампуса с оповещением в Telegram, работающий без сбоев минимум 14 дней подряд, с точностью показаний в пределах пяти процентов от контрольного измерения; работающий прототип готов к двадцать первому ноября.</w:t>
-      </w:r>
-    </w:p>
-    <w:p>
-      <w:pPr>
-        <w:pBdr>
-          <w:top w:val="single" w:color="B3B3B3" w:sz="2" w:space="5"/>
-          <w:bottom w:val="single" w:color="B3B3B3" w:sz="2" w:space="5"/>
-          <w:left w:val="single" w:color="000000" w:sz="20" w:space="9"/>
-          <w:right w:val="single" w:color="B3B3B3" w:sz="2" w:space="5"/>
-        </w:pBdr>
-        <w:shd w:fill="EDEDED" w:val="clear"/>
-        <w:spacing w:after="130" w:before="110" w:line="264"/>
-      </w:pPr>
-      <w:r>
-        <w:rPr>
-          <w:rFonts w:ascii="Arial" w:cs="Arial" w:eastAsia="Arial" w:hAnsi="Arial"/>
-          <w:color w:val="1A1A1A"/>
-          <w:sz w:val="19"/>
-          <w:szCs w:val="19"/>
-        </w:rPr>
-        <w:t xml:space="preserve">Частая ошибка — цель без даты или с датой «в конце семестра». Требуйте конкретику: «к 21.11 у нас работает прототип, к 26.12 — измеренный результат». Вторая частая ошибка — Measurable без числа: «работает хорошо» не измерить. Число обязательно, даже условное — команда сможет его уточнить позже, но ноль в начале хуже приблизительного числа.</w:t>
-      </w:r>
-    </w:p>
-    <w:p>
-      <w:pPr>
-        <w:pBdr>
-          <w:bottom w:val="single" w:color="1A1A1A" w:sz="10" w:space="5"/>
-        </w:pBdr>
-        <w:spacing w:after="130" w:before="300"/>
-      </w:pPr>
-      <w:r>
-        <w:rPr>
-          <w:rFonts w:ascii="Arial" w:cs="Arial" w:eastAsia="Arial" w:hAnsi="Arial"/>
-          <w:b/>
-          <w:bCs/>
-          <w:color w:val="000000"/>
-          <w:sz w:val="28"/>
-          <w:szCs w:val="28"/>
-        </w:rPr>
-        <w:t xml:space="preserve">Блок 55–75. Формулировка SMART-цели</w:t>
+        <w:t xml:space="preserve">Цель должна быть сформулирована ЧИСТО. По-английски то же самое называется SMART — оба слова о цели вы встретите на кафедре, поэтому знать нужно оба, но думать удобнее по-русски.</w:t>
       </w:r>
     </w:p>
     <w:p>
@@ -3765,114 +3325,7 @@
           <w:sz w:val="20"/>
           <w:szCs w:val="20"/>
         </w:rPr>
-        <w:t xml:space="preserve">Лист 2 раздатки. Команда пишет одну SMART-цель для выбранного концепта, разворачивая каждую букву отдельной строкой — не общей фразой.</w:t>
-      </w:r>
-    </w:p>
-    <w:p>
-      <w:pPr>
-        <w:pBdr>
-          <w:top w:val="single" w:color="B3B3B3" w:sz="2" w:space="5"/>
-          <w:bottom w:val="single" w:color="B3B3B3" w:sz="2" w:space="5"/>
-          <w:left w:val="single" w:color="000000" w:sz="20" w:space="9"/>
-          <w:right w:val="single" w:color="B3B3B3" w:sz="2" w:space="5"/>
-        </w:pBdr>
-        <w:shd w:fill="EDEDED" w:val="clear"/>
-        <w:spacing w:after="130" w:before="110" w:line="264"/>
-      </w:pPr>
-      <w:r>
-        <w:rPr>
-          <w:rFonts w:ascii="Arial" w:cs="Arial" w:eastAsia="Arial" w:hAnsi="Arial"/>
-          <w:color w:val="1A1A1A"/>
-          <w:sz w:val="19"/>
-          <w:szCs w:val="19"/>
-        </w:rPr>
-        <w:t xml:space="preserve">Не сокращать этот блок. Он единственный производит итоговый артефакт занятия. Если команда справилась за 15 минут — не отпускайте, просите ужесточить Measurable: что именно и в каких единицах.</w:t>
-      </w:r>
-    </w:p>
-    <w:p>
-      <w:pPr>
-        <w:pBdr>
-          <w:bottom w:val="single" w:color="1A1A1A" w:sz="10" w:space="5"/>
-        </w:pBdr>
-        <w:spacing w:after="130" w:before="300"/>
-      </w:pPr>
-      <w:r>
-        <w:rPr>
-          <w:rFonts w:ascii="Arial" w:cs="Arial" w:eastAsia="Arial" w:hAnsi="Arial"/>
-          <w:b/>
-          <w:bCs/>
-          <w:color w:val="000000"/>
-          <w:sz w:val="28"/>
-          <w:szCs w:val="28"/>
-        </w:rPr>
-        <w:t xml:space="preserve">Блок 75–85. Взаимная проверка</w:t>
-      </w:r>
-    </w:p>
-    <w:p>
-      <w:pPr>
-        <w:spacing w:after="110" w:before="0" w:line="264"/>
-      </w:pPr>
-      <w:r>
-        <w:rPr>
-          <w:rFonts w:ascii="Arial" w:cs="Arial" w:eastAsia="Arial" w:hAnsi="Arial"/>
-          <w:color w:val="1A1A1A"/>
-          <w:sz w:val="20"/>
-          <w:szCs w:val="20"/>
-        </w:rPr>
-        <w:t xml:space="preserve">Команды обмениваются листами 2 с соседями. Задача читающей команды — найти одну букву SMART, которая на самом деле не выполнена, и написать это прямо на листе.</w:t>
-      </w:r>
-    </w:p>
-    <w:p>
-      <w:pPr>
-        <w:pBdr>
-          <w:top w:val="single" w:color="B3B3B3" w:sz="2" w:space="5"/>
-          <w:bottom w:val="single" w:color="B3B3B3" w:sz="2" w:space="5"/>
-          <w:left w:val="single" w:color="1A1A1A" w:sz="20" w:space="9"/>
-          <w:right w:val="single" w:color="B3B3B3" w:sz="2" w:space="5"/>
-        </w:pBdr>
-        <w:shd w:fill="F2F2F2" w:val="clear"/>
-        <w:spacing w:after="120" w:before="90" w:line="264"/>
-      </w:pPr>
-      <w:r>
-        <w:rPr>
-          <w:rFonts w:ascii="Arial" w:cs="Arial" w:eastAsia="Arial" w:hAnsi="Arial"/>
-          <w:b/>
-          <w:bCs/>
-          <w:color w:val="1A1A1A"/>
-          <w:sz w:val="19"/>
-          <w:szCs w:val="19"/>
-        </w:rPr>
-        <w:t xml:space="preserve">Вслух: </w:t>
-      </w:r>
-      <w:r>
-        <w:rPr>
-          <w:rFonts w:ascii="Arial" w:cs="Arial" w:eastAsia="Arial" w:hAnsi="Arial"/>
-          <w:i/>
-          <w:iCs/>
-          <w:color w:val="1A1A1A"/>
-          <w:sz w:val="19"/>
-          <w:szCs w:val="19"/>
-        </w:rPr>
-        <w:t xml:space="preserve">Найти слабое место в чужой цели — не критика, а услуга. В следующий раз то же самое сделают с вашей.</w:t>
-      </w:r>
-    </w:p>
-    <w:p>
-      <w:pPr>
-        <w:pBdr>
-          <w:bottom w:val="single" w:color="1A1A1A" w:sz="10" w:space="5"/>
-        </w:pBdr>
-        <w:spacing w:after="130" w:before="300"/>
-      </w:pPr>
-      <w:r>
-        <w:rPr>
-          <w:rFonts w:ascii="Arial" w:cs="Arial" w:eastAsia="Arial" w:hAnsi="Arial"/>
-          <w:b/>
-          <w:bCs/>
-          <w:color w:val="000000"/>
-          <w:sz w:val="28"/>
-          <w:szCs w:val="28"/>
-        </w:rPr>
-        <w:t xml:space="preserve">Блок 85–90. Итог и задание</w:t>
+        <w:t xml:space="preserve">Порядок букв в ЧИСТО не совпадает с порядком в SMART — это нормально: важна не последовательность запоминания, а то, что все пять проверок сделаны. Таблица справа в каждой строке показывает соответствие.</w:t>
       </w:r>
     </w:p>
     <w:p>
@@ -3888,13 +3341,12 @@
           <w:sz w:val="23"/>
           <w:szCs w:val="23"/>
         </w:rPr>
-        <w:t xml:space="preserve">Задание к практике 2 (19.09) — Паспорт проекта</w:t>
-      </w:r>
-    </w:p>
-    <w:p>
-      <w:pPr>
-        <w:spacing w:after="70" w:line="264"/>
-        <w:ind w:left="280"/>
+        <w:t xml:space="preserve">Разбор вслух: цель ЧИСТО для того же примера</w:t>
+      </w:r>
+    </w:p>
+    <w:p>
+      <w:pPr>
+        <w:spacing w:after="110" w:before="0" w:line="264"/>
       </w:pPr>
       <w:r>
         <w:rPr>
@@ -3903,90 +3355,7 @@
           <w:sz w:val="20"/>
           <w:szCs w:val="20"/>
         </w:rPr>
-        <w:t xml:space="preserve">— Принести финальную версию SMART-цели с учётом правок от соседней команды</w:t>
-      </w:r>
-    </w:p>
-    <w:p>
-      <w:pPr>
-        <w:spacing w:after="70" w:line="264"/>
-        <w:ind w:left="280"/>
-      </w:pPr>
-      <w:r>
-        <w:rPr>
-          <w:rFonts w:ascii="Arial" w:cs="Arial" w:eastAsia="Arial" w:hAnsi="Arial"/>
-          <w:color w:val="1A1A1A"/>
-          <w:sz w:val="20"/>
-          <w:szCs w:val="20"/>
-        </w:rPr>
-        <w:t xml:space="preserve">— Принести ценностное предложение выбранного концепта в чистовом виде</w:t>
-      </w:r>
-    </w:p>
-    <w:p>
-      <w:pPr>
-        <w:spacing w:after="70" w:line="264"/>
-        <w:ind w:left="280"/>
-      </w:pPr>
-      <w:r>
-        <w:rPr>
-          <w:rFonts w:ascii="Arial" w:cs="Arial" w:eastAsia="Arial" w:hAnsi="Arial"/>
-          <w:color w:val="1A1A1A"/>
-          <w:sz w:val="20"/>
-          <w:szCs w:val="20"/>
-        </w:rPr>
-        <w:t xml:space="preserve">— Каждому: подумать, кто конкретно входит в команду проекта, кроме вашей четвёрки — научный руководитель, потенциальный заказчик, будущие пользователи</w:t>
-      </w:r>
-    </w:p>
-    <w:p>
-      <w:pPr>
-        <w:pBdr>
-          <w:top w:val="single" w:color="B3B3B3" w:sz="2" w:space="5"/>
-          <w:bottom w:val="single" w:color="B3B3B3" w:sz="2" w:space="5"/>
-          <w:left w:val="single" w:color="1A1A1A" w:sz="20" w:space="9"/>
-          <w:right w:val="single" w:color="B3B3B3" w:sz="2" w:space="5"/>
-        </w:pBdr>
-        <w:shd w:fill="F2F2F2" w:val="clear"/>
-        <w:spacing w:after="120" w:before="90" w:line="264"/>
-      </w:pPr>
-      <w:r>
-        <w:rPr>
-          <w:rFonts w:ascii="Arial" w:cs="Arial" w:eastAsia="Arial" w:hAnsi="Arial"/>
-          <w:b/>
-          <w:bCs/>
-          <w:color w:val="1A1A1A"/>
-          <w:sz w:val="19"/>
-          <w:szCs w:val="19"/>
-        </w:rPr>
-        <w:t xml:space="preserve">Вслух: </w:t>
-      </w:r>
-      <w:r>
-        <w:rPr>
-          <w:rFonts w:ascii="Arial" w:cs="Arial" w:eastAsia="Arial" w:hAnsi="Arial"/>
-          <w:i/>
-          <w:iCs/>
-          <w:color w:val="1A1A1A"/>
-          <w:sz w:val="19"/>
-          <w:szCs w:val="19"/>
-        </w:rPr>
-        <w:t xml:space="preserve">Практика 2 — паспорт проекта: тот самый документ, о котором на первой лекции говорилось применительно к грантам РНФ и «УМНИК». Сегодняшние два листа — его первая половина.</w:t>
-      </w:r>
-    </w:p>
-    <w:p>
-      <w:pPr>
-        <w:pBdr>
-          <w:bottom w:val="single" w:color="1A1A1A" w:sz="10" w:space="5"/>
-        </w:pBdr>
-        <w:spacing w:after="130" w:before="300"/>
-      </w:pPr>
-      <w:r>
-        <w:rPr>
-          <w:rFonts w:ascii="Arial" w:cs="Arial" w:eastAsia="Arial" w:hAnsi="Arial"/>
-          <w:b/>
-          <w:bCs/>
-          <w:color w:val="000000"/>
-          <w:sz w:val="28"/>
-          <w:szCs w:val="28"/>
-        </w:rPr>
-        <w:t xml:space="preserve">Разница между группами</w:t>
+        <w:t xml:space="preserve">Продолжаем пример из блока про ценностное предложение — умный горшок для растений. Ценностное предложение уже есть, теперь превращаем его в измеримую цель.</w:t>
       </w:r>
     </w:p>
     <w:tbl>
@@ -4012,7 +3381,7 @@
         </w:trPr>
         <w:tc>
           <w:tcPr>
-            <w:tcW w:type="pct" w:w="20%"/>
+            <w:tcW w:type="pct" w:w="12%"/>
             <w:shd w:fill="3D3D3D" w:val="clear"/>
             <w:tcMar>
               <w:top w:type="dxa" w:w="95"/>
@@ -4036,13 +3405,13 @@
                 <w:sz w:val="17"/>
                 <w:szCs w:val="17"/>
               </w:rPr>
-              <w:t xml:space="preserve">Элемент</w:t>
-            </w:r>
-          </w:p>
-        </w:tc>
-        <w:tc>
-          <w:tcPr>
-            <w:tcW w:type="pct" w:w="40%"/>
+              <w:t xml:space="preserve">Буква</w:t>
+            </w:r>
+          </w:p>
+        </w:tc>
+        <w:tc>
+          <w:tcPr>
+            <w:tcW w:type="pct" w:w="32%"/>
             <w:shd w:fill="3D3D3D" w:val="clear"/>
             <w:tcMar>
               <w:top w:type="dxa" w:w="95"/>
@@ -4066,13 +3435,13 @@
                 <w:sz w:val="17"/>
                 <w:szCs w:val="17"/>
               </w:rPr>
-              <w:t xml:space="preserve">1 курс, 17:00</w:t>
-            </w:r>
-          </w:p>
-        </w:tc>
-        <w:tc>
-          <w:tcPr>
-            <w:tcW w:type="pct" w:w="40%"/>
+              <w:t xml:space="preserve">Наивная версия (типичная ошибка)</w:t>
+            </w:r>
+          </w:p>
+        </w:tc>
+        <w:tc>
+          <w:tcPr>
+            <w:tcW w:type="pct" w:w="56%"/>
             <w:shd w:fill="3D3D3D" w:val="clear"/>
             <w:tcMar>
               <w:top w:type="dxa" w:w="95"/>
@@ -4096,7 +3465,7 @@
                 <w:sz w:val="17"/>
                 <w:szCs w:val="17"/>
               </w:rPr>
-              <w:t xml:space="preserve">2 курс, 13:00</w:t>
+              <w:t xml:space="preserve">Дописанная версия</w:t>
             </w:r>
           </w:p>
         </w:tc>
@@ -4107,82 +3476,82 @@
         </w:trPr>
         <w:tc>
           <w:tcPr>
-            <w:tcW w:type="pct" w:w="20%"/>
-            <w:shd w:fill="FFFFFF" w:val="clear"/>
-            <w:tcMar>
-              <w:top w:type="dxa" w:w="95"/>
-              <w:left w:type="dxa" w:w="115"/>
-              <w:bottom w:type="dxa" w:w="95"/>
-              <w:right w:type="dxa" w:w="115"/>
-            </w:tcMar>
-            <w:vAlign w:val="center"/>
-          </w:tcPr>
-          <w:p>
-            <w:pPr>
-              <w:spacing w:after="0" w:line="264"/>
-            </w:pPr>
-            <w:r>
-              <w:rPr>
-                <w:rFonts w:ascii="Arial" w:cs="Arial" w:eastAsia="Arial" w:hAnsi="Arial"/>
-                <w:color w:val="1A1A1A"/>
-                <w:sz w:val="17"/>
-                <w:szCs w:val="17"/>
-              </w:rPr>
-              <w:t xml:space="preserve">Рамка ценностного предложения</w:t>
-            </w:r>
-          </w:p>
-        </w:tc>
-        <w:tc>
-          <w:tcPr>
-            <w:tcW w:type="pct" w:w="40%"/>
-            <w:shd w:fill="FFFFFF" w:val="clear"/>
-            <w:tcMar>
-              <w:top w:type="dxa" w:w="95"/>
-              <w:left w:type="dxa" w:w="115"/>
-              <w:bottom w:type="dxa" w:w="95"/>
-              <w:right w:type="dxa" w:w="115"/>
-            </w:tcMar>
-            <w:vAlign w:val="center"/>
-          </w:tcPr>
-          <w:p>
-            <w:pPr>
-              <w:spacing w:after="0" w:line="264"/>
-            </w:pPr>
-            <w:r>
-              <w:rPr>
-                <w:rFonts w:ascii="Arial" w:cs="Arial" w:eastAsia="Arial" w:hAnsi="Arial"/>
-                <w:color w:val="1A1A1A"/>
-                <w:sz w:val="17"/>
-                <w:szCs w:val="17"/>
-              </w:rPr>
-              <w:t xml:space="preserve">Кто выигрывает внутри университета — однокурсники, кафедра</w:t>
-            </w:r>
-          </w:p>
-        </w:tc>
-        <w:tc>
-          <w:tcPr>
-            <w:tcW w:type="pct" w:w="40%"/>
-            <w:shd w:fill="FFFFFF" w:val="clear"/>
-            <w:tcMar>
-              <w:top w:type="dxa" w:w="95"/>
-              <w:left w:type="dxa" w:w="115"/>
-              <w:bottom w:type="dxa" w:w="95"/>
-              <w:right w:type="dxa" w:w="115"/>
-            </w:tcMar>
-            <w:vAlign w:val="center"/>
-          </w:tcPr>
-          <w:p>
-            <w:pPr>
-              <w:spacing w:after="0" w:line="264"/>
-            </w:pPr>
-            <w:r>
-              <w:rPr>
-                <w:rFonts w:ascii="Arial" w:cs="Arial" w:eastAsia="Arial" w:hAnsi="Arial"/>
-                <w:color w:val="1A1A1A"/>
-                <w:sz w:val="17"/>
-                <w:szCs w:val="17"/>
-              </w:rPr>
-              <w:t xml:space="preserve">Кто выигрывает вне университета — реальный заказчик, грантовый фонд</w:t>
+            <w:tcW w:type="pct" w:w="12%"/>
+            <w:shd w:fill="FFFFFF" w:val="clear"/>
+            <w:tcMar>
+              <w:top w:type="dxa" w:w="95"/>
+              <w:left w:type="dxa" w:w="115"/>
+              <w:bottom w:type="dxa" w:w="95"/>
+              <w:right w:type="dxa" w:w="115"/>
+            </w:tcMar>
+            <w:vAlign w:val="center"/>
+          </w:tcPr>
+          <w:p>
+            <w:pPr>
+              <w:spacing w:after="0" w:line="264"/>
+            </w:pPr>
+            <w:r>
+              <w:rPr>
+                <w:rFonts w:ascii="Arial" w:cs="Arial" w:eastAsia="Arial" w:hAnsi="Arial"/>
+                <w:color w:val="1A1A1A"/>
+                <w:sz w:val="16"/>
+                <w:szCs w:val="16"/>
+              </w:rPr>
+              <w:t xml:space="preserve">Ч — Чёткая</w:t>
+            </w:r>
+          </w:p>
+        </w:tc>
+        <w:tc>
+          <w:tcPr>
+            <w:tcW w:type="pct" w:w="32%"/>
+            <w:shd w:fill="FFFFFF" w:val="clear"/>
+            <w:tcMar>
+              <w:top w:type="dxa" w:w="95"/>
+              <w:left w:type="dxa" w:w="115"/>
+              <w:bottom w:type="dxa" w:w="95"/>
+              <w:right w:type="dxa" w:w="115"/>
+            </w:tcMar>
+            <w:vAlign w:val="center"/>
+          </w:tcPr>
+          <w:p>
+            <w:pPr>
+              <w:spacing w:after="0" w:line="264"/>
+            </w:pPr>
+            <w:r>
+              <w:rPr>
+                <w:rFonts w:ascii="Arial" w:cs="Arial" w:eastAsia="Arial" w:hAnsi="Arial"/>
+                <w:color w:val="1A1A1A"/>
+                <w:sz w:val="16"/>
+                <w:szCs w:val="16"/>
+              </w:rPr>
+              <w:t xml:space="preserve">«Сделать умный горшок»</w:t>
+            </w:r>
+          </w:p>
+        </w:tc>
+        <w:tc>
+          <w:tcPr>
+            <w:tcW w:type="pct" w:w="56%"/>
+            <w:shd w:fill="FFFFFF" w:val="clear"/>
+            <w:tcMar>
+              <w:top w:type="dxa" w:w="95"/>
+              <w:left w:type="dxa" w:w="115"/>
+              <w:bottom w:type="dxa" w:w="95"/>
+              <w:right w:type="dxa" w:w="115"/>
+            </w:tcMar>
+            <w:vAlign w:val="center"/>
+          </w:tcPr>
+          <w:p>
+            <w:pPr>
+              <w:spacing w:after="0" w:line="264"/>
+            </w:pPr>
+            <w:r>
+              <w:rPr>
+                <w:rFonts w:ascii="Arial" w:cs="Arial" w:eastAsia="Arial" w:hAnsi="Arial"/>
+                <w:color w:val="1A1A1A"/>
+                <w:sz w:val="16"/>
+                <w:szCs w:val="16"/>
+              </w:rPr>
+              <w:t xml:space="preserve">Прототип горшка со встроенным датчиком влажности почвы и световым индикатором «сухо / норма / перелив»</w:t>
             </w:r>
           </w:p>
         </w:tc>
@@ -4193,6 +3562,858 @@
         </w:trPr>
         <w:tc>
           <w:tcPr>
+            <w:tcW w:type="pct" w:w="12%"/>
+            <w:shd w:fill="F2F2F2" w:val="clear"/>
+            <w:tcMar>
+              <w:top w:type="dxa" w:w="95"/>
+              <w:left w:type="dxa" w:w="115"/>
+              <w:bottom w:type="dxa" w:w="95"/>
+              <w:right w:type="dxa" w:w="115"/>
+            </w:tcMar>
+            <w:vAlign w:val="center"/>
+          </w:tcPr>
+          <w:p>
+            <w:pPr>
+              <w:spacing w:after="0" w:line="264"/>
+            </w:pPr>
+            <w:r>
+              <w:rPr>
+                <w:rFonts w:ascii="Arial" w:cs="Arial" w:eastAsia="Arial" w:hAnsi="Arial"/>
+                <w:color w:val="1A1A1A"/>
+                <w:sz w:val="16"/>
+                <w:szCs w:val="16"/>
+              </w:rPr>
+              <w:t xml:space="preserve">И — Измеримая</w:t>
+            </w:r>
+          </w:p>
+        </w:tc>
+        <w:tc>
+          <w:tcPr>
+            <w:tcW w:type="pct" w:w="32%"/>
+            <w:shd w:fill="F2F2F2" w:val="clear"/>
+            <w:tcMar>
+              <w:top w:type="dxa" w:w="95"/>
+              <w:left w:type="dxa" w:w="115"/>
+              <w:bottom w:type="dxa" w:w="95"/>
+              <w:right w:type="dxa" w:w="115"/>
+            </w:tcMar>
+            <w:vAlign w:val="center"/>
+          </w:tcPr>
+          <w:p>
+            <w:pPr>
+              <w:spacing w:after="0" w:line="264"/>
+            </w:pPr>
+            <w:r>
+              <w:rPr>
+                <w:rFonts w:ascii="Arial" w:cs="Arial" w:eastAsia="Arial" w:hAnsi="Arial"/>
+                <w:color w:val="1A1A1A"/>
+                <w:sz w:val="16"/>
+                <w:szCs w:val="16"/>
+              </w:rPr>
+              <w:t xml:space="preserve">«Чтобы удобно было»</w:t>
+            </w:r>
+          </w:p>
+        </w:tc>
+        <w:tc>
+          <w:tcPr>
+            <w:tcW w:type="pct" w:w="56%"/>
+            <w:shd w:fill="F2F2F2" w:val="clear"/>
+            <w:tcMar>
+              <w:top w:type="dxa" w:w="95"/>
+              <w:left w:type="dxa" w:w="115"/>
+              <w:bottom w:type="dxa" w:w="95"/>
+              <w:right w:type="dxa" w:w="115"/>
+            </w:tcMar>
+            <w:vAlign w:val="center"/>
+          </w:tcPr>
+          <w:p>
+            <w:pPr>
+              <w:spacing w:after="0" w:line="264"/>
+            </w:pPr>
+            <w:r>
+              <w:rPr>
+                <w:rFonts w:ascii="Arial" w:cs="Arial" w:eastAsia="Arial" w:hAnsi="Arial"/>
+                <w:color w:val="1A1A1A"/>
+                <w:sz w:val="16"/>
+                <w:szCs w:val="16"/>
+              </w:rPr>
+              <w:t xml:space="preserve">Индикатор верно показывает состояние влажности с точностью не хуже ±10% от контрольного измерения влагомером, проверено не менее чем в 10 циклах полива</w:t>
+            </w:r>
+          </w:p>
+        </w:tc>
+      </w:tr>
+      <w:tr>
+        <w:trPr>
+          <w:trHeight w:val="0" w:hRule="atLeast"/>
+        </w:trPr>
+        <w:tc>
+          <w:tcPr>
+            <w:tcW w:type="pct" w:w="12%"/>
+            <w:shd w:fill="FFFFFF" w:val="clear"/>
+            <w:tcMar>
+              <w:top w:type="dxa" w:w="95"/>
+              <w:left w:type="dxa" w:w="115"/>
+              <w:bottom w:type="dxa" w:w="95"/>
+              <w:right w:type="dxa" w:w="115"/>
+            </w:tcMar>
+            <w:vAlign w:val="center"/>
+          </w:tcPr>
+          <w:p>
+            <w:pPr>
+              <w:spacing w:after="0" w:line="264"/>
+            </w:pPr>
+            <w:r>
+              <w:rPr>
+                <w:rFonts w:ascii="Arial" w:cs="Arial" w:eastAsia="Arial" w:hAnsi="Arial"/>
+                <w:color w:val="1A1A1A"/>
+                <w:sz w:val="16"/>
+                <w:szCs w:val="16"/>
+              </w:rPr>
+              <w:t xml:space="preserve">С — Со сроком</w:t>
+            </w:r>
+          </w:p>
+        </w:tc>
+        <w:tc>
+          <w:tcPr>
+            <w:tcW w:type="pct" w:w="32%"/>
+            <w:shd w:fill="FFFFFF" w:val="clear"/>
+            <w:tcMar>
+              <w:top w:type="dxa" w:w="95"/>
+              <w:left w:type="dxa" w:w="115"/>
+              <w:bottom w:type="dxa" w:w="95"/>
+              <w:right w:type="dxa" w:w="115"/>
+            </w:tcMar>
+            <w:vAlign w:val="center"/>
+          </w:tcPr>
+          <w:p>
+            <w:pPr>
+              <w:spacing w:after="0" w:line="264"/>
+            </w:pPr>
+            <w:r>
+              <w:rPr>
+                <w:rFonts w:ascii="Arial" w:cs="Arial" w:eastAsia="Arial" w:hAnsi="Arial"/>
+                <w:color w:val="1A1A1A"/>
+                <w:sz w:val="16"/>
+                <w:szCs w:val="16"/>
+              </w:rPr>
+              <w:t xml:space="preserve">«В течение семестра»</w:t>
+            </w:r>
+          </w:p>
+        </w:tc>
+        <w:tc>
+          <w:tcPr>
+            <w:tcW w:type="pct" w:w="56%"/>
+            <w:shd w:fill="FFFFFF" w:val="clear"/>
+            <w:tcMar>
+              <w:top w:type="dxa" w:w="95"/>
+              <w:left w:type="dxa" w:w="115"/>
+              <w:bottom w:type="dxa" w:w="95"/>
+              <w:right w:type="dxa" w:w="115"/>
+            </w:tcMar>
+            <w:vAlign w:val="center"/>
+          </w:tcPr>
+          <w:p>
+            <w:pPr>
+              <w:spacing w:after="0" w:line="264"/>
+            </w:pPr>
+            <w:r>
+              <w:rPr>
+                <w:rFonts w:ascii="Arial" w:cs="Arial" w:eastAsia="Arial" w:hAnsi="Arial"/>
+                <w:color w:val="1A1A1A"/>
+                <w:sz w:val="16"/>
+                <w:szCs w:val="16"/>
+              </w:rPr>
+              <w:t xml:space="preserve">Прототип — к чекпоинту 21.11; минимум 3 недели тестов на живом растении и итоговый отчёт — к защите 26.12</w:t>
+            </w:r>
+          </w:p>
+        </w:tc>
+      </w:tr>
+      <w:tr>
+        <w:trPr>
+          <w:trHeight w:val="0" w:hRule="atLeast"/>
+        </w:trPr>
+        <w:tc>
+          <w:tcPr>
+            <w:tcW w:type="pct" w:w="12%"/>
+            <w:shd w:fill="F2F2F2" w:val="clear"/>
+            <w:tcMar>
+              <w:top w:type="dxa" w:w="95"/>
+              <w:left w:type="dxa" w:w="115"/>
+              <w:bottom w:type="dxa" w:w="95"/>
+              <w:right w:type="dxa" w:w="115"/>
+            </w:tcMar>
+            <w:vAlign w:val="center"/>
+          </w:tcPr>
+          <w:p>
+            <w:pPr>
+              <w:spacing w:after="0" w:line="264"/>
+            </w:pPr>
+            <w:r>
+              <w:rPr>
+                <w:rFonts w:ascii="Arial" w:cs="Arial" w:eastAsia="Arial" w:hAnsi="Arial"/>
+                <w:color w:val="1A1A1A"/>
+                <w:sz w:val="16"/>
+                <w:szCs w:val="16"/>
+              </w:rPr>
+              <w:t xml:space="preserve">Т — Толковая</w:t>
+            </w:r>
+          </w:p>
+        </w:tc>
+        <w:tc>
+          <w:tcPr>
+            <w:tcW w:type="pct" w:w="32%"/>
+            <w:shd w:fill="F2F2F2" w:val="clear"/>
+            <w:tcMar>
+              <w:top w:type="dxa" w:w="95"/>
+              <w:left w:type="dxa" w:w="115"/>
+              <w:bottom w:type="dxa" w:w="95"/>
+              <w:right w:type="dxa" w:w="115"/>
+            </w:tcMar>
+            <w:vAlign w:val="center"/>
+          </w:tcPr>
+          <w:p>
+            <w:pPr>
+              <w:spacing w:after="0" w:line="264"/>
+            </w:pPr>
+            <w:r>
+              <w:rPr>
+                <w:rFonts w:ascii="Arial" w:cs="Arial" w:eastAsia="Arial" w:hAnsi="Arial"/>
+                <w:color w:val="1A1A1A"/>
+                <w:sz w:val="16"/>
+                <w:szCs w:val="16"/>
+              </w:rPr>
+              <w:t xml:space="preserve">(не проверяется вовсе)</w:t>
+            </w:r>
+          </w:p>
+        </w:tc>
+        <w:tc>
+          <w:tcPr>
+            <w:tcW w:type="pct" w:w="56%"/>
+            <w:shd w:fill="F2F2F2" w:val="clear"/>
+            <w:tcMar>
+              <w:top w:type="dxa" w:w="95"/>
+              <w:left w:type="dxa" w:w="115"/>
+              <w:bottom w:type="dxa" w:w="95"/>
+              <w:right w:type="dxa" w:w="115"/>
+            </w:tcMar>
+            <w:vAlign w:val="center"/>
+          </w:tcPr>
+          <w:p>
+            <w:pPr>
+              <w:spacing w:after="0" w:line="264"/>
+            </w:pPr>
+            <w:r>
+              <w:rPr>
+                <w:rFonts w:ascii="Arial" w:cs="Arial" w:eastAsia="Arial" w:hAnsi="Arial"/>
+                <w:color w:val="1A1A1A"/>
+                <w:sz w:val="16"/>
+                <w:szCs w:val="16"/>
+              </w:rPr>
+              <w:t xml:space="preserve">Напрямую закрывает проблему из ценностного предложения: полив на глаз без обратной связи от почвы</w:t>
+            </w:r>
+          </w:p>
+        </w:tc>
+      </w:tr>
+      <w:tr>
+        <w:trPr>
+          <w:trHeight w:val="0" w:hRule="atLeast"/>
+        </w:trPr>
+        <w:tc>
+          <w:tcPr>
+            <w:tcW w:type="pct" w:w="12%"/>
+            <w:shd w:fill="FFFFFF" w:val="clear"/>
+            <w:tcMar>
+              <w:top w:type="dxa" w:w="95"/>
+              <w:left w:type="dxa" w:w="115"/>
+              <w:bottom w:type="dxa" w:w="95"/>
+              <w:right w:type="dxa" w:w="115"/>
+            </w:tcMar>
+            <w:vAlign w:val="center"/>
+          </w:tcPr>
+          <w:p>
+            <w:pPr>
+              <w:spacing w:after="0" w:line="264"/>
+            </w:pPr>
+            <w:r>
+              <w:rPr>
+                <w:rFonts w:ascii="Arial" w:cs="Arial" w:eastAsia="Arial" w:hAnsi="Arial"/>
+                <w:color w:val="1A1A1A"/>
+                <w:sz w:val="16"/>
+                <w:szCs w:val="16"/>
+              </w:rPr>
+              <w:t xml:space="preserve">О — Осуществимая</w:t>
+            </w:r>
+          </w:p>
+        </w:tc>
+        <w:tc>
+          <w:tcPr>
+            <w:tcW w:type="pct" w:w="32%"/>
+            <w:shd w:fill="FFFFFF" w:val="clear"/>
+            <w:tcMar>
+              <w:top w:type="dxa" w:w="95"/>
+              <w:left w:type="dxa" w:w="115"/>
+              <w:bottom w:type="dxa" w:w="95"/>
+              <w:right w:type="dxa" w:w="115"/>
+            </w:tcMar>
+            <w:vAlign w:val="center"/>
+          </w:tcPr>
+          <w:p>
+            <w:pPr>
+              <w:spacing w:after="0" w:line="264"/>
+            </w:pPr>
+            <w:r>
+              <w:rPr>
+                <w:rFonts w:ascii="Arial" w:cs="Arial" w:eastAsia="Arial" w:hAnsi="Arial"/>
+                <w:color w:val="1A1A1A"/>
+                <w:sz w:val="16"/>
+                <w:szCs w:val="16"/>
+              </w:rPr>
+              <w:t xml:space="preserve">(не проверяется вовсе)</w:t>
+            </w:r>
+          </w:p>
+        </w:tc>
+        <w:tc>
+          <w:tcPr>
+            <w:tcW w:type="pct" w:w="56%"/>
+            <w:shd w:fill="FFFFFF" w:val="clear"/>
+            <w:tcMar>
+              <w:top w:type="dxa" w:w="95"/>
+              <w:left w:type="dxa" w:w="115"/>
+              <w:bottom w:type="dxa" w:w="95"/>
+              <w:right w:type="dxa" w:w="115"/>
+            </w:tcMar>
+            <w:vAlign w:val="center"/>
+          </w:tcPr>
+          <w:p>
+            <w:pPr>
+              <w:spacing w:after="0" w:line="264"/>
+            </w:pPr>
+            <w:r>
+              <w:rPr>
+                <w:rFonts w:ascii="Arial" w:cs="Arial" w:eastAsia="Arial" w:hAnsi="Arial"/>
+                <w:color w:val="1A1A1A"/>
+                <w:sz w:val="16"/>
+                <w:szCs w:val="16"/>
+              </w:rPr>
+              <w:t xml:space="preserve">Команда 3–4 человека, доступны датчик влажности почвы, микроконтроллер, светодиодный индикатор — типовой набор</w:t>
+            </w:r>
+          </w:p>
+        </w:tc>
+      </w:tr>
+    </w:tbl>
+    <w:p>
+      <w:pPr>
+        <w:pBdr>
+          <w:top w:val="single" w:color="B3B3B3" w:sz="2" w:space="5"/>
+          <w:bottom w:val="single" w:color="B3B3B3" w:sz="2" w:space="5"/>
+          <w:left w:val="single" w:color="1A1A1A" w:sz="20" w:space="9"/>
+          <w:right w:val="single" w:color="B3B3B3" w:sz="2" w:space="5"/>
+        </w:pBdr>
+        <w:shd w:fill="F2F2F2" w:val="clear"/>
+        <w:spacing w:after="120" w:before="90" w:line="264"/>
+      </w:pPr>
+      <w:r>
+        <w:rPr>
+          <w:rFonts w:ascii="Arial" w:cs="Arial" w:eastAsia="Arial" w:hAnsi="Arial"/>
+          <w:b/>
+          <w:bCs/>
+          <w:color w:val="1A1A1A"/>
+          <w:sz w:val="19"/>
+          <w:szCs w:val="19"/>
+        </w:rPr>
+        <w:t xml:space="preserve">Вслух: </w:t>
+      </w:r>
+      <w:r>
+        <w:rPr>
+          <w:rFonts w:ascii="Arial" w:cs="Arial" w:eastAsia="Arial" w:hAnsi="Arial"/>
+          <w:i/>
+          <w:iCs/>
+          <w:color w:val="1A1A1A"/>
+          <w:sz w:val="19"/>
+          <w:szCs w:val="19"/>
+        </w:rPr>
+        <w:t xml:space="preserve">К 26 декабря команда представит прототип умного горшка со встроенным датчиком влажности почвы и световым индикатором полива, проверенный минимум три недели на живом растении с точностью показаний не хуже десяти процентов от контрольного измерения; рабочий прототип готов к двадцать первому ноября.</w:t>
+      </w:r>
+    </w:p>
+    <w:p>
+      <w:pPr>
+        <w:pBdr>
+          <w:top w:val="single" w:color="B3B3B3" w:sz="2" w:space="5"/>
+          <w:bottom w:val="single" w:color="B3B3B3" w:sz="2" w:space="5"/>
+          <w:left w:val="single" w:color="000000" w:sz="20" w:space="9"/>
+          <w:right w:val="single" w:color="B3B3B3" w:sz="2" w:space="5"/>
+        </w:pBdr>
+        <w:shd w:fill="EDEDED" w:val="clear"/>
+        <w:spacing w:after="130" w:before="110" w:line="264"/>
+      </w:pPr>
+      <w:r>
+        <w:rPr>
+          <w:rFonts w:ascii="Arial" w:cs="Arial" w:eastAsia="Arial" w:hAnsi="Arial"/>
+          <w:color w:val="1A1A1A"/>
+          <w:sz w:val="19"/>
+          <w:szCs w:val="19"/>
+        </w:rPr>
+        <w:t xml:space="preserve">Частая ошибка — цель без даты или с датой «в конце семестра»: это провал буквы С. Требуйте конкретику: «к 21.11 у нас работает прототип, к 26.12 — измеренный результат». Вторая частая ошибка — буква И без числа: «работает хорошо» не измерить. Число обязательно, даже условное — уточнить его можно позже, но ноль в начале хуже приблизительного числа.</w:t>
+      </w:r>
+    </w:p>
+    <w:p>
+      <w:pPr>
+        <w:pBdr>
+          <w:bottom w:val="single" w:color="1A1A1A" w:sz="10" w:space="5"/>
+        </w:pBdr>
+        <w:spacing w:after="130" w:before="300"/>
+      </w:pPr>
+      <w:r>
+        <w:rPr>
+          <w:rFonts w:ascii="Arial" w:cs="Arial" w:eastAsia="Arial" w:hAnsi="Arial"/>
+          <w:b/>
+          <w:bCs/>
+          <w:color w:val="000000"/>
+          <w:sz w:val="28"/>
+          <w:szCs w:val="28"/>
+        </w:rPr>
+        <w:t xml:space="preserve">Блок 55–75. Формулировка SMART-цели</w:t>
+      </w:r>
+    </w:p>
+    <w:p>
+      <w:pPr>
+        <w:spacing w:after="110" w:before="0" w:line="264"/>
+      </w:pPr>
+      <w:r>
+        <w:rPr>
+          <w:rFonts w:ascii="Arial" w:cs="Arial" w:eastAsia="Arial" w:hAnsi="Arial"/>
+          <w:color w:val="1A1A1A"/>
+          <w:sz w:val="20"/>
+          <w:szCs w:val="20"/>
+        </w:rPr>
+        <w:t xml:space="preserve">Лист 2 раздатки. Команда пишет одну SMART-цель для выбранного концепта, разворачивая каждую букву отдельной строкой — не общей фразой.</w:t>
+      </w:r>
+    </w:p>
+    <w:p>
+      <w:pPr>
+        <w:pBdr>
+          <w:top w:val="single" w:color="B3B3B3" w:sz="2" w:space="5"/>
+          <w:bottom w:val="single" w:color="B3B3B3" w:sz="2" w:space="5"/>
+          <w:left w:val="single" w:color="000000" w:sz="20" w:space="9"/>
+          <w:right w:val="single" w:color="B3B3B3" w:sz="2" w:space="5"/>
+        </w:pBdr>
+        <w:shd w:fill="EDEDED" w:val="clear"/>
+        <w:spacing w:after="130" w:before="110" w:line="264"/>
+      </w:pPr>
+      <w:r>
+        <w:rPr>
+          <w:rFonts w:ascii="Arial" w:cs="Arial" w:eastAsia="Arial" w:hAnsi="Arial"/>
+          <w:color w:val="1A1A1A"/>
+          <w:sz w:val="19"/>
+          <w:szCs w:val="19"/>
+        </w:rPr>
+        <w:t xml:space="preserve">Не сокращать этот блок. Он единственный производит итоговый артефакт занятия. Если команда справилась за 15 минут — не отпускайте, просите ужесточить букву И (Измеримая): что именно и в каких единицах.</w:t>
+      </w:r>
+    </w:p>
+    <w:p>
+      <w:pPr>
+        <w:pBdr>
+          <w:bottom w:val="single" w:color="1A1A1A" w:sz="10" w:space="5"/>
+        </w:pBdr>
+        <w:spacing w:after="130" w:before="300"/>
+      </w:pPr>
+      <w:r>
+        <w:rPr>
+          <w:rFonts w:ascii="Arial" w:cs="Arial" w:eastAsia="Arial" w:hAnsi="Arial"/>
+          <w:b/>
+          <w:bCs/>
+          <w:color w:val="000000"/>
+          <w:sz w:val="28"/>
+          <w:szCs w:val="28"/>
+        </w:rPr>
+        <w:t xml:space="preserve">Блок 75–85. Взаимная проверка</w:t>
+      </w:r>
+    </w:p>
+    <w:p>
+      <w:pPr>
+        <w:spacing w:after="110" w:before="0" w:line="264"/>
+      </w:pPr>
+      <w:r>
+        <w:rPr>
+          <w:rFonts w:ascii="Arial" w:cs="Arial" w:eastAsia="Arial" w:hAnsi="Arial"/>
+          <w:color w:val="1A1A1A"/>
+          <w:sz w:val="20"/>
+          <w:szCs w:val="20"/>
+        </w:rPr>
+        <w:t xml:space="preserve">Команды обмениваются листами 2 с соседями. Задача читающей команды — найти одну букву ЧИСТО, которая на самом деле не выполнена, и написать это прямо на листе.</w:t>
+      </w:r>
+    </w:p>
+    <w:p>
+      <w:pPr>
+        <w:pBdr>
+          <w:top w:val="single" w:color="B3B3B3" w:sz="2" w:space="5"/>
+          <w:bottom w:val="single" w:color="B3B3B3" w:sz="2" w:space="5"/>
+          <w:left w:val="single" w:color="1A1A1A" w:sz="20" w:space="9"/>
+          <w:right w:val="single" w:color="B3B3B3" w:sz="2" w:space="5"/>
+        </w:pBdr>
+        <w:shd w:fill="F2F2F2" w:val="clear"/>
+        <w:spacing w:after="120" w:before="90" w:line="264"/>
+      </w:pPr>
+      <w:r>
+        <w:rPr>
+          <w:rFonts w:ascii="Arial" w:cs="Arial" w:eastAsia="Arial" w:hAnsi="Arial"/>
+          <w:b/>
+          <w:bCs/>
+          <w:color w:val="1A1A1A"/>
+          <w:sz w:val="19"/>
+          <w:szCs w:val="19"/>
+        </w:rPr>
+        <w:t xml:space="preserve">Вслух: </w:t>
+      </w:r>
+      <w:r>
+        <w:rPr>
+          <w:rFonts w:ascii="Arial" w:cs="Arial" w:eastAsia="Arial" w:hAnsi="Arial"/>
+          <w:i/>
+          <w:iCs/>
+          <w:color w:val="1A1A1A"/>
+          <w:sz w:val="19"/>
+          <w:szCs w:val="19"/>
+        </w:rPr>
+        <w:t xml:space="preserve">Найти слабое место в чужой цели — не критика, а услуга. В следующий раз то же самое сделают с вашей.</w:t>
+      </w:r>
+    </w:p>
+    <w:p>
+      <w:pPr>
+        <w:pBdr>
+          <w:bottom w:val="single" w:color="1A1A1A" w:sz="10" w:space="5"/>
+        </w:pBdr>
+        <w:spacing w:after="130" w:before="300"/>
+      </w:pPr>
+      <w:r>
+        <w:rPr>
+          <w:rFonts w:ascii="Arial" w:cs="Arial" w:eastAsia="Arial" w:hAnsi="Arial"/>
+          <w:b/>
+          <w:bCs/>
+          <w:color w:val="000000"/>
+          <w:sz w:val="28"/>
+          <w:szCs w:val="28"/>
+        </w:rPr>
+        <w:t xml:space="preserve">Блок 85–90. Итог и задание</w:t>
+      </w:r>
+    </w:p>
+    <w:p>
+      <w:pPr>
+        <w:spacing w:after="100" w:before="230"/>
+      </w:pPr>
+      <w:r>
+        <w:rPr>
+          <w:rFonts w:ascii="Arial" w:cs="Arial" w:eastAsia="Arial" w:hAnsi="Arial"/>
+          <w:b/>
+          <w:bCs/>
+          <w:color w:val="000000"/>
+          <w:sz w:val="23"/>
+          <w:szCs w:val="23"/>
+        </w:rPr>
+        <w:t xml:space="preserve">Задание к практике 2 (19.09) — Паспорт проекта</w:t>
+      </w:r>
+    </w:p>
+    <w:p>
+      <w:pPr>
+        <w:spacing w:after="70" w:line="264"/>
+        <w:ind w:left="280"/>
+      </w:pPr>
+      <w:r>
+        <w:rPr>
+          <w:rFonts w:ascii="Arial" w:cs="Arial" w:eastAsia="Arial" w:hAnsi="Arial"/>
+          <w:color w:val="1A1A1A"/>
+          <w:sz w:val="20"/>
+          <w:szCs w:val="20"/>
+        </w:rPr>
+        <w:t xml:space="preserve">— Принести финальную версию SMART-цели с учётом правок от соседней команды</w:t>
+      </w:r>
+    </w:p>
+    <w:p>
+      <w:pPr>
+        <w:spacing w:after="70" w:line="264"/>
+        <w:ind w:left="280"/>
+      </w:pPr>
+      <w:r>
+        <w:rPr>
+          <w:rFonts w:ascii="Arial" w:cs="Arial" w:eastAsia="Arial" w:hAnsi="Arial"/>
+          <w:color w:val="1A1A1A"/>
+          <w:sz w:val="20"/>
+          <w:szCs w:val="20"/>
+        </w:rPr>
+        <w:t xml:space="preserve">— Принести ценностное предложение выбранного концепта в чистовом виде</w:t>
+      </w:r>
+    </w:p>
+    <w:p>
+      <w:pPr>
+        <w:spacing w:after="70" w:line="264"/>
+        <w:ind w:left="280"/>
+      </w:pPr>
+      <w:r>
+        <w:rPr>
+          <w:rFonts w:ascii="Arial" w:cs="Arial" w:eastAsia="Arial" w:hAnsi="Arial"/>
+          <w:color w:val="1A1A1A"/>
+          <w:sz w:val="20"/>
+          <w:szCs w:val="20"/>
+        </w:rPr>
+        <w:t xml:space="preserve">— Каждому: подумать, кто конкретно входит в команду проекта, кроме вашей четвёрки — научный руководитель, потенциальный заказчик, будущие пользователи</w:t>
+      </w:r>
+    </w:p>
+    <w:p>
+      <w:pPr>
+        <w:pBdr>
+          <w:top w:val="single" w:color="B3B3B3" w:sz="2" w:space="5"/>
+          <w:bottom w:val="single" w:color="B3B3B3" w:sz="2" w:space="5"/>
+          <w:left w:val="single" w:color="1A1A1A" w:sz="20" w:space="9"/>
+          <w:right w:val="single" w:color="B3B3B3" w:sz="2" w:space="5"/>
+        </w:pBdr>
+        <w:shd w:fill="F2F2F2" w:val="clear"/>
+        <w:spacing w:after="120" w:before="90" w:line="264"/>
+      </w:pPr>
+      <w:r>
+        <w:rPr>
+          <w:rFonts w:ascii="Arial" w:cs="Arial" w:eastAsia="Arial" w:hAnsi="Arial"/>
+          <w:b/>
+          <w:bCs/>
+          <w:color w:val="1A1A1A"/>
+          <w:sz w:val="19"/>
+          <w:szCs w:val="19"/>
+        </w:rPr>
+        <w:t xml:space="preserve">Вслух: </w:t>
+      </w:r>
+      <w:r>
+        <w:rPr>
+          <w:rFonts w:ascii="Arial" w:cs="Arial" w:eastAsia="Arial" w:hAnsi="Arial"/>
+          <w:i/>
+          <w:iCs/>
+          <w:color w:val="1A1A1A"/>
+          <w:sz w:val="19"/>
+          <w:szCs w:val="19"/>
+        </w:rPr>
+        <w:t xml:space="preserve">Практика 2 — паспорт проекта: тот самый документ, о котором на первой лекции говорилось применительно к грантам РНФ и «УМНИК». Сегодняшние два листа — его первая половина.</w:t>
+      </w:r>
+    </w:p>
+    <w:p>
+      <w:pPr>
+        <w:pBdr>
+          <w:bottom w:val="single" w:color="1A1A1A" w:sz="10" w:space="5"/>
+        </w:pBdr>
+        <w:spacing w:after="130" w:before="300"/>
+      </w:pPr>
+      <w:r>
+        <w:rPr>
+          <w:rFonts w:ascii="Arial" w:cs="Arial" w:eastAsia="Arial" w:hAnsi="Arial"/>
+          <w:b/>
+          <w:bCs/>
+          <w:color w:val="000000"/>
+          <w:sz w:val="28"/>
+          <w:szCs w:val="28"/>
+        </w:rPr>
+        <w:t xml:space="preserve">Разница между группами</w:t>
+      </w:r>
+    </w:p>
+    <w:tbl>
+      <w:tblPr>
+        <w:tblW w:type="pct" w:w="100%"/>
+        <w:tblBorders>
+          <w:top w:val="single" w:color="B3B3B3" w:sz="4"/>
+          <w:left w:val="single" w:color="B3B3B3" w:sz="4"/>
+          <w:bottom w:val="single" w:color="B3B3B3" w:sz="4"/>
+          <w:right w:val="single" w:color="B3B3B3" w:sz="4"/>
+          <w:insideH w:val="single" w:color="B3B3B3" w:sz="4"/>
+          <w:insideV w:val="single" w:color="B3B3B3" w:sz="4"/>
+        </w:tblBorders>
+      </w:tblPr>
+      <w:tblGrid>
+        <w:gridCol w:w="100"/>
+        <w:gridCol w:w="100"/>
+        <w:gridCol w:w="100"/>
+      </w:tblGrid>
+      <w:tr>
+        <w:trPr>
+          <w:tblHeader/>
+        </w:trPr>
+        <w:tc>
+          <w:tcPr>
+            <w:tcW w:type="pct" w:w="20%"/>
+            <w:shd w:fill="3D3D3D" w:val="clear"/>
+            <w:tcMar>
+              <w:top w:type="dxa" w:w="95"/>
+              <w:left w:type="dxa" w:w="115"/>
+              <w:bottom w:type="dxa" w:w="95"/>
+              <w:right w:type="dxa" w:w="115"/>
+            </w:tcMar>
+            <w:vAlign w:val="center"/>
+          </w:tcPr>
+          <w:p>
+            <w:pPr>
+              <w:spacing w:after="0" w:line="264"/>
+              <w:jc w:val="center"/>
+            </w:pPr>
+            <w:r>
+              <w:rPr>
+                <w:rFonts w:ascii="Arial" w:cs="Arial" w:eastAsia="Arial" w:hAnsi="Arial"/>
+                <w:b/>
+                <w:bCs/>
+                <w:color w:val="FFFFFF"/>
+                <w:sz w:val="17"/>
+                <w:szCs w:val="17"/>
+              </w:rPr>
+              <w:t xml:space="preserve">Элемент</w:t>
+            </w:r>
+          </w:p>
+        </w:tc>
+        <w:tc>
+          <w:tcPr>
+            <w:tcW w:type="pct" w:w="40%"/>
+            <w:shd w:fill="3D3D3D" w:val="clear"/>
+            <w:tcMar>
+              <w:top w:type="dxa" w:w="95"/>
+              <w:left w:type="dxa" w:w="115"/>
+              <w:bottom w:type="dxa" w:w="95"/>
+              <w:right w:type="dxa" w:w="115"/>
+            </w:tcMar>
+            <w:vAlign w:val="center"/>
+          </w:tcPr>
+          <w:p>
+            <w:pPr>
+              <w:spacing w:after="0" w:line="264"/>
+              <w:jc w:val="center"/>
+            </w:pPr>
+            <w:r>
+              <w:rPr>
+                <w:rFonts w:ascii="Arial" w:cs="Arial" w:eastAsia="Arial" w:hAnsi="Arial"/>
+                <w:b/>
+                <w:bCs/>
+                <w:color w:val="FFFFFF"/>
+                <w:sz w:val="17"/>
+                <w:szCs w:val="17"/>
+              </w:rPr>
+              <w:t xml:space="preserve">1 курс, 17:00</w:t>
+            </w:r>
+          </w:p>
+        </w:tc>
+        <w:tc>
+          <w:tcPr>
+            <w:tcW w:type="pct" w:w="40%"/>
+            <w:shd w:fill="3D3D3D" w:val="clear"/>
+            <w:tcMar>
+              <w:top w:type="dxa" w:w="95"/>
+              <w:left w:type="dxa" w:w="115"/>
+              <w:bottom w:type="dxa" w:w="95"/>
+              <w:right w:type="dxa" w:w="115"/>
+            </w:tcMar>
+            <w:vAlign w:val="center"/>
+          </w:tcPr>
+          <w:p>
+            <w:pPr>
+              <w:spacing w:after="0" w:line="264"/>
+              <w:jc w:val="center"/>
+            </w:pPr>
+            <w:r>
+              <w:rPr>
+                <w:rFonts w:ascii="Arial" w:cs="Arial" w:eastAsia="Arial" w:hAnsi="Arial"/>
+                <w:b/>
+                <w:bCs/>
+                <w:color w:val="FFFFFF"/>
+                <w:sz w:val="17"/>
+                <w:szCs w:val="17"/>
+              </w:rPr>
+              <w:t xml:space="preserve">2 курс, 13:00</w:t>
+            </w:r>
+          </w:p>
+        </w:tc>
+      </w:tr>
+      <w:tr>
+        <w:trPr>
+          <w:trHeight w:val="0" w:hRule="atLeast"/>
+        </w:trPr>
+        <w:tc>
+          <w:tcPr>
+            <w:tcW w:type="pct" w:w="20%"/>
+            <w:shd w:fill="FFFFFF" w:val="clear"/>
+            <w:tcMar>
+              <w:top w:type="dxa" w:w="95"/>
+              <w:left w:type="dxa" w:w="115"/>
+              <w:bottom w:type="dxa" w:w="95"/>
+              <w:right w:type="dxa" w:w="115"/>
+            </w:tcMar>
+            <w:vAlign w:val="center"/>
+          </w:tcPr>
+          <w:p>
+            <w:pPr>
+              <w:spacing w:after="0" w:line="264"/>
+            </w:pPr>
+            <w:r>
+              <w:rPr>
+                <w:rFonts w:ascii="Arial" w:cs="Arial" w:eastAsia="Arial" w:hAnsi="Arial"/>
+                <w:color w:val="1A1A1A"/>
+                <w:sz w:val="17"/>
+                <w:szCs w:val="17"/>
+              </w:rPr>
+              <w:t xml:space="preserve">Рамка ценностного предложения</w:t>
+            </w:r>
+          </w:p>
+        </w:tc>
+        <w:tc>
+          <w:tcPr>
+            <w:tcW w:type="pct" w:w="40%"/>
+            <w:shd w:fill="FFFFFF" w:val="clear"/>
+            <w:tcMar>
+              <w:top w:type="dxa" w:w="95"/>
+              <w:left w:type="dxa" w:w="115"/>
+              <w:bottom w:type="dxa" w:w="95"/>
+              <w:right w:type="dxa" w:w="115"/>
+            </w:tcMar>
+            <w:vAlign w:val="center"/>
+          </w:tcPr>
+          <w:p>
+            <w:pPr>
+              <w:spacing w:after="0" w:line="264"/>
+            </w:pPr>
+            <w:r>
+              <w:rPr>
+                <w:rFonts w:ascii="Arial" w:cs="Arial" w:eastAsia="Arial" w:hAnsi="Arial"/>
+                <w:color w:val="1A1A1A"/>
+                <w:sz w:val="17"/>
+                <w:szCs w:val="17"/>
+              </w:rPr>
+              <w:t xml:space="preserve">Кто выигрывает внутри университета — однокурсники, кафедра</w:t>
+            </w:r>
+          </w:p>
+        </w:tc>
+        <w:tc>
+          <w:tcPr>
+            <w:tcW w:type="pct" w:w="40%"/>
+            <w:shd w:fill="FFFFFF" w:val="clear"/>
+            <w:tcMar>
+              <w:top w:type="dxa" w:w="95"/>
+              <w:left w:type="dxa" w:w="115"/>
+              <w:bottom w:type="dxa" w:w="95"/>
+              <w:right w:type="dxa" w:w="115"/>
+            </w:tcMar>
+            <w:vAlign w:val="center"/>
+          </w:tcPr>
+          <w:p>
+            <w:pPr>
+              <w:spacing w:after="0" w:line="264"/>
+            </w:pPr>
+            <w:r>
+              <w:rPr>
+                <w:rFonts w:ascii="Arial" w:cs="Arial" w:eastAsia="Arial" w:hAnsi="Arial"/>
+                <w:color w:val="1A1A1A"/>
+                <w:sz w:val="17"/>
+                <w:szCs w:val="17"/>
+              </w:rPr>
+              <w:t xml:space="preserve">Кто выигрывает вне университета — реальный заказчик, грантовый фонд</w:t>
+            </w:r>
+          </w:p>
+        </w:tc>
+      </w:tr>
+      <w:tr>
+        <w:trPr>
+          <w:trHeight w:val="0" w:hRule="atLeast"/>
+        </w:trPr>
+        <w:tc>
+          <w:tcPr>
             <w:tcW w:type="pct" w:w="20%"/>
             <w:shd w:fill="F2F2F2" w:val="clear"/>
             <w:tcMar>
@@ -4214,7 +4435,7 @@
                 <w:sz w:val="17"/>
                 <w:szCs w:val="17"/>
               </w:rPr>
-              <w:t xml:space="preserve">Time-bound в SMART</w:t>
+              <w:t xml:space="preserve">Буква С (Со сроком)</w:t>
             </w:r>
           </w:p>
         </w:tc>

--- a/zanyatiya/Zanyatie_02_Praktika1_Stsenariy.docx
+++ b/zanyatiya/Zanyatie_02_Praktika1_Stsenariy.docx
@@ -1394,7 +1394,7 @@
           <w:sz w:val="20"/>
           <w:szCs w:val="20"/>
         </w:rPr>
-        <w:t xml:space="preserve">Разберите вслух пример от преподавателя: «Вектор А — умный горшок для растений» — сырое, без ценностного предложения.</w:t>
+        <w:t xml:space="preserve">Назовите свой пример — сырой фразой, ровно так, как идея звучит в голове: «Вектор А — умный горшок для растений». Запишите её на доске и оставьте под ней место: разбирать будете не сейчас, а после формулы, и заполнять таблицу будет зал.</w:t>
       </w:r>
     </w:p>
     <w:p>
@@ -1415,12 +1415,15 @@
           <w:sz w:val="19"/>
           <w:szCs w:val="19"/>
         </w:rPr>
-        <w:t xml:space="preserve">Это ваш собственный пример — озвучьте его именно так: «вот моя идея, разберём её тем же способом». Студенты часто легче раскрываются, когда видят, что метод применяется не только к их черновикам, но и к идее преподавателя, и что сырую формулировку не стыдно улучшать на глазах у всех.</w:t>
-      </w:r>
-    </w:p>
-    <w:p>
-      <w:pPr>
-        <w:spacing w:after="100" w:before="230"/>
+        <w:t xml:space="preserve">Это ваш собственный пример — озвучьте его именно так: «вот моя идея, разберём её тем же способом». Метод, применённый к идее преподавателя на глазах у всех, снимает у студентов страх показать сырой черновик. Сырую фразу не улучшайте заранее — её слабость и есть материал следующего блока.</w:t>
+      </w:r>
+    </w:p>
+    <w:p>
+      <w:pPr>
+        <w:pBdr>
+          <w:bottom w:val="single" w:color="1A1A1A" w:sz="10" w:space="5"/>
+        </w:pBdr>
+        <w:spacing w:after="130" w:before="300"/>
       </w:pPr>
       <w:r>
         <w:rPr>
@@ -1428,16 +1431,15 @@
           <w:b/>
           <w:bCs/>
           <w:color w:val="000000"/>
-          <w:sz w:val="23"/>
-          <w:szCs w:val="23"/>
-        </w:rPr>
-        <w:t xml:space="preserve">Разбор вслух: как заполнить формулу для этого примера</w:t>
-      </w:r>
-    </w:p>
-    <w:p>
-      <w:pPr>
-        <w:spacing w:after="70" w:line="264"/>
-        <w:ind w:left="280"/>
+          <w:sz w:val="28"/>
+          <w:szCs w:val="28"/>
+        </w:rPr>
+        <w:t xml:space="preserve">Блок 10–22. Ценностное предложение</w:t>
+      </w:r>
+    </w:p>
+    <w:p>
+      <w:pPr>
+        <w:spacing w:after="110" w:before="0" w:line="264"/>
       </w:pPr>
       <w:r>
         <w:rPr>
@@ -1446,37 +1448,7 @@
           <w:sz w:val="20"/>
           <w:szCs w:val="20"/>
         </w:rPr>
-        <w:t xml:space="preserve">— Для кого? В сырой фразе — никого, только предмет. Кто держит это растение и следит за ним? Человек, который поливает на глаз и часто ошибается — заливает или пересушивает</w:t>
-      </w:r>
-    </w:p>
-    <w:p>
-      <w:pPr>
-        <w:spacing w:after="70" w:line="264"/>
-        <w:ind w:left="280"/>
-      </w:pPr>
-      <w:r>
-        <w:rPr>
-          <w:rFonts w:ascii="Arial" w:cs="Arial" w:eastAsia="Arial" w:hAnsi="Arial"/>
-          <w:color w:val="1A1A1A"/>
-          <w:sz w:val="20"/>
-          <w:szCs w:val="20"/>
-        </w:rPr>
-        <w:t xml:space="preserve">— В отличие от чего? Обычно это тот же человек и то же действие, но без вашего проекта — здесь: полив по расписанию, без учёта погоды и сезона</w:t>
-      </w:r>
-    </w:p>
-    <w:p>
-      <w:pPr>
-        <w:spacing w:after="70" w:line="264"/>
-        <w:ind w:left="280"/>
-      </w:pPr>
-      <w:r>
-        <w:rPr>
-          <w:rFonts w:ascii="Arial" w:cs="Arial" w:eastAsia="Arial" w:hAnsi="Arial"/>
-          <w:color w:val="1A1A1A"/>
-          <w:sz w:val="20"/>
-          <w:szCs w:val="20"/>
-        </w:rPr>
-        <w:t xml:space="preserve">— Что делаем и какая выгода — заполняются последними, когда ясно, для кого и против чего</w:t>
+        <w:t xml:space="preserve">Термин новый, вводится впервые. Формула — одна фраза, которую команда заполняет для каждого концепта:</w:t>
       </w:r>
     </w:p>
     <w:tbl>
@@ -1555,7 +1527,7 @@
                 <w:sz w:val="17"/>
                 <w:szCs w:val="17"/>
               </w:rPr>
-              <w:t xml:space="preserve">Заполнено</w:t>
+              <w:t xml:space="preserve">Вопрос</w:t>
             </w:r>
           </w:p>
         </w:tc>
@@ -1614,7 +1586,7 @@
                 <w:sz w:val="18"/>
                 <w:szCs w:val="18"/>
               </w:rPr>
-              <w:t xml:space="preserve">Люди без опыта ухода за растениями, которые поливают на глаз и часто заливают или пересушивают землю</w:t>
+              <w:t xml:space="preserve">Кто конкретно столкнётся с этим результатом? Узкая группа, а не «все студенты»</w:t>
             </w:r>
           </w:p>
         </w:tc>
@@ -1673,7 +1645,7 @@
                 <w:sz w:val="18"/>
                 <w:szCs w:val="18"/>
               </w:rPr>
-              <w:t xml:space="preserve">Горшок со встроенным датчиком влажности почвы и световым индикатором «сухо / норма / перелив»</w:t>
+              <w:t xml:space="preserve">Какой продукт, инструмент или изменение мы создаём?</w:t>
             </w:r>
           </w:p>
         </w:tc>
@@ -1732,7 +1704,7 @@
                 <w:sz w:val="18"/>
                 <w:szCs w:val="18"/>
               </w:rPr>
-              <w:t xml:space="preserve">Сообщает, когда полив действительно нужен — снижает пересушивание и переувлажнение</w:t>
+              <w:t xml:space="preserve">Что станет лучше и насколько это можно измерить?</w:t>
             </w:r>
           </w:p>
         </w:tc>
@@ -1791,7 +1763,7 @@
                 <w:sz w:val="18"/>
                 <w:szCs w:val="18"/>
               </w:rPr>
-              <w:t xml:space="preserve">Полива по расписанию, который не учитывает погоду, сезон, состояние конкретного растения</w:t>
+              <w:t xml:space="preserve">Как эта проблема решается сейчас, без вашего проекта, и почему это хуже?</w:t>
             </w:r>
           </w:p>
         </w:tc>
@@ -1828,15 +1800,12 @@
           <w:sz w:val="19"/>
           <w:szCs w:val="19"/>
         </w:rPr>
-        <w:t xml:space="preserve">Для людей без опыта ухода за растениями, которые поливают на глаз и часто заливают или пересушивают землю, мы делаем горшок со встроенным датчиком влажности почвы и световым индикатором, который прямо показывает, нужен полив или нет, — что снижает случаи гибели растений от неправильного полива — в отличие от полива на глаз, где ошибка видна только тогда, когда растение уже завяло или залито.</w:t>
-      </w:r>
-    </w:p>
-    <w:p>
-      <w:pPr>
-        <w:pBdr>
-          <w:bottom w:val="single" w:color="1A1A1A" w:sz="10" w:space="5"/>
-        </w:pBdr>
-        <w:spacing w:after="130" w:before="300"/>
+        <w:t xml:space="preserve">Ценностное предложение — не слоган. Если в нём можно заменить «для кого» на любого человека — оно не написано. Проверка простая: если предложение годится для чужого проекта без изменений, оно ничего не говорит про ваш.</w:t>
+      </w:r>
+    </w:p>
+    <w:p>
+      <w:pPr>
+        <w:spacing w:after="100" w:before="230"/>
       </w:pPr>
       <w:r>
         <w:rPr>
@@ -1844,10 +1813,10 @@
           <w:b/>
           <w:bCs/>
           <w:color w:val="000000"/>
-          <w:sz w:val="28"/>
-          <w:szCs w:val="28"/>
-        </w:rPr>
-        <w:t xml:space="preserve">Блок 10–22. Ценностное предложение</w:t>
+          <w:sz w:val="23"/>
+          <w:szCs w:val="23"/>
+        </w:rPr>
+        <w:t xml:space="preserve">Разбор на доске: заполняем формулу для примера с горшком</w:t>
       </w:r>
     </w:p>
     <w:p>
@@ -1861,880 +1830,7 @@
           <w:sz w:val="20"/>
           <w:szCs w:val="20"/>
         </w:rPr>
-        <w:t xml:space="preserve">Термин новый, вводится впервые. Формула — одна фраза, которую команда заполняет для каждого концепта:</w:t>
-      </w:r>
-    </w:p>
-    <w:tbl>
-      <w:tblPr>
-        <w:tblW w:type="pct" w:w="100%"/>
-        <w:tblBorders>
-          <w:top w:val="single" w:color="B3B3B3" w:sz="4"/>
-          <w:left w:val="single" w:color="B3B3B3" w:sz="4"/>
-          <w:bottom w:val="single" w:color="B3B3B3" w:sz="4"/>
-          <w:right w:val="single" w:color="B3B3B3" w:sz="4"/>
-          <w:insideH w:val="single" w:color="B3B3B3" w:sz="4"/>
-          <w:insideV w:val="single" w:color="B3B3B3" w:sz="4"/>
-        </w:tblBorders>
-      </w:tblPr>
-      <w:tblGrid>
-        <w:gridCol w:w="100"/>
-        <w:gridCol w:w="100"/>
-      </w:tblGrid>
-      <w:tr>
-        <w:trPr>
-          <w:tblHeader/>
-        </w:trPr>
-        <w:tc>
-          <w:tcPr>
-            <w:tcW w:type="pct" w:w="26%"/>
-            <w:shd w:fill="3D3D3D" w:val="clear"/>
-            <w:tcMar>
-              <w:top w:type="dxa" w:w="95"/>
-              <w:left w:type="dxa" w:w="115"/>
-              <w:bottom w:type="dxa" w:w="95"/>
-              <w:right w:type="dxa" w:w="115"/>
-            </w:tcMar>
-            <w:vAlign w:val="center"/>
-          </w:tcPr>
-          <w:p>
-            <w:pPr>
-              <w:spacing w:after="0" w:line="264"/>
-              <w:jc w:val="center"/>
-            </w:pPr>
-            <w:r>
-              <w:rPr>
-                <w:rFonts w:ascii="Arial" w:cs="Arial" w:eastAsia="Arial" w:hAnsi="Arial"/>
-                <w:b/>
-                <w:bCs/>
-                <w:color w:val="FFFFFF"/>
-                <w:sz w:val="17"/>
-                <w:szCs w:val="17"/>
-              </w:rPr>
-              <w:t xml:space="preserve">Часть формулы</w:t>
-            </w:r>
-          </w:p>
-        </w:tc>
-        <w:tc>
-          <w:tcPr>
-            <w:tcW w:type="pct" w:w="74%"/>
-            <w:shd w:fill="3D3D3D" w:val="clear"/>
-            <w:tcMar>
-              <w:top w:type="dxa" w:w="95"/>
-              <w:left w:type="dxa" w:w="115"/>
-              <w:bottom w:type="dxa" w:w="95"/>
-              <w:right w:type="dxa" w:w="115"/>
-            </w:tcMar>
-            <w:vAlign w:val="center"/>
-          </w:tcPr>
-          <w:p>
-            <w:pPr>
-              <w:spacing w:after="0" w:line="264"/>
-              <w:jc w:val="center"/>
-            </w:pPr>
-            <w:r>
-              <w:rPr>
-                <w:rFonts w:ascii="Arial" w:cs="Arial" w:eastAsia="Arial" w:hAnsi="Arial"/>
-                <w:b/>
-                <w:bCs/>
-                <w:color w:val="FFFFFF"/>
-                <w:sz w:val="17"/>
-                <w:szCs w:val="17"/>
-              </w:rPr>
-              <w:t xml:space="preserve">Вопрос</w:t>
-            </w:r>
-          </w:p>
-        </w:tc>
-      </w:tr>
-      <w:tr>
-        <w:trPr>
-          <w:trHeight w:val="0" w:hRule="atLeast"/>
-        </w:trPr>
-        <w:tc>
-          <w:tcPr>
-            <w:tcW w:type="pct" w:w="26%"/>
-            <w:shd w:fill="FFFFFF" w:val="clear"/>
-            <w:tcMar>
-              <w:top w:type="dxa" w:w="95"/>
-              <w:left w:type="dxa" w:w="115"/>
-              <w:bottom w:type="dxa" w:w="95"/>
-              <w:right w:type="dxa" w:w="115"/>
-            </w:tcMar>
-            <w:vAlign w:val="center"/>
-          </w:tcPr>
-          <w:p>
-            <w:pPr>
-              <w:spacing w:after="0" w:line="264"/>
-            </w:pPr>
-            <w:r>
-              <w:rPr>
-                <w:rFonts w:ascii="Arial" w:cs="Arial" w:eastAsia="Arial" w:hAnsi="Arial"/>
-                <w:color w:val="1A1A1A"/>
-                <w:sz w:val="18"/>
-                <w:szCs w:val="18"/>
-              </w:rPr>
-              <w:t xml:space="preserve">Для кого</w:t>
-            </w:r>
-          </w:p>
-        </w:tc>
-        <w:tc>
-          <w:tcPr>
-            <w:tcW w:type="pct" w:w="74%"/>
-            <w:shd w:fill="FFFFFF" w:val="clear"/>
-            <w:tcMar>
-              <w:top w:type="dxa" w:w="95"/>
-              <w:left w:type="dxa" w:w="115"/>
-              <w:bottom w:type="dxa" w:w="95"/>
-              <w:right w:type="dxa" w:w="115"/>
-            </w:tcMar>
-            <w:vAlign w:val="center"/>
-          </w:tcPr>
-          <w:p>
-            <w:pPr>
-              <w:spacing w:after="0" w:line="264"/>
-            </w:pPr>
-            <w:r>
-              <w:rPr>
-                <w:rFonts w:ascii="Arial" w:cs="Arial" w:eastAsia="Arial" w:hAnsi="Arial"/>
-                <w:color w:val="1A1A1A"/>
-                <w:sz w:val="18"/>
-                <w:szCs w:val="18"/>
-              </w:rPr>
-              <w:t xml:space="preserve">Кто конкретно столкнётся с этим результатом? Не «студенты», а «студенты первого курса, сдающие первую сессию»</w:t>
-            </w:r>
-          </w:p>
-        </w:tc>
-      </w:tr>
-      <w:tr>
-        <w:trPr>
-          <w:trHeight w:val="0" w:hRule="atLeast"/>
-        </w:trPr>
-        <w:tc>
-          <w:tcPr>
-            <w:tcW w:type="pct" w:w="26%"/>
-            <w:shd w:fill="F2F2F2" w:val="clear"/>
-            <w:tcMar>
-              <w:top w:type="dxa" w:w="95"/>
-              <w:left w:type="dxa" w:w="115"/>
-              <w:bottom w:type="dxa" w:w="95"/>
-              <w:right w:type="dxa" w:w="115"/>
-            </w:tcMar>
-            <w:vAlign w:val="center"/>
-          </w:tcPr>
-          <w:p>
-            <w:pPr>
-              <w:spacing w:after="0" w:line="264"/>
-            </w:pPr>
-            <w:r>
-              <w:rPr>
-                <w:rFonts w:ascii="Arial" w:cs="Arial" w:eastAsia="Arial" w:hAnsi="Arial"/>
-                <w:color w:val="1A1A1A"/>
-                <w:sz w:val="18"/>
-                <w:szCs w:val="18"/>
-              </w:rPr>
-              <w:t xml:space="preserve">Что делаем</w:t>
-            </w:r>
-          </w:p>
-        </w:tc>
-        <w:tc>
-          <w:tcPr>
-            <w:tcW w:type="pct" w:w="74%"/>
-            <w:shd w:fill="F2F2F2" w:val="clear"/>
-            <w:tcMar>
-              <w:top w:type="dxa" w:w="95"/>
-              <w:left w:type="dxa" w:w="115"/>
-              <w:bottom w:type="dxa" w:w="95"/>
-              <w:right w:type="dxa" w:w="115"/>
-            </w:tcMar>
-            <w:vAlign w:val="center"/>
-          </w:tcPr>
-          <w:p>
-            <w:pPr>
-              <w:spacing w:after="0" w:line="264"/>
-            </w:pPr>
-            <w:r>
-              <w:rPr>
-                <w:rFonts w:ascii="Arial" w:cs="Arial" w:eastAsia="Arial" w:hAnsi="Arial"/>
-                <w:color w:val="1A1A1A"/>
-                <w:sz w:val="18"/>
-                <w:szCs w:val="18"/>
-              </w:rPr>
-              <w:t xml:space="preserve">Какой продукт, инструмент или изменение мы создаём?</w:t>
-            </w:r>
-          </w:p>
-        </w:tc>
-      </w:tr>
-      <w:tr>
-        <w:trPr>
-          <w:trHeight w:val="0" w:hRule="atLeast"/>
-        </w:trPr>
-        <w:tc>
-          <w:tcPr>
-            <w:tcW w:type="pct" w:w="26%"/>
-            <w:shd w:fill="FFFFFF" w:val="clear"/>
-            <w:tcMar>
-              <w:top w:type="dxa" w:w="95"/>
-              <w:left w:type="dxa" w:w="115"/>
-              <w:bottom w:type="dxa" w:w="95"/>
-              <w:right w:type="dxa" w:w="115"/>
-            </w:tcMar>
-            <w:vAlign w:val="center"/>
-          </w:tcPr>
-          <w:p>
-            <w:pPr>
-              <w:spacing w:after="0" w:line="264"/>
-            </w:pPr>
-            <w:r>
-              <w:rPr>
-                <w:rFonts w:ascii="Arial" w:cs="Arial" w:eastAsia="Arial" w:hAnsi="Arial"/>
-                <w:color w:val="1A1A1A"/>
-                <w:sz w:val="18"/>
-                <w:szCs w:val="18"/>
-              </w:rPr>
-              <w:t xml:space="preserve">Какую выгоду даёт</w:t>
-            </w:r>
-          </w:p>
-        </w:tc>
-        <w:tc>
-          <w:tcPr>
-            <w:tcW w:type="pct" w:w="74%"/>
-            <w:shd w:fill="FFFFFF" w:val="clear"/>
-            <w:tcMar>
-              <w:top w:type="dxa" w:w="95"/>
-              <w:left w:type="dxa" w:w="115"/>
-              <w:bottom w:type="dxa" w:w="95"/>
-              <w:right w:type="dxa" w:w="115"/>
-            </w:tcMar>
-            <w:vAlign w:val="center"/>
-          </w:tcPr>
-          <w:p>
-            <w:pPr>
-              <w:spacing w:after="0" w:line="264"/>
-            </w:pPr>
-            <w:r>
-              <w:rPr>
-                <w:rFonts w:ascii="Arial" w:cs="Arial" w:eastAsia="Arial" w:hAnsi="Arial"/>
-                <w:color w:val="1A1A1A"/>
-                <w:sz w:val="18"/>
-                <w:szCs w:val="18"/>
-              </w:rPr>
-              <w:t xml:space="preserve">Что станет лучше и насколько это можно измерить?</w:t>
-            </w:r>
-          </w:p>
-        </w:tc>
-      </w:tr>
-      <w:tr>
-        <w:trPr>
-          <w:trHeight w:val="0" w:hRule="atLeast"/>
-        </w:trPr>
-        <w:tc>
-          <w:tcPr>
-            <w:tcW w:type="pct" w:w="26%"/>
-            <w:shd w:fill="F2F2F2" w:val="clear"/>
-            <w:tcMar>
-              <w:top w:type="dxa" w:w="95"/>
-              <w:left w:type="dxa" w:w="115"/>
-              <w:bottom w:type="dxa" w:w="95"/>
-              <w:right w:type="dxa" w:w="115"/>
-            </w:tcMar>
-            <w:vAlign w:val="center"/>
-          </w:tcPr>
-          <w:p>
-            <w:pPr>
-              <w:spacing w:after="0" w:line="264"/>
-            </w:pPr>
-            <w:r>
-              <w:rPr>
-                <w:rFonts w:ascii="Arial" w:cs="Arial" w:eastAsia="Arial" w:hAnsi="Arial"/>
-                <w:color w:val="1A1A1A"/>
-                <w:sz w:val="18"/>
-                <w:szCs w:val="18"/>
-              </w:rPr>
-              <w:t xml:space="preserve">В отличие от чего</w:t>
-            </w:r>
-          </w:p>
-        </w:tc>
-        <w:tc>
-          <w:tcPr>
-            <w:tcW w:type="pct" w:w="74%"/>
-            <w:shd w:fill="F2F2F2" w:val="clear"/>
-            <w:tcMar>
-              <w:top w:type="dxa" w:w="95"/>
-              <w:left w:type="dxa" w:w="115"/>
-              <w:bottom w:type="dxa" w:w="95"/>
-              <w:right w:type="dxa" w:w="115"/>
-            </w:tcMar>
-            <w:vAlign w:val="center"/>
-          </w:tcPr>
-          <w:p>
-            <w:pPr>
-              <w:spacing w:after="0" w:line="264"/>
-            </w:pPr>
-            <w:r>
-              <w:rPr>
-                <w:rFonts w:ascii="Arial" w:cs="Arial" w:eastAsia="Arial" w:hAnsi="Arial"/>
-                <w:color w:val="1A1A1A"/>
-                <w:sz w:val="18"/>
-                <w:szCs w:val="18"/>
-              </w:rPr>
-              <w:t xml:space="preserve">Как эта проблема решается сейчас, без вашего проекта, и почему это хуже?</w:t>
-            </w:r>
-          </w:p>
-        </w:tc>
-      </w:tr>
-    </w:tbl>
-    <w:p>
-      <w:pPr>
-        <w:pBdr>
-          <w:top w:val="single" w:color="B3B3B3" w:sz="2" w:space="5"/>
-          <w:bottom w:val="single" w:color="B3B3B3" w:sz="2" w:space="5"/>
-          <w:left w:val="single" w:color="1A1A1A" w:sz="20" w:space="9"/>
-          <w:right w:val="single" w:color="B3B3B3" w:sz="2" w:space="5"/>
-        </w:pBdr>
-        <w:shd w:fill="F2F2F2" w:val="clear"/>
-        <w:spacing w:after="120" w:before="90" w:line="264"/>
-      </w:pPr>
-      <w:r>
-        <w:rPr>
-          <w:rFonts w:ascii="Arial" w:cs="Arial" w:eastAsia="Arial" w:hAnsi="Arial"/>
-          <w:b/>
-          <w:bCs/>
-          <w:color w:val="1A1A1A"/>
-          <w:sz w:val="19"/>
-          <w:szCs w:val="19"/>
-        </w:rPr>
-        <w:t xml:space="preserve">Вслух: </w:t>
-      </w:r>
-      <w:r>
-        <w:rPr>
-          <w:rFonts w:ascii="Arial" w:cs="Arial" w:eastAsia="Arial" w:hAnsi="Arial"/>
-          <w:i/>
-          <w:iCs/>
-          <w:color w:val="1A1A1A"/>
-          <w:sz w:val="19"/>
-          <w:szCs w:val="19"/>
-        </w:rPr>
-        <w:t xml:space="preserve">Ценностное предложение — не слоган. Если в нём можно заменить «для кого» на любого человека — оно не написано. Проверка простая: если предложение годится для чужого проекта без изменений, оно ничего не говорит про ваш.</w:t>
-      </w:r>
-    </w:p>
-    <w:p>
-      <w:pPr>
-        <w:spacing w:after="110" w:before="0" w:line="264"/>
-      </w:pPr>
-      <w:r>
-        <w:rPr>
-          <w:rFonts w:ascii="Arial" w:cs="Arial" w:eastAsia="Arial" w:hAnsi="Arial"/>
-          <w:color w:val="1A1A1A"/>
-          <w:sz w:val="20"/>
-          <w:szCs w:val="20"/>
-        </w:rPr>
-        <w:t xml:space="preserve">Пример разбора на доске: «Для команд первого курса без опыта планирования мы делаем чек-лист подготовки к сессии, который сокращает время на организацию с трёх часов до тридцати минут, в отличие от разрозненных советов в чатах, которые никто не сверяет».</w:t>
-      </w:r>
-    </w:p>
-    <w:p>
-      <w:pPr>
-        <w:pBdr>
-          <w:bottom w:val="single" w:color="1A1A1A" w:sz="10" w:space="5"/>
-        </w:pBdr>
-        <w:spacing w:after="130" w:before="300"/>
-      </w:pPr>
-      <w:r>
-        <w:rPr>
-          <w:rFonts w:ascii="Arial" w:cs="Arial" w:eastAsia="Arial" w:hAnsi="Arial"/>
-          <w:b/>
-          <w:bCs/>
-          <w:color w:val="000000"/>
-          <w:sz w:val="28"/>
-          <w:szCs w:val="28"/>
-        </w:rPr>
-        <w:t xml:space="preserve">Блок 22–37. Ценностное предложение для двух концептов</w:t>
-      </w:r>
-    </w:p>
-    <w:p>
-      <w:pPr>
-        <w:spacing w:after="110" w:before="0" w:line="264"/>
-      </w:pPr>
-      <w:r>
-        <w:rPr>
-          <w:rFonts w:ascii="Arial" w:cs="Arial" w:eastAsia="Arial" w:hAnsi="Arial"/>
-          <w:color w:val="1A1A1A"/>
-          <w:sz w:val="20"/>
-          <w:szCs w:val="20"/>
-        </w:rPr>
-        <w:t xml:space="preserve">Команды заполняют лист 1 (раздатка) для Вектора А и Вектора Б отдельно. Оба, не один — иначе следующий блок «выбор» превращается в фикцию.</w:t>
-      </w:r>
-    </w:p>
-    <w:p>
-      <w:pPr>
-        <w:pBdr>
-          <w:top w:val="single" w:color="B3B3B3" w:sz="2" w:space="5"/>
-          <w:bottom w:val="single" w:color="B3B3B3" w:sz="2" w:space="5"/>
-          <w:left w:val="single" w:color="000000" w:sz="20" w:space="9"/>
-          <w:right w:val="single" w:color="B3B3B3" w:sz="2" w:space="5"/>
-        </w:pBdr>
-        <w:shd w:fill="EDEDED" w:val="clear"/>
-        <w:spacing w:after="130" w:before="110" w:line="264"/>
-      </w:pPr>
-      <w:r>
-        <w:rPr>
-          <w:rFonts w:ascii="Arial" w:cs="Arial" w:eastAsia="Arial" w:hAnsi="Arial"/>
-          <w:color w:val="1A1A1A"/>
-          <w:sz w:val="19"/>
-          <w:szCs w:val="19"/>
-        </w:rPr>
-        <w:t xml:space="preserve">Самая частая ошибка — писать общими словами: «сделать удобнее», «улучшить процесс». Ходите между командами и на каждое такое место спрашивайте: «Насколько удобнее? В цифрах». Не отвечайте за них — просто спрашивайте.</w:t>
-      </w:r>
-    </w:p>
-    <w:p>
-      <w:pPr>
-        <w:pBdr>
-          <w:bottom w:val="single" w:color="1A1A1A" w:sz="10" w:space="5"/>
-        </w:pBdr>
-        <w:spacing w:after="130" w:before="300"/>
-      </w:pPr>
-      <w:r>
-        <w:rPr>
-          <w:rFonts w:ascii="Arial" w:cs="Arial" w:eastAsia="Arial" w:hAnsi="Arial"/>
-          <w:b/>
-          <w:bCs/>
-          <w:color w:val="000000"/>
-          <w:sz w:val="28"/>
-          <w:szCs w:val="28"/>
-        </w:rPr>
-        <w:t xml:space="preserve">Блок 37–45. Выбор одного концепта</w:t>
-      </w:r>
-    </w:p>
-    <w:p>
-      <w:pPr>
-        <w:spacing w:after="110" w:before="0" w:line="264"/>
-      </w:pPr>
-      <w:r>
-        <w:rPr>
-          <w:rFonts w:ascii="Arial" w:cs="Arial" w:eastAsia="Arial" w:hAnsi="Arial"/>
-          <w:color w:val="1A1A1A"/>
-          <w:sz w:val="20"/>
-          <w:szCs w:val="20"/>
-        </w:rPr>
-        <w:t xml:space="preserve">Критерии уже даны на слайде 10: актуальность, реализуемость, измеримость, новизна. Сегодня они впервые применяются как инструмент выбора, а не как список для запоминания.</w:t>
-      </w:r>
-    </w:p>
-    <w:tbl>
-      <w:tblPr>
-        <w:tblW w:type="pct" w:w="100%"/>
-        <w:tblBorders>
-          <w:top w:val="single" w:color="B3B3B3" w:sz="4"/>
-          <w:left w:val="single" w:color="B3B3B3" w:sz="4"/>
-          <w:bottom w:val="single" w:color="B3B3B3" w:sz="4"/>
-          <w:right w:val="single" w:color="B3B3B3" w:sz="4"/>
-          <w:insideH w:val="single" w:color="B3B3B3" w:sz="4"/>
-          <w:insideV w:val="single" w:color="B3B3B3" w:sz="4"/>
-        </w:tblBorders>
-      </w:tblPr>
-      <w:tblGrid>
-        <w:gridCol w:w="100"/>
-        <w:gridCol w:w="100"/>
-      </w:tblGrid>
-      <w:tr>
-        <w:trPr>
-          <w:tblHeader/>
-        </w:trPr>
-        <w:tc>
-          <w:tcPr>
-            <w:tcW w:type="pct" w:w="24%"/>
-            <w:shd w:fill="3D3D3D" w:val="clear"/>
-            <w:tcMar>
-              <w:top w:type="dxa" w:w="95"/>
-              <w:left w:type="dxa" w:w="115"/>
-              <w:bottom w:type="dxa" w:w="95"/>
-              <w:right w:type="dxa" w:w="115"/>
-            </w:tcMar>
-            <w:vAlign w:val="center"/>
-          </w:tcPr>
-          <w:p>
-            <w:pPr>
-              <w:spacing w:after="0" w:line="264"/>
-              <w:jc w:val="center"/>
-            </w:pPr>
-            <w:r>
-              <w:rPr>
-                <w:rFonts w:ascii="Arial" w:cs="Arial" w:eastAsia="Arial" w:hAnsi="Arial"/>
-                <w:b/>
-                <w:bCs/>
-                <w:color w:val="FFFFFF"/>
-                <w:sz w:val="17"/>
-                <w:szCs w:val="17"/>
-              </w:rPr>
-              <w:t xml:space="preserve">Критерий</w:t>
-            </w:r>
-          </w:p>
-        </w:tc>
-        <w:tc>
-          <w:tcPr>
-            <w:tcW w:type="pct" w:w="76%"/>
-            <w:shd w:fill="3D3D3D" w:val="clear"/>
-            <w:tcMar>
-              <w:top w:type="dxa" w:w="95"/>
-              <w:left w:type="dxa" w:w="115"/>
-              <w:bottom w:type="dxa" w:w="95"/>
-              <w:right w:type="dxa" w:w="115"/>
-            </w:tcMar>
-            <w:vAlign w:val="center"/>
-          </w:tcPr>
-          <w:p>
-            <w:pPr>
-              <w:spacing w:after="0" w:line="264"/>
-              <w:jc w:val="center"/>
-            </w:pPr>
-            <w:r>
-              <w:rPr>
-                <w:rFonts w:ascii="Arial" w:cs="Arial" w:eastAsia="Arial" w:hAnsi="Arial"/>
-                <w:b/>
-                <w:bCs/>
-                <w:color w:val="FFFFFF"/>
-                <w:sz w:val="17"/>
-                <w:szCs w:val="17"/>
-              </w:rPr>
-              <w:t xml:space="preserve">Вопрос к каждому концепту</w:t>
-            </w:r>
-          </w:p>
-        </w:tc>
-      </w:tr>
-      <w:tr>
-        <w:trPr>
-          <w:trHeight w:val="0" w:hRule="atLeast"/>
-        </w:trPr>
-        <w:tc>
-          <w:tcPr>
-            <w:tcW w:type="pct" w:w="24%"/>
-            <w:shd w:fill="FFFFFF" w:val="clear"/>
-            <w:tcMar>
-              <w:top w:type="dxa" w:w="95"/>
-              <w:left w:type="dxa" w:w="115"/>
-              <w:bottom w:type="dxa" w:w="95"/>
-              <w:right w:type="dxa" w:w="115"/>
-            </w:tcMar>
-            <w:vAlign w:val="center"/>
-          </w:tcPr>
-          <w:p>
-            <w:pPr>
-              <w:spacing w:after="0" w:line="264"/>
-            </w:pPr>
-            <w:r>
-              <w:rPr>
-                <w:rFonts w:ascii="Arial" w:cs="Arial" w:eastAsia="Arial" w:hAnsi="Arial"/>
-                <w:color w:val="1A1A1A"/>
-                <w:sz w:val="18"/>
-                <w:szCs w:val="18"/>
-              </w:rPr>
-              <w:t xml:space="preserve">Актуальность</w:t>
-            </w:r>
-          </w:p>
-        </w:tc>
-        <w:tc>
-          <w:tcPr>
-            <w:tcW w:type="pct" w:w="76%"/>
-            <w:shd w:fill="FFFFFF" w:val="clear"/>
-            <w:tcMar>
-              <w:top w:type="dxa" w:w="95"/>
-              <w:left w:type="dxa" w:w="115"/>
-              <w:bottom w:type="dxa" w:w="95"/>
-              <w:right w:type="dxa" w:w="115"/>
-            </w:tcMar>
-            <w:vAlign w:val="center"/>
-          </w:tcPr>
-          <w:p>
-            <w:pPr>
-              <w:spacing w:after="0" w:line="264"/>
-            </w:pPr>
-            <w:r>
-              <w:rPr>
-                <w:rFonts w:ascii="Arial" w:cs="Arial" w:eastAsia="Arial" w:hAnsi="Arial"/>
-                <w:color w:val="1A1A1A"/>
-                <w:sz w:val="18"/>
-                <w:szCs w:val="18"/>
-              </w:rPr>
-              <w:t xml:space="preserve">Проблема реально существует у аудитории из «для кого»?</w:t>
-            </w:r>
-          </w:p>
-        </w:tc>
-      </w:tr>
-      <w:tr>
-        <w:trPr>
-          <w:trHeight w:val="0" w:hRule="atLeast"/>
-        </w:trPr>
-        <w:tc>
-          <w:tcPr>
-            <w:tcW w:type="pct" w:w="24%"/>
-            <w:shd w:fill="F2F2F2" w:val="clear"/>
-            <w:tcMar>
-              <w:top w:type="dxa" w:w="95"/>
-              <w:left w:type="dxa" w:w="115"/>
-              <w:bottom w:type="dxa" w:w="95"/>
-              <w:right w:type="dxa" w:w="115"/>
-            </w:tcMar>
-            <w:vAlign w:val="center"/>
-          </w:tcPr>
-          <w:p>
-            <w:pPr>
-              <w:spacing w:after="0" w:line="264"/>
-            </w:pPr>
-            <w:r>
-              <w:rPr>
-                <w:rFonts w:ascii="Arial" w:cs="Arial" w:eastAsia="Arial" w:hAnsi="Arial"/>
-                <w:color w:val="1A1A1A"/>
-                <w:sz w:val="18"/>
-                <w:szCs w:val="18"/>
-              </w:rPr>
-              <w:t xml:space="preserve">Реализуемость</w:t>
-            </w:r>
-          </w:p>
-        </w:tc>
-        <w:tc>
-          <w:tcPr>
-            <w:tcW w:type="pct" w:w="76%"/>
-            <w:shd w:fill="F2F2F2" w:val="clear"/>
-            <w:tcMar>
-              <w:top w:type="dxa" w:w="95"/>
-              <w:left w:type="dxa" w:w="115"/>
-              <w:bottom w:type="dxa" w:w="95"/>
-              <w:right w:type="dxa" w:w="115"/>
-            </w:tcMar>
-            <w:vAlign w:val="center"/>
-          </w:tcPr>
-          <w:p>
-            <w:pPr>
-              <w:spacing w:after="0" w:line="264"/>
-            </w:pPr>
-            <w:r>
-              <w:rPr>
-                <w:rFonts w:ascii="Arial" w:cs="Arial" w:eastAsia="Arial" w:hAnsi="Arial"/>
-                <w:color w:val="1A1A1A"/>
-                <w:sz w:val="18"/>
-                <w:szCs w:val="18"/>
-              </w:rPr>
-              <w:t xml:space="preserve">3–4 человека сделают это за один семестр?</w:t>
-            </w:r>
-          </w:p>
-        </w:tc>
-      </w:tr>
-      <w:tr>
-        <w:trPr>
-          <w:trHeight w:val="0" w:hRule="atLeast"/>
-        </w:trPr>
-        <w:tc>
-          <w:tcPr>
-            <w:tcW w:type="pct" w:w="24%"/>
-            <w:shd w:fill="FFFFFF" w:val="clear"/>
-            <w:tcMar>
-              <w:top w:type="dxa" w:w="95"/>
-              <w:left w:type="dxa" w:w="115"/>
-              <w:bottom w:type="dxa" w:w="95"/>
-              <w:right w:type="dxa" w:w="115"/>
-            </w:tcMar>
-            <w:vAlign w:val="center"/>
-          </w:tcPr>
-          <w:p>
-            <w:pPr>
-              <w:spacing w:after="0" w:line="264"/>
-            </w:pPr>
-            <w:r>
-              <w:rPr>
-                <w:rFonts w:ascii="Arial" w:cs="Arial" w:eastAsia="Arial" w:hAnsi="Arial"/>
-                <w:color w:val="1A1A1A"/>
-                <w:sz w:val="18"/>
-                <w:szCs w:val="18"/>
-              </w:rPr>
-              <w:t xml:space="preserve">Измеримость</w:t>
-            </w:r>
-          </w:p>
-        </w:tc>
-        <w:tc>
-          <w:tcPr>
-            <w:tcW w:type="pct" w:w="76%"/>
-            <w:shd w:fill="FFFFFF" w:val="clear"/>
-            <w:tcMar>
-              <w:top w:type="dxa" w:w="95"/>
-              <w:left w:type="dxa" w:w="115"/>
-              <w:bottom w:type="dxa" w:w="95"/>
-              <w:right w:type="dxa" w:w="115"/>
-            </w:tcMar>
-            <w:vAlign w:val="center"/>
-          </w:tcPr>
-          <w:p>
-            <w:pPr>
-              <w:spacing w:after="0" w:line="264"/>
-            </w:pPr>
-            <w:r>
-              <w:rPr>
-                <w:rFonts w:ascii="Arial" w:cs="Arial" w:eastAsia="Arial" w:hAnsi="Arial"/>
-                <w:color w:val="1A1A1A"/>
-                <w:sz w:val="18"/>
-                <w:szCs w:val="18"/>
-              </w:rPr>
-              <w:t xml:space="preserve">Результат ценностного предложения можно проверить на защите?</w:t>
-            </w:r>
-          </w:p>
-        </w:tc>
-      </w:tr>
-      <w:tr>
-        <w:trPr>
-          <w:trHeight w:val="0" w:hRule="atLeast"/>
-        </w:trPr>
-        <w:tc>
-          <w:tcPr>
-            <w:tcW w:type="pct" w:w="24%"/>
-            <w:shd w:fill="F2F2F2" w:val="clear"/>
-            <w:tcMar>
-              <w:top w:type="dxa" w:w="95"/>
-              <w:left w:type="dxa" w:w="115"/>
-              <w:bottom w:type="dxa" w:w="95"/>
-              <w:right w:type="dxa" w:w="115"/>
-            </w:tcMar>
-            <w:vAlign w:val="center"/>
-          </w:tcPr>
-          <w:p>
-            <w:pPr>
-              <w:spacing w:after="0" w:line="264"/>
-            </w:pPr>
-            <w:r>
-              <w:rPr>
-                <w:rFonts w:ascii="Arial" w:cs="Arial" w:eastAsia="Arial" w:hAnsi="Arial"/>
-                <w:color w:val="1A1A1A"/>
-                <w:sz w:val="18"/>
-                <w:szCs w:val="18"/>
-              </w:rPr>
-              <w:t xml:space="preserve">Новизна</w:t>
-            </w:r>
-          </w:p>
-        </w:tc>
-        <w:tc>
-          <w:tcPr>
-            <w:tcW w:type="pct" w:w="76%"/>
-            <w:shd w:fill="F2F2F2" w:val="clear"/>
-            <w:tcMar>
-              <w:top w:type="dxa" w:w="95"/>
-              <w:left w:type="dxa" w:w="115"/>
-              <w:bottom w:type="dxa" w:w="95"/>
-              <w:right w:type="dxa" w:w="115"/>
-            </w:tcMar>
-            <w:vAlign w:val="center"/>
-          </w:tcPr>
-          <w:p>
-            <w:pPr>
-              <w:spacing w:after="0" w:line="264"/>
-            </w:pPr>
-            <w:r>
-              <w:rPr>
-                <w:rFonts w:ascii="Arial" w:cs="Arial" w:eastAsia="Arial" w:hAnsi="Arial"/>
-                <w:color w:val="1A1A1A"/>
-                <w:sz w:val="18"/>
-                <w:szCs w:val="18"/>
-              </w:rPr>
-              <w:t xml:space="preserve">Есть элемент уникальности — технической, методической, социальной?</w:t>
-            </w:r>
-          </w:p>
-        </w:tc>
-      </w:tr>
-    </w:tbl>
-    <w:p>
-      <w:pPr>
-        <w:spacing w:after="110" w:before="0" w:line="264"/>
-      </w:pPr>
-      <w:r>
-        <w:rPr>
-          <w:rFonts w:ascii="Arial" w:cs="Arial" w:eastAsia="Arial" w:hAnsi="Arial"/>
-          <w:color w:val="1A1A1A"/>
-          <w:sz w:val="20"/>
-          <w:szCs w:val="20"/>
-        </w:rPr>
-        <w:t xml:space="preserve">Команда оценивает оба концепта по каждому критерию (лист 1, нижняя таблица) и выбирает тот, что набрал больше. При равенстве — решает капитан, это тоже опыт.</w:t>
-      </w:r>
-    </w:p>
-    <w:p>
-      <w:pPr>
-        <w:pBdr>
-          <w:top w:val="single" w:color="B3B3B3" w:sz="2" w:space="5"/>
-          <w:bottom w:val="single" w:color="B3B3B3" w:sz="2" w:space="5"/>
-          <w:left w:val="single" w:color="1A1A1A" w:sz="20" w:space="9"/>
-          <w:right w:val="single" w:color="B3B3B3" w:sz="2" w:space="5"/>
-        </w:pBdr>
-        <w:shd w:fill="F2F2F2" w:val="clear"/>
-        <w:spacing w:after="120" w:before="90" w:line="264"/>
-      </w:pPr>
-      <w:r>
-        <w:rPr>
-          <w:rFonts w:ascii="Arial" w:cs="Arial" w:eastAsia="Arial" w:hAnsi="Arial"/>
-          <w:b/>
-          <w:bCs/>
-          <w:color w:val="1A1A1A"/>
-          <w:sz w:val="19"/>
-          <w:szCs w:val="19"/>
-        </w:rPr>
-        <w:t xml:space="preserve">Вслух: </w:t>
-      </w:r>
-      <w:r>
-        <w:rPr>
-          <w:rFonts w:ascii="Arial" w:cs="Arial" w:eastAsia="Arial" w:hAnsi="Arial"/>
-          <w:i/>
-          <w:iCs/>
-          <w:color w:val="1A1A1A"/>
-          <w:sz w:val="19"/>
-          <w:szCs w:val="19"/>
-        </w:rPr>
-        <w:t xml:space="preserve">Проигравший концепт не выбрасывается. Запишите его в паспорт проекта на следующей неделе как альтернативу — вдруг выбранный не пройдёт проверку через месяц.</w:t>
-      </w:r>
-    </w:p>
-    <w:p>
-      <w:pPr>
-        <w:pBdr>
-          <w:bottom w:val="single" w:color="1A1A1A" w:sz="10" w:space="5"/>
-        </w:pBdr>
-        <w:spacing w:after="130" w:before="300"/>
-      </w:pPr>
-      <w:r>
-        <w:rPr>
-          <w:rFonts w:ascii="Arial" w:cs="Arial" w:eastAsia="Arial" w:hAnsi="Arial"/>
-          <w:b/>
-          <w:bCs/>
-          <w:color w:val="000000"/>
-          <w:sz w:val="28"/>
-          <w:szCs w:val="28"/>
-        </w:rPr>
-        <w:t xml:space="preserve">Блок 45–55. От SMART к ЧИСТО</w:t>
-      </w:r>
-    </w:p>
-    <w:p>
-      <w:pPr>
-        <w:spacing w:after="110" w:before="0" w:line="264"/>
-      </w:pPr>
-      <w:r>
-        <w:rPr>
-          <w:rFonts w:ascii="Arial" w:cs="Arial" w:eastAsia="Arial" w:hAnsi="Arial"/>
-          <w:color w:val="1A1A1A"/>
-          <w:sz w:val="20"/>
-          <w:szCs w:val="20"/>
-        </w:rPr>
-        <w:t xml:space="preserve">05.09 буквы SMART были только расшифрованы (слайд 8, «Пояснения»): Specific, Measurable, Achievable, Relevant, Time-bound — перевод терминов, не разбор. Английские слова русскоязычной аудитории вспомнить трудно под давлением времени на паре. Ниже — свой русский вариант этой же последовательности, придуманный для этого курса: ЧИСТО.</w:t>
-      </w:r>
-    </w:p>
-    <w:p>
-      <w:pPr>
-        <w:pBdr>
-          <w:top w:val="single" w:color="B3B3B3" w:sz="2" w:space="5"/>
-          <w:bottom w:val="single" w:color="B3B3B3" w:sz="2" w:space="5"/>
-          <w:left w:val="single" w:color="000000" w:sz="20" w:space="9"/>
-          <w:right w:val="single" w:color="B3B3B3" w:sz="2" w:space="5"/>
-        </w:pBdr>
-        <w:shd w:fill="EDEDED" w:val="clear"/>
-        <w:spacing w:after="130" w:before="110" w:line="264"/>
-      </w:pPr>
-      <w:r>
-        <w:rPr>
-          <w:rFonts w:ascii="Arial" w:cs="Arial" w:eastAsia="Arial" w:hAnsi="Arial"/>
-          <w:color w:val="1A1A1A"/>
-          <w:sz w:val="19"/>
-          <w:szCs w:val="19"/>
-        </w:rPr>
-        <w:t xml:space="preserve">ЧИСТО — не общепринятый термин, а мнемоника для этого курса. SMART произносить и объяснять тоже нужно: это международное слово, студенты встретят его в заявках на гранты и в резюме. ЧИСТО — просто способ не забыть последовательность на языке, на котором думаешь.</w:t>
+        <w:t xml:space="preserve">Слайд 4 — контур: таблица пустая. Строки заполняются по очереди, вопросом в зал, а не вашим готовым ответом. Порядок: сначала «для кого» и «в отличие от чего» — они задают рамку; «что делаем» и «какую выгоду» дописываются последними, когда ясно, для кого и против чего.</w:t>
       </w:r>
     </w:p>
     <w:tbl>
@@ -2760,7 +1856,7 @@
         </w:trPr>
         <w:tc>
           <w:tcPr>
-            <w:tcW w:type="pct" w:w="20%"/>
+            <w:tcW w:type="pct" w:w="16%"/>
             <w:shd w:fill="3D3D3D" w:val="clear"/>
             <w:tcMar>
               <w:top w:type="dxa" w:w="95"/>
@@ -2784,13 +1880,13 @@
                 <w:sz w:val="17"/>
                 <w:szCs w:val="17"/>
               </w:rPr>
-              <w:t xml:space="preserve">Буква ЧИСТО</w:t>
-            </w:r>
-          </w:p>
-        </w:tc>
-        <w:tc>
-          <w:tcPr>
-            <w:tcW w:type="pct" w:w="52%"/>
+              <w:t xml:space="preserve">Строка</w:t>
+            </w:r>
+          </w:p>
+        </w:tc>
+        <w:tc>
+          <w:tcPr>
+            <w:tcW w:type="pct" w:w="30%"/>
             <w:shd w:fill="3D3D3D" w:val="clear"/>
             <w:tcMar>
               <w:top w:type="dxa" w:w="95"/>
@@ -2814,13 +1910,13 @@
                 <w:sz w:val="17"/>
                 <w:szCs w:val="17"/>
               </w:rPr>
-              <w:t xml:space="preserve">Значит</w:t>
-            </w:r>
-          </w:p>
-        </w:tc>
-        <w:tc>
-          <w:tcPr>
-            <w:tcW w:type="pct" w:w="28%"/>
+              <w:t xml:space="preserve">Вопрос в зал</w:t>
+            </w:r>
+          </w:p>
+        </w:tc>
+        <w:tc>
+          <w:tcPr>
+            <w:tcW w:type="pct" w:w="54%"/>
             <w:shd w:fill="3D3D3D" w:val="clear"/>
             <w:tcMar>
               <w:top w:type="dxa" w:w="95"/>
@@ -2844,7 +1940,7 @@
                 <w:sz w:val="17"/>
                 <w:szCs w:val="17"/>
               </w:rPr>
-              <w:t xml:space="preserve">= буква SMART</w:t>
+              <w:t xml:space="preserve">Что обычно отвечают и как дожать</w:t>
             </w:r>
           </w:p>
         </w:tc>
@@ -2855,82 +1951,82 @@
         </w:trPr>
         <w:tc>
           <w:tcPr>
-            <w:tcW w:type="pct" w:w="20%"/>
-            <w:shd w:fill="FFFFFF" w:val="clear"/>
-            <w:tcMar>
-              <w:top w:type="dxa" w:w="95"/>
-              <w:left w:type="dxa" w:w="115"/>
-              <w:bottom w:type="dxa" w:w="95"/>
-              <w:right w:type="dxa" w:w="115"/>
-            </w:tcMar>
-            <w:vAlign w:val="center"/>
-          </w:tcPr>
-          <w:p>
-            <w:pPr>
-              <w:spacing w:after="0" w:line="264"/>
-            </w:pPr>
-            <w:r>
-              <w:rPr>
-                <w:rFonts w:ascii="Arial" w:cs="Arial" w:eastAsia="Arial" w:hAnsi="Arial"/>
-                <w:color w:val="1A1A1A"/>
-                <w:sz w:val="18"/>
-                <w:szCs w:val="18"/>
-              </w:rPr>
-              <w:t xml:space="preserve">Ч — Чёткая</w:t>
-            </w:r>
-          </w:p>
-        </w:tc>
-        <w:tc>
-          <w:tcPr>
-            <w:tcW w:type="pct" w:w="52%"/>
-            <w:shd w:fill="FFFFFF" w:val="clear"/>
-            <w:tcMar>
-              <w:top w:type="dxa" w:w="95"/>
-              <w:left w:type="dxa" w:w="115"/>
-              <w:bottom w:type="dxa" w:w="95"/>
-              <w:right w:type="dxa" w:w="115"/>
-            </w:tcMar>
-            <w:vAlign w:val="center"/>
-          </w:tcPr>
-          <w:p>
-            <w:pPr>
-              <w:spacing w:after="0" w:line="264"/>
-            </w:pPr>
-            <w:r>
-              <w:rPr>
-                <w:rFonts w:ascii="Arial" w:cs="Arial" w:eastAsia="Arial" w:hAnsi="Arial"/>
-                <w:color w:val="1A1A1A"/>
-                <w:sz w:val="18"/>
-                <w:szCs w:val="18"/>
-              </w:rPr>
-              <w:t xml:space="preserve">Понятно, что именно должно получиться — образ результата, а не процесс</w:t>
-            </w:r>
-          </w:p>
-        </w:tc>
-        <w:tc>
-          <w:tcPr>
-            <w:tcW w:type="pct" w:w="28%"/>
-            <w:shd w:fill="FFFFFF" w:val="clear"/>
-            <w:tcMar>
-              <w:top w:type="dxa" w:w="95"/>
-              <w:left w:type="dxa" w:w="115"/>
-              <w:bottom w:type="dxa" w:w="95"/>
-              <w:right w:type="dxa" w:w="115"/>
-            </w:tcMar>
-            <w:vAlign w:val="center"/>
-          </w:tcPr>
-          <w:p>
-            <w:pPr>
-              <w:spacing w:after="0" w:line="264"/>
-            </w:pPr>
-            <w:r>
-              <w:rPr>
-                <w:rFonts w:ascii="Arial" w:cs="Arial" w:eastAsia="Arial" w:hAnsi="Arial"/>
-                <w:color w:val="1A1A1A"/>
-                <w:sz w:val="18"/>
-                <w:szCs w:val="18"/>
-              </w:rPr>
-              <w:t xml:space="preserve">S — Specific</w:t>
+            <w:tcW w:type="pct" w:w="16%"/>
+            <w:shd w:fill="FFFFFF" w:val="clear"/>
+            <w:tcMar>
+              <w:top w:type="dxa" w:w="95"/>
+              <w:left w:type="dxa" w:w="115"/>
+              <w:bottom w:type="dxa" w:w="95"/>
+              <w:right w:type="dxa" w:w="115"/>
+            </w:tcMar>
+            <w:vAlign w:val="center"/>
+          </w:tcPr>
+          <w:p>
+            <w:pPr>
+              <w:spacing w:after="0" w:line="264"/>
+            </w:pPr>
+            <w:r>
+              <w:rPr>
+                <w:rFonts w:ascii="Arial" w:cs="Arial" w:eastAsia="Arial" w:hAnsi="Arial"/>
+                <w:color w:val="1A1A1A"/>
+                <w:sz w:val="16"/>
+                <w:szCs w:val="16"/>
+              </w:rPr>
+              <w:t xml:space="preserve">Для кого</w:t>
+            </w:r>
+          </w:p>
+        </w:tc>
+        <w:tc>
+          <w:tcPr>
+            <w:tcW w:type="pct" w:w="30%"/>
+            <w:shd w:fill="FFFFFF" w:val="clear"/>
+            <w:tcMar>
+              <w:top w:type="dxa" w:w="95"/>
+              <w:left w:type="dxa" w:w="115"/>
+              <w:bottom w:type="dxa" w:w="95"/>
+              <w:right w:type="dxa" w:w="115"/>
+            </w:tcMar>
+            <w:vAlign w:val="center"/>
+          </w:tcPr>
+          <w:p>
+            <w:pPr>
+              <w:spacing w:after="0" w:line="264"/>
+            </w:pPr>
+            <w:r>
+              <w:rPr>
+                <w:rFonts w:ascii="Arial" w:cs="Arial" w:eastAsia="Arial" w:hAnsi="Arial"/>
+                <w:color w:val="1A1A1A"/>
+                <w:sz w:val="16"/>
+                <w:szCs w:val="16"/>
+              </w:rPr>
+              <w:t xml:space="preserve">Кто держит этот горшок и следит за растением?</w:t>
+            </w:r>
+          </w:p>
+        </w:tc>
+        <w:tc>
+          <w:tcPr>
+            <w:tcW w:type="pct" w:w="54%"/>
+            <w:shd w:fill="FFFFFF" w:val="clear"/>
+            <w:tcMar>
+              <w:top w:type="dxa" w:w="95"/>
+              <w:left w:type="dxa" w:w="115"/>
+              <w:bottom w:type="dxa" w:w="95"/>
+              <w:right w:type="dxa" w:w="115"/>
+            </w:tcMar>
+            <w:vAlign w:val="center"/>
+          </w:tcPr>
+          <w:p>
+            <w:pPr>
+              <w:spacing w:after="0" w:line="264"/>
+            </w:pPr>
+            <w:r>
+              <w:rPr>
+                <w:rFonts w:ascii="Arial" w:cs="Arial" w:eastAsia="Arial" w:hAnsi="Arial"/>
+                <w:color w:val="1A1A1A"/>
+                <w:sz w:val="16"/>
+                <w:szCs w:val="16"/>
+              </w:rPr>
+              <w:t xml:space="preserve">«Для всех», «для людей». Дожать: у кого именно это болит? Чем он отличается от того, кому и так нормально?</w:t>
             </w:r>
           </w:p>
         </w:tc>
@@ -2941,7 +2037,7 @@
         </w:trPr>
         <w:tc>
           <w:tcPr>
-            <w:tcW w:type="pct" w:w="20%"/>
+            <w:tcW w:type="pct" w:w="16%"/>
             <w:shd w:fill="F2F2F2" w:val="clear"/>
             <w:tcMar>
               <w:top w:type="dxa" w:w="95"/>
@@ -2959,16 +2055,16 @@
               <w:rPr>
                 <w:rFonts w:ascii="Arial" w:cs="Arial" w:eastAsia="Arial" w:hAnsi="Arial"/>
                 <w:color w:val="1A1A1A"/>
-                <w:sz w:val="18"/>
-                <w:szCs w:val="18"/>
-              </w:rPr>
-              <w:t xml:space="preserve">И — Измеримая</w:t>
-            </w:r>
-          </w:p>
-        </w:tc>
-        <w:tc>
-          <w:tcPr>
-            <w:tcW w:type="pct" w:w="52%"/>
+                <w:sz w:val="16"/>
+                <w:szCs w:val="16"/>
+              </w:rPr>
+              <w:t xml:space="preserve">В отличие от чего</w:t>
+            </w:r>
+          </w:p>
+        </w:tc>
+        <w:tc>
+          <w:tcPr>
+            <w:tcW w:type="pct" w:w="30%"/>
             <w:shd w:fill="F2F2F2" w:val="clear"/>
             <w:tcMar>
               <w:top w:type="dxa" w:w="95"/>
@@ -2986,16 +2082,16 @@
               <w:rPr>
                 <w:rFonts w:ascii="Arial" w:cs="Arial" w:eastAsia="Arial" w:hAnsi="Arial"/>
                 <w:color w:val="1A1A1A"/>
-                <w:sz w:val="18"/>
-                <w:szCs w:val="18"/>
-              </w:rPr>
-              <w:t xml:space="preserve">Можно проверить числом или фактом, а не словом «хорошо»</w:t>
-            </w:r>
-          </w:p>
-        </w:tc>
-        <w:tc>
-          <w:tcPr>
-            <w:tcW w:type="pct" w:w="28%"/>
+                <w:sz w:val="16"/>
+                <w:szCs w:val="16"/>
+              </w:rPr>
+              <w:t xml:space="preserve">Как эта задача решается сейчас, без нашего горшка?</w:t>
+            </w:r>
+          </w:p>
+        </w:tc>
+        <w:tc>
+          <w:tcPr>
+            <w:tcW w:type="pct" w:w="54%"/>
             <w:shd w:fill="F2F2F2" w:val="clear"/>
             <w:tcMar>
               <w:top w:type="dxa" w:w="95"/>
@@ -3013,10 +2109,10 @@
               <w:rPr>
                 <w:rFonts w:ascii="Arial" w:cs="Arial" w:eastAsia="Arial" w:hAnsi="Arial"/>
                 <w:color w:val="1A1A1A"/>
-                <w:sz w:val="18"/>
-                <w:szCs w:val="18"/>
-              </w:rPr>
-              <w:t xml:space="preserve">M — Measurable</w:t>
+                <w:sz w:val="16"/>
+                <w:szCs w:val="16"/>
+              </w:rPr>
+              <w:t xml:space="preserve">«Никак». Дожать: не бывает «никак» — как-то же решают. Полив по расписанию? На глаз? Напоминание в телефоне?</w:t>
             </w:r>
           </w:p>
         </w:tc>
@@ -3027,82 +2123,82 @@
         </w:trPr>
         <w:tc>
           <w:tcPr>
-            <w:tcW w:type="pct" w:w="20%"/>
-            <w:shd w:fill="FFFFFF" w:val="clear"/>
-            <w:tcMar>
-              <w:top w:type="dxa" w:w="95"/>
-              <w:left w:type="dxa" w:w="115"/>
-              <w:bottom w:type="dxa" w:w="95"/>
-              <w:right w:type="dxa" w:w="115"/>
-            </w:tcMar>
-            <w:vAlign w:val="center"/>
-          </w:tcPr>
-          <w:p>
-            <w:pPr>
-              <w:spacing w:after="0" w:line="264"/>
-            </w:pPr>
-            <w:r>
-              <w:rPr>
-                <w:rFonts w:ascii="Arial" w:cs="Arial" w:eastAsia="Arial" w:hAnsi="Arial"/>
-                <w:color w:val="1A1A1A"/>
-                <w:sz w:val="18"/>
-                <w:szCs w:val="18"/>
-              </w:rPr>
-              <w:t xml:space="preserve">С — Со сроком</w:t>
-            </w:r>
-          </w:p>
-        </w:tc>
-        <w:tc>
-          <w:tcPr>
-            <w:tcW w:type="pct" w:w="52%"/>
-            <w:shd w:fill="FFFFFF" w:val="clear"/>
-            <w:tcMar>
-              <w:top w:type="dxa" w:w="95"/>
-              <w:left w:type="dxa" w:w="115"/>
-              <w:bottom w:type="dxa" w:w="95"/>
-              <w:right w:type="dxa" w:w="115"/>
-            </w:tcMar>
-            <w:vAlign w:val="center"/>
-          </w:tcPr>
-          <w:p>
-            <w:pPr>
-              <w:spacing w:after="0" w:line="264"/>
-            </w:pPr>
-            <w:r>
-              <w:rPr>
-                <w:rFonts w:ascii="Arial" w:cs="Arial" w:eastAsia="Arial" w:hAnsi="Arial"/>
-                <w:color w:val="1A1A1A"/>
-                <w:sz w:val="18"/>
-                <w:szCs w:val="18"/>
-              </w:rPr>
-              <w:t xml:space="preserve">Есть конкретная дата, а не «в течение семестра»</w:t>
-            </w:r>
-          </w:p>
-        </w:tc>
-        <w:tc>
-          <w:tcPr>
-            <w:tcW w:type="pct" w:w="28%"/>
-            <w:shd w:fill="FFFFFF" w:val="clear"/>
-            <w:tcMar>
-              <w:top w:type="dxa" w:w="95"/>
-              <w:left w:type="dxa" w:w="115"/>
-              <w:bottom w:type="dxa" w:w="95"/>
-              <w:right w:type="dxa" w:w="115"/>
-            </w:tcMar>
-            <w:vAlign w:val="center"/>
-          </w:tcPr>
-          <w:p>
-            <w:pPr>
-              <w:spacing w:after="0" w:line="264"/>
-            </w:pPr>
-            <w:r>
-              <w:rPr>
-                <w:rFonts w:ascii="Arial" w:cs="Arial" w:eastAsia="Arial" w:hAnsi="Arial"/>
-                <w:color w:val="1A1A1A"/>
-                <w:sz w:val="18"/>
-                <w:szCs w:val="18"/>
-              </w:rPr>
-              <w:t xml:space="preserve">T — Time-bound</w:t>
+            <w:tcW w:type="pct" w:w="16%"/>
+            <w:shd w:fill="FFFFFF" w:val="clear"/>
+            <w:tcMar>
+              <w:top w:type="dxa" w:w="95"/>
+              <w:left w:type="dxa" w:w="115"/>
+              <w:bottom w:type="dxa" w:w="95"/>
+              <w:right w:type="dxa" w:w="115"/>
+            </w:tcMar>
+            <w:vAlign w:val="center"/>
+          </w:tcPr>
+          <w:p>
+            <w:pPr>
+              <w:spacing w:after="0" w:line="264"/>
+            </w:pPr>
+            <w:r>
+              <w:rPr>
+                <w:rFonts w:ascii="Arial" w:cs="Arial" w:eastAsia="Arial" w:hAnsi="Arial"/>
+                <w:color w:val="1A1A1A"/>
+                <w:sz w:val="16"/>
+                <w:szCs w:val="16"/>
+              </w:rPr>
+              <w:t xml:space="preserve">Что делаем</w:t>
+            </w:r>
+          </w:p>
+        </w:tc>
+        <w:tc>
+          <w:tcPr>
+            <w:tcW w:type="pct" w:w="30%"/>
+            <w:shd w:fill="FFFFFF" w:val="clear"/>
+            <w:tcMar>
+              <w:top w:type="dxa" w:w="95"/>
+              <w:left w:type="dxa" w:w="115"/>
+              <w:bottom w:type="dxa" w:w="95"/>
+              <w:right w:type="dxa" w:w="115"/>
+            </w:tcMar>
+            <w:vAlign w:val="center"/>
+          </w:tcPr>
+          <w:p>
+            <w:pPr>
+              <w:spacing w:after="0" w:line="264"/>
+            </w:pPr>
+            <w:r>
+              <w:rPr>
+                <w:rFonts w:ascii="Arial" w:cs="Arial" w:eastAsia="Arial" w:hAnsi="Arial"/>
+                <w:color w:val="1A1A1A"/>
+                <w:sz w:val="16"/>
+                <w:szCs w:val="16"/>
+              </w:rPr>
+              <w:t xml:space="preserve">Что именно мы строим — предмет, а не идею?</w:t>
+            </w:r>
+          </w:p>
+        </w:tc>
+        <w:tc>
+          <w:tcPr>
+            <w:tcW w:type="pct" w:w="54%"/>
+            <w:shd w:fill="FFFFFF" w:val="clear"/>
+            <w:tcMar>
+              <w:top w:type="dxa" w:w="95"/>
+              <w:left w:type="dxa" w:w="115"/>
+              <w:bottom w:type="dxa" w:w="95"/>
+              <w:right w:type="dxa" w:w="115"/>
+            </w:tcMar>
+            <w:vAlign w:val="center"/>
+          </w:tcPr>
+          <w:p>
+            <w:pPr>
+              <w:spacing w:after="0" w:line="264"/>
+            </w:pPr>
+            <w:r>
+              <w:rPr>
+                <w:rFonts w:ascii="Arial" w:cs="Arial" w:eastAsia="Arial" w:hAnsi="Arial"/>
+                <w:color w:val="1A1A1A"/>
+                <w:sz w:val="16"/>
+                <w:szCs w:val="16"/>
+              </w:rPr>
+              <w:t xml:space="preserve">«Умный горшок». Дожать: умный — это что? Что в нём стоит и что он показывает человеку?</w:t>
             </w:r>
           </w:p>
         </w:tc>
@@ -3113,7 +2209,7 @@
         </w:trPr>
         <w:tc>
           <w:tcPr>
-            <w:tcW w:type="pct" w:w="20%"/>
+            <w:tcW w:type="pct" w:w="16%"/>
             <w:shd w:fill="F2F2F2" w:val="clear"/>
             <w:tcMar>
               <w:top w:type="dxa" w:w="95"/>
@@ -3131,16 +2227,16 @@
               <w:rPr>
                 <w:rFonts w:ascii="Arial" w:cs="Arial" w:eastAsia="Arial" w:hAnsi="Arial"/>
                 <w:color w:val="1A1A1A"/>
-                <w:sz w:val="18"/>
-                <w:szCs w:val="18"/>
-              </w:rPr>
-              <w:t xml:space="preserve">Т — Толковая</w:t>
-            </w:r>
-          </w:p>
-        </w:tc>
-        <w:tc>
-          <w:tcPr>
-            <w:tcW w:type="pct" w:w="52%"/>
+                <w:sz w:val="16"/>
+                <w:szCs w:val="16"/>
+              </w:rPr>
+              <w:t xml:space="preserve">Какую выгоду даёт</w:t>
+            </w:r>
+          </w:p>
+        </w:tc>
+        <w:tc>
+          <w:tcPr>
+            <w:tcW w:type="pct" w:w="30%"/>
             <w:shd w:fill="F2F2F2" w:val="clear"/>
             <w:tcMar>
               <w:top w:type="dxa" w:w="95"/>
@@ -3158,16 +2254,16 @@
               <w:rPr>
                 <w:rFonts w:ascii="Arial" w:cs="Arial" w:eastAsia="Arial" w:hAnsi="Arial"/>
                 <w:color w:val="1A1A1A"/>
-                <w:sz w:val="18"/>
-                <w:szCs w:val="18"/>
-              </w:rPr>
-              <w:t xml:space="preserve">Решает реальную проблему из ценностного предложения, а не абстрактную</w:t>
-            </w:r>
-          </w:p>
-        </w:tc>
-        <w:tc>
-          <w:tcPr>
-            <w:tcW w:type="pct" w:w="28%"/>
+                <w:sz w:val="16"/>
+                <w:szCs w:val="16"/>
+              </w:rPr>
+              <w:t xml:space="preserve">Что станет лучше и как это заметить со стороны?</w:t>
+            </w:r>
+          </w:p>
+        </w:tc>
+        <w:tc>
+          <w:tcPr>
+            <w:tcW w:type="pct" w:w="54%"/>
             <w:shd w:fill="F2F2F2" w:val="clear"/>
             <w:tcMar>
               <w:top w:type="dxa" w:w="95"/>
@@ -3185,10 +2281,143 @@
               <w:rPr>
                 <w:rFonts w:ascii="Arial" w:cs="Arial" w:eastAsia="Arial" w:hAnsi="Arial"/>
                 <w:color w:val="1A1A1A"/>
-                <w:sz w:val="18"/>
-                <w:szCs w:val="18"/>
-              </w:rPr>
-              <w:t xml:space="preserve">R — Relevant</w:t>
+                <w:sz w:val="16"/>
+                <w:szCs w:val="16"/>
+              </w:rPr>
+              <w:t xml:space="preserve">«Будет удобнее». Дожать: удобнее насколько? По какому признаку видно, что стало лучше?</w:t>
+            </w:r>
+          </w:p>
+        </w:tc>
+      </w:tr>
+    </w:tbl>
+    <w:p>
+      <w:pPr>
+        <w:pBdr>
+          <w:top w:val="single" w:color="B3B3B3" w:sz="2" w:space="5"/>
+          <w:bottom w:val="single" w:color="B3B3B3" w:sz="2" w:space="5"/>
+          <w:left w:val="single" w:color="000000" w:sz="20" w:space="9"/>
+          <w:right w:val="single" w:color="B3B3B3" w:sz="2" w:space="5"/>
+        </w:pBdr>
+        <w:shd w:fill="EDEDED" w:val="clear"/>
+        <w:spacing w:after="130" w:before="110" w:line="264"/>
+      </w:pPr>
+      <w:r>
+        <w:rPr>
+          <w:rFonts w:ascii="Arial" w:cs="Arial" w:eastAsia="Arial" w:hAnsi="Arial"/>
+          <w:color w:val="1A1A1A"/>
+          <w:sz w:val="19"/>
+          <w:szCs w:val="19"/>
+        </w:rPr>
+        <w:t xml:space="preserve">Не заполняйте строку за зал, даже если пауза затянулась: весь смысл разбора в том, что формулировка рождается из вопросов, а не переписывается с готового слайда. Записывайте на доску ровно то, что говорят, — слабую формулировку тоже, а потом правьте её на глазах. Именно этот переход от слабой к точной студенты и должны увидеть.</w:t>
+      </w:r>
+    </w:p>
+    <w:p>
+      <w:pPr>
+        <w:spacing w:after="100" w:before="230"/>
+      </w:pPr>
+      <w:r>
+        <w:rPr>
+          <w:rFonts w:ascii="Arial" w:cs="Arial" w:eastAsia="Arial" w:hAnsi="Arial"/>
+          <w:b/>
+          <w:bCs/>
+          <w:color w:val="000000"/>
+          <w:sz w:val="23"/>
+          <w:szCs w:val="23"/>
+        </w:rPr>
+        <w:t xml:space="preserve">Ориентир — только для вас, не диктовать и не показывать</w:t>
+      </w:r>
+    </w:p>
+    <w:p>
+      <w:pPr>
+        <w:spacing w:after="110" w:before="0" w:line="264"/>
+      </w:pPr>
+      <w:r>
+        <w:rPr>
+          <w:rFonts w:ascii="Arial" w:cs="Arial" w:eastAsia="Arial" w:hAnsi="Arial"/>
+          <w:color w:val="1A1A1A"/>
+          <w:sz w:val="20"/>
+          <w:szCs w:val="20"/>
+        </w:rPr>
+        <w:t xml:space="preserve">Если разбор встал, подтолкните к этому своими словами и по одной строке. Если у зала получится иначе — это нормально и даже лучше: важно, чтобы каждая строка была конкретной, а не чтобы она совпала с текстом ниже.</w:t>
+      </w:r>
+    </w:p>
+    <w:tbl>
+      <w:tblPr>
+        <w:tblW w:type="pct" w:w="100%"/>
+        <w:tblBorders>
+          <w:top w:val="single" w:color="B3B3B3" w:sz="4"/>
+          <w:left w:val="single" w:color="B3B3B3" w:sz="4"/>
+          <w:bottom w:val="single" w:color="B3B3B3" w:sz="4"/>
+          <w:right w:val="single" w:color="B3B3B3" w:sz="4"/>
+          <w:insideH w:val="single" w:color="B3B3B3" w:sz="4"/>
+          <w:insideV w:val="single" w:color="B3B3B3" w:sz="4"/>
+        </w:tblBorders>
+      </w:tblPr>
+      <w:tblGrid>
+        <w:gridCol w:w="100"/>
+        <w:gridCol w:w="100"/>
+      </w:tblGrid>
+      <w:tr>
+        <w:trPr>
+          <w:tblHeader/>
+        </w:trPr>
+        <w:tc>
+          <w:tcPr>
+            <w:tcW w:type="pct" w:w="22%"/>
+            <w:shd w:fill="3D3D3D" w:val="clear"/>
+            <w:tcMar>
+              <w:top w:type="dxa" w:w="95"/>
+              <w:left w:type="dxa" w:w="115"/>
+              <w:bottom w:type="dxa" w:w="95"/>
+              <w:right w:type="dxa" w:w="115"/>
+            </w:tcMar>
+            <w:vAlign w:val="center"/>
+          </w:tcPr>
+          <w:p>
+            <w:pPr>
+              <w:spacing w:after="0" w:line="264"/>
+              <w:jc w:val="center"/>
+            </w:pPr>
+            <w:r>
+              <w:rPr>
+                <w:rFonts w:ascii="Arial" w:cs="Arial" w:eastAsia="Arial" w:hAnsi="Arial"/>
+                <w:b/>
+                <w:bCs/>
+                <w:color w:val="FFFFFF"/>
+                <w:sz w:val="17"/>
+                <w:szCs w:val="17"/>
+              </w:rPr>
+              <w:t xml:space="preserve">Строка</w:t>
+            </w:r>
+          </w:p>
+        </w:tc>
+        <w:tc>
+          <w:tcPr>
+            <w:tcW w:type="pct" w:w="78%"/>
+            <w:shd w:fill="3D3D3D" w:val="clear"/>
+            <w:tcMar>
+              <w:top w:type="dxa" w:w="95"/>
+              <w:left w:type="dxa" w:w="115"/>
+              <w:bottom w:type="dxa" w:w="95"/>
+              <w:right w:type="dxa" w:w="115"/>
+            </w:tcMar>
+            <w:vAlign w:val="center"/>
+          </w:tcPr>
+          <w:p>
+            <w:pPr>
+              <w:spacing w:after="0" w:line="264"/>
+              <w:jc w:val="center"/>
+            </w:pPr>
+            <w:r>
+              <w:rPr>
+                <w:rFonts w:ascii="Arial" w:cs="Arial" w:eastAsia="Arial" w:hAnsi="Arial"/>
+                <w:b/>
+                <w:bCs/>
+                <w:color w:val="FFFFFF"/>
+                <w:sz w:val="17"/>
+                <w:szCs w:val="17"/>
+              </w:rPr>
+              <w:t xml:space="preserve">Куда примерно должен прийти разбор</w:t>
             </w:r>
           </w:p>
         </w:tc>
@@ -3199,87 +2428,672 @@
         </w:trPr>
         <w:tc>
           <w:tcPr>
-            <w:tcW w:type="pct" w:w="20%"/>
-            <w:shd w:fill="FFFFFF" w:val="clear"/>
-            <w:tcMar>
-              <w:top w:type="dxa" w:w="95"/>
-              <w:left w:type="dxa" w:w="115"/>
-              <w:bottom w:type="dxa" w:w="95"/>
-              <w:right w:type="dxa" w:w="115"/>
-            </w:tcMar>
-            <w:vAlign w:val="center"/>
-          </w:tcPr>
-          <w:p>
-            <w:pPr>
-              <w:spacing w:after="0" w:line="264"/>
-            </w:pPr>
-            <w:r>
-              <w:rPr>
-                <w:rFonts w:ascii="Arial" w:cs="Arial" w:eastAsia="Arial" w:hAnsi="Arial"/>
-                <w:color w:val="1A1A1A"/>
-                <w:sz w:val="18"/>
-                <w:szCs w:val="18"/>
-              </w:rPr>
-              <w:t xml:space="preserve">О — Осуществимая</w:t>
-            </w:r>
-          </w:p>
-        </w:tc>
-        <w:tc>
-          <w:tcPr>
-            <w:tcW w:type="pct" w:w="52%"/>
-            <w:shd w:fill="FFFFFF" w:val="clear"/>
-            <w:tcMar>
-              <w:top w:type="dxa" w:w="95"/>
-              <w:left w:type="dxa" w:w="115"/>
-              <w:bottom w:type="dxa" w:w="95"/>
-              <w:right w:type="dxa" w:w="115"/>
-            </w:tcMar>
-            <w:vAlign w:val="center"/>
-          </w:tcPr>
-          <w:p>
-            <w:pPr>
-              <w:spacing w:after="0" w:line="264"/>
-            </w:pPr>
-            <w:r>
-              <w:rPr>
-                <w:rFonts w:ascii="Arial" w:cs="Arial" w:eastAsia="Arial" w:hAnsi="Arial"/>
-                <w:color w:val="1A1A1A"/>
-                <w:sz w:val="18"/>
-                <w:szCs w:val="18"/>
-              </w:rPr>
-              <w:t xml:space="preserve">Реально сделать силами 3–4 человек с доступными ресурсами</w:t>
-            </w:r>
-          </w:p>
-        </w:tc>
-        <w:tc>
-          <w:tcPr>
-            <w:tcW w:type="pct" w:w="28%"/>
-            <w:shd w:fill="FFFFFF" w:val="clear"/>
-            <w:tcMar>
-              <w:top w:type="dxa" w:w="95"/>
-              <w:left w:type="dxa" w:w="115"/>
-              <w:bottom w:type="dxa" w:w="95"/>
-              <w:right w:type="dxa" w:w="115"/>
-            </w:tcMar>
-            <w:vAlign w:val="center"/>
-          </w:tcPr>
-          <w:p>
-            <w:pPr>
-              <w:spacing w:after="0" w:line="264"/>
-            </w:pPr>
-            <w:r>
-              <w:rPr>
-                <w:rFonts w:ascii="Arial" w:cs="Arial" w:eastAsia="Arial" w:hAnsi="Arial"/>
-                <w:color w:val="1A1A1A"/>
-                <w:sz w:val="18"/>
-                <w:szCs w:val="18"/>
-              </w:rPr>
-              <w:t xml:space="preserve">A — Achievable</w:t>
+            <w:tcW w:type="pct" w:w="22%"/>
+            <w:shd w:fill="FFFFFF" w:val="clear"/>
+            <w:tcMar>
+              <w:top w:type="dxa" w:w="95"/>
+              <w:left w:type="dxa" w:w="115"/>
+              <w:bottom w:type="dxa" w:w="95"/>
+              <w:right w:type="dxa" w:w="115"/>
+            </w:tcMar>
+            <w:vAlign w:val="center"/>
+          </w:tcPr>
+          <w:p>
+            <w:pPr>
+              <w:spacing w:after="0" w:line="264"/>
+            </w:pPr>
+            <w:r>
+              <w:rPr>
+                <w:rFonts w:ascii="Arial" w:cs="Arial" w:eastAsia="Arial" w:hAnsi="Arial"/>
+                <w:color w:val="1A1A1A"/>
+                <w:sz w:val="16"/>
+                <w:szCs w:val="16"/>
+              </w:rPr>
+              <w:t xml:space="preserve">Для кого</w:t>
+            </w:r>
+          </w:p>
+        </w:tc>
+        <w:tc>
+          <w:tcPr>
+            <w:tcW w:type="pct" w:w="78%"/>
+            <w:shd w:fill="FFFFFF" w:val="clear"/>
+            <w:tcMar>
+              <w:top w:type="dxa" w:w="95"/>
+              <w:left w:type="dxa" w:w="115"/>
+              <w:bottom w:type="dxa" w:w="95"/>
+              <w:right w:type="dxa" w:w="115"/>
+            </w:tcMar>
+            <w:vAlign w:val="center"/>
+          </w:tcPr>
+          <w:p>
+            <w:pPr>
+              <w:spacing w:after="0" w:line="264"/>
+            </w:pPr>
+            <w:r>
+              <w:rPr>
+                <w:rFonts w:ascii="Arial" w:cs="Arial" w:eastAsia="Arial" w:hAnsi="Arial"/>
+                <w:color w:val="1A1A1A"/>
+                <w:sz w:val="16"/>
+                <w:szCs w:val="16"/>
+              </w:rPr>
+              <w:t xml:space="preserve">Люди без опыта ухода за растениями, которые поливают на глаз и часто заливают или пересушивают землю</w:t>
+            </w:r>
+          </w:p>
+        </w:tc>
+      </w:tr>
+      <w:tr>
+        <w:trPr>
+          <w:trHeight w:val="0" w:hRule="atLeast"/>
+        </w:trPr>
+        <w:tc>
+          <w:tcPr>
+            <w:tcW w:type="pct" w:w="22%"/>
+            <w:shd w:fill="F2F2F2" w:val="clear"/>
+            <w:tcMar>
+              <w:top w:type="dxa" w:w="95"/>
+              <w:left w:type="dxa" w:w="115"/>
+              <w:bottom w:type="dxa" w:w="95"/>
+              <w:right w:type="dxa" w:w="115"/>
+            </w:tcMar>
+            <w:vAlign w:val="center"/>
+          </w:tcPr>
+          <w:p>
+            <w:pPr>
+              <w:spacing w:after="0" w:line="264"/>
+            </w:pPr>
+            <w:r>
+              <w:rPr>
+                <w:rFonts w:ascii="Arial" w:cs="Arial" w:eastAsia="Arial" w:hAnsi="Arial"/>
+                <w:color w:val="1A1A1A"/>
+                <w:sz w:val="16"/>
+                <w:szCs w:val="16"/>
+              </w:rPr>
+              <w:t xml:space="preserve">Что делаем</w:t>
+            </w:r>
+          </w:p>
+        </w:tc>
+        <w:tc>
+          <w:tcPr>
+            <w:tcW w:type="pct" w:w="78%"/>
+            <w:shd w:fill="F2F2F2" w:val="clear"/>
+            <w:tcMar>
+              <w:top w:type="dxa" w:w="95"/>
+              <w:left w:type="dxa" w:w="115"/>
+              <w:bottom w:type="dxa" w:w="95"/>
+              <w:right w:type="dxa" w:w="115"/>
+            </w:tcMar>
+            <w:vAlign w:val="center"/>
+          </w:tcPr>
+          <w:p>
+            <w:pPr>
+              <w:spacing w:after="0" w:line="264"/>
+            </w:pPr>
+            <w:r>
+              <w:rPr>
+                <w:rFonts w:ascii="Arial" w:cs="Arial" w:eastAsia="Arial" w:hAnsi="Arial"/>
+                <w:color w:val="1A1A1A"/>
+                <w:sz w:val="16"/>
+                <w:szCs w:val="16"/>
+              </w:rPr>
+              <w:t xml:space="preserve">Горшок со встроенным датчиком влажности почвы и световым индикатором «сухо / норма / перелив»</w:t>
+            </w:r>
+          </w:p>
+        </w:tc>
+      </w:tr>
+      <w:tr>
+        <w:trPr>
+          <w:trHeight w:val="0" w:hRule="atLeast"/>
+        </w:trPr>
+        <w:tc>
+          <w:tcPr>
+            <w:tcW w:type="pct" w:w="22%"/>
+            <w:shd w:fill="FFFFFF" w:val="clear"/>
+            <w:tcMar>
+              <w:top w:type="dxa" w:w="95"/>
+              <w:left w:type="dxa" w:w="115"/>
+              <w:bottom w:type="dxa" w:w="95"/>
+              <w:right w:type="dxa" w:w="115"/>
+            </w:tcMar>
+            <w:vAlign w:val="center"/>
+          </w:tcPr>
+          <w:p>
+            <w:pPr>
+              <w:spacing w:after="0" w:line="264"/>
+            </w:pPr>
+            <w:r>
+              <w:rPr>
+                <w:rFonts w:ascii="Arial" w:cs="Arial" w:eastAsia="Arial" w:hAnsi="Arial"/>
+                <w:color w:val="1A1A1A"/>
+                <w:sz w:val="16"/>
+                <w:szCs w:val="16"/>
+              </w:rPr>
+              <w:t xml:space="preserve">Какую выгоду даёт</w:t>
+            </w:r>
+          </w:p>
+        </w:tc>
+        <w:tc>
+          <w:tcPr>
+            <w:tcW w:type="pct" w:w="78%"/>
+            <w:shd w:fill="FFFFFF" w:val="clear"/>
+            <w:tcMar>
+              <w:top w:type="dxa" w:w="95"/>
+              <w:left w:type="dxa" w:w="115"/>
+              <w:bottom w:type="dxa" w:w="95"/>
+              <w:right w:type="dxa" w:w="115"/>
+            </w:tcMar>
+            <w:vAlign w:val="center"/>
+          </w:tcPr>
+          <w:p>
+            <w:pPr>
+              <w:spacing w:after="0" w:line="264"/>
+            </w:pPr>
+            <w:r>
+              <w:rPr>
+                <w:rFonts w:ascii="Arial" w:cs="Arial" w:eastAsia="Arial" w:hAnsi="Arial"/>
+                <w:color w:val="1A1A1A"/>
+                <w:sz w:val="16"/>
+                <w:szCs w:val="16"/>
+              </w:rPr>
+              <w:t xml:space="preserve">Показывает, когда полив действительно нужен, — меньше случаев пересушивания и переувлажнения</w:t>
+            </w:r>
+          </w:p>
+        </w:tc>
+      </w:tr>
+      <w:tr>
+        <w:trPr>
+          <w:trHeight w:val="0" w:hRule="atLeast"/>
+        </w:trPr>
+        <w:tc>
+          <w:tcPr>
+            <w:tcW w:type="pct" w:w="22%"/>
+            <w:shd w:fill="F2F2F2" w:val="clear"/>
+            <w:tcMar>
+              <w:top w:type="dxa" w:w="95"/>
+              <w:left w:type="dxa" w:w="115"/>
+              <w:bottom w:type="dxa" w:w="95"/>
+              <w:right w:type="dxa" w:w="115"/>
+            </w:tcMar>
+            <w:vAlign w:val="center"/>
+          </w:tcPr>
+          <w:p>
+            <w:pPr>
+              <w:spacing w:after="0" w:line="264"/>
+            </w:pPr>
+            <w:r>
+              <w:rPr>
+                <w:rFonts w:ascii="Arial" w:cs="Arial" w:eastAsia="Arial" w:hAnsi="Arial"/>
+                <w:color w:val="1A1A1A"/>
+                <w:sz w:val="16"/>
+                <w:szCs w:val="16"/>
+              </w:rPr>
+              <w:t xml:space="preserve">В отличие от чего</w:t>
+            </w:r>
+          </w:p>
+        </w:tc>
+        <w:tc>
+          <w:tcPr>
+            <w:tcW w:type="pct" w:w="78%"/>
+            <w:shd w:fill="F2F2F2" w:val="clear"/>
+            <w:tcMar>
+              <w:top w:type="dxa" w:w="95"/>
+              <w:left w:type="dxa" w:w="115"/>
+              <w:bottom w:type="dxa" w:w="95"/>
+              <w:right w:type="dxa" w:w="115"/>
+            </w:tcMar>
+            <w:vAlign w:val="center"/>
+          </w:tcPr>
+          <w:p>
+            <w:pPr>
+              <w:spacing w:after="0" w:line="264"/>
+            </w:pPr>
+            <w:r>
+              <w:rPr>
+                <w:rFonts w:ascii="Arial" w:cs="Arial" w:eastAsia="Arial" w:hAnsi="Arial"/>
+                <w:color w:val="1A1A1A"/>
+                <w:sz w:val="16"/>
+                <w:szCs w:val="16"/>
+              </w:rPr>
+              <w:t xml:space="preserve">Полива на глаз или по расписанию, где ошибка видна только тогда, когда растение уже завяло или залито</w:t>
             </w:r>
           </w:p>
         </w:tc>
       </w:tr>
     </w:tbl>
+    <w:p>
+      <w:pPr>
+        <w:spacing w:after="110" w:before="0" w:line="264"/>
+      </w:pPr>
+      <w:r>
+        <w:rPr>
+          <w:rFonts w:ascii="Arial" w:cs="Arial" w:eastAsia="Arial" w:hAnsi="Arial"/>
+          <w:i/>
+          <w:iCs/>
+          <w:color w:val="1A1A1A"/>
+          <w:sz w:val="18"/>
+          <w:szCs w:val="18"/>
+        </w:rPr>
+        <w:t xml:space="preserve">Собранные вместе четыре строки дают одну фразу — прочитайте её с доски целиком, когда таблица заполнена: получилось ли предложение, которое нельзя без изменений переставить в чужой проект.</w:t>
+      </w:r>
+    </w:p>
+    <w:p>
+      <w:pPr>
+        <w:pBdr>
+          <w:bottom w:val="single" w:color="1A1A1A" w:sz="10" w:space="5"/>
+        </w:pBdr>
+        <w:spacing w:after="130" w:before="300"/>
+      </w:pPr>
+      <w:r>
+        <w:rPr>
+          <w:rFonts w:ascii="Arial" w:cs="Arial" w:eastAsia="Arial" w:hAnsi="Arial"/>
+          <w:b/>
+          <w:bCs/>
+          <w:color w:val="000000"/>
+          <w:sz w:val="28"/>
+          <w:szCs w:val="28"/>
+        </w:rPr>
+        <w:t xml:space="preserve">Блок 22–37. Ценностное предложение для двух концептов</w:t>
+      </w:r>
+    </w:p>
+    <w:p>
+      <w:pPr>
+        <w:spacing w:after="110" w:before="0" w:line="264"/>
+      </w:pPr>
+      <w:r>
+        <w:rPr>
+          <w:rFonts w:ascii="Arial" w:cs="Arial" w:eastAsia="Arial" w:hAnsi="Arial"/>
+          <w:color w:val="1A1A1A"/>
+          <w:sz w:val="20"/>
+          <w:szCs w:val="20"/>
+        </w:rPr>
+        <w:t xml:space="preserve">Команды заполняют лист 1 (раздатка) для Вектора А и Вектора Б отдельно. Оба, не один — иначе следующий блок «выбор» превращается в фикцию.</w:t>
+      </w:r>
+    </w:p>
+    <w:p>
+      <w:pPr>
+        <w:pBdr>
+          <w:top w:val="single" w:color="B3B3B3" w:sz="2" w:space="5"/>
+          <w:bottom w:val="single" w:color="B3B3B3" w:sz="2" w:space="5"/>
+          <w:left w:val="single" w:color="000000" w:sz="20" w:space="9"/>
+          <w:right w:val="single" w:color="B3B3B3" w:sz="2" w:space="5"/>
+        </w:pBdr>
+        <w:shd w:fill="EDEDED" w:val="clear"/>
+        <w:spacing w:after="130" w:before="110" w:line="264"/>
+      </w:pPr>
+      <w:r>
+        <w:rPr>
+          <w:rFonts w:ascii="Arial" w:cs="Arial" w:eastAsia="Arial" w:hAnsi="Arial"/>
+          <w:color w:val="1A1A1A"/>
+          <w:sz w:val="19"/>
+          <w:szCs w:val="19"/>
+        </w:rPr>
+        <w:t xml:space="preserve">Самая частая ошибка — писать общими словами: «сделать удобнее», «улучшить процесс». Ходите между командами и на каждое такое место спрашивайте: «Насколько удобнее? В цифрах». Не отвечайте за них — просто спрашивайте.</w:t>
+      </w:r>
+    </w:p>
+    <w:p>
+      <w:pPr>
+        <w:pBdr>
+          <w:bottom w:val="single" w:color="1A1A1A" w:sz="10" w:space="5"/>
+        </w:pBdr>
+        <w:spacing w:after="130" w:before="300"/>
+      </w:pPr>
+      <w:r>
+        <w:rPr>
+          <w:rFonts w:ascii="Arial" w:cs="Arial" w:eastAsia="Arial" w:hAnsi="Arial"/>
+          <w:b/>
+          <w:bCs/>
+          <w:color w:val="000000"/>
+          <w:sz w:val="28"/>
+          <w:szCs w:val="28"/>
+        </w:rPr>
+        <w:t xml:space="preserve">Блок 37–45. Выбор одного концепта</w:t>
+      </w:r>
+    </w:p>
+    <w:p>
+      <w:pPr>
+        <w:spacing w:after="110" w:before="0" w:line="264"/>
+      </w:pPr>
+      <w:r>
+        <w:rPr>
+          <w:rFonts w:ascii="Arial" w:cs="Arial" w:eastAsia="Arial" w:hAnsi="Arial"/>
+          <w:color w:val="1A1A1A"/>
+          <w:sz w:val="20"/>
+          <w:szCs w:val="20"/>
+        </w:rPr>
+        <w:t xml:space="preserve">Критерии уже даны на слайде 10: актуальность, реализуемость, измеримость, новизна. Сегодня они впервые применяются как инструмент выбора, а не как список для запоминания.</w:t>
+      </w:r>
+    </w:p>
+    <w:tbl>
+      <w:tblPr>
+        <w:tblW w:type="pct" w:w="100%"/>
+        <w:tblBorders>
+          <w:top w:val="single" w:color="B3B3B3" w:sz="4"/>
+          <w:left w:val="single" w:color="B3B3B3" w:sz="4"/>
+          <w:bottom w:val="single" w:color="B3B3B3" w:sz="4"/>
+          <w:right w:val="single" w:color="B3B3B3" w:sz="4"/>
+          <w:insideH w:val="single" w:color="B3B3B3" w:sz="4"/>
+          <w:insideV w:val="single" w:color="B3B3B3" w:sz="4"/>
+        </w:tblBorders>
+      </w:tblPr>
+      <w:tblGrid>
+        <w:gridCol w:w="100"/>
+        <w:gridCol w:w="100"/>
+      </w:tblGrid>
+      <w:tr>
+        <w:trPr>
+          <w:tblHeader/>
+        </w:trPr>
+        <w:tc>
+          <w:tcPr>
+            <w:tcW w:type="pct" w:w="24%"/>
+            <w:shd w:fill="3D3D3D" w:val="clear"/>
+            <w:tcMar>
+              <w:top w:type="dxa" w:w="95"/>
+              <w:left w:type="dxa" w:w="115"/>
+              <w:bottom w:type="dxa" w:w="95"/>
+              <w:right w:type="dxa" w:w="115"/>
+            </w:tcMar>
+            <w:vAlign w:val="center"/>
+          </w:tcPr>
+          <w:p>
+            <w:pPr>
+              <w:spacing w:after="0" w:line="264"/>
+              <w:jc w:val="center"/>
+            </w:pPr>
+            <w:r>
+              <w:rPr>
+                <w:rFonts w:ascii="Arial" w:cs="Arial" w:eastAsia="Arial" w:hAnsi="Arial"/>
+                <w:b/>
+                <w:bCs/>
+                <w:color w:val="FFFFFF"/>
+                <w:sz w:val="17"/>
+                <w:szCs w:val="17"/>
+              </w:rPr>
+              <w:t xml:space="preserve">Критерий</w:t>
+            </w:r>
+          </w:p>
+        </w:tc>
+        <w:tc>
+          <w:tcPr>
+            <w:tcW w:type="pct" w:w="76%"/>
+            <w:shd w:fill="3D3D3D" w:val="clear"/>
+            <w:tcMar>
+              <w:top w:type="dxa" w:w="95"/>
+              <w:left w:type="dxa" w:w="115"/>
+              <w:bottom w:type="dxa" w:w="95"/>
+              <w:right w:type="dxa" w:w="115"/>
+            </w:tcMar>
+            <w:vAlign w:val="center"/>
+          </w:tcPr>
+          <w:p>
+            <w:pPr>
+              <w:spacing w:after="0" w:line="264"/>
+              <w:jc w:val="center"/>
+            </w:pPr>
+            <w:r>
+              <w:rPr>
+                <w:rFonts w:ascii="Arial" w:cs="Arial" w:eastAsia="Arial" w:hAnsi="Arial"/>
+                <w:b/>
+                <w:bCs/>
+                <w:color w:val="FFFFFF"/>
+                <w:sz w:val="17"/>
+                <w:szCs w:val="17"/>
+              </w:rPr>
+              <w:t xml:space="preserve">Вопрос к каждому концепту</w:t>
+            </w:r>
+          </w:p>
+        </w:tc>
+      </w:tr>
+      <w:tr>
+        <w:trPr>
+          <w:trHeight w:val="0" w:hRule="atLeast"/>
+        </w:trPr>
+        <w:tc>
+          <w:tcPr>
+            <w:tcW w:type="pct" w:w="24%"/>
+            <w:shd w:fill="FFFFFF" w:val="clear"/>
+            <w:tcMar>
+              <w:top w:type="dxa" w:w="95"/>
+              <w:left w:type="dxa" w:w="115"/>
+              <w:bottom w:type="dxa" w:w="95"/>
+              <w:right w:type="dxa" w:w="115"/>
+            </w:tcMar>
+            <w:vAlign w:val="center"/>
+          </w:tcPr>
+          <w:p>
+            <w:pPr>
+              <w:spacing w:after="0" w:line="264"/>
+            </w:pPr>
+            <w:r>
+              <w:rPr>
+                <w:rFonts w:ascii="Arial" w:cs="Arial" w:eastAsia="Arial" w:hAnsi="Arial"/>
+                <w:color w:val="1A1A1A"/>
+                <w:sz w:val="18"/>
+                <w:szCs w:val="18"/>
+              </w:rPr>
+              <w:t xml:space="preserve">Актуальность</w:t>
+            </w:r>
+          </w:p>
+        </w:tc>
+        <w:tc>
+          <w:tcPr>
+            <w:tcW w:type="pct" w:w="76%"/>
+            <w:shd w:fill="FFFFFF" w:val="clear"/>
+            <w:tcMar>
+              <w:top w:type="dxa" w:w="95"/>
+              <w:left w:type="dxa" w:w="115"/>
+              <w:bottom w:type="dxa" w:w="95"/>
+              <w:right w:type="dxa" w:w="115"/>
+            </w:tcMar>
+            <w:vAlign w:val="center"/>
+          </w:tcPr>
+          <w:p>
+            <w:pPr>
+              <w:spacing w:after="0" w:line="264"/>
+            </w:pPr>
+            <w:r>
+              <w:rPr>
+                <w:rFonts w:ascii="Arial" w:cs="Arial" w:eastAsia="Arial" w:hAnsi="Arial"/>
+                <w:color w:val="1A1A1A"/>
+                <w:sz w:val="18"/>
+                <w:szCs w:val="18"/>
+              </w:rPr>
+              <w:t xml:space="preserve">Проблема реально существует у аудитории из «для кого»?</w:t>
+            </w:r>
+          </w:p>
+        </w:tc>
+      </w:tr>
+      <w:tr>
+        <w:trPr>
+          <w:trHeight w:val="0" w:hRule="atLeast"/>
+        </w:trPr>
+        <w:tc>
+          <w:tcPr>
+            <w:tcW w:type="pct" w:w="24%"/>
+            <w:shd w:fill="F2F2F2" w:val="clear"/>
+            <w:tcMar>
+              <w:top w:type="dxa" w:w="95"/>
+              <w:left w:type="dxa" w:w="115"/>
+              <w:bottom w:type="dxa" w:w="95"/>
+              <w:right w:type="dxa" w:w="115"/>
+            </w:tcMar>
+            <w:vAlign w:val="center"/>
+          </w:tcPr>
+          <w:p>
+            <w:pPr>
+              <w:spacing w:after="0" w:line="264"/>
+            </w:pPr>
+            <w:r>
+              <w:rPr>
+                <w:rFonts w:ascii="Arial" w:cs="Arial" w:eastAsia="Arial" w:hAnsi="Arial"/>
+                <w:color w:val="1A1A1A"/>
+                <w:sz w:val="18"/>
+                <w:szCs w:val="18"/>
+              </w:rPr>
+              <w:t xml:space="preserve">Реализуемость</w:t>
+            </w:r>
+          </w:p>
+        </w:tc>
+        <w:tc>
+          <w:tcPr>
+            <w:tcW w:type="pct" w:w="76%"/>
+            <w:shd w:fill="F2F2F2" w:val="clear"/>
+            <w:tcMar>
+              <w:top w:type="dxa" w:w="95"/>
+              <w:left w:type="dxa" w:w="115"/>
+              <w:bottom w:type="dxa" w:w="95"/>
+              <w:right w:type="dxa" w:w="115"/>
+            </w:tcMar>
+            <w:vAlign w:val="center"/>
+          </w:tcPr>
+          <w:p>
+            <w:pPr>
+              <w:spacing w:after="0" w:line="264"/>
+            </w:pPr>
+            <w:r>
+              <w:rPr>
+                <w:rFonts w:ascii="Arial" w:cs="Arial" w:eastAsia="Arial" w:hAnsi="Arial"/>
+                <w:color w:val="1A1A1A"/>
+                <w:sz w:val="18"/>
+                <w:szCs w:val="18"/>
+              </w:rPr>
+              <w:t xml:space="preserve">3–4 человека сделают это за один семестр?</w:t>
+            </w:r>
+          </w:p>
+        </w:tc>
+      </w:tr>
+      <w:tr>
+        <w:trPr>
+          <w:trHeight w:val="0" w:hRule="atLeast"/>
+        </w:trPr>
+        <w:tc>
+          <w:tcPr>
+            <w:tcW w:type="pct" w:w="24%"/>
+            <w:shd w:fill="FFFFFF" w:val="clear"/>
+            <w:tcMar>
+              <w:top w:type="dxa" w:w="95"/>
+              <w:left w:type="dxa" w:w="115"/>
+              <w:bottom w:type="dxa" w:w="95"/>
+              <w:right w:type="dxa" w:w="115"/>
+            </w:tcMar>
+            <w:vAlign w:val="center"/>
+          </w:tcPr>
+          <w:p>
+            <w:pPr>
+              <w:spacing w:after="0" w:line="264"/>
+            </w:pPr>
+            <w:r>
+              <w:rPr>
+                <w:rFonts w:ascii="Arial" w:cs="Arial" w:eastAsia="Arial" w:hAnsi="Arial"/>
+                <w:color w:val="1A1A1A"/>
+                <w:sz w:val="18"/>
+                <w:szCs w:val="18"/>
+              </w:rPr>
+              <w:t xml:space="preserve">Измеримость</w:t>
+            </w:r>
+          </w:p>
+        </w:tc>
+        <w:tc>
+          <w:tcPr>
+            <w:tcW w:type="pct" w:w="76%"/>
+            <w:shd w:fill="FFFFFF" w:val="clear"/>
+            <w:tcMar>
+              <w:top w:type="dxa" w:w="95"/>
+              <w:left w:type="dxa" w:w="115"/>
+              <w:bottom w:type="dxa" w:w="95"/>
+              <w:right w:type="dxa" w:w="115"/>
+            </w:tcMar>
+            <w:vAlign w:val="center"/>
+          </w:tcPr>
+          <w:p>
+            <w:pPr>
+              <w:spacing w:after="0" w:line="264"/>
+            </w:pPr>
+            <w:r>
+              <w:rPr>
+                <w:rFonts w:ascii="Arial" w:cs="Arial" w:eastAsia="Arial" w:hAnsi="Arial"/>
+                <w:color w:val="1A1A1A"/>
+                <w:sz w:val="18"/>
+                <w:szCs w:val="18"/>
+              </w:rPr>
+              <w:t xml:space="preserve">Результат ценностного предложения можно проверить на защите?</w:t>
+            </w:r>
+          </w:p>
+        </w:tc>
+      </w:tr>
+      <w:tr>
+        <w:trPr>
+          <w:trHeight w:val="0" w:hRule="atLeast"/>
+        </w:trPr>
+        <w:tc>
+          <w:tcPr>
+            <w:tcW w:type="pct" w:w="24%"/>
+            <w:shd w:fill="F2F2F2" w:val="clear"/>
+            <w:tcMar>
+              <w:top w:type="dxa" w:w="95"/>
+              <w:left w:type="dxa" w:w="115"/>
+              <w:bottom w:type="dxa" w:w="95"/>
+              <w:right w:type="dxa" w:w="115"/>
+            </w:tcMar>
+            <w:vAlign w:val="center"/>
+          </w:tcPr>
+          <w:p>
+            <w:pPr>
+              <w:spacing w:after="0" w:line="264"/>
+            </w:pPr>
+            <w:r>
+              <w:rPr>
+                <w:rFonts w:ascii="Arial" w:cs="Arial" w:eastAsia="Arial" w:hAnsi="Arial"/>
+                <w:color w:val="1A1A1A"/>
+                <w:sz w:val="18"/>
+                <w:szCs w:val="18"/>
+              </w:rPr>
+              <w:t xml:space="preserve">Новизна</w:t>
+            </w:r>
+          </w:p>
+        </w:tc>
+        <w:tc>
+          <w:tcPr>
+            <w:tcW w:type="pct" w:w="76%"/>
+            <w:shd w:fill="F2F2F2" w:val="clear"/>
+            <w:tcMar>
+              <w:top w:type="dxa" w:w="95"/>
+              <w:left w:type="dxa" w:w="115"/>
+              <w:bottom w:type="dxa" w:w="95"/>
+              <w:right w:type="dxa" w:w="115"/>
+            </w:tcMar>
+            <w:vAlign w:val="center"/>
+          </w:tcPr>
+          <w:p>
+            <w:pPr>
+              <w:spacing w:after="0" w:line="264"/>
+            </w:pPr>
+            <w:r>
+              <w:rPr>
+                <w:rFonts w:ascii="Arial" w:cs="Arial" w:eastAsia="Arial" w:hAnsi="Arial"/>
+                <w:color w:val="1A1A1A"/>
+                <w:sz w:val="18"/>
+                <w:szCs w:val="18"/>
+              </w:rPr>
+              <w:t xml:space="preserve">Есть элемент уникальности — технической, методической, социальной?</w:t>
+            </w:r>
+          </w:p>
+        </w:tc>
+      </w:tr>
+    </w:tbl>
+    <w:p>
+      <w:pPr>
+        <w:spacing w:after="110" w:before="0" w:line="264"/>
+      </w:pPr>
+      <w:r>
+        <w:rPr>
+          <w:rFonts w:ascii="Arial" w:cs="Arial" w:eastAsia="Arial" w:hAnsi="Arial"/>
+          <w:color w:val="1A1A1A"/>
+          <w:sz w:val="20"/>
+          <w:szCs w:val="20"/>
+        </w:rPr>
+        <w:t xml:space="preserve">Команда оценивает оба концепта по каждому критерию (лист 1, нижняя таблица) и выбирает тот, что набрал больше. При равенстве — решает капитан, это тоже опыт.</w:t>
+      </w:r>
+    </w:p>
     <w:p>
       <w:pPr>
         <w:pBdr>
@@ -3311,7 +3125,26 @@
           <w:sz w:val="19"/>
           <w:szCs w:val="19"/>
         </w:rPr>
-        <w:t xml:space="preserve">Цель должна быть сформулирована ЧИСТО. По-английски то же самое называется SMART — оба слова о цели вы встретите на кафедре, поэтому знать нужно оба, но думать удобнее по-русски.</w:t>
+        <w:t xml:space="preserve">Проигравший концепт не выбрасывается. Запишите его в паспорт проекта на следующей неделе как альтернативу — вдруг выбранный не пройдёт проверку через месяц.</w:t>
+      </w:r>
+    </w:p>
+    <w:p>
+      <w:pPr>
+        <w:pBdr>
+          <w:bottom w:val="single" w:color="1A1A1A" w:sz="10" w:space="5"/>
+        </w:pBdr>
+        <w:spacing w:after="130" w:before="300"/>
+      </w:pPr>
+      <w:r>
+        <w:rPr>
+          <w:rFonts w:ascii="Arial" w:cs="Arial" w:eastAsia="Arial" w:hAnsi="Arial"/>
+          <w:b/>
+          <w:bCs/>
+          <w:color w:val="000000"/>
+          <w:sz w:val="28"/>
+          <w:szCs w:val="28"/>
+        </w:rPr>
+        <w:t xml:space="preserve">Блок 45–55. От SMART к ЧИСТО</w:t>
       </w:r>
     </w:p>
     <w:p>
@@ -3325,37 +3158,28 @@
           <w:sz w:val="20"/>
           <w:szCs w:val="20"/>
         </w:rPr>
-        <w:t xml:space="preserve">Порядок букв в ЧИСТО не совпадает с порядком в SMART — это нормально: важна не последовательность запоминания, а то, что все пять проверок сделаны. Таблица справа в каждой строке показывает соответствие.</w:t>
-      </w:r>
-    </w:p>
-    <w:p>
-      <w:pPr>
-        <w:spacing w:after="100" w:before="230"/>
-      </w:pPr>
-      <w:r>
-        <w:rPr>
-          <w:rFonts w:ascii="Arial" w:cs="Arial" w:eastAsia="Arial" w:hAnsi="Arial"/>
-          <w:b/>
-          <w:bCs/>
-          <w:color w:val="000000"/>
-          <w:sz w:val="23"/>
-          <w:szCs w:val="23"/>
-        </w:rPr>
-        <w:t xml:space="preserve">Разбор вслух: цель ЧИСТО для того же примера</w:t>
-      </w:r>
-    </w:p>
-    <w:p>
-      <w:pPr>
-        <w:spacing w:after="110" w:before="0" w:line="264"/>
+        <w:t xml:space="preserve">05.09 буквы SMART были только расшифрованы (слайд 8, «Пояснения»): Specific, Measurable, Achievable, Relevant, Time-bound — перевод терминов, не разбор. Английские слова русскоязычной аудитории вспомнить трудно под давлением времени на паре. Ниже — свой русский вариант этой же последовательности, придуманный для этого курса: ЧИСТО.</w:t>
+      </w:r>
+    </w:p>
+    <w:p>
+      <w:pPr>
+        <w:pBdr>
+          <w:top w:val="single" w:color="B3B3B3" w:sz="2" w:space="5"/>
+          <w:bottom w:val="single" w:color="B3B3B3" w:sz="2" w:space="5"/>
+          <w:left w:val="single" w:color="000000" w:sz="20" w:space="9"/>
+          <w:right w:val="single" w:color="B3B3B3" w:sz="2" w:space="5"/>
+        </w:pBdr>
+        <w:shd w:fill="EDEDED" w:val="clear"/>
+        <w:spacing w:after="130" w:before="110" w:line="264"/>
       </w:pPr>
       <w:r>
         <w:rPr>
           <w:rFonts w:ascii="Arial" w:cs="Arial" w:eastAsia="Arial" w:hAnsi="Arial"/>
           <w:color w:val="1A1A1A"/>
-          <w:sz w:val="20"/>
-          <w:szCs w:val="20"/>
-        </w:rPr>
-        <w:t xml:space="preserve">Продолжаем пример из блока про ценностное предложение — умный горшок для растений. Ценностное предложение уже есть, теперь превращаем его в измеримую цель.</w:t>
+          <w:sz w:val="19"/>
+          <w:szCs w:val="19"/>
+        </w:rPr>
+        <w:t xml:space="preserve">ЧИСТО — не общепринятый термин, а мнемоника для этого курса. SMART произносить и объяснять тоже нужно: это международное слово, студенты встретят его в заявках на гранты и в резюме. ЧИСТО — просто способ не забыть последовательность на языке, на котором думаешь.</w:t>
       </w:r>
     </w:p>
     <w:tbl>
@@ -3381,7 +3205,7 @@
         </w:trPr>
         <w:tc>
           <w:tcPr>
-            <w:tcW w:type="pct" w:w="12%"/>
+            <w:tcW w:type="pct" w:w="20%"/>
             <w:shd w:fill="3D3D3D" w:val="clear"/>
             <w:tcMar>
               <w:top w:type="dxa" w:w="95"/>
@@ -3405,13 +3229,13 @@
                 <w:sz w:val="17"/>
                 <w:szCs w:val="17"/>
               </w:rPr>
-              <w:t xml:space="preserve">Буква</w:t>
-            </w:r>
-          </w:p>
-        </w:tc>
-        <w:tc>
-          <w:tcPr>
-            <w:tcW w:type="pct" w:w="32%"/>
+              <w:t xml:space="preserve">Буква ЧИСТО</w:t>
+            </w:r>
+          </w:p>
+        </w:tc>
+        <w:tc>
+          <w:tcPr>
+            <w:tcW w:type="pct" w:w="52%"/>
             <w:shd w:fill="3D3D3D" w:val="clear"/>
             <w:tcMar>
               <w:top w:type="dxa" w:w="95"/>
@@ -3435,13 +3259,13 @@
                 <w:sz w:val="17"/>
                 <w:szCs w:val="17"/>
               </w:rPr>
-              <w:t xml:space="preserve">Наивная версия (типичная ошибка)</w:t>
-            </w:r>
-          </w:p>
-        </w:tc>
-        <w:tc>
-          <w:tcPr>
-            <w:tcW w:type="pct" w:w="56%"/>
+              <w:t xml:space="preserve">Значит</w:t>
+            </w:r>
+          </w:p>
+        </w:tc>
+        <w:tc>
+          <w:tcPr>
+            <w:tcW w:type="pct" w:w="28%"/>
             <w:shd w:fill="3D3D3D" w:val="clear"/>
             <w:tcMar>
               <w:top w:type="dxa" w:w="95"/>
@@ -3465,7 +3289,7 @@
                 <w:sz w:val="17"/>
                 <w:szCs w:val="17"/>
               </w:rPr>
-              <w:t xml:space="preserve">Дописанная версия</w:t>
+              <w:t xml:space="preserve">= буква SMART</w:t>
             </w:r>
           </w:p>
         </w:tc>
@@ -3476,26 +3300,26 @@
         </w:trPr>
         <w:tc>
           <w:tcPr>
-            <w:tcW w:type="pct" w:w="12%"/>
-            <w:shd w:fill="FFFFFF" w:val="clear"/>
-            <w:tcMar>
-              <w:top w:type="dxa" w:w="95"/>
-              <w:left w:type="dxa" w:w="115"/>
-              <w:bottom w:type="dxa" w:w="95"/>
-              <w:right w:type="dxa" w:w="115"/>
-            </w:tcMar>
-            <w:vAlign w:val="center"/>
-          </w:tcPr>
-          <w:p>
-            <w:pPr>
-              <w:spacing w:after="0" w:line="264"/>
-            </w:pPr>
-            <w:r>
-              <w:rPr>
-                <w:rFonts w:ascii="Arial" w:cs="Arial" w:eastAsia="Arial" w:hAnsi="Arial"/>
-                <w:color w:val="1A1A1A"/>
-                <w:sz w:val="16"/>
-                <w:szCs w:val="16"/>
+            <w:tcW w:type="pct" w:w="20%"/>
+            <w:shd w:fill="FFFFFF" w:val="clear"/>
+            <w:tcMar>
+              <w:top w:type="dxa" w:w="95"/>
+              <w:left w:type="dxa" w:w="115"/>
+              <w:bottom w:type="dxa" w:w="95"/>
+              <w:right w:type="dxa" w:w="115"/>
+            </w:tcMar>
+            <w:vAlign w:val="center"/>
+          </w:tcPr>
+          <w:p>
+            <w:pPr>
+              <w:spacing w:after="0" w:line="264"/>
+            </w:pPr>
+            <w:r>
+              <w:rPr>
+                <w:rFonts w:ascii="Arial" w:cs="Arial" w:eastAsia="Arial" w:hAnsi="Arial"/>
+                <w:color w:val="1A1A1A"/>
+                <w:sz w:val="18"/>
+                <w:szCs w:val="18"/>
               </w:rPr>
               <w:t xml:space="preserve">Ч — Чёткая</w:t>
             </w:r>
@@ -3503,55 +3327,55 @@
         </w:tc>
         <w:tc>
           <w:tcPr>
-            <w:tcW w:type="pct" w:w="32%"/>
-            <w:shd w:fill="FFFFFF" w:val="clear"/>
-            <w:tcMar>
-              <w:top w:type="dxa" w:w="95"/>
-              <w:left w:type="dxa" w:w="115"/>
-              <w:bottom w:type="dxa" w:w="95"/>
-              <w:right w:type="dxa" w:w="115"/>
-            </w:tcMar>
-            <w:vAlign w:val="center"/>
-          </w:tcPr>
-          <w:p>
-            <w:pPr>
-              <w:spacing w:after="0" w:line="264"/>
-            </w:pPr>
-            <w:r>
-              <w:rPr>
-                <w:rFonts w:ascii="Arial" w:cs="Arial" w:eastAsia="Arial" w:hAnsi="Arial"/>
-                <w:color w:val="1A1A1A"/>
-                <w:sz w:val="16"/>
-                <w:szCs w:val="16"/>
-              </w:rPr>
-              <w:t xml:space="preserve">«Сделать умный горшок»</w:t>
-            </w:r>
-          </w:p>
-        </w:tc>
-        <w:tc>
-          <w:tcPr>
-            <w:tcW w:type="pct" w:w="56%"/>
-            <w:shd w:fill="FFFFFF" w:val="clear"/>
-            <w:tcMar>
-              <w:top w:type="dxa" w:w="95"/>
-              <w:left w:type="dxa" w:w="115"/>
-              <w:bottom w:type="dxa" w:w="95"/>
-              <w:right w:type="dxa" w:w="115"/>
-            </w:tcMar>
-            <w:vAlign w:val="center"/>
-          </w:tcPr>
-          <w:p>
-            <w:pPr>
-              <w:spacing w:after="0" w:line="264"/>
-            </w:pPr>
-            <w:r>
-              <w:rPr>
-                <w:rFonts w:ascii="Arial" w:cs="Arial" w:eastAsia="Arial" w:hAnsi="Arial"/>
-                <w:color w:val="1A1A1A"/>
-                <w:sz w:val="16"/>
-                <w:szCs w:val="16"/>
-              </w:rPr>
-              <w:t xml:space="preserve">Прототип горшка со встроенным датчиком влажности почвы и световым индикатором «сухо / норма / перелив»</w:t>
+            <w:tcW w:type="pct" w:w="52%"/>
+            <w:shd w:fill="FFFFFF" w:val="clear"/>
+            <w:tcMar>
+              <w:top w:type="dxa" w:w="95"/>
+              <w:left w:type="dxa" w:w="115"/>
+              <w:bottom w:type="dxa" w:w="95"/>
+              <w:right w:type="dxa" w:w="115"/>
+            </w:tcMar>
+            <w:vAlign w:val="center"/>
+          </w:tcPr>
+          <w:p>
+            <w:pPr>
+              <w:spacing w:after="0" w:line="264"/>
+            </w:pPr>
+            <w:r>
+              <w:rPr>
+                <w:rFonts w:ascii="Arial" w:cs="Arial" w:eastAsia="Arial" w:hAnsi="Arial"/>
+                <w:color w:val="1A1A1A"/>
+                <w:sz w:val="18"/>
+                <w:szCs w:val="18"/>
+              </w:rPr>
+              <w:t xml:space="preserve">Понятно, что именно должно получиться — образ результата, а не процесс</w:t>
+            </w:r>
+          </w:p>
+        </w:tc>
+        <w:tc>
+          <w:tcPr>
+            <w:tcW w:type="pct" w:w="28%"/>
+            <w:shd w:fill="FFFFFF" w:val="clear"/>
+            <w:tcMar>
+              <w:top w:type="dxa" w:w="95"/>
+              <w:left w:type="dxa" w:w="115"/>
+              <w:bottom w:type="dxa" w:w="95"/>
+              <w:right w:type="dxa" w:w="115"/>
+            </w:tcMar>
+            <w:vAlign w:val="center"/>
+          </w:tcPr>
+          <w:p>
+            <w:pPr>
+              <w:spacing w:after="0" w:line="264"/>
+            </w:pPr>
+            <w:r>
+              <w:rPr>
+                <w:rFonts w:ascii="Arial" w:cs="Arial" w:eastAsia="Arial" w:hAnsi="Arial"/>
+                <w:color w:val="1A1A1A"/>
+                <w:sz w:val="18"/>
+                <w:szCs w:val="18"/>
+              </w:rPr>
+              <w:t xml:space="preserve">S — Specific</w:t>
             </w:r>
           </w:p>
         </w:tc>
@@ -3562,7 +3386,7 @@
         </w:trPr>
         <w:tc>
           <w:tcPr>
-            <w:tcW w:type="pct" w:w="12%"/>
+            <w:tcW w:type="pct" w:w="20%"/>
             <w:shd w:fill="F2F2F2" w:val="clear"/>
             <w:tcMar>
               <w:top w:type="dxa" w:w="95"/>
@@ -3580,8 +3404,8 @@
               <w:rPr>
                 <w:rFonts w:ascii="Arial" w:cs="Arial" w:eastAsia="Arial" w:hAnsi="Arial"/>
                 <w:color w:val="1A1A1A"/>
-                <w:sz w:val="16"/>
-                <w:szCs w:val="16"/>
+                <w:sz w:val="18"/>
+                <w:szCs w:val="18"/>
               </w:rPr>
               <w:t xml:space="preserve">И — Измеримая</w:t>
             </w:r>
@@ -3589,7 +3413,7 @@
         </w:tc>
         <w:tc>
           <w:tcPr>
-            <w:tcW w:type="pct" w:w="32%"/>
+            <w:tcW w:type="pct" w:w="52%"/>
             <w:shd w:fill="F2F2F2" w:val="clear"/>
             <w:tcMar>
               <w:top w:type="dxa" w:w="95"/>
@@ -3607,16 +3431,16 @@
               <w:rPr>
                 <w:rFonts w:ascii="Arial" w:cs="Arial" w:eastAsia="Arial" w:hAnsi="Arial"/>
                 <w:color w:val="1A1A1A"/>
-                <w:sz w:val="16"/>
-                <w:szCs w:val="16"/>
-              </w:rPr>
-              <w:t xml:space="preserve">«Чтобы удобно было»</w:t>
-            </w:r>
-          </w:p>
-        </w:tc>
-        <w:tc>
-          <w:tcPr>
-            <w:tcW w:type="pct" w:w="56%"/>
+                <w:sz w:val="18"/>
+                <w:szCs w:val="18"/>
+              </w:rPr>
+              <w:t xml:space="preserve">Можно проверить числом или фактом, а не словом «хорошо»</w:t>
+            </w:r>
+          </w:p>
+        </w:tc>
+        <w:tc>
+          <w:tcPr>
+            <w:tcW w:type="pct" w:w="28%"/>
             <w:shd w:fill="F2F2F2" w:val="clear"/>
             <w:tcMar>
               <w:top w:type="dxa" w:w="95"/>
@@ -3634,10 +3458,10 @@
               <w:rPr>
                 <w:rFonts w:ascii="Arial" w:cs="Arial" w:eastAsia="Arial" w:hAnsi="Arial"/>
                 <w:color w:val="1A1A1A"/>
-                <w:sz w:val="16"/>
-                <w:szCs w:val="16"/>
-              </w:rPr>
-              <w:t xml:space="preserve">Индикатор верно показывает состояние влажности с точностью не хуже ±10% от контрольного измерения влагомером, проверено не менее чем в 10 циклах полива</w:t>
+                <w:sz w:val="18"/>
+                <w:szCs w:val="18"/>
+              </w:rPr>
+              <w:t xml:space="preserve">M — Measurable</w:t>
             </w:r>
           </w:p>
         </w:tc>
@@ -3648,26 +3472,26 @@
         </w:trPr>
         <w:tc>
           <w:tcPr>
-            <w:tcW w:type="pct" w:w="12%"/>
-            <w:shd w:fill="FFFFFF" w:val="clear"/>
-            <w:tcMar>
-              <w:top w:type="dxa" w:w="95"/>
-              <w:left w:type="dxa" w:w="115"/>
-              <w:bottom w:type="dxa" w:w="95"/>
-              <w:right w:type="dxa" w:w="115"/>
-            </w:tcMar>
-            <w:vAlign w:val="center"/>
-          </w:tcPr>
-          <w:p>
-            <w:pPr>
-              <w:spacing w:after="0" w:line="264"/>
-            </w:pPr>
-            <w:r>
-              <w:rPr>
-                <w:rFonts w:ascii="Arial" w:cs="Arial" w:eastAsia="Arial" w:hAnsi="Arial"/>
-                <w:color w:val="1A1A1A"/>
-                <w:sz w:val="16"/>
-                <w:szCs w:val="16"/>
+            <w:tcW w:type="pct" w:w="20%"/>
+            <w:shd w:fill="FFFFFF" w:val="clear"/>
+            <w:tcMar>
+              <w:top w:type="dxa" w:w="95"/>
+              <w:left w:type="dxa" w:w="115"/>
+              <w:bottom w:type="dxa" w:w="95"/>
+              <w:right w:type="dxa" w:w="115"/>
+            </w:tcMar>
+            <w:vAlign w:val="center"/>
+          </w:tcPr>
+          <w:p>
+            <w:pPr>
+              <w:spacing w:after="0" w:line="264"/>
+            </w:pPr>
+            <w:r>
+              <w:rPr>
+                <w:rFonts w:ascii="Arial" w:cs="Arial" w:eastAsia="Arial" w:hAnsi="Arial"/>
+                <w:color w:val="1A1A1A"/>
+                <w:sz w:val="18"/>
+                <w:szCs w:val="18"/>
               </w:rPr>
               <w:t xml:space="preserve">С — Со сроком</w:t>
             </w:r>
@@ -3675,55 +3499,55 @@
         </w:tc>
         <w:tc>
           <w:tcPr>
-            <w:tcW w:type="pct" w:w="32%"/>
-            <w:shd w:fill="FFFFFF" w:val="clear"/>
-            <w:tcMar>
-              <w:top w:type="dxa" w:w="95"/>
-              <w:left w:type="dxa" w:w="115"/>
-              <w:bottom w:type="dxa" w:w="95"/>
-              <w:right w:type="dxa" w:w="115"/>
-            </w:tcMar>
-            <w:vAlign w:val="center"/>
-          </w:tcPr>
-          <w:p>
-            <w:pPr>
-              <w:spacing w:after="0" w:line="264"/>
-            </w:pPr>
-            <w:r>
-              <w:rPr>
-                <w:rFonts w:ascii="Arial" w:cs="Arial" w:eastAsia="Arial" w:hAnsi="Arial"/>
-                <w:color w:val="1A1A1A"/>
-                <w:sz w:val="16"/>
-                <w:szCs w:val="16"/>
-              </w:rPr>
-              <w:t xml:space="preserve">«В течение семестра»</w:t>
-            </w:r>
-          </w:p>
-        </w:tc>
-        <w:tc>
-          <w:tcPr>
-            <w:tcW w:type="pct" w:w="56%"/>
-            <w:shd w:fill="FFFFFF" w:val="clear"/>
-            <w:tcMar>
-              <w:top w:type="dxa" w:w="95"/>
-              <w:left w:type="dxa" w:w="115"/>
-              <w:bottom w:type="dxa" w:w="95"/>
-              <w:right w:type="dxa" w:w="115"/>
-            </w:tcMar>
-            <w:vAlign w:val="center"/>
-          </w:tcPr>
-          <w:p>
-            <w:pPr>
-              <w:spacing w:after="0" w:line="264"/>
-            </w:pPr>
-            <w:r>
-              <w:rPr>
-                <w:rFonts w:ascii="Arial" w:cs="Arial" w:eastAsia="Arial" w:hAnsi="Arial"/>
-                <w:color w:val="1A1A1A"/>
-                <w:sz w:val="16"/>
-                <w:szCs w:val="16"/>
-              </w:rPr>
-              <w:t xml:space="preserve">Прототип — к чекпоинту 21.11; минимум 3 недели тестов на живом растении и итоговый отчёт — к защите 26.12</w:t>
+            <w:tcW w:type="pct" w:w="52%"/>
+            <w:shd w:fill="FFFFFF" w:val="clear"/>
+            <w:tcMar>
+              <w:top w:type="dxa" w:w="95"/>
+              <w:left w:type="dxa" w:w="115"/>
+              <w:bottom w:type="dxa" w:w="95"/>
+              <w:right w:type="dxa" w:w="115"/>
+            </w:tcMar>
+            <w:vAlign w:val="center"/>
+          </w:tcPr>
+          <w:p>
+            <w:pPr>
+              <w:spacing w:after="0" w:line="264"/>
+            </w:pPr>
+            <w:r>
+              <w:rPr>
+                <w:rFonts w:ascii="Arial" w:cs="Arial" w:eastAsia="Arial" w:hAnsi="Arial"/>
+                <w:color w:val="1A1A1A"/>
+                <w:sz w:val="18"/>
+                <w:szCs w:val="18"/>
+              </w:rPr>
+              <w:t xml:space="preserve">Есть конкретная дата, а не «в течение семестра»</w:t>
+            </w:r>
+          </w:p>
+        </w:tc>
+        <w:tc>
+          <w:tcPr>
+            <w:tcW w:type="pct" w:w="28%"/>
+            <w:shd w:fill="FFFFFF" w:val="clear"/>
+            <w:tcMar>
+              <w:top w:type="dxa" w:w="95"/>
+              <w:left w:type="dxa" w:w="115"/>
+              <w:bottom w:type="dxa" w:w="95"/>
+              <w:right w:type="dxa" w:w="115"/>
+            </w:tcMar>
+            <w:vAlign w:val="center"/>
+          </w:tcPr>
+          <w:p>
+            <w:pPr>
+              <w:spacing w:after="0" w:line="264"/>
+            </w:pPr>
+            <w:r>
+              <w:rPr>
+                <w:rFonts w:ascii="Arial" w:cs="Arial" w:eastAsia="Arial" w:hAnsi="Arial"/>
+                <w:color w:val="1A1A1A"/>
+                <w:sz w:val="18"/>
+                <w:szCs w:val="18"/>
+              </w:rPr>
+              <w:t xml:space="preserve">T — Time-bound</w:t>
             </w:r>
           </w:p>
         </w:tc>
@@ -3734,7 +3558,7 @@
         </w:trPr>
         <w:tc>
           <w:tcPr>
-            <w:tcW w:type="pct" w:w="12%"/>
+            <w:tcW w:type="pct" w:w="20%"/>
             <w:shd w:fill="F2F2F2" w:val="clear"/>
             <w:tcMar>
               <w:top w:type="dxa" w:w="95"/>
@@ -3752,8 +3576,8 @@
               <w:rPr>
                 <w:rFonts w:ascii="Arial" w:cs="Arial" w:eastAsia="Arial" w:hAnsi="Arial"/>
                 <w:color w:val="1A1A1A"/>
-                <w:sz w:val="16"/>
-                <w:szCs w:val="16"/>
+                <w:sz w:val="18"/>
+                <w:szCs w:val="18"/>
               </w:rPr>
               <w:t xml:space="preserve">Т — Толковая</w:t>
             </w:r>
@@ -3761,7 +3585,7 @@
         </w:tc>
         <w:tc>
           <w:tcPr>
-            <w:tcW w:type="pct" w:w="32%"/>
+            <w:tcW w:type="pct" w:w="52%"/>
             <w:shd w:fill="F2F2F2" w:val="clear"/>
             <w:tcMar>
               <w:top w:type="dxa" w:w="95"/>
@@ -3779,16 +3603,16 @@
               <w:rPr>
                 <w:rFonts w:ascii="Arial" w:cs="Arial" w:eastAsia="Arial" w:hAnsi="Arial"/>
                 <w:color w:val="1A1A1A"/>
-                <w:sz w:val="16"/>
-                <w:szCs w:val="16"/>
-              </w:rPr>
-              <w:t xml:space="preserve">(не проверяется вовсе)</w:t>
-            </w:r>
-          </w:p>
-        </w:tc>
-        <w:tc>
-          <w:tcPr>
-            <w:tcW w:type="pct" w:w="56%"/>
+                <w:sz w:val="18"/>
+                <w:szCs w:val="18"/>
+              </w:rPr>
+              <w:t xml:space="preserve">Решает реальную проблему из ценностного предложения, а не абстрактную</w:t>
+            </w:r>
+          </w:p>
+        </w:tc>
+        <w:tc>
+          <w:tcPr>
+            <w:tcW w:type="pct" w:w="28%"/>
             <w:shd w:fill="F2F2F2" w:val="clear"/>
             <w:tcMar>
               <w:top w:type="dxa" w:w="95"/>
@@ -3806,10 +3630,10 @@
               <w:rPr>
                 <w:rFonts w:ascii="Arial" w:cs="Arial" w:eastAsia="Arial" w:hAnsi="Arial"/>
                 <w:color w:val="1A1A1A"/>
-                <w:sz w:val="16"/>
-                <w:szCs w:val="16"/>
-              </w:rPr>
-              <w:t xml:space="preserve">Напрямую закрывает проблему из ценностного предложения: полив на глаз без обратной связи от почвы</w:t>
+                <w:sz w:val="18"/>
+                <w:szCs w:val="18"/>
+              </w:rPr>
+              <w:t xml:space="preserve">R — Relevant</w:t>
             </w:r>
           </w:p>
         </w:tc>
@@ -3820,26 +3644,26 @@
         </w:trPr>
         <w:tc>
           <w:tcPr>
-            <w:tcW w:type="pct" w:w="12%"/>
-            <w:shd w:fill="FFFFFF" w:val="clear"/>
-            <w:tcMar>
-              <w:top w:type="dxa" w:w="95"/>
-              <w:left w:type="dxa" w:w="115"/>
-              <w:bottom w:type="dxa" w:w="95"/>
-              <w:right w:type="dxa" w:w="115"/>
-            </w:tcMar>
-            <w:vAlign w:val="center"/>
-          </w:tcPr>
-          <w:p>
-            <w:pPr>
-              <w:spacing w:after="0" w:line="264"/>
-            </w:pPr>
-            <w:r>
-              <w:rPr>
-                <w:rFonts w:ascii="Arial" w:cs="Arial" w:eastAsia="Arial" w:hAnsi="Arial"/>
-                <w:color w:val="1A1A1A"/>
-                <w:sz w:val="16"/>
-                <w:szCs w:val="16"/>
+            <w:tcW w:type="pct" w:w="20%"/>
+            <w:shd w:fill="FFFFFF" w:val="clear"/>
+            <w:tcMar>
+              <w:top w:type="dxa" w:w="95"/>
+              <w:left w:type="dxa" w:w="115"/>
+              <w:bottom w:type="dxa" w:w="95"/>
+              <w:right w:type="dxa" w:w="115"/>
+            </w:tcMar>
+            <w:vAlign w:val="center"/>
+          </w:tcPr>
+          <w:p>
+            <w:pPr>
+              <w:spacing w:after="0" w:line="264"/>
+            </w:pPr>
+            <w:r>
+              <w:rPr>
+                <w:rFonts w:ascii="Arial" w:cs="Arial" w:eastAsia="Arial" w:hAnsi="Arial"/>
+                <w:color w:val="1A1A1A"/>
+                <w:sz w:val="18"/>
+                <w:szCs w:val="18"/>
               </w:rPr>
               <w:t xml:space="preserve">О — Осуществимая</w:t>
             </w:r>
@@ -3847,55 +3671,55 @@
         </w:tc>
         <w:tc>
           <w:tcPr>
-            <w:tcW w:type="pct" w:w="32%"/>
-            <w:shd w:fill="FFFFFF" w:val="clear"/>
-            <w:tcMar>
-              <w:top w:type="dxa" w:w="95"/>
-              <w:left w:type="dxa" w:w="115"/>
-              <w:bottom w:type="dxa" w:w="95"/>
-              <w:right w:type="dxa" w:w="115"/>
-            </w:tcMar>
-            <w:vAlign w:val="center"/>
-          </w:tcPr>
-          <w:p>
-            <w:pPr>
-              <w:spacing w:after="0" w:line="264"/>
-            </w:pPr>
-            <w:r>
-              <w:rPr>
-                <w:rFonts w:ascii="Arial" w:cs="Arial" w:eastAsia="Arial" w:hAnsi="Arial"/>
-                <w:color w:val="1A1A1A"/>
-                <w:sz w:val="16"/>
-                <w:szCs w:val="16"/>
-              </w:rPr>
-              <w:t xml:space="preserve">(не проверяется вовсе)</w:t>
-            </w:r>
-          </w:p>
-        </w:tc>
-        <w:tc>
-          <w:tcPr>
-            <w:tcW w:type="pct" w:w="56%"/>
-            <w:shd w:fill="FFFFFF" w:val="clear"/>
-            <w:tcMar>
-              <w:top w:type="dxa" w:w="95"/>
-              <w:left w:type="dxa" w:w="115"/>
-              <w:bottom w:type="dxa" w:w="95"/>
-              <w:right w:type="dxa" w:w="115"/>
-            </w:tcMar>
-            <w:vAlign w:val="center"/>
-          </w:tcPr>
-          <w:p>
-            <w:pPr>
-              <w:spacing w:after="0" w:line="264"/>
-            </w:pPr>
-            <w:r>
-              <w:rPr>
-                <w:rFonts w:ascii="Arial" w:cs="Arial" w:eastAsia="Arial" w:hAnsi="Arial"/>
-                <w:color w:val="1A1A1A"/>
-                <w:sz w:val="16"/>
-                <w:szCs w:val="16"/>
-              </w:rPr>
-              <w:t xml:space="preserve">Команда 3–4 человека, доступны датчик влажности почвы, микроконтроллер, светодиодный индикатор — типовой набор</w:t>
+            <w:tcW w:type="pct" w:w="52%"/>
+            <w:shd w:fill="FFFFFF" w:val="clear"/>
+            <w:tcMar>
+              <w:top w:type="dxa" w:w="95"/>
+              <w:left w:type="dxa" w:w="115"/>
+              <w:bottom w:type="dxa" w:w="95"/>
+              <w:right w:type="dxa" w:w="115"/>
+            </w:tcMar>
+            <w:vAlign w:val="center"/>
+          </w:tcPr>
+          <w:p>
+            <w:pPr>
+              <w:spacing w:after="0" w:line="264"/>
+            </w:pPr>
+            <w:r>
+              <w:rPr>
+                <w:rFonts w:ascii="Arial" w:cs="Arial" w:eastAsia="Arial" w:hAnsi="Arial"/>
+                <w:color w:val="1A1A1A"/>
+                <w:sz w:val="18"/>
+                <w:szCs w:val="18"/>
+              </w:rPr>
+              <w:t xml:space="preserve">Реально сделать силами 3–4 человек с доступными ресурсами</w:t>
+            </w:r>
+          </w:p>
+        </w:tc>
+        <w:tc>
+          <w:tcPr>
+            <w:tcW w:type="pct" w:w="28%"/>
+            <w:shd w:fill="FFFFFF" w:val="clear"/>
+            <w:tcMar>
+              <w:top w:type="dxa" w:w="95"/>
+              <w:left w:type="dxa" w:w="115"/>
+              <w:bottom w:type="dxa" w:w="95"/>
+              <w:right w:type="dxa" w:w="115"/>
+            </w:tcMar>
+            <w:vAlign w:val="center"/>
+          </w:tcPr>
+          <w:p>
+            <w:pPr>
+              <w:spacing w:after="0" w:line="264"/>
+            </w:pPr>
+            <w:r>
+              <w:rPr>
+                <w:rFonts w:ascii="Arial" w:cs="Arial" w:eastAsia="Arial" w:hAnsi="Arial"/>
+                <w:color w:val="1A1A1A"/>
+                <w:sz w:val="18"/>
+                <w:szCs w:val="18"/>
+              </w:rPr>
+              <w:t xml:space="preserve">A — Achievable</w:t>
             </w:r>
           </w:p>
         </w:tc>
@@ -3932,47 +3756,7 @@
           <w:sz w:val="19"/>
           <w:szCs w:val="19"/>
         </w:rPr>
-        <w:t xml:space="preserve">К 26 декабря команда представит прототип умного горшка со встроенным датчиком влажности почвы и световым индикатором полива, проверенный минимум три недели на живом растении с точностью показаний не хуже десяти процентов от контрольного измерения; рабочий прототип готов к двадцать первому ноября.</w:t>
-      </w:r>
-    </w:p>
-    <w:p>
-      <w:pPr>
-        <w:pBdr>
-          <w:top w:val="single" w:color="B3B3B3" w:sz="2" w:space="5"/>
-          <w:bottom w:val="single" w:color="B3B3B3" w:sz="2" w:space="5"/>
-          <w:left w:val="single" w:color="000000" w:sz="20" w:space="9"/>
-          <w:right w:val="single" w:color="B3B3B3" w:sz="2" w:space="5"/>
-        </w:pBdr>
-        <w:shd w:fill="EDEDED" w:val="clear"/>
-        <w:spacing w:after="130" w:before="110" w:line="264"/>
-      </w:pPr>
-      <w:r>
-        <w:rPr>
-          <w:rFonts w:ascii="Arial" w:cs="Arial" w:eastAsia="Arial" w:hAnsi="Arial"/>
-          <w:color w:val="1A1A1A"/>
-          <w:sz w:val="19"/>
-          <w:szCs w:val="19"/>
-        </w:rPr>
-        <w:t xml:space="preserve">Частая ошибка — цель без даты или с датой «в конце семестра»: это провал буквы С. Требуйте конкретику: «к 21.11 у нас работает прототип, к 26.12 — измеренный результат». Вторая частая ошибка — буква И без числа: «работает хорошо» не измерить. Число обязательно, даже условное — уточнить его можно позже, но ноль в начале хуже приблизительного числа.</w:t>
-      </w:r>
-    </w:p>
-    <w:p>
-      <w:pPr>
-        <w:pBdr>
-          <w:bottom w:val="single" w:color="1A1A1A" w:sz="10" w:space="5"/>
-        </w:pBdr>
-        <w:spacing w:after="130" w:before="300"/>
-      </w:pPr>
-      <w:r>
-        <w:rPr>
-          <w:rFonts w:ascii="Arial" w:cs="Arial" w:eastAsia="Arial" w:hAnsi="Arial"/>
-          <w:b/>
-          <w:bCs/>
-          <w:color w:val="000000"/>
-          <w:sz w:val="28"/>
-          <w:szCs w:val="28"/>
-        </w:rPr>
-        <w:t xml:space="preserve">Блок 55–75. Формулировка SMART-цели</w:t>
+        <w:t xml:space="preserve">Цель должна быть сформулирована ЧИСТО. По-английски то же самое называется SMART — оба слова о цели вы встретите на кафедре, поэтому знать нужно оба, но думать удобнее по-русски.</w:t>
       </w:r>
     </w:p>
     <w:p>
@@ -3986,114 +3770,7 @@
           <w:sz w:val="20"/>
           <w:szCs w:val="20"/>
         </w:rPr>
-        <w:t xml:space="preserve">Лист 2 раздатки. Команда пишет одну SMART-цель для выбранного концепта, разворачивая каждую букву отдельной строкой — не общей фразой.</w:t>
-      </w:r>
-    </w:p>
-    <w:p>
-      <w:pPr>
-        <w:pBdr>
-          <w:top w:val="single" w:color="B3B3B3" w:sz="2" w:space="5"/>
-          <w:bottom w:val="single" w:color="B3B3B3" w:sz="2" w:space="5"/>
-          <w:left w:val="single" w:color="000000" w:sz="20" w:space="9"/>
-          <w:right w:val="single" w:color="B3B3B3" w:sz="2" w:space="5"/>
-        </w:pBdr>
-        <w:shd w:fill="EDEDED" w:val="clear"/>
-        <w:spacing w:after="130" w:before="110" w:line="264"/>
-      </w:pPr>
-      <w:r>
-        <w:rPr>
-          <w:rFonts w:ascii="Arial" w:cs="Arial" w:eastAsia="Arial" w:hAnsi="Arial"/>
-          <w:color w:val="1A1A1A"/>
-          <w:sz w:val="19"/>
-          <w:szCs w:val="19"/>
-        </w:rPr>
-        <w:t xml:space="preserve">Не сокращать этот блок. Он единственный производит итоговый артефакт занятия. Если команда справилась за 15 минут — не отпускайте, просите ужесточить букву И (Измеримая): что именно и в каких единицах.</w:t>
-      </w:r>
-    </w:p>
-    <w:p>
-      <w:pPr>
-        <w:pBdr>
-          <w:bottom w:val="single" w:color="1A1A1A" w:sz="10" w:space="5"/>
-        </w:pBdr>
-        <w:spacing w:after="130" w:before="300"/>
-      </w:pPr>
-      <w:r>
-        <w:rPr>
-          <w:rFonts w:ascii="Arial" w:cs="Arial" w:eastAsia="Arial" w:hAnsi="Arial"/>
-          <w:b/>
-          <w:bCs/>
-          <w:color w:val="000000"/>
-          <w:sz w:val="28"/>
-          <w:szCs w:val="28"/>
-        </w:rPr>
-        <w:t xml:space="preserve">Блок 75–85. Взаимная проверка</w:t>
-      </w:r>
-    </w:p>
-    <w:p>
-      <w:pPr>
-        <w:spacing w:after="110" w:before="0" w:line="264"/>
-      </w:pPr>
-      <w:r>
-        <w:rPr>
-          <w:rFonts w:ascii="Arial" w:cs="Arial" w:eastAsia="Arial" w:hAnsi="Arial"/>
-          <w:color w:val="1A1A1A"/>
-          <w:sz w:val="20"/>
-          <w:szCs w:val="20"/>
-        </w:rPr>
-        <w:t xml:space="preserve">Команды обмениваются листами 2 с соседями. Задача читающей команды — найти одну букву ЧИСТО, которая на самом деле не выполнена, и написать это прямо на листе.</w:t>
-      </w:r>
-    </w:p>
-    <w:p>
-      <w:pPr>
-        <w:pBdr>
-          <w:top w:val="single" w:color="B3B3B3" w:sz="2" w:space="5"/>
-          <w:bottom w:val="single" w:color="B3B3B3" w:sz="2" w:space="5"/>
-          <w:left w:val="single" w:color="1A1A1A" w:sz="20" w:space="9"/>
-          <w:right w:val="single" w:color="B3B3B3" w:sz="2" w:space="5"/>
-        </w:pBdr>
-        <w:shd w:fill="F2F2F2" w:val="clear"/>
-        <w:spacing w:after="120" w:before="90" w:line="264"/>
-      </w:pPr>
-      <w:r>
-        <w:rPr>
-          <w:rFonts w:ascii="Arial" w:cs="Arial" w:eastAsia="Arial" w:hAnsi="Arial"/>
-          <w:b/>
-          <w:bCs/>
-          <w:color w:val="1A1A1A"/>
-          <w:sz w:val="19"/>
-          <w:szCs w:val="19"/>
-        </w:rPr>
-        <w:t xml:space="preserve">Вслух: </w:t>
-      </w:r>
-      <w:r>
-        <w:rPr>
-          <w:rFonts w:ascii="Arial" w:cs="Arial" w:eastAsia="Arial" w:hAnsi="Arial"/>
-          <w:i/>
-          <w:iCs/>
-          <w:color w:val="1A1A1A"/>
-          <w:sz w:val="19"/>
-          <w:szCs w:val="19"/>
-        </w:rPr>
-        <w:t xml:space="preserve">Найти слабое место в чужой цели — не критика, а услуга. В следующий раз то же самое сделают с вашей.</w:t>
-      </w:r>
-    </w:p>
-    <w:p>
-      <w:pPr>
-        <w:pBdr>
-          <w:bottom w:val="single" w:color="1A1A1A" w:sz="10" w:space="5"/>
-        </w:pBdr>
-        <w:spacing w:after="130" w:before="300"/>
-      </w:pPr>
-      <w:r>
-        <w:rPr>
-          <w:rFonts w:ascii="Arial" w:cs="Arial" w:eastAsia="Arial" w:hAnsi="Arial"/>
-          <w:b/>
-          <w:bCs/>
-          <w:color w:val="000000"/>
-          <w:sz w:val="28"/>
-          <w:szCs w:val="28"/>
-        </w:rPr>
-        <w:t xml:space="preserve">Блок 85–90. Итог и задание</w:t>
+        <w:t xml:space="preserve">Порядок букв в ЧИСТО не совпадает с порядком в SMART — это нормально: важна не последовательность запоминания, а то, что все пять проверок сделаны. Таблица справа в каждой строке показывает соответствие.</w:t>
       </w:r>
     </w:p>
     <w:p>
@@ -4109,13 +3786,12 @@
           <w:sz w:val="23"/>
           <w:szCs w:val="23"/>
         </w:rPr>
-        <w:t xml:space="preserve">Задание к практике 2 (19.09) — Паспорт проекта</w:t>
-      </w:r>
-    </w:p>
-    <w:p>
-      <w:pPr>
-        <w:spacing w:after="70" w:line="264"/>
-        <w:ind w:left="280"/>
+        <w:t xml:space="preserve">Разбор на доске: цель ЧИСТО для того же примера</w:t>
+      </w:r>
+    </w:p>
+    <w:p>
+      <w:pPr>
+        <w:spacing w:after="110" w:before="0" w:line="264"/>
       </w:pPr>
       <w:r>
         <w:rPr>
@@ -4124,90 +3800,7 @@
           <w:sz w:val="20"/>
           <w:szCs w:val="20"/>
         </w:rPr>
-        <w:t xml:space="preserve">— Принести финальную версию SMART-цели с учётом правок от соседней команды</w:t>
-      </w:r>
-    </w:p>
-    <w:p>
-      <w:pPr>
-        <w:spacing w:after="70" w:line="264"/>
-        <w:ind w:left="280"/>
-      </w:pPr>
-      <w:r>
-        <w:rPr>
-          <w:rFonts w:ascii="Arial" w:cs="Arial" w:eastAsia="Arial" w:hAnsi="Arial"/>
-          <w:color w:val="1A1A1A"/>
-          <w:sz w:val="20"/>
-          <w:szCs w:val="20"/>
-        </w:rPr>
-        <w:t xml:space="preserve">— Принести ценностное предложение выбранного концепта в чистовом виде</w:t>
-      </w:r>
-    </w:p>
-    <w:p>
-      <w:pPr>
-        <w:spacing w:after="70" w:line="264"/>
-        <w:ind w:left="280"/>
-      </w:pPr>
-      <w:r>
-        <w:rPr>
-          <w:rFonts w:ascii="Arial" w:cs="Arial" w:eastAsia="Arial" w:hAnsi="Arial"/>
-          <w:color w:val="1A1A1A"/>
-          <w:sz w:val="20"/>
-          <w:szCs w:val="20"/>
-        </w:rPr>
-        <w:t xml:space="preserve">— Каждому: подумать, кто конкретно входит в команду проекта, кроме вашей четвёрки — научный руководитель, потенциальный заказчик, будущие пользователи</w:t>
-      </w:r>
-    </w:p>
-    <w:p>
-      <w:pPr>
-        <w:pBdr>
-          <w:top w:val="single" w:color="B3B3B3" w:sz="2" w:space="5"/>
-          <w:bottom w:val="single" w:color="B3B3B3" w:sz="2" w:space="5"/>
-          <w:left w:val="single" w:color="1A1A1A" w:sz="20" w:space="9"/>
-          <w:right w:val="single" w:color="B3B3B3" w:sz="2" w:space="5"/>
-        </w:pBdr>
-        <w:shd w:fill="F2F2F2" w:val="clear"/>
-        <w:spacing w:after="120" w:before="90" w:line="264"/>
-      </w:pPr>
-      <w:r>
-        <w:rPr>
-          <w:rFonts w:ascii="Arial" w:cs="Arial" w:eastAsia="Arial" w:hAnsi="Arial"/>
-          <w:b/>
-          <w:bCs/>
-          <w:color w:val="1A1A1A"/>
-          <w:sz w:val="19"/>
-          <w:szCs w:val="19"/>
-        </w:rPr>
-        <w:t xml:space="preserve">Вслух: </w:t>
-      </w:r>
-      <w:r>
-        <w:rPr>
-          <w:rFonts w:ascii="Arial" w:cs="Arial" w:eastAsia="Arial" w:hAnsi="Arial"/>
-          <w:i/>
-          <w:iCs/>
-          <w:color w:val="1A1A1A"/>
-          <w:sz w:val="19"/>
-          <w:szCs w:val="19"/>
-        </w:rPr>
-        <w:t xml:space="preserve">Практика 2 — паспорт проекта: тот самый документ, о котором на первой лекции говорилось применительно к грантам РНФ и «УМНИК». Сегодняшние два листа — его первая половина.</w:t>
-      </w:r>
-    </w:p>
-    <w:p>
-      <w:pPr>
-        <w:pBdr>
-          <w:bottom w:val="single" w:color="1A1A1A" w:sz="10" w:space="5"/>
-        </w:pBdr>
-        <w:spacing w:after="130" w:before="300"/>
-      </w:pPr>
-      <w:r>
-        <w:rPr>
-          <w:rFonts w:ascii="Arial" w:cs="Arial" w:eastAsia="Arial" w:hAnsi="Arial"/>
-          <w:b/>
-          <w:bCs/>
-          <w:color w:val="000000"/>
-          <w:sz w:val="28"/>
-          <w:szCs w:val="28"/>
-        </w:rPr>
-        <w:t xml:space="preserve">Разница между группами</w:t>
+        <w:t xml:space="preserve">Слайд с разбором тоже контурный: левый столбец («как звучит наивно») заполнен заранее, правый пустой — его дописываете вместе с залом, строка за строкой. Ценностное предложение уже на доске из прошлого блока, теперь превращаем его в измеримую цель.</w:t>
       </w:r>
     </w:p>
     <w:tbl>
@@ -4233,7 +3826,7 @@
         </w:trPr>
         <w:tc>
           <w:tcPr>
-            <w:tcW w:type="pct" w:w="20%"/>
+            <w:tcW w:type="pct" w:w="16%"/>
             <w:shd w:fill="3D3D3D" w:val="clear"/>
             <w:tcMar>
               <w:top w:type="dxa" w:w="95"/>
@@ -4257,13 +3850,13 @@
                 <w:sz w:val="17"/>
                 <w:szCs w:val="17"/>
               </w:rPr>
-              <w:t xml:space="preserve">Элемент</w:t>
-            </w:r>
-          </w:p>
-        </w:tc>
-        <w:tc>
-          <w:tcPr>
-            <w:tcW w:type="pct" w:w="40%"/>
+              <w:t xml:space="preserve">Буква</w:t>
+            </w:r>
+          </w:p>
+        </w:tc>
+        <w:tc>
+          <w:tcPr>
+            <w:tcW w:type="pct" w:w="28%"/>
             <w:shd w:fill="3D3D3D" w:val="clear"/>
             <w:tcMar>
               <w:top w:type="dxa" w:w="95"/>
@@ -4287,13 +3880,13 @@
                 <w:sz w:val="17"/>
                 <w:szCs w:val="17"/>
               </w:rPr>
-              <w:t xml:space="preserve">1 курс, 17:00</w:t>
-            </w:r>
-          </w:p>
-        </w:tc>
-        <w:tc>
-          <w:tcPr>
-            <w:tcW w:type="pct" w:w="40%"/>
+              <w:t xml:space="preserve">Наивно (уже на слайде)</w:t>
+            </w:r>
+          </w:p>
+        </w:tc>
+        <w:tc>
+          <w:tcPr>
+            <w:tcW w:type="pct" w:w="56%"/>
             <w:shd w:fill="3D3D3D" w:val="clear"/>
             <w:tcMar>
               <w:top w:type="dxa" w:w="95"/>
@@ -4317,7 +3910,7 @@
                 <w:sz w:val="17"/>
                 <w:szCs w:val="17"/>
               </w:rPr>
-              <w:t xml:space="preserve">2 курс, 13:00</w:t>
+              <w:t xml:space="preserve">Вопрос в зал для правого столбца</w:t>
             </w:r>
           </w:p>
         </w:tc>
@@ -4328,82 +3921,82 @@
         </w:trPr>
         <w:tc>
           <w:tcPr>
-            <w:tcW w:type="pct" w:w="20%"/>
-            <w:shd w:fill="FFFFFF" w:val="clear"/>
-            <w:tcMar>
-              <w:top w:type="dxa" w:w="95"/>
-              <w:left w:type="dxa" w:w="115"/>
-              <w:bottom w:type="dxa" w:w="95"/>
-              <w:right w:type="dxa" w:w="115"/>
-            </w:tcMar>
-            <w:vAlign w:val="center"/>
-          </w:tcPr>
-          <w:p>
-            <w:pPr>
-              <w:spacing w:after="0" w:line="264"/>
-            </w:pPr>
-            <w:r>
-              <w:rPr>
-                <w:rFonts w:ascii="Arial" w:cs="Arial" w:eastAsia="Arial" w:hAnsi="Arial"/>
-                <w:color w:val="1A1A1A"/>
-                <w:sz w:val="17"/>
-                <w:szCs w:val="17"/>
-              </w:rPr>
-              <w:t xml:space="preserve">Рамка ценностного предложения</w:t>
-            </w:r>
-          </w:p>
-        </w:tc>
-        <w:tc>
-          <w:tcPr>
-            <w:tcW w:type="pct" w:w="40%"/>
-            <w:shd w:fill="FFFFFF" w:val="clear"/>
-            <w:tcMar>
-              <w:top w:type="dxa" w:w="95"/>
-              <w:left w:type="dxa" w:w="115"/>
-              <w:bottom w:type="dxa" w:w="95"/>
-              <w:right w:type="dxa" w:w="115"/>
-            </w:tcMar>
-            <w:vAlign w:val="center"/>
-          </w:tcPr>
-          <w:p>
-            <w:pPr>
-              <w:spacing w:after="0" w:line="264"/>
-            </w:pPr>
-            <w:r>
-              <w:rPr>
-                <w:rFonts w:ascii="Arial" w:cs="Arial" w:eastAsia="Arial" w:hAnsi="Arial"/>
-                <w:color w:val="1A1A1A"/>
-                <w:sz w:val="17"/>
-                <w:szCs w:val="17"/>
-              </w:rPr>
-              <w:t xml:space="preserve">Кто выигрывает внутри университета — однокурсники, кафедра</w:t>
-            </w:r>
-          </w:p>
-        </w:tc>
-        <w:tc>
-          <w:tcPr>
-            <w:tcW w:type="pct" w:w="40%"/>
-            <w:shd w:fill="FFFFFF" w:val="clear"/>
-            <w:tcMar>
-              <w:top w:type="dxa" w:w="95"/>
-              <w:left w:type="dxa" w:w="115"/>
-              <w:bottom w:type="dxa" w:w="95"/>
-              <w:right w:type="dxa" w:w="115"/>
-            </w:tcMar>
-            <w:vAlign w:val="center"/>
-          </w:tcPr>
-          <w:p>
-            <w:pPr>
-              <w:spacing w:after="0" w:line="264"/>
-            </w:pPr>
-            <w:r>
-              <w:rPr>
-                <w:rFonts w:ascii="Arial" w:cs="Arial" w:eastAsia="Arial" w:hAnsi="Arial"/>
-                <w:color w:val="1A1A1A"/>
-                <w:sz w:val="17"/>
-                <w:szCs w:val="17"/>
-              </w:rPr>
-              <w:t xml:space="preserve">Кто выигрывает вне университета — реальный заказчик, грантовый фонд</w:t>
+            <w:tcW w:type="pct" w:w="16%"/>
+            <w:shd w:fill="FFFFFF" w:val="clear"/>
+            <w:tcMar>
+              <w:top w:type="dxa" w:w="95"/>
+              <w:left w:type="dxa" w:w="115"/>
+              <w:bottom w:type="dxa" w:w="95"/>
+              <w:right w:type="dxa" w:w="115"/>
+            </w:tcMar>
+            <w:vAlign w:val="center"/>
+          </w:tcPr>
+          <w:p>
+            <w:pPr>
+              <w:spacing w:after="0" w:line="264"/>
+            </w:pPr>
+            <w:r>
+              <w:rPr>
+                <w:rFonts w:ascii="Arial" w:cs="Arial" w:eastAsia="Arial" w:hAnsi="Arial"/>
+                <w:color w:val="1A1A1A"/>
+                <w:sz w:val="16"/>
+                <w:szCs w:val="16"/>
+              </w:rPr>
+              <w:t xml:space="preserve">Ч — Чёткая</w:t>
+            </w:r>
+          </w:p>
+        </w:tc>
+        <w:tc>
+          <w:tcPr>
+            <w:tcW w:type="pct" w:w="28%"/>
+            <w:shd w:fill="FFFFFF" w:val="clear"/>
+            <w:tcMar>
+              <w:top w:type="dxa" w:w="95"/>
+              <w:left w:type="dxa" w:w="115"/>
+              <w:bottom w:type="dxa" w:w="95"/>
+              <w:right w:type="dxa" w:w="115"/>
+            </w:tcMar>
+            <w:vAlign w:val="center"/>
+          </w:tcPr>
+          <w:p>
+            <w:pPr>
+              <w:spacing w:after="0" w:line="264"/>
+            </w:pPr>
+            <w:r>
+              <w:rPr>
+                <w:rFonts w:ascii="Arial" w:cs="Arial" w:eastAsia="Arial" w:hAnsi="Arial"/>
+                <w:color w:val="1A1A1A"/>
+                <w:sz w:val="16"/>
+                <w:szCs w:val="16"/>
+              </w:rPr>
+              <w:t xml:space="preserve">«Сделать умный горшок»</w:t>
+            </w:r>
+          </w:p>
+        </w:tc>
+        <w:tc>
+          <w:tcPr>
+            <w:tcW w:type="pct" w:w="56%"/>
+            <w:shd w:fill="FFFFFF" w:val="clear"/>
+            <w:tcMar>
+              <w:top w:type="dxa" w:w="95"/>
+              <w:left w:type="dxa" w:w="115"/>
+              <w:bottom w:type="dxa" w:w="95"/>
+              <w:right w:type="dxa" w:w="115"/>
+            </w:tcMar>
+            <w:vAlign w:val="center"/>
+          </w:tcPr>
+          <w:p>
+            <w:pPr>
+              <w:spacing w:after="0" w:line="264"/>
+            </w:pPr>
+            <w:r>
+              <w:rPr>
+                <w:rFonts w:ascii="Arial" w:cs="Arial" w:eastAsia="Arial" w:hAnsi="Arial"/>
+                <w:color w:val="1A1A1A"/>
+                <w:sz w:val="16"/>
+                <w:szCs w:val="16"/>
+              </w:rPr>
+              <w:t xml:space="preserve">Что именно должно стоять на столе в декабре? Предмет, а не намерение</w:t>
             </w:r>
           </w:p>
         </w:tc>
@@ -4414,7 +4007,7 @@
         </w:trPr>
         <w:tc>
           <w:tcPr>
-            <w:tcW w:type="pct" w:w="20%"/>
+            <w:tcW w:type="pct" w:w="16%"/>
             <w:shd w:fill="F2F2F2" w:val="clear"/>
             <w:tcMar>
               <w:top w:type="dxa" w:w="95"/>
@@ -4432,16 +4025,16 @@
               <w:rPr>
                 <w:rFonts w:ascii="Arial" w:cs="Arial" w:eastAsia="Arial" w:hAnsi="Arial"/>
                 <w:color w:val="1A1A1A"/>
-                <w:sz w:val="17"/>
-                <w:szCs w:val="17"/>
-              </w:rPr>
-              <w:t xml:space="preserve">Буква С (Со сроком)</w:t>
-            </w:r>
-          </w:p>
-        </w:tc>
-        <w:tc>
-          <w:tcPr>
-            <w:tcW w:type="pct" w:w="40%"/>
+                <w:sz w:val="16"/>
+                <w:szCs w:val="16"/>
+              </w:rPr>
+              <w:t xml:space="preserve">И — Измеримая</w:t>
+            </w:r>
+          </w:p>
+        </w:tc>
+        <w:tc>
+          <w:tcPr>
+            <w:tcW w:type="pct" w:w="28%"/>
             <w:shd w:fill="F2F2F2" w:val="clear"/>
             <w:tcMar>
               <w:top w:type="dxa" w:w="95"/>
@@ -4459,16 +4052,16 @@
               <w:rPr>
                 <w:rFonts w:ascii="Arial" w:cs="Arial" w:eastAsia="Arial" w:hAnsi="Arial"/>
                 <w:color w:val="1A1A1A"/>
-                <w:sz w:val="17"/>
-                <w:szCs w:val="17"/>
-              </w:rPr>
-              <w:t xml:space="preserve">Конец семестра как первый в жизни серьёзный дедлайн</w:t>
-            </w:r>
-          </w:p>
-        </w:tc>
-        <w:tc>
-          <w:tcPr>
-            <w:tcW w:type="pct" w:w="40%"/>
+                <w:sz w:val="16"/>
+                <w:szCs w:val="16"/>
+              </w:rPr>
+              <w:t xml:space="preserve">«Чтобы удобно было»</w:t>
+            </w:r>
+          </w:p>
+        </w:tc>
+        <w:tc>
+          <w:tcPr>
+            <w:tcW w:type="pct" w:w="56%"/>
             <w:shd w:fill="F2F2F2" w:val="clear"/>
             <w:tcMar>
               <w:top w:type="dxa" w:w="95"/>
@@ -4486,10 +4079,10 @@
               <w:rPr>
                 <w:rFonts w:ascii="Arial" w:cs="Arial" w:eastAsia="Arial" w:hAnsi="Arial"/>
                 <w:color w:val="1A1A1A"/>
-                <w:sz w:val="17"/>
-                <w:szCs w:val="17"/>
-              </w:rPr>
-              <w:t xml:space="preserve">Конец семестра как репетиция дедлайна грантовой заявки</w:t>
+                <w:sz w:val="16"/>
+                <w:szCs w:val="16"/>
+              </w:rPr>
+              <w:t xml:space="preserve">Чем меряем, в каких единицах и относительно чего? Какое число считаем успехом?</w:t>
             </w:r>
           </w:p>
         </w:tc>
@@ -4500,82 +4093,1309 @@
         </w:trPr>
         <w:tc>
           <w:tcPr>
-            <w:tcW w:type="pct" w:w="20%"/>
-            <w:shd w:fill="FFFFFF" w:val="clear"/>
-            <w:tcMar>
-              <w:top w:type="dxa" w:w="95"/>
-              <w:left w:type="dxa" w:w="115"/>
-              <w:bottom w:type="dxa" w:w="95"/>
-              <w:right w:type="dxa" w:w="115"/>
-            </w:tcMar>
-            <w:vAlign w:val="center"/>
-          </w:tcPr>
-          <w:p>
-            <w:pPr>
-              <w:spacing w:after="0" w:line="264"/>
-            </w:pPr>
-            <w:r>
-              <w:rPr>
-                <w:rFonts w:ascii="Arial" w:cs="Arial" w:eastAsia="Arial" w:hAnsi="Arial"/>
-                <w:color w:val="1A1A1A"/>
+            <w:tcW w:type="pct" w:w="16%"/>
+            <w:shd w:fill="FFFFFF" w:val="clear"/>
+            <w:tcMar>
+              <w:top w:type="dxa" w:w="95"/>
+              <w:left w:type="dxa" w:w="115"/>
+              <w:bottom w:type="dxa" w:w="95"/>
+              <w:right w:type="dxa" w:w="115"/>
+            </w:tcMar>
+            <w:vAlign w:val="center"/>
+          </w:tcPr>
+          <w:p>
+            <w:pPr>
+              <w:spacing w:after="0" w:line="264"/>
+            </w:pPr>
+            <w:r>
+              <w:rPr>
+                <w:rFonts w:ascii="Arial" w:cs="Arial" w:eastAsia="Arial" w:hAnsi="Arial"/>
+                <w:color w:val="1A1A1A"/>
+                <w:sz w:val="16"/>
+                <w:szCs w:val="16"/>
+              </w:rPr>
+              <w:t xml:space="preserve">С — Со сроком</w:t>
+            </w:r>
+          </w:p>
+        </w:tc>
+        <w:tc>
+          <w:tcPr>
+            <w:tcW w:type="pct" w:w="28%"/>
+            <w:shd w:fill="FFFFFF" w:val="clear"/>
+            <w:tcMar>
+              <w:top w:type="dxa" w:w="95"/>
+              <w:left w:type="dxa" w:w="115"/>
+              <w:bottom w:type="dxa" w:w="95"/>
+              <w:right w:type="dxa" w:w="115"/>
+            </w:tcMar>
+            <w:vAlign w:val="center"/>
+          </w:tcPr>
+          <w:p>
+            <w:pPr>
+              <w:spacing w:after="0" w:line="264"/>
+            </w:pPr>
+            <w:r>
+              <w:rPr>
+                <w:rFonts w:ascii="Arial" w:cs="Arial" w:eastAsia="Arial" w:hAnsi="Arial"/>
+                <w:color w:val="1A1A1A"/>
+                <w:sz w:val="16"/>
+                <w:szCs w:val="16"/>
+              </w:rPr>
+              <w:t xml:space="preserve">«В течение семестра»</w:t>
+            </w:r>
+          </w:p>
+        </w:tc>
+        <w:tc>
+          <w:tcPr>
+            <w:tcW w:type="pct" w:w="56%"/>
+            <w:shd w:fill="FFFFFF" w:val="clear"/>
+            <w:tcMar>
+              <w:top w:type="dxa" w:w="95"/>
+              <w:left w:type="dxa" w:w="115"/>
+              <w:bottom w:type="dxa" w:w="95"/>
+              <w:right w:type="dxa" w:w="115"/>
+            </w:tcMar>
+            <w:vAlign w:val="center"/>
+          </w:tcPr>
+          <w:p>
+            <w:pPr>
+              <w:spacing w:after="0" w:line="264"/>
+            </w:pPr>
+            <w:r>
+              <w:rPr>
+                <w:rFonts w:ascii="Arial" w:cs="Arial" w:eastAsia="Arial" w:hAnsi="Arial"/>
+                <w:color w:val="1A1A1A"/>
+                <w:sz w:val="16"/>
+                <w:szCs w:val="16"/>
+              </w:rPr>
+              <w:t xml:space="preserve">К какому числу? У нас две опорные даты: чекпоинт 21.11 и защита 26.12 — что к какой?</w:t>
+            </w:r>
+          </w:p>
+        </w:tc>
+      </w:tr>
+      <w:tr>
+        <w:trPr>
+          <w:trHeight w:val="0" w:hRule="atLeast"/>
+        </w:trPr>
+        <w:tc>
+          <w:tcPr>
+            <w:tcW w:type="pct" w:w="16%"/>
+            <w:shd w:fill="F2F2F2" w:val="clear"/>
+            <w:tcMar>
+              <w:top w:type="dxa" w:w="95"/>
+              <w:left w:type="dxa" w:w="115"/>
+              <w:bottom w:type="dxa" w:w="95"/>
+              <w:right w:type="dxa" w:w="115"/>
+            </w:tcMar>
+            <w:vAlign w:val="center"/>
+          </w:tcPr>
+          <w:p>
+            <w:pPr>
+              <w:spacing w:after="0" w:line="264"/>
+            </w:pPr>
+            <w:r>
+              <w:rPr>
+                <w:rFonts w:ascii="Arial" w:cs="Arial" w:eastAsia="Arial" w:hAnsi="Arial"/>
+                <w:color w:val="1A1A1A"/>
+                <w:sz w:val="16"/>
+                <w:szCs w:val="16"/>
+              </w:rPr>
+              <w:t xml:space="preserve">Т — Толковая</w:t>
+            </w:r>
+          </w:p>
+        </w:tc>
+        <w:tc>
+          <w:tcPr>
+            <w:tcW w:type="pct" w:w="28%"/>
+            <w:shd w:fill="F2F2F2" w:val="clear"/>
+            <w:tcMar>
+              <w:top w:type="dxa" w:w="95"/>
+              <w:left w:type="dxa" w:w="115"/>
+              <w:bottom w:type="dxa" w:w="95"/>
+              <w:right w:type="dxa" w:w="115"/>
+            </w:tcMar>
+            <w:vAlign w:val="center"/>
+          </w:tcPr>
+          <w:p>
+            <w:pPr>
+              <w:spacing w:after="0" w:line="264"/>
+            </w:pPr>
+            <w:r>
+              <w:rPr>
+                <w:rFonts w:ascii="Arial" w:cs="Arial" w:eastAsia="Arial" w:hAnsi="Arial"/>
+                <w:color w:val="1A1A1A"/>
+                <w:sz w:val="16"/>
+                <w:szCs w:val="16"/>
+              </w:rPr>
+              <w:t xml:space="preserve">(не проверяется вовсе)</w:t>
+            </w:r>
+          </w:p>
+        </w:tc>
+        <w:tc>
+          <w:tcPr>
+            <w:tcW w:type="pct" w:w="56%"/>
+            <w:shd w:fill="F2F2F2" w:val="clear"/>
+            <w:tcMar>
+              <w:top w:type="dxa" w:w="95"/>
+              <w:left w:type="dxa" w:w="115"/>
+              <w:bottom w:type="dxa" w:w="95"/>
+              <w:right w:type="dxa" w:w="115"/>
+            </w:tcMar>
+            <w:vAlign w:val="center"/>
+          </w:tcPr>
+          <w:p>
+            <w:pPr>
+              <w:spacing w:after="0" w:line="264"/>
+            </w:pPr>
+            <w:r>
+              <w:rPr>
+                <w:rFonts w:ascii="Arial" w:cs="Arial" w:eastAsia="Arial" w:hAnsi="Arial"/>
+                <w:color w:val="1A1A1A"/>
+                <w:sz w:val="16"/>
+                <w:szCs w:val="16"/>
+              </w:rPr>
+              <w:t xml:space="preserve">Какую строку ценностного предложения эта цель закрывает? Покажите пальцем на доске</w:t>
+            </w:r>
+          </w:p>
+        </w:tc>
+      </w:tr>
+      <w:tr>
+        <w:trPr>
+          <w:trHeight w:val="0" w:hRule="atLeast"/>
+        </w:trPr>
+        <w:tc>
+          <w:tcPr>
+            <w:tcW w:type="pct" w:w="16%"/>
+            <w:shd w:fill="FFFFFF" w:val="clear"/>
+            <w:tcMar>
+              <w:top w:type="dxa" w:w="95"/>
+              <w:left w:type="dxa" w:w="115"/>
+              <w:bottom w:type="dxa" w:w="95"/>
+              <w:right w:type="dxa" w:w="115"/>
+            </w:tcMar>
+            <w:vAlign w:val="center"/>
+          </w:tcPr>
+          <w:p>
+            <w:pPr>
+              <w:spacing w:after="0" w:line="264"/>
+            </w:pPr>
+            <w:r>
+              <w:rPr>
+                <w:rFonts w:ascii="Arial" w:cs="Arial" w:eastAsia="Arial" w:hAnsi="Arial"/>
+                <w:color w:val="1A1A1A"/>
+                <w:sz w:val="16"/>
+                <w:szCs w:val="16"/>
+              </w:rPr>
+              <w:t xml:space="preserve">О — Осуществимая</w:t>
+            </w:r>
+          </w:p>
+        </w:tc>
+        <w:tc>
+          <w:tcPr>
+            <w:tcW w:type="pct" w:w="28%"/>
+            <w:shd w:fill="FFFFFF" w:val="clear"/>
+            <w:tcMar>
+              <w:top w:type="dxa" w:w="95"/>
+              <w:left w:type="dxa" w:w="115"/>
+              <w:bottom w:type="dxa" w:w="95"/>
+              <w:right w:type="dxa" w:w="115"/>
+            </w:tcMar>
+            <w:vAlign w:val="center"/>
+          </w:tcPr>
+          <w:p>
+            <w:pPr>
+              <w:spacing w:after="0" w:line="264"/>
+            </w:pPr>
+            <w:r>
+              <w:rPr>
+                <w:rFonts w:ascii="Arial" w:cs="Arial" w:eastAsia="Arial" w:hAnsi="Arial"/>
+                <w:color w:val="1A1A1A"/>
+                <w:sz w:val="16"/>
+                <w:szCs w:val="16"/>
+              </w:rPr>
+              <w:t xml:space="preserve">(не проверяется вовсе)</w:t>
+            </w:r>
+          </w:p>
+        </w:tc>
+        <w:tc>
+          <w:tcPr>
+            <w:tcW w:type="pct" w:w="56%"/>
+            <w:shd w:fill="FFFFFF" w:val="clear"/>
+            <w:tcMar>
+              <w:top w:type="dxa" w:w="95"/>
+              <w:left w:type="dxa" w:w="115"/>
+              <w:bottom w:type="dxa" w:w="95"/>
+              <w:right w:type="dxa" w:w="115"/>
+            </w:tcMar>
+            <w:vAlign w:val="center"/>
+          </w:tcPr>
+          <w:p>
+            <w:pPr>
+              <w:spacing w:after="0" w:line="264"/>
+            </w:pPr>
+            <w:r>
+              <w:rPr>
+                <w:rFonts w:ascii="Arial" w:cs="Arial" w:eastAsia="Arial" w:hAnsi="Arial"/>
+                <w:color w:val="1A1A1A"/>
+                <w:sz w:val="16"/>
+                <w:szCs w:val="16"/>
+              </w:rPr>
+              <w:t xml:space="preserve">Силами скольких человек и на каком оборудовании? Что из этого у нас реально есть?</w:t>
+            </w:r>
+          </w:p>
+        </w:tc>
+      </w:tr>
+    </w:tbl>
+    <w:p>
+      <w:pPr>
+        <w:pBdr>
+          <w:top w:val="single" w:color="B3B3B3" w:sz="2" w:space="5"/>
+          <w:bottom w:val="single" w:color="B3B3B3" w:sz="2" w:space="5"/>
+          <w:left w:val="single" w:color="000000" w:sz="20" w:space="9"/>
+          <w:right w:val="single" w:color="B3B3B3" w:sz="2" w:space="5"/>
+        </w:pBdr>
+        <w:shd w:fill="EDEDED" w:val="clear"/>
+        <w:spacing w:after="130" w:before="110" w:line="264"/>
+      </w:pPr>
+      <w:r>
+        <w:rPr>
+          <w:rFonts w:ascii="Arial" w:cs="Arial" w:eastAsia="Arial" w:hAnsi="Arial"/>
+          <w:color w:val="1A1A1A"/>
+          <w:sz w:val="19"/>
+          <w:szCs w:val="19"/>
+        </w:rPr>
+        <w:t xml:space="preserve">Главное место, где нужно держать паузу, — буква И. На «работает хорошо» переспрашивайте, пока не появится число: даже приблизительное. Приблизительное число можно уточнить через месяц, отсутствие числа нельзя проверить никогда. Вторая частая ошибка — буква С без даты: «в конце семестра» это не срок, требуйте «к 21.11» или «к 26.12».</w:t>
+      </w:r>
+    </w:p>
+    <w:p>
+      <w:pPr>
+        <w:spacing w:after="100" w:before="230"/>
+      </w:pPr>
+      <w:r>
+        <w:rPr>
+          <w:rFonts w:ascii="Arial" w:cs="Arial" w:eastAsia="Arial" w:hAnsi="Arial"/>
+          <w:b/>
+          <w:bCs/>
+          <w:color w:val="000000"/>
+          <w:sz w:val="23"/>
+          <w:szCs w:val="23"/>
+        </w:rPr>
+        <w:t xml:space="preserve">Ориентир — только для вас, не диктовать и не показывать</w:t>
+      </w:r>
+    </w:p>
+    <w:tbl>
+      <w:tblPr>
+        <w:tblW w:type="pct" w:w="100%"/>
+        <w:tblBorders>
+          <w:top w:val="single" w:color="B3B3B3" w:sz="4"/>
+          <w:left w:val="single" w:color="B3B3B3" w:sz="4"/>
+          <w:bottom w:val="single" w:color="B3B3B3" w:sz="4"/>
+          <w:right w:val="single" w:color="B3B3B3" w:sz="4"/>
+          <w:insideH w:val="single" w:color="B3B3B3" w:sz="4"/>
+          <w:insideV w:val="single" w:color="B3B3B3" w:sz="4"/>
+        </w:tblBorders>
+      </w:tblPr>
+      <w:tblGrid>
+        <w:gridCol w:w="100"/>
+        <w:gridCol w:w="100"/>
+      </w:tblGrid>
+      <w:tr>
+        <w:trPr>
+          <w:tblHeader/>
+        </w:trPr>
+        <w:tc>
+          <w:tcPr>
+            <w:tcW w:type="pct" w:w="16%"/>
+            <w:shd w:fill="3D3D3D" w:val="clear"/>
+            <w:tcMar>
+              <w:top w:type="dxa" w:w="95"/>
+              <w:left w:type="dxa" w:w="115"/>
+              <w:bottom w:type="dxa" w:w="95"/>
+              <w:right w:type="dxa" w:w="115"/>
+            </w:tcMar>
+            <w:vAlign w:val="center"/>
+          </w:tcPr>
+          <w:p>
+            <w:pPr>
+              <w:spacing w:after="0" w:line="264"/>
+              <w:jc w:val="center"/>
+            </w:pPr>
+            <w:r>
+              <w:rPr>
+                <w:rFonts w:ascii="Arial" w:cs="Arial" w:eastAsia="Arial" w:hAnsi="Arial"/>
+                <w:b/>
+                <w:bCs/>
+                <w:color w:val="FFFFFF"/>
                 <w:sz w:val="17"/>
                 <w:szCs w:val="17"/>
               </w:rPr>
-              <w:t xml:space="preserve">Пример на доске</w:t>
-            </w:r>
-          </w:p>
-        </w:tc>
-        <w:tc>
-          <w:tcPr>
-            <w:tcW w:type="pct" w:w="40%"/>
-            <w:shd w:fill="FFFFFF" w:val="clear"/>
-            <w:tcMar>
-              <w:top w:type="dxa" w:w="95"/>
-              <w:left w:type="dxa" w:w="115"/>
-              <w:bottom w:type="dxa" w:w="95"/>
-              <w:right w:type="dxa" w:w="115"/>
-            </w:tcMar>
-            <w:vAlign w:val="center"/>
-          </w:tcPr>
-          <w:p>
-            <w:pPr>
-              <w:spacing w:after="0" w:line="264"/>
-            </w:pPr>
-            <w:r>
-              <w:rPr>
-                <w:rFonts w:ascii="Arial" w:cs="Arial" w:eastAsia="Arial" w:hAnsi="Arial"/>
-                <w:color w:val="1A1A1A"/>
+              <w:t xml:space="preserve">Буква</w:t>
+            </w:r>
+          </w:p>
+        </w:tc>
+        <w:tc>
+          <w:tcPr>
+            <w:tcW w:type="pct" w:w="84%"/>
+            <w:shd w:fill="3D3D3D" w:val="clear"/>
+            <w:tcMar>
+              <w:top w:type="dxa" w:w="95"/>
+              <w:left w:type="dxa" w:w="115"/>
+              <w:bottom w:type="dxa" w:w="95"/>
+              <w:right w:type="dxa" w:w="115"/>
+            </w:tcMar>
+            <w:vAlign w:val="center"/>
+          </w:tcPr>
+          <w:p>
+            <w:pPr>
+              <w:spacing w:after="0" w:line="264"/>
+              <w:jc w:val="center"/>
+            </w:pPr>
+            <w:r>
+              <w:rPr>
+                <w:rFonts w:ascii="Arial" w:cs="Arial" w:eastAsia="Arial" w:hAnsi="Arial"/>
+                <w:b/>
+                <w:bCs/>
+                <w:color w:val="FFFFFF"/>
                 <w:sz w:val="17"/>
                 <w:szCs w:val="17"/>
               </w:rPr>
-              <w:t xml:space="preserve">Чек-лист подготовки к сессии (см. блок 10–22)</w:t>
-            </w:r>
-          </w:p>
-        </w:tc>
-        <w:tc>
-          <w:tcPr>
-            <w:tcW w:type="pct" w:w="40%"/>
-            <w:shd w:fill="FFFFFF" w:val="clear"/>
-            <w:tcMar>
-              <w:top w:type="dxa" w:w="95"/>
-              <w:left w:type="dxa" w:w="115"/>
-              <w:bottom w:type="dxa" w:w="95"/>
-              <w:right w:type="dxa" w:w="115"/>
-            </w:tcMar>
-            <w:vAlign w:val="center"/>
-          </w:tcPr>
-          <w:p>
-            <w:pPr>
-              <w:spacing w:after="0" w:line="264"/>
-            </w:pPr>
-            <w:r>
-              <w:rPr>
-                <w:rFonts w:ascii="Arial" w:cs="Arial" w:eastAsia="Arial" w:hAnsi="Arial"/>
-                <w:color w:val="1A1A1A"/>
+              <w:t xml:space="preserve">Куда примерно должен прийти разбор</w:t>
+            </w:r>
+          </w:p>
+        </w:tc>
+      </w:tr>
+      <w:tr>
+        <w:trPr>
+          <w:trHeight w:val="0" w:hRule="atLeast"/>
+        </w:trPr>
+        <w:tc>
+          <w:tcPr>
+            <w:tcW w:type="pct" w:w="16%"/>
+            <w:shd w:fill="FFFFFF" w:val="clear"/>
+            <w:tcMar>
+              <w:top w:type="dxa" w:w="95"/>
+              <w:left w:type="dxa" w:w="115"/>
+              <w:bottom w:type="dxa" w:w="95"/>
+              <w:right w:type="dxa" w:w="115"/>
+            </w:tcMar>
+            <w:vAlign w:val="center"/>
+          </w:tcPr>
+          <w:p>
+            <w:pPr>
+              <w:spacing w:after="0" w:line="264"/>
+            </w:pPr>
+            <w:r>
+              <w:rPr>
+                <w:rFonts w:ascii="Arial" w:cs="Arial" w:eastAsia="Arial" w:hAnsi="Arial"/>
+                <w:color w:val="1A1A1A"/>
+                <w:sz w:val="16"/>
+                <w:szCs w:val="16"/>
+              </w:rPr>
+              <w:t xml:space="preserve">Ч — Чёткая</w:t>
+            </w:r>
+          </w:p>
+        </w:tc>
+        <w:tc>
+          <w:tcPr>
+            <w:tcW w:type="pct" w:w="84%"/>
+            <w:shd w:fill="FFFFFF" w:val="clear"/>
+            <w:tcMar>
+              <w:top w:type="dxa" w:w="95"/>
+              <w:left w:type="dxa" w:w="115"/>
+              <w:bottom w:type="dxa" w:w="95"/>
+              <w:right w:type="dxa" w:w="115"/>
+            </w:tcMar>
+            <w:vAlign w:val="center"/>
+          </w:tcPr>
+          <w:p>
+            <w:pPr>
+              <w:spacing w:after="0" w:line="264"/>
+            </w:pPr>
+            <w:r>
+              <w:rPr>
+                <w:rFonts w:ascii="Arial" w:cs="Arial" w:eastAsia="Arial" w:hAnsi="Arial"/>
+                <w:color w:val="1A1A1A"/>
+                <w:sz w:val="16"/>
+                <w:szCs w:val="16"/>
+              </w:rPr>
+              <w:t xml:space="preserve">Прототип горшка со встроенным датчиком влажности почвы и световым индикатором «сухо / норма / перелив»</w:t>
+            </w:r>
+          </w:p>
+        </w:tc>
+      </w:tr>
+      <w:tr>
+        <w:trPr>
+          <w:trHeight w:val="0" w:hRule="atLeast"/>
+        </w:trPr>
+        <w:tc>
+          <w:tcPr>
+            <w:tcW w:type="pct" w:w="16%"/>
+            <w:shd w:fill="F2F2F2" w:val="clear"/>
+            <w:tcMar>
+              <w:top w:type="dxa" w:w="95"/>
+              <w:left w:type="dxa" w:w="115"/>
+              <w:bottom w:type="dxa" w:w="95"/>
+              <w:right w:type="dxa" w:w="115"/>
+            </w:tcMar>
+            <w:vAlign w:val="center"/>
+          </w:tcPr>
+          <w:p>
+            <w:pPr>
+              <w:spacing w:after="0" w:line="264"/>
+            </w:pPr>
+            <w:r>
+              <w:rPr>
+                <w:rFonts w:ascii="Arial" w:cs="Arial" w:eastAsia="Arial" w:hAnsi="Arial"/>
+                <w:color w:val="1A1A1A"/>
+                <w:sz w:val="16"/>
+                <w:szCs w:val="16"/>
+              </w:rPr>
+              <w:t xml:space="preserve">И — Измеримая</w:t>
+            </w:r>
+          </w:p>
+        </w:tc>
+        <w:tc>
+          <w:tcPr>
+            <w:tcW w:type="pct" w:w="84%"/>
+            <w:shd w:fill="F2F2F2" w:val="clear"/>
+            <w:tcMar>
+              <w:top w:type="dxa" w:w="95"/>
+              <w:left w:type="dxa" w:w="115"/>
+              <w:bottom w:type="dxa" w:w="95"/>
+              <w:right w:type="dxa" w:w="115"/>
+            </w:tcMar>
+            <w:vAlign w:val="center"/>
+          </w:tcPr>
+          <w:p>
+            <w:pPr>
+              <w:spacing w:after="0" w:line="264"/>
+            </w:pPr>
+            <w:r>
+              <w:rPr>
+                <w:rFonts w:ascii="Arial" w:cs="Arial" w:eastAsia="Arial" w:hAnsi="Arial"/>
+                <w:color w:val="1A1A1A"/>
+                <w:sz w:val="16"/>
+                <w:szCs w:val="16"/>
+              </w:rPr>
+              <w:t xml:space="preserve">Индикатор верно показывает состояние влажности с точностью не хуже ±10% от контрольного измерения влагомером, проверено не менее чем в 10 циклах полива</w:t>
+            </w:r>
+          </w:p>
+        </w:tc>
+      </w:tr>
+      <w:tr>
+        <w:trPr>
+          <w:trHeight w:val="0" w:hRule="atLeast"/>
+        </w:trPr>
+        <w:tc>
+          <w:tcPr>
+            <w:tcW w:type="pct" w:w="16%"/>
+            <w:shd w:fill="FFFFFF" w:val="clear"/>
+            <w:tcMar>
+              <w:top w:type="dxa" w:w="95"/>
+              <w:left w:type="dxa" w:w="115"/>
+              <w:bottom w:type="dxa" w:w="95"/>
+              <w:right w:type="dxa" w:w="115"/>
+            </w:tcMar>
+            <w:vAlign w:val="center"/>
+          </w:tcPr>
+          <w:p>
+            <w:pPr>
+              <w:spacing w:after="0" w:line="264"/>
+            </w:pPr>
+            <w:r>
+              <w:rPr>
+                <w:rFonts w:ascii="Arial" w:cs="Arial" w:eastAsia="Arial" w:hAnsi="Arial"/>
+                <w:color w:val="1A1A1A"/>
+                <w:sz w:val="16"/>
+                <w:szCs w:val="16"/>
+              </w:rPr>
+              <w:t xml:space="preserve">С — Со сроком</w:t>
+            </w:r>
+          </w:p>
+        </w:tc>
+        <w:tc>
+          <w:tcPr>
+            <w:tcW w:type="pct" w:w="84%"/>
+            <w:shd w:fill="FFFFFF" w:val="clear"/>
+            <w:tcMar>
+              <w:top w:type="dxa" w:w="95"/>
+              <w:left w:type="dxa" w:w="115"/>
+              <w:bottom w:type="dxa" w:w="95"/>
+              <w:right w:type="dxa" w:w="115"/>
+            </w:tcMar>
+            <w:vAlign w:val="center"/>
+          </w:tcPr>
+          <w:p>
+            <w:pPr>
+              <w:spacing w:after="0" w:line="264"/>
+            </w:pPr>
+            <w:r>
+              <w:rPr>
+                <w:rFonts w:ascii="Arial" w:cs="Arial" w:eastAsia="Arial" w:hAnsi="Arial"/>
+                <w:color w:val="1A1A1A"/>
+                <w:sz w:val="16"/>
+                <w:szCs w:val="16"/>
+              </w:rPr>
+              <w:t xml:space="preserve">Прототип — к чекпоинту 21.11; минимум 3 недели тестов на живом растении и итоговый отчёт — к защите 26.12</w:t>
+            </w:r>
+          </w:p>
+        </w:tc>
+      </w:tr>
+      <w:tr>
+        <w:trPr>
+          <w:trHeight w:val="0" w:hRule="atLeast"/>
+        </w:trPr>
+        <w:tc>
+          <w:tcPr>
+            <w:tcW w:type="pct" w:w="16%"/>
+            <w:shd w:fill="F2F2F2" w:val="clear"/>
+            <w:tcMar>
+              <w:top w:type="dxa" w:w="95"/>
+              <w:left w:type="dxa" w:w="115"/>
+              <w:bottom w:type="dxa" w:w="95"/>
+              <w:right w:type="dxa" w:w="115"/>
+            </w:tcMar>
+            <w:vAlign w:val="center"/>
+          </w:tcPr>
+          <w:p>
+            <w:pPr>
+              <w:spacing w:after="0" w:line="264"/>
+            </w:pPr>
+            <w:r>
+              <w:rPr>
+                <w:rFonts w:ascii="Arial" w:cs="Arial" w:eastAsia="Arial" w:hAnsi="Arial"/>
+                <w:color w:val="1A1A1A"/>
+                <w:sz w:val="16"/>
+                <w:szCs w:val="16"/>
+              </w:rPr>
+              <w:t xml:space="preserve">Т — Толковая</w:t>
+            </w:r>
+          </w:p>
+        </w:tc>
+        <w:tc>
+          <w:tcPr>
+            <w:tcW w:type="pct" w:w="84%"/>
+            <w:shd w:fill="F2F2F2" w:val="clear"/>
+            <w:tcMar>
+              <w:top w:type="dxa" w:w="95"/>
+              <w:left w:type="dxa" w:w="115"/>
+              <w:bottom w:type="dxa" w:w="95"/>
+              <w:right w:type="dxa" w:w="115"/>
+            </w:tcMar>
+            <w:vAlign w:val="center"/>
+          </w:tcPr>
+          <w:p>
+            <w:pPr>
+              <w:spacing w:after="0" w:line="264"/>
+            </w:pPr>
+            <w:r>
+              <w:rPr>
+                <w:rFonts w:ascii="Arial" w:cs="Arial" w:eastAsia="Arial" w:hAnsi="Arial"/>
+                <w:color w:val="1A1A1A"/>
+                <w:sz w:val="16"/>
+                <w:szCs w:val="16"/>
+              </w:rPr>
+              <w:t xml:space="preserve">Напрямую закрывает проблему из ценностного предложения: полив на глаз без обратной связи от почвы</w:t>
+            </w:r>
+          </w:p>
+        </w:tc>
+      </w:tr>
+      <w:tr>
+        <w:trPr>
+          <w:trHeight w:val="0" w:hRule="atLeast"/>
+        </w:trPr>
+        <w:tc>
+          <w:tcPr>
+            <w:tcW w:type="pct" w:w="16%"/>
+            <w:shd w:fill="FFFFFF" w:val="clear"/>
+            <w:tcMar>
+              <w:top w:type="dxa" w:w="95"/>
+              <w:left w:type="dxa" w:w="115"/>
+              <w:bottom w:type="dxa" w:w="95"/>
+              <w:right w:type="dxa" w:w="115"/>
+            </w:tcMar>
+            <w:vAlign w:val="center"/>
+          </w:tcPr>
+          <w:p>
+            <w:pPr>
+              <w:spacing w:after="0" w:line="264"/>
+            </w:pPr>
+            <w:r>
+              <w:rPr>
+                <w:rFonts w:ascii="Arial" w:cs="Arial" w:eastAsia="Arial" w:hAnsi="Arial"/>
+                <w:color w:val="1A1A1A"/>
+                <w:sz w:val="16"/>
+                <w:szCs w:val="16"/>
+              </w:rPr>
+              <w:t xml:space="preserve">О — Осуществимая</w:t>
+            </w:r>
+          </w:p>
+        </w:tc>
+        <w:tc>
+          <w:tcPr>
+            <w:tcW w:type="pct" w:w="84%"/>
+            <w:shd w:fill="FFFFFF" w:val="clear"/>
+            <w:tcMar>
+              <w:top w:type="dxa" w:w="95"/>
+              <w:left w:type="dxa" w:w="115"/>
+              <w:bottom w:type="dxa" w:w="95"/>
+              <w:right w:type="dxa" w:w="115"/>
+            </w:tcMar>
+            <w:vAlign w:val="center"/>
+          </w:tcPr>
+          <w:p>
+            <w:pPr>
+              <w:spacing w:after="0" w:line="264"/>
+            </w:pPr>
+            <w:r>
+              <w:rPr>
+                <w:rFonts w:ascii="Arial" w:cs="Arial" w:eastAsia="Arial" w:hAnsi="Arial"/>
+                <w:color w:val="1A1A1A"/>
+                <w:sz w:val="16"/>
+                <w:szCs w:val="16"/>
+              </w:rPr>
+              <w:t xml:space="preserve">Команда 3–4 человека, доступны датчик влажности почвы, микроконтроллер, светодиодный индикатор — типовой набор</w:t>
+            </w:r>
+          </w:p>
+        </w:tc>
+      </w:tr>
+    </w:tbl>
+    <w:p>
+      <w:pPr>
+        <w:spacing w:after="110" w:before="0" w:line="264"/>
+      </w:pPr>
+      <w:r>
+        <w:rPr>
+          <w:rFonts w:ascii="Arial" w:cs="Arial" w:eastAsia="Arial" w:hAnsi="Arial"/>
+          <w:i/>
+          <w:iCs/>
+          <w:color w:val="1A1A1A"/>
+          <w:sz w:val="18"/>
+          <w:szCs w:val="18"/>
+        </w:rPr>
+        <w:t xml:space="preserve">Когда правый столбец заполнен, соберите строки в одну фразу и прочитайте её вслух с доски целиком: «К 26 декабря команда представит прототип умного горшка с датчиком влажности и световым индикатором полива, проверенный минимум три недели на живом растении с точностью показаний не хуже десяти процентов; рабочий прототип готов к 21 ноября». Это и есть образец того, что через полчаса должно получиться у каждой команды на листе 2.</w:t>
+      </w:r>
+    </w:p>
+    <w:p>
+      <w:pPr>
+        <w:pBdr>
+          <w:bottom w:val="single" w:color="1A1A1A" w:sz="10" w:space="5"/>
+        </w:pBdr>
+        <w:spacing w:after="130" w:before="300"/>
+      </w:pPr>
+      <w:r>
+        <w:rPr>
+          <w:rFonts w:ascii="Arial" w:cs="Arial" w:eastAsia="Arial" w:hAnsi="Arial"/>
+          <w:b/>
+          <w:bCs/>
+          <w:color w:val="000000"/>
+          <w:sz w:val="28"/>
+          <w:szCs w:val="28"/>
+        </w:rPr>
+        <w:t xml:space="preserve">Блок 55–75. Формулировка SMART-цели</w:t>
+      </w:r>
+    </w:p>
+    <w:p>
+      <w:pPr>
+        <w:spacing w:after="110" w:before="0" w:line="264"/>
+      </w:pPr>
+      <w:r>
+        <w:rPr>
+          <w:rFonts w:ascii="Arial" w:cs="Arial" w:eastAsia="Arial" w:hAnsi="Arial"/>
+          <w:color w:val="1A1A1A"/>
+          <w:sz w:val="20"/>
+          <w:szCs w:val="20"/>
+        </w:rPr>
+        <w:t xml:space="preserve">Лист 2 раздатки. Команда пишет одну SMART-цель для выбранного концепта, разворачивая каждую букву отдельной строкой — не общей фразой.</w:t>
+      </w:r>
+    </w:p>
+    <w:p>
+      <w:pPr>
+        <w:pBdr>
+          <w:top w:val="single" w:color="B3B3B3" w:sz="2" w:space="5"/>
+          <w:bottom w:val="single" w:color="B3B3B3" w:sz="2" w:space="5"/>
+          <w:left w:val="single" w:color="000000" w:sz="20" w:space="9"/>
+          <w:right w:val="single" w:color="B3B3B3" w:sz="2" w:space="5"/>
+        </w:pBdr>
+        <w:shd w:fill="EDEDED" w:val="clear"/>
+        <w:spacing w:after="130" w:before="110" w:line="264"/>
+      </w:pPr>
+      <w:r>
+        <w:rPr>
+          <w:rFonts w:ascii="Arial" w:cs="Arial" w:eastAsia="Arial" w:hAnsi="Arial"/>
+          <w:color w:val="1A1A1A"/>
+          <w:sz w:val="19"/>
+          <w:szCs w:val="19"/>
+        </w:rPr>
+        <w:t xml:space="preserve">Не сокращать этот блок. Он единственный производит итоговый артефакт занятия. Если команда справилась за 15 минут — не отпускайте, просите ужесточить букву И (Измеримая): что именно и в каких единицах.</w:t>
+      </w:r>
+    </w:p>
+    <w:p>
+      <w:pPr>
+        <w:pBdr>
+          <w:bottom w:val="single" w:color="1A1A1A" w:sz="10" w:space="5"/>
+        </w:pBdr>
+        <w:spacing w:after="130" w:before="300"/>
+      </w:pPr>
+      <w:r>
+        <w:rPr>
+          <w:rFonts w:ascii="Arial" w:cs="Arial" w:eastAsia="Arial" w:hAnsi="Arial"/>
+          <w:b/>
+          <w:bCs/>
+          <w:color w:val="000000"/>
+          <w:sz w:val="28"/>
+          <w:szCs w:val="28"/>
+        </w:rPr>
+        <w:t xml:space="preserve">Блок 75–85. Взаимная проверка</w:t>
+      </w:r>
+    </w:p>
+    <w:p>
+      <w:pPr>
+        <w:spacing w:after="110" w:before="0" w:line="264"/>
+      </w:pPr>
+      <w:r>
+        <w:rPr>
+          <w:rFonts w:ascii="Arial" w:cs="Arial" w:eastAsia="Arial" w:hAnsi="Arial"/>
+          <w:color w:val="1A1A1A"/>
+          <w:sz w:val="20"/>
+          <w:szCs w:val="20"/>
+        </w:rPr>
+        <w:t xml:space="preserve">Команды обмениваются листами 2 с соседями. Задача читающей команды — найти одну букву ЧИСТО, которая на самом деле не выполнена, и написать это прямо на листе.</w:t>
+      </w:r>
+    </w:p>
+    <w:p>
+      <w:pPr>
+        <w:pBdr>
+          <w:top w:val="single" w:color="B3B3B3" w:sz="2" w:space="5"/>
+          <w:bottom w:val="single" w:color="B3B3B3" w:sz="2" w:space="5"/>
+          <w:left w:val="single" w:color="1A1A1A" w:sz="20" w:space="9"/>
+          <w:right w:val="single" w:color="B3B3B3" w:sz="2" w:space="5"/>
+        </w:pBdr>
+        <w:shd w:fill="F2F2F2" w:val="clear"/>
+        <w:spacing w:after="120" w:before="90" w:line="264"/>
+      </w:pPr>
+      <w:r>
+        <w:rPr>
+          <w:rFonts w:ascii="Arial" w:cs="Arial" w:eastAsia="Arial" w:hAnsi="Arial"/>
+          <w:b/>
+          <w:bCs/>
+          <w:color w:val="1A1A1A"/>
+          <w:sz w:val="19"/>
+          <w:szCs w:val="19"/>
+        </w:rPr>
+        <w:t xml:space="preserve">Вслух: </w:t>
+      </w:r>
+      <w:r>
+        <w:rPr>
+          <w:rFonts w:ascii="Arial" w:cs="Arial" w:eastAsia="Arial" w:hAnsi="Arial"/>
+          <w:i/>
+          <w:iCs/>
+          <w:color w:val="1A1A1A"/>
+          <w:sz w:val="19"/>
+          <w:szCs w:val="19"/>
+        </w:rPr>
+        <w:t xml:space="preserve">Найти слабое место в чужой цели — не критика, а услуга. В следующий раз то же самое сделают с вашей.</w:t>
+      </w:r>
+    </w:p>
+    <w:p>
+      <w:pPr>
+        <w:pBdr>
+          <w:bottom w:val="single" w:color="1A1A1A" w:sz="10" w:space="5"/>
+        </w:pBdr>
+        <w:spacing w:after="130" w:before="300"/>
+      </w:pPr>
+      <w:r>
+        <w:rPr>
+          <w:rFonts w:ascii="Arial" w:cs="Arial" w:eastAsia="Arial" w:hAnsi="Arial"/>
+          <w:b/>
+          <w:bCs/>
+          <w:color w:val="000000"/>
+          <w:sz w:val="28"/>
+          <w:szCs w:val="28"/>
+        </w:rPr>
+        <w:t xml:space="preserve">Блок 85–90. Итог и задание</w:t>
+      </w:r>
+    </w:p>
+    <w:p>
+      <w:pPr>
+        <w:spacing w:after="100" w:before="230"/>
+      </w:pPr>
+      <w:r>
+        <w:rPr>
+          <w:rFonts w:ascii="Arial" w:cs="Arial" w:eastAsia="Arial" w:hAnsi="Arial"/>
+          <w:b/>
+          <w:bCs/>
+          <w:color w:val="000000"/>
+          <w:sz w:val="23"/>
+          <w:szCs w:val="23"/>
+        </w:rPr>
+        <w:t xml:space="preserve">Задание к практике 2 (19.09) — Паспорт проекта</w:t>
+      </w:r>
+    </w:p>
+    <w:p>
+      <w:pPr>
+        <w:spacing w:after="70" w:line="264"/>
+        <w:ind w:left="280"/>
+      </w:pPr>
+      <w:r>
+        <w:rPr>
+          <w:rFonts w:ascii="Arial" w:cs="Arial" w:eastAsia="Arial" w:hAnsi="Arial"/>
+          <w:color w:val="1A1A1A"/>
+          <w:sz w:val="20"/>
+          <w:szCs w:val="20"/>
+        </w:rPr>
+        <w:t xml:space="preserve">— Принести финальную версию SMART-цели с учётом правок от соседней команды</w:t>
+      </w:r>
+    </w:p>
+    <w:p>
+      <w:pPr>
+        <w:spacing w:after="70" w:line="264"/>
+        <w:ind w:left="280"/>
+      </w:pPr>
+      <w:r>
+        <w:rPr>
+          <w:rFonts w:ascii="Arial" w:cs="Arial" w:eastAsia="Arial" w:hAnsi="Arial"/>
+          <w:color w:val="1A1A1A"/>
+          <w:sz w:val="20"/>
+          <w:szCs w:val="20"/>
+        </w:rPr>
+        <w:t xml:space="preserve">— Принести ценностное предложение выбранного концепта в чистовом виде</w:t>
+      </w:r>
+    </w:p>
+    <w:p>
+      <w:pPr>
+        <w:spacing w:after="70" w:line="264"/>
+        <w:ind w:left="280"/>
+      </w:pPr>
+      <w:r>
+        <w:rPr>
+          <w:rFonts w:ascii="Arial" w:cs="Arial" w:eastAsia="Arial" w:hAnsi="Arial"/>
+          <w:color w:val="1A1A1A"/>
+          <w:sz w:val="20"/>
+          <w:szCs w:val="20"/>
+        </w:rPr>
+        <w:t xml:space="preserve">— Каждому: подумать, кто конкретно входит в команду проекта, кроме вашей четвёрки — научный руководитель, потенциальный заказчик, будущие пользователи</w:t>
+      </w:r>
+    </w:p>
+    <w:p>
+      <w:pPr>
+        <w:pBdr>
+          <w:top w:val="single" w:color="B3B3B3" w:sz="2" w:space="5"/>
+          <w:bottom w:val="single" w:color="B3B3B3" w:sz="2" w:space="5"/>
+          <w:left w:val="single" w:color="1A1A1A" w:sz="20" w:space="9"/>
+          <w:right w:val="single" w:color="B3B3B3" w:sz="2" w:space="5"/>
+        </w:pBdr>
+        <w:shd w:fill="F2F2F2" w:val="clear"/>
+        <w:spacing w:after="120" w:before="90" w:line="264"/>
+      </w:pPr>
+      <w:r>
+        <w:rPr>
+          <w:rFonts w:ascii="Arial" w:cs="Arial" w:eastAsia="Arial" w:hAnsi="Arial"/>
+          <w:b/>
+          <w:bCs/>
+          <w:color w:val="1A1A1A"/>
+          <w:sz w:val="19"/>
+          <w:szCs w:val="19"/>
+        </w:rPr>
+        <w:t xml:space="preserve">Вслух: </w:t>
+      </w:r>
+      <w:r>
+        <w:rPr>
+          <w:rFonts w:ascii="Arial" w:cs="Arial" w:eastAsia="Arial" w:hAnsi="Arial"/>
+          <w:i/>
+          <w:iCs/>
+          <w:color w:val="1A1A1A"/>
+          <w:sz w:val="19"/>
+          <w:szCs w:val="19"/>
+        </w:rPr>
+        <w:t xml:space="preserve">Практика 2 — паспорт проекта: тот самый документ, о котором на первой лекции говорилось применительно к грантам РНФ и «УМНИК». Сегодняшние два листа — его первая половина.</w:t>
+      </w:r>
+    </w:p>
+    <w:p>
+      <w:pPr>
+        <w:pBdr>
+          <w:bottom w:val="single" w:color="1A1A1A" w:sz="10" w:space="5"/>
+        </w:pBdr>
+        <w:spacing w:after="130" w:before="300"/>
+      </w:pPr>
+      <w:r>
+        <w:rPr>
+          <w:rFonts w:ascii="Arial" w:cs="Arial" w:eastAsia="Arial" w:hAnsi="Arial"/>
+          <w:b/>
+          <w:bCs/>
+          <w:color w:val="000000"/>
+          <w:sz w:val="28"/>
+          <w:szCs w:val="28"/>
+        </w:rPr>
+        <w:t xml:space="preserve">Разница между группами</w:t>
+      </w:r>
+    </w:p>
+    <w:tbl>
+      <w:tblPr>
+        <w:tblW w:type="pct" w:w="100%"/>
+        <w:tblBorders>
+          <w:top w:val="single" w:color="B3B3B3" w:sz="4"/>
+          <w:left w:val="single" w:color="B3B3B3" w:sz="4"/>
+          <w:bottom w:val="single" w:color="B3B3B3" w:sz="4"/>
+          <w:right w:val="single" w:color="B3B3B3" w:sz="4"/>
+          <w:insideH w:val="single" w:color="B3B3B3" w:sz="4"/>
+          <w:insideV w:val="single" w:color="B3B3B3" w:sz="4"/>
+        </w:tblBorders>
+      </w:tblPr>
+      <w:tblGrid>
+        <w:gridCol w:w="100"/>
+        <w:gridCol w:w="100"/>
+        <w:gridCol w:w="100"/>
+      </w:tblGrid>
+      <w:tr>
+        <w:trPr>
+          <w:tblHeader/>
+        </w:trPr>
+        <w:tc>
+          <w:tcPr>
+            <w:tcW w:type="pct" w:w="20%"/>
+            <w:shd w:fill="3D3D3D" w:val="clear"/>
+            <w:tcMar>
+              <w:top w:type="dxa" w:w="95"/>
+              <w:left w:type="dxa" w:w="115"/>
+              <w:bottom w:type="dxa" w:w="95"/>
+              <w:right w:type="dxa" w:w="115"/>
+            </w:tcMar>
+            <w:vAlign w:val="center"/>
+          </w:tcPr>
+          <w:p>
+            <w:pPr>
+              <w:spacing w:after="0" w:line="264"/>
+              <w:jc w:val="center"/>
+            </w:pPr>
+            <w:r>
+              <w:rPr>
+                <w:rFonts w:ascii="Arial" w:cs="Arial" w:eastAsia="Arial" w:hAnsi="Arial"/>
+                <w:b/>
+                <w:bCs/>
+                <w:color w:val="FFFFFF"/>
                 <w:sz w:val="17"/>
                 <w:szCs w:val="17"/>
               </w:rPr>
-              <w:t xml:space="preserve">Пример с лабораторным оборудованием, если у команды технический вектор</w:t>
+              <w:t xml:space="preserve">Элемент</w:t>
+            </w:r>
+          </w:p>
+        </w:tc>
+        <w:tc>
+          <w:tcPr>
+            <w:tcW w:type="pct" w:w="40%"/>
+            <w:shd w:fill="3D3D3D" w:val="clear"/>
+            <w:tcMar>
+              <w:top w:type="dxa" w:w="95"/>
+              <w:left w:type="dxa" w:w="115"/>
+              <w:bottom w:type="dxa" w:w="95"/>
+              <w:right w:type="dxa" w:w="115"/>
+            </w:tcMar>
+            <w:vAlign w:val="center"/>
+          </w:tcPr>
+          <w:p>
+            <w:pPr>
+              <w:spacing w:after="0" w:line="264"/>
+              <w:jc w:val="center"/>
+            </w:pPr>
+            <w:r>
+              <w:rPr>
+                <w:rFonts w:ascii="Arial" w:cs="Arial" w:eastAsia="Arial" w:hAnsi="Arial"/>
+                <w:b/>
+                <w:bCs/>
+                <w:color w:val="FFFFFF"/>
+                <w:sz w:val="17"/>
+                <w:szCs w:val="17"/>
+              </w:rPr>
+              <w:t xml:space="preserve">1 курс, 17:00</w:t>
+            </w:r>
+          </w:p>
+        </w:tc>
+        <w:tc>
+          <w:tcPr>
+            <w:tcW w:type="pct" w:w="40%"/>
+            <w:shd w:fill="3D3D3D" w:val="clear"/>
+            <w:tcMar>
+              <w:top w:type="dxa" w:w="95"/>
+              <w:left w:type="dxa" w:w="115"/>
+              <w:bottom w:type="dxa" w:w="95"/>
+              <w:right w:type="dxa" w:w="115"/>
+            </w:tcMar>
+            <w:vAlign w:val="center"/>
+          </w:tcPr>
+          <w:p>
+            <w:pPr>
+              <w:spacing w:after="0" w:line="264"/>
+              <w:jc w:val="center"/>
+            </w:pPr>
+            <w:r>
+              <w:rPr>
+                <w:rFonts w:ascii="Arial" w:cs="Arial" w:eastAsia="Arial" w:hAnsi="Arial"/>
+                <w:b/>
+                <w:bCs/>
+                <w:color w:val="FFFFFF"/>
+                <w:sz w:val="17"/>
+                <w:szCs w:val="17"/>
+              </w:rPr>
+              <w:t xml:space="preserve">2 курс, 13:00</w:t>
+            </w:r>
+          </w:p>
+        </w:tc>
+      </w:tr>
+      <w:tr>
+        <w:trPr>
+          <w:trHeight w:val="0" w:hRule="atLeast"/>
+        </w:trPr>
+        <w:tc>
+          <w:tcPr>
+            <w:tcW w:type="pct" w:w="20%"/>
+            <w:shd w:fill="FFFFFF" w:val="clear"/>
+            <w:tcMar>
+              <w:top w:type="dxa" w:w="95"/>
+              <w:left w:type="dxa" w:w="115"/>
+              <w:bottom w:type="dxa" w:w="95"/>
+              <w:right w:type="dxa" w:w="115"/>
+            </w:tcMar>
+            <w:vAlign w:val="center"/>
+          </w:tcPr>
+          <w:p>
+            <w:pPr>
+              <w:spacing w:after="0" w:line="264"/>
+            </w:pPr>
+            <w:r>
+              <w:rPr>
+                <w:rFonts w:ascii="Arial" w:cs="Arial" w:eastAsia="Arial" w:hAnsi="Arial"/>
+                <w:color w:val="1A1A1A"/>
+                <w:sz w:val="17"/>
+                <w:szCs w:val="17"/>
+              </w:rPr>
+              <w:t xml:space="preserve">Рамка ценностного предложения</w:t>
+            </w:r>
+          </w:p>
+        </w:tc>
+        <w:tc>
+          <w:tcPr>
+            <w:tcW w:type="pct" w:w="40%"/>
+            <w:shd w:fill="FFFFFF" w:val="clear"/>
+            <w:tcMar>
+              <w:top w:type="dxa" w:w="95"/>
+              <w:left w:type="dxa" w:w="115"/>
+              <w:bottom w:type="dxa" w:w="95"/>
+              <w:right w:type="dxa" w:w="115"/>
+            </w:tcMar>
+            <w:vAlign w:val="center"/>
+          </w:tcPr>
+          <w:p>
+            <w:pPr>
+              <w:spacing w:after="0" w:line="264"/>
+            </w:pPr>
+            <w:r>
+              <w:rPr>
+                <w:rFonts w:ascii="Arial" w:cs="Arial" w:eastAsia="Arial" w:hAnsi="Arial"/>
+                <w:color w:val="1A1A1A"/>
+                <w:sz w:val="17"/>
+                <w:szCs w:val="17"/>
+              </w:rPr>
+              <w:t xml:space="preserve">Кто выигрывает внутри университета — однокурсники, кафедра</w:t>
+            </w:r>
+          </w:p>
+        </w:tc>
+        <w:tc>
+          <w:tcPr>
+            <w:tcW w:type="pct" w:w="40%"/>
+            <w:shd w:fill="FFFFFF" w:val="clear"/>
+            <w:tcMar>
+              <w:top w:type="dxa" w:w="95"/>
+              <w:left w:type="dxa" w:w="115"/>
+              <w:bottom w:type="dxa" w:w="95"/>
+              <w:right w:type="dxa" w:w="115"/>
+            </w:tcMar>
+            <w:vAlign w:val="center"/>
+          </w:tcPr>
+          <w:p>
+            <w:pPr>
+              <w:spacing w:after="0" w:line="264"/>
+            </w:pPr>
+            <w:r>
+              <w:rPr>
+                <w:rFonts w:ascii="Arial" w:cs="Arial" w:eastAsia="Arial" w:hAnsi="Arial"/>
+                <w:color w:val="1A1A1A"/>
+                <w:sz w:val="17"/>
+                <w:szCs w:val="17"/>
+              </w:rPr>
+              <w:t xml:space="preserve">Кто выигрывает вне университета — реальный заказчик, грантовый фонд</w:t>
+            </w:r>
+          </w:p>
+        </w:tc>
+      </w:tr>
+      <w:tr>
+        <w:trPr>
+          <w:trHeight w:val="0" w:hRule="atLeast"/>
+        </w:trPr>
+        <w:tc>
+          <w:tcPr>
+            <w:tcW w:type="pct" w:w="20%"/>
+            <w:shd w:fill="F2F2F2" w:val="clear"/>
+            <w:tcMar>
+              <w:top w:type="dxa" w:w="95"/>
+              <w:left w:type="dxa" w:w="115"/>
+              <w:bottom w:type="dxa" w:w="95"/>
+              <w:right w:type="dxa" w:w="115"/>
+            </w:tcMar>
+            <w:vAlign w:val="center"/>
+          </w:tcPr>
+          <w:p>
+            <w:pPr>
+              <w:spacing w:after="0" w:line="264"/>
+            </w:pPr>
+            <w:r>
+              <w:rPr>
+                <w:rFonts w:ascii="Arial" w:cs="Arial" w:eastAsia="Arial" w:hAnsi="Arial"/>
+                <w:color w:val="1A1A1A"/>
+                <w:sz w:val="17"/>
+                <w:szCs w:val="17"/>
+              </w:rPr>
+              <w:t xml:space="preserve">Буква С (Со сроком)</w:t>
+            </w:r>
+          </w:p>
+        </w:tc>
+        <w:tc>
+          <w:tcPr>
+            <w:tcW w:type="pct" w:w="40%"/>
+            <w:shd w:fill="F2F2F2" w:val="clear"/>
+            <w:tcMar>
+              <w:top w:type="dxa" w:w="95"/>
+              <w:left w:type="dxa" w:w="115"/>
+              <w:bottom w:type="dxa" w:w="95"/>
+              <w:right w:type="dxa" w:w="115"/>
+            </w:tcMar>
+            <w:vAlign w:val="center"/>
+          </w:tcPr>
+          <w:p>
+            <w:pPr>
+              <w:spacing w:after="0" w:line="264"/>
+            </w:pPr>
+            <w:r>
+              <w:rPr>
+                <w:rFonts w:ascii="Arial" w:cs="Arial" w:eastAsia="Arial" w:hAnsi="Arial"/>
+                <w:color w:val="1A1A1A"/>
+                <w:sz w:val="17"/>
+                <w:szCs w:val="17"/>
+              </w:rPr>
+              <w:t xml:space="preserve">Конец семестра как первый в жизни серьёзный дедлайн</w:t>
+            </w:r>
+          </w:p>
+        </w:tc>
+        <w:tc>
+          <w:tcPr>
+            <w:tcW w:type="pct" w:w="40%"/>
+            <w:shd w:fill="F2F2F2" w:val="clear"/>
+            <w:tcMar>
+              <w:top w:type="dxa" w:w="95"/>
+              <w:left w:type="dxa" w:w="115"/>
+              <w:bottom w:type="dxa" w:w="95"/>
+              <w:right w:type="dxa" w:w="115"/>
+            </w:tcMar>
+            <w:vAlign w:val="center"/>
+          </w:tcPr>
+          <w:p>
+            <w:pPr>
+              <w:spacing w:after="0" w:line="264"/>
+            </w:pPr>
+            <w:r>
+              <w:rPr>
+                <w:rFonts w:ascii="Arial" w:cs="Arial" w:eastAsia="Arial" w:hAnsi="Arial"/>
+                <w:color w:val="1A1A1A"/>
+                <w:sz w:val="17"/>
+                <w:szCs w:val="17"/>
+              </w:rPr>
+              <w:t xml:space="preserve">Конец семестра как репетиция дедлайна грантовой заявки</w:t>
+            </w:r>
+          </w:p>
+        </w:tc>
+      </w:tr>
+      <w:tr>
+        <w:trPr>
+          <w:trHeight w:val="0" w:hRule="atLeast"/>
+        </w:trPr>
+        <w:tc>
+          <w:tcPr>
+            <w:tcW w:type="pct" w:w="20%"/>
+            <w:shd w:fill="FFFFFF" w:val="clear"/>
+            <w:tcMar>
+              <w:top w:type="dxa" w:w="95"/>
+              <w:left w:type="dxa" w:w="115"/>
+              <w:bottom w:type="dxa" w:w="95"/>
+              <w:right w:type="dxa" w:w="115"/>
+            </w:tcMar>
+            <w:vAlign w:val="center"/>
+          </w:tcPr>
+          <w:p>
+            <w:pPr>
+              <w:spacing w:after="0" w:line="264"/>
+            </w:pPr>
+            <w:r>
+              <w:rPr>
+                <w:rFonts w:ascii="Arial" w:cs="Arial" w:eastAsia="Arial" w:hAnsi="Arial"/>
+                <w:color w:val="1A1A1A"/>
+                <w:sz w:val="17"/>
+                <w:szCs w:val="17"/>
+              </w:rPr>
+              <w:t xml:space="preserve">Пример на доске</w:t>
+            </w:r>
+          </w:p>
+        </w:tc>
+        <w:tc>
+          <w:tcPr>
+            <w:tcW w:type="pct" w:w="40%"/>
+            <w:shd w:fill="FFFFFF" w:val="clear"/>
+            <w:tcMar>
+              <w:top w:type="dxa" w:w="95"/>
+              <w:left w:type="dxa" w:w="115"/>
+              <w:bottom w:type="dxa" w:w="95"/>
+              <w:right w:type="dxa" w:w="115"/>
+            </w:tcMar>
+            <w:vAlign w:val="center"/>
+          </w:tcPr>
+          <w:p>
+            <w:pPr>
+              <w:spacing w:after="0" w:line="264"/>
+            </w:pPr>
+            <w:r>
+              <w:rPr>
+                <w:rFonts w:ascii="Arial" w:cs="Arial" w:eastAsia="Arial" w:hAnsi="Arial"/>
+                <w:color w:val="1A1A1A"/>
+                <w:sz w:val="17"/>
+                <w:szCs w:val="17"/>
+              </w:rPr>
+              <w:t xml:space="preserve">Тот же умный горшок; при заполнении строки «для кого» держаться бытовой, понятной первокурснику аудитории</w:t>
+            </w:r>
+          </w:p>
+        </w:tc>
+        <w:tc>
+          <w:tcPr>
+            <w:tcW w:type="pct" w:w="40%"/>
+            <w:shd w:fill="FFFFFF" w:val="clear"/>
+            <w:tcMar>
+              <w:top w:type="dxa" w:w="95"/>
+              <w:left w:type="dxa" w:w="115"/>
+              <w:bottom w:type="dxa" w:w="95"/>
+              <w:right w:type="dxa" w:w="115"/>
+            </w:tcMar>
+            <w:vAlign w:val="center"/>
+          </w:tcPr>
+          <w:p>
+            <w:pPr>
+              <w:spacing w:after="0" w:line="264"/>
+            </w:pPr>
+            <w:r>
+              <w:rPr>
+                <w:rFonts w:ascii="Arial" w:cs="Arial" w:eastAsia="Arial" w:hAnsi="Arial"/>
+                <w:color w:val="1A1A1A"/>
+                <w:sz w:val="17"/>
+                <w:szCs w:val="17"/>
+              </w:rPr>
+              <w:t xml:space="preserve">Тот же умный горшок; строку «для кого» и букву О можно довести до заказчика и до реального оборудования кафедры</w:t>
             </w:r>
           </w:p>
         </w:tc>

--- a/zanyatiya/Zanyatie_02_Praktika1_Stsenariy.docx
+++ b/zanyatiya/Zanyatie_02_Praktika1_Stsenariy.docx
@@ -375,7 +375,7 @@
                 <w:sz w:val="18"/>
                 <w:szCs w:val="18"/>
               </w:rPr>
-              <w:t xml:space="preserve">SMART — расшифровка аббревиатуры (слайд 8)</w:t>
+              <w:t xml:space="preserve">SMART — расшифровка аббревиатуры (слайд 8 лекции 05.09)</w:t>
             </w:r>
           </w:p>
         </w:tc>
@@ -484,6 +484,2089 @@
           <w:szCs w:val="28"/>
         </w:rPr>
         <w:t xml:space="preserve">Хронометраж</w:t>
+      </w:r>
+    </w:p>
+    <w:tbl>
+      <w:tblPr>
+        <w:tblW w:type="pct" w:w="100%"/>
+        <w:tblBorders>
+          <w:top w:val="single" w:color="B3B3B3" w:sz="4"/>
+          <w:left w:val="single" w:color="B3B3B3" w:sz="4"/>
+          <w:bottom w:val="single" w:color="B3B3B3" w:sz="4"/>
+          <w:right w:val="single" w:color="B3B3B3" w:sz="4"/>
+          <w:insideH w:val="single" w:color="B3B3B3" w:sz="4"/>
+          <w:insideV w:val="single" w:color="B3B3B3" w:sz="4"/>
+        </w:tblBorders>
+      </w:tblPr>
+      <w:tblGrid>
+        <w:gridCol w:w="100"/>
+        <w:gridCol w:w="100"/>
+        <w:gridCol w:w="100"/>
+        <w:gridCol w:w="100"/>
+      </w:tblGrid>
+      <w:tr>
+        <w:trPr>
+          <w:tblHeader/>
+        </w:trPr>
+        <w:tc>
+          <w:tcPr>
+            <w:tcW w:type="pct" w:w="9%"/>
+            <w:shd w:fill="3D3D3D" w:val="clear"/>
+            <w:tcMar>
+              <w:top w:type="dxa" w:w="95"/>
+              <w:left w:type="dxa" w:w="115"/>
+              <w:bottom w:type="dxa" w:w="95"/>
+              <w:right w:type="dxa" w:w="115"/>
+            </w:tcMar>
+            <w:vAlign w:val="center"/>
+          </w:tcPr>
+          <w:p>
+            <w:pPr>
+              <w:spacing w:after="0" w:line="264"/>
+              <w:jc w:val="center"/>
+            </w:pPr>
+            <w:r>
+              <w:rPr>
+                <w:rFonts w:ascii="Arial" w:cs="Arial" w:eastAsia="Arial" w:hAnsi="Arial"/>
+                <w:b/>
+                <w:bCs/>
+                <w:color w:val="FFFFFF"/>
+                <w:sz w:val="17"/>
+                <w:szCs w:val="17"/>
+              </w:rPr>
+              <w:t xml:space="preserve">Мин</w:t>
+            </w:r>
+          </w:p>
+        </w:tc>
+        <w:tc>
+          <w:tcPr>
+            <w:tcW w:type="pct" w:w="10%"/>
+            <w:shd w:fill="3D3D3D" w:val="clear"/>
+            <w:tcMar>
+              <w:top w:type="dxa" w:w="95"/>
+              <w:left w:type="dxa" w:w="115"/>
+              <w:bottom w:type="dxa" w:w="95"/>
+              <w:right w:type="dxa" w:w="115"/>
+            </w:tcMar>
+            <w:vAlign w:val="center"/>
+          </w:tcPr>
+          <w:p>
+            <w:pPr>
+              <w:spacing w:after="0" w:line="264"/>
+              <w:jc w:val="center"/>
+            </w:pPr>
+            <w:r>
+              <w:rPr>
+                <w:rFonts w:ascii="Arial" w:cs="Arial" w:eastAsia="Arial" w:hAnsi="Arial"/>
+                <w:b/>
+                <w:bCs/>
+                <w:color w:val="FFFFFF"/>
+                <w:sz w:val="17"/>
+                <w:szCs w:val="17"/>
+              </w:rPr>
+              <w:t xml:space="preserve">Слайды</w:t>
+            </w:r>
+          </w:p>
+        </w:tc>
+        <w:tc>
+          <w:tcPr>
+            <w:tcW w:type="pct" w:w="55%"/>
+            <w:shd w:fill="3D3D3D" w:val="clear"/>
+            <w:tcMar>
+              <w:top w:type="dxa" w:w="95"/>
+              <w:left w:type="dxa" w:w="115"/>
+              <w:bottom w:type="dxa" w:w="95"/>
+              <w:right w:type="dxa" w:w="115"/>
+            </w:tcMar>
+            <w:vAlign w:val="center"/>
+          </w:tcPr>
+          <w:p>
+            <w:pPr>
+              <w:spacing w:after="0" w:line="264"/>
+              <w:jc w:val="center"/>
+            </w:pPr>
+            <w:r>
+              <w:rPr>
+                <w:rFonts w:ascii="Arial" w:cs="Arial" w:eastAsia="Arial" w:hAnsi="Arial"/>
+                <w:b/>
+                <w:bCs/>
+                <w:color w:val="FFFFFF"/>
+                <w:sz w:val="17"/>
+                <w:szCs w:val="17"/>
+              </w:rPr>
+              <w:t xml:space="preserve">Блок</w:t>
+            </w:r>
+          </w:p>
+        </w:tc>
+        <w:tc>
+          <w:tcPr>
+            <w:tcW w:type="pct" w:w="26%"/>
+            <w:shd w:fill="3D3D3D" w:val="clear"/>
+            <w:tcMar>
+              <w:top w:type="dxa" w:w="95"/>
+              <w:left w:type="dxa" w:w="115"/>
+              <w:bottom w:type="dxa" w:w="95"/>
+              <w:right w:type="dxa" w:w="115"/>
+            </w:tcMar>
+            <w:vAlign w:val="center"/>
+          </w:tcPr>
+          <w:p>
+            <w:pPr>
+              <w:spacing w:after="0" w:line="264"/>
+              <w:jc w:val="center"/>
+            </w:pPr>
+            <w:r>
+              <w:rPr>
+                <w:rFonts w:ascii="Arial" w:cs="Arial" w:eastAsia="Arial" w:hAnsi="Arial"/>
+                <w:b/>
+                <w:bCs/>
+                <w:color w:val="FFFFFF"/>
+                <w:sz w:val="17"/>
+                <w:szCs w:val="17"/>
+              </w:rPr>
+              <w:t xml:space="preserve">Формат</w:t>
+            </w:r>
+          </w:p>
+        </w:tc>
+      </w:tr>
+      <w:tr>
+        <w:trPr>
+          <w:trHeight w:val="0" w:hRule="atLeast"/>
+        </w:trPr>
+        <w:tc>
+          <w:tcPr>
+            <w:tcW w:type="pct" w:w="9%"/>
+            <w:shd w:fill="FFFFFF" w:val="clear"/>
+            <w:tcMar>
+              <w:top w:type="dxa" w:w="95"/>
+              <w:left w:type="dxa" w:w="115"/>
+              <w:bottom w:type="dxa" w:w="95"/>
+              <w:right w:type="dxa" w:w="115"/>
+            </w:tcMar>
+            <w:vAlign w:val="center"/>
+          </w:tcPr>
+          <w:p>
+            <w:pPr>
+              <w:spacing w:after="0" w:line="264"/>
+              <w:jc w:val="center"/>
+            </w:pPr>
+            <w:r>
+              <w:rPr>
+                <w:rFonts w:ascii="Arial" w:cs="Arial" w:eastAsia="Arial" w:hAnsi="Arial"/>
+                <w:color w:val="1A1A1A"/>
+                <w:sz w:val="18"/>
+                <w:szCs w:val="18"/>
+              </w:rPr>
+              <w:t xml:space="preserve">0–8</w:t>
+            </w:r>
+          </w:p>
+        </w:tc>
+        <w:tc>
+          <w:tcPr>
+            <w:tcW w:type="pct" w:w="10%"/>
+            <w:shd w:fill="FFFFFF" w:val="clear"/>
+            <w:tcMar>
+              <w:top w:type="dxa" w:w="95"/>
+              <w:left w:type="dxa" w:w="115"/>
+              <w:bottom w:type="dxa" w:w="95"/>
+              <w:right w:type="dxa" w:w="115"/>
+            </w:tcMar>
+            <w:vAlign w:val="center"/>
+          </w:tcPr>
+          <w:p>
+            <w:pPr>
+              <w:spacing w:after="0" w:line="264"/>
+              <w:jc w:val="center"/>
+            </w:pPr>
+            <w:r>
+              <w:rPr>
+                <w:rFonts w:ascii="Arial" w:cs="Arial" w:eastAsia="Arial" w:hAnsi="Arial"/>
+                <w:color w:val="1A1A1A"/>
+                <w:sz w:val="18"/>
+                <w:szCs w:val="18"/>
+              </w:rPr>
+              <w:t xml:space="preserve">1–2</w:t>
+            </w:r>
+          </w:p>
+        </w:tc>
+        <w:tc>
+          <w:tcPr>
+            <w:tcW w:type="pct" w:w="55%"/>
+            <w:shd w:fill="FFFFFF" w:val="clear"/>
+            <w:tcMar>
+              <w:top w:type="dxa" w:w="95"/>
+              <w:left w:type="dxa" w:w="115"/>
+              <w:bottom w:type="dxa" w:w="95"/>
+              <w:right w:type="dxa" w:w="115"/>
+            </w:tcMar>
+            <w:vAlign w:val="center"/>
+          </w:tcPr>
+          <w:p>
+            <w:pPr>
+              <w:spacing w:after="0" w:line="264"/>
+            </w:pPr>
+            <w:r>
+              <w:rPr>
+                <w:rFonts w:ascii="Arial" w:cs="Arial" w:eastAsia="Arial" w:hAnsi="Arial"/>
+                <w:color w:val="1A1A1A"/>
+                <w:sz w:val="18"/>
+                <w:szCs w:val="18"/>
+              </w:rPr>
+              <w:t xml:space="preserve">Вступление, опрос зала про принесённые концепты</w:t>
+            </w:r>
+          </w:p>
+        </w:tc>
+        <w:tc>
+          <w:tcPr>
+            <w:tcW w:type="pct" w:w="26%"/>
+            <w:shd w:fill="FFFFFF" w:val="clear"/>
+            <w:tcMar>
+              <w:top w:type="dxa" w:w="95"/>
+              <w:left w:type="dxa" w:w="115"/>
+              <w:bottom w:type="dxa" w:w="95"/>
+              <w:right w:type="dxa" w:w="115"/>
+            </w:tcMar>
+            <w:vAlign w:val="center"/>
+          </w:tcPr>
+          <w:p>
+            <w:pPr>
+              <w:spacing w:after="0" w:line="264"/>
+            </w:pPr>
+            <w:r>
+              <w:rPr>
+                <w:rFonts w:ascii="Arial" w:cs="Arial" w:eastAsia="Arial" w:hAnsi="Arial"/>
+                <w:color w:val="1A1A1A"/>
+                <w:sz w:val="18"/>
+                <w:szCs w:val="18"/>
+              </w:rPr>
+              <w:t xml:space="preserve">Фронтально</w:t>
+            </w:r>
+          </w:p>
+        </w:tc>
+      </w:tr>
+      <w:tr>
+        <w:trPr>
+          <w:trHeight w:val="0" w:hRule="atLeast"/>
+        </w:trPr>
+        <w:tc>
+          <w:tcPr>
+            <w:tcW w:type="pct" w:w="9%"/>
+            <w:shd w:fill="F2F2F2" w:val="clear"/>
+            <w:tcMar>
+              <w:top w:type="dxa" w:w="95"/>
+              <w:left w:type="dxa" w:w="115"/>
+              <w:bottom w:type="dxa" w:w="95"/>
+              <w:right w:type="dxa" w:w="115"/>
+            </w:tcMar>
+            <w:vAlign w:val="center"/>
+          </w:tcPr>
+          <w:p>
+            <w:pPr>
+              <w:spacing w:after="0" w:line="264"/>
+              <w:jc w:val="center"/>
+            </w:pPr>
+            <w:r>
+              <w:rPr>
+                <w:rFonts w:ascii="Arial" w:cs="Arial" w:eastAsia="Arial" w:hAnsi="Arial"/>
+                <w:color w:val="1A1A1A"/>
+                <w:sz w:val="18"/>
+                <w:szCs w:val="18"/>
+              </w:rPr>
+              <w:t xml:space="preserve">8–14</w:t>
+            </w:r>
+          </w:p>
+        </w:tc>
+        <w:tc>
+          <w:tcPr>
+            <w:tcW w:type="pct" w:w="10%"/>
+            <w:shd w:fill="F2F2F2" w:val="clear"/>
+            <w:tcMar>
+              <w:top w:type="dxa" w:w="95"/>
+              <w:left w:type="dxa" w:w="115"/>
+              <w:bottom w:type="dxa" w:w="95"/>
+              <w:right w:type="dxa" w:w="115"/>
+            </w:tcMar>
+            <w:vAlign w:val="center"/>
+          </w:tcPr>
+          <w:p>
+            <w:pPr>
+              <w:spacing w:after="0" w:line="264"/>
+              <w:jc w:val="center"/>
+            </w:pPr>
+            <w:r>
+              <w:rPr>
+                <w:rFonts w:ascii="Arial" w:cs="Arial" w:eastAsia="Arial" w:hAnsi="Arial"/>
+                <w:color w:val="1A1A1A"/>
+                <w:sz w:val="18"/>
+                <w:szCs w:val="18"/>
+              </w:rPr>
+              <w:t xml:space="preserve">3</w:t>
+            </w:r>
+          </w:p>
+        </w:tc>
+        <w:tc>
+          <w:tcPr>
+            <w:tcW w:type="pct" w:w="55%"/>
+            <w:shd w:fill="F2F2F2" w:val="clear"/>
+            <w:tcMar>
+              <w:top w:type="dxa" w:w="95"/>
+              <w:left w:type="dxa" w:w="115"/>
+              <w:bottom w:type="dxa" w:w="95"/>
+              <w:right w:type="dxa" w:w="115"/>
+            </w:tcMar>
+            <w:vAlign w:val="center"/>
+          </w:tcPr>
+          <w:p>
+            <w:pPr>
+              <w:spacing w:after="0" w:line="264"/>
+            </w:pPr>
+            <w:r>
+              <w:rPr>
+                <w:rFonts w:ascii="Arial" w:cs="Arial" w:eastAsia="Arial" w:hAnsi="Arial"/>
+                <w:color w:val="1A1A1A"/>
+                <w:sz w:val="18"/>
+                <w:szCs w:val="18"/>
+              </w:rPr>
+              <w:t xml:space="preserve">Ценностное предложение: определение и формула</w:t>
+            </w:r>
+          </w:p>
+        </w:tc>
+        <w:tc>
+          <w:tcPr>
+            <w:tcW w:type="pct" w:w="26%"/>
+            <w:shd w:fill="F2F2F2" w:val="clear"/>
+            <w:tcMar>
+              <w:top w:type="dxa" w:w="95"/>
+              <w:left w:type="dxa" w:w="115"/>
+              <w:bottom w:type="dxa" w:w="95"/>
+              <w:right w:type="dxa" w:w="115"/>
+            </w:tcMar>
+            <w:vAlign w:val="center"/>
+          </w:tcPr>
+          <w:p>
+            <w:pPr>
+              <w:spacing w:after="0" w:line="264"/>
+            </w:pPr>
+            <w:r>
+              <w:rPr>
+                <w:rFonts w:ascii="Arial" w:cs="Arial" w:eastAsia="Arial" w:hAnsi="Arial"/>
+                <w:color w:val="1A1A1A"/>
+                <w:sz w:val="18"/>
+                <w:szCs w:val="18"/>
+              </w:rPr>
+              <w:t xml:space="preserve">Лекция</w:t>
+            </w:r>
+          </w:p>
+        </w:tc>
+      </w:tr>
+      <w:tr>
+        <w:trPr>
+          <w:trHeight w:val="0" w:hRule="atLeast"/>
+        </w:trPr>
+        <w:tc>
+          <w:tcPr>
+            <w:tcW w:type="pct" w:w="9%"/>
+            <w:shd w:fill="FFFFFF" w:val="clear"/>
+            <w:tcMar>
+              <w:top w:type="dxa" w:w="95"/>
+              <w:left w:type="dxa" w:w="115"/>
+              <w:bottom w:type="dxa" w:w="95"/>
+              <w:right w:type="dxa" w:w="115"/>
+            </w:tcMar>
+            <w:vAlign w:val="center"/>
+          </w:tcPr>
+          <w:p>
+            <w:pPr>
+              <w:spacing w:after="0" w:line="264"/>
+              <w:jc w:val="center"/>
+            </w:pPr>
+            <w:r>
+              <w:rPr>
+                <w:rFonts w:ascii="Arial" w:cs="Arial" w:eastAsia="Arial" w:hAnsi="Arial"/>
+                <w:color w:val="1A1A1A"/>
+                <w:sz w:val="18"/>
+                <w:szCs w:val="18"/>
+              </w:rPr>
+              <w:t xml:space="preserve">14–23</w:t>
+            </w:r>
+          </w:p>
+        </w:tc>
+        <w:tc>
+          <w:tcPr>
+            <w:tcW w:type="pct" w:w="10%"/>
+            <w:shd w:fill="FFFFFF" w:val="clear"/>
+            <w:tcMar>
+              <w:top w:type="dxa" w:w="95"/>
+              <w:left w:type="dxa" w:w="115"/>
+              <w:bottom w:type="dxa" w:w="95"/>
+              <w:right w:type="dxa" w:w="115"/>
+            </w:tcMar>
+            <w:vAlign w:val="center"/>
+          </w:tcPr>
+          <w:p>
+            <w:pPr>
+              <w:spacing w:after="0" w:line="264"/>
+              <w:jc w:val="center"/>
+            </w:pPr>
+            <w:r>
+              <w:rPr>
+                <w:rFonts w:ascii="Arial" w:cs="Arial" w:eastAsia="Arial" w:hAnsi="Arial"/>
+                <w:color w:val="1A1A1A"/>
+                <w:sz w:val="18"/>
+                <w:szCs w:val="18"/>
+              </w:rPr>
+              <w:t xml:space="preserve">4</w:t>
+            </w:r>
+          </w:p>
+        </w:tc>
+        <w:tc>
+          <w:tcPr>
+            <w:tcW w:type="pct" w:w="55%"/>
+            <w:shd w:fill="FFFFFF" w:val="clear"/>
+            <w:tcMar>
+              <w:top w:type="dxa" w:w="95"/>
+              <w:left w:type="dxa" w:w="115"/>
+              <w:bottom w:type="dxa" w:w="95"/>
+              <w:right w:type="dxa" w:w="115"/>
+            </w:tcMar>
+            <w:vAlign w:val="center"/>
+          </w:tcPr>
+          <w:p>
+            <w:pPr>
+              <w:spacing w:after="0" w:line="264"/>
+            </w:pPr>
+            <w:r>
+              <w:rPr>
+                <w:rFonts w:ascii="Arial" w:cs="Arial" w:eastAsia="Arial" w:hAnsi="Arial"/>
+                <w:color w:val="1A1A1A"/>
+                <w:sz w:val="18"/>
+                <w:szCs w:val="18"/>
+              </w:rPr>
+              <w:t xml:space="preserve">Разбор на доске: формула для примера с горшком</w:t>
+            </w:r>
+          </w:p>
+        </w:tc>
+        <w:tc>
+          <w:tcPr>
+            <w:tcW w:type="pct" w:w="26%"/>
+            <w:shd w:fill="FFFFFF" w:val="clear"/>
+            <w:tcMar>
+              <w:top w:type="dxa" w:w="95"/>
+              <w:left w:type="dxa" w:w="115"/>
+              <w:bottom w:type="dxa" w:w="95"/>
+              <w:right w:type="dxa" w:w="115"/>
+            </w:tcMar>
+            <w:vAlign w:val="center"/>
+          </w:tcPr>
+          <w:p>
+            <w:pPr>
+              <w:spacing w:after="0" w:line="264"/>
+            </w:pPr>
+            <w:r>
+              <w:rPr>
+                <w:rFonts w:ascii="Arial" w:cs="Arial" w:eastAsia="Arial" w:hAnsi="Arial"/>
+                <w:color w:val="1A1A1A"/>
+                <w:sz w:val="18"/>
+                <w:szCs w:val="18"/>
+              </w:rPr>
+              <w:t xml:space="preserve">Доска + зал</w:t>
+            </w:r>
+          </w:p>
+        </w:tc>
+      </w:tr>
+      <w:tr>
+        <w:trPr>
+          <w:trHeight w:val="0" w:hRule="atLeast"/>
+        </w:trPr>
+        <w:tc>
+          <w:tcPr>
+            <w:tcW w:type="pct" w:w="9%"/>
+            <w:shd w:fill="F2F2F2" w:val="clear"/>
+            <w:tcMar>
+              <w:top w:type="dxa" w:w="95"/>
+              <w:left w:type="dxa" w:w="115"/>
+              <w:bottom w:type="dxa" w:w="95"/>
+              <w:right w:type="dxa" w:w="115"/>
+            </w:tcMar>
+            <w:vAlign w:val="center"/>
+          </w:tcPr>
+          <w:p>
+            <w:pPr>
+              <w:spacing w:after="0" w:line="264"/>
+              <w:jc w:val="center"/>
+            </w:pPr>
+            <w:r>
+              <w:rPr>
+                <w:rFonts w:ascii="Arial" w:cs="Arial" w:eastAsia="Arial" w:hAnsi="Arial"/>
+                <w:color w:val="1A1A1A"/>
+                <w:sz w:val="18"/>
+                <w:szCs w:val="18"/>
+              </w:rPr>
+              <w:t xml:space="preserve">23–35</w:t>
+            </w:r>
+          </w:p>
+        </w:tc>
+        <w:tc>
+          <w:tcPr>
+            <w:tcW w:type="pct" w:w="10%"/>
+            <w:shd w:fill="F2F2F2" w:val="clear"/>
+            <w:tcMar>
+              <w:top w:type="dxa" w:w="95"/>
+              <w:left w:type="dxa" w:w="115"/>
+              <w:bottom w:type="dxa" w:w="95"/>
+              <w:right w:type="dxa" w:w="115"/>
+            </w:tcMar>
+            <w:vAlign w:val="center"/>
+          </w:tcPr>
+          <w:p>
+            <w:pPr>
+              <w:spacing w:after="0" w:line="264"/>
+              <w:jc w:val="center"/>
+            </w:pPr>
+            <w:r>
+              <w:rPr>
+                <w:rFonts w:ascii="Arial" w:cs="Arial" w:eastAsia="Arial" w:hAnsi="Arial"/>
+                <w:color w:val="1A1A1A"/>
+                <w:sz w:val="18"/>
+                <w:szCs w:val="18"/>
+              </w:rPr>
+              <w:t xml:space="preserve">5</w:t>
+            </w:r>
+          </w:p>
+        </w:tc>
+        <w:tc>
+          <w:tcPr>
+            <w:tcW w:type="pct" w:w="55%"/>
+            <w:shd w:fill="F2F2F2" w:val="clear"/>
+            <w:tcMar>
+              <w:top w:type="dxa" w:w="95"/>
+              <w:left w:type="dxa" w:w="115"/>
+              <w:bottom w:type="dxa" w:w="95"/>
+              <w:right w:type="dxa" w:w="115"/>
+            </w:tcMar>
+            <w:vAlign w:val="center"/>
+          </w:tcPr>
+          <w:p>
+            <w:pPr>
+              <w:spacing w:after="0" w:line="264"/>
+            </w:pPr>
+            <w:r>
+              <w:rPr>
+                <w:rFonts w:ascii="Arial" w:cs="Arial" w:eastAsia="Arial" w:hAnsi="Arial"/>
+                <w:color w:val="1A1A1A"/>
+                <w:sz w:val="18"/>
+                <w:szCs w:val="18"/>
+              </w:rPr>
+              <w:t xml:space="preserve">Формула для обоих концептов, лист 1</w:t>
+            </w:r>
+          </w:p>
+        </w:tc>
+        <w:tc>
+          <w:tcPr>
+            <w:tcW w:type="pct" w:w="26%"/>
+            <w:shd w:fill="F2F2F2" w:val="clear"/>
+            <w:tcMar>
+              <w:top w:type="dxa" w:w="95"/>
+              <w:left w:type="dxa" w:w="115"/>
+              <w:bottom w:type="dxa" w:w="95"/>
+              <w:right w:type="dxa" w:w="115"/>
+            </w:tcMar>
+            <w:vAlign w:val="center"/>
+          </w:tcPr>
+          <w:p>
+            <w:pPr>
+              <w:spacing w:after="0" w:line="264"/>
+            </w:pPr>
+            <w:r>
+              <w:rPr>
+                <w:rFonts w:ascii="Arial" w:cs="Arial" w:eastAsia="Arial" w:hAnsi="Arial"/>
+                <w:color w:val="1A1A1A"/>
+                <w:sz w:val="18"/>
+                <w:szCs w:val="18"/>
+              </w:rPr>
+              <w:t xml:space="preserve">Команды</w:t>
+            </w:r>
+          </w:p>
+        </w:tc>
+      </w:tr>
+      <w:tr>
+        <w:trPr>
+          <w:trHeight w:val="0" w:hRule="atLeast"/>
+        </w:trPr>
+        <w:tc>
+          <w:tcPr>
+            <w:tcW w:type="pct" w:w="9%"/>
+            <w:shd w:fill="FFFFFF" w:val="clear"/>
+            <w:tcMar>
+              <w:top w:type="dxa" w:w="95"/>
+              <w:left w:type="dxa" w:w="115"/>
+              <w:bottom w:type="dxa" w:w="95"/>
+              <w:right w:type="dxa" w:w="115"/>
+            </w:tcMar>
+            <w:vAlign w:val="center"/>
+          </w:tcPr>
+          <w:p>
+            <w:pPr>
+              <w:spacing w:after="0" w:line="264"/>
+              <w:jc w:val="center"/>
+            </w:pPr>
+            <w:r>
+              <w:rPr>
+                <w:rFonts w:ascii="Arial" w:cs="Arial" w:eastAsia="Arial" w:hAnsi="Arial"/>
+                <w:color w:val="1A1A1A"/>
+                <w:sz w:val="18"/>
+                <w:szCs w:val="18"/>
+              </w:rPr>
+              <w:t xml:space="preserve">35–41</w:t>
+            </w:r>
+          </w:p>
+        </w:tc>
+        <w:tc>
+          <w:tcPr>
+            <w:tcW w:type="pct" w:w="10%"/>
+            <w:shd w:fill="FFFFFF" w:val="clear"/>
+            <w:tcMar>
+              <w:top w:type="dxa" w:w="95"/>
+              <w:left w:type="dxa" w:w="115"/>
+              <w:bottom w:type="dxa" w:w="95"/>
+              <w:right w:type="dxa" w:w="115"/>
+            </w:tcMar>
+            <w:vAlign w:val="center"/>
+          </w:tcPr>
+          <w:p>
+            <w:pPr>
+              <w:spacing w:after="0" w:line="264"/>
+              <w:jc w:val="center"/>
+            </w:pPr>
+            <w:r>
+              <w:rPr>
+                <w:rFonts w:ascii="Arial" w:cs="Arial" w:eastAsia="Arial" w:hAnsi="Arial"/>
+                <w:color w:val="1A1A1A"/>
+                <w:sz w:val="18"/>
+                <w:szCs w:val="18"/>
+              </w:rPr>
+              <w:t xml:space="preserve">6–7</w:t>
+            </w:r>
+          </w:p>
+        </w:tc>
+        <w:tc>
+          <w:tcPr>
+            <w:tcW w:type="pct" w:w="55%"/>
+            <w:shd w:fill="FFFFFF" w:val="clear"/>
+            <w:tcMar>
+              <w:top w:type="dxa" w:w="95"/>
+              <w:left w:type="dxa" w:w="115"/>
+              <w:bottom w:type="dxa" w:w="95"/>
+              <w:right w:type="dxa" w:w="115"/>
+            </w:tcMar>
+            <w:vAlign w:val="center"/>
+          </w:tcPr>
+          <w:p>
+            <w:pPr>
+              <w:spacing w:after="0" w:line="264"/>
+            </w:pPr>
+            <w:r>
+              <w:rPr>
+                <w:rFonts w:ascii="Arial" w:cs="Arial" w:eastAsia="Arial" w:hAnsi="Arial"/>
+                <w:color w:val="1A1A1A"/>
+                <w:sz w:val="18"/>
+                <w:szCs w:val="18"/>
+              </w:rPr>
+              <w:t xml:space="preserve">Четыре критерия и шкала 0–2</w:t>
+            </w:r>
+          </w:p>
+        </w:tc>
+        <w:tc>
+          <w:tcPr>
+            <w:tcW w:type="pct" w:w="26%"/>
+            <w:shd w:fill="FFFFFF" w:val="clear"/>
+            <w:tcMar>
+              <w:top w:type="dxa" w:w="95"/>
+              <w:left w:type="dxa" w:w="115"/>
+              <w:bottom w:type="dxa" w:w="95"/>
+              <w:right w:type="dxa" w:w="115"/>
+            </w:tcMar>
+            <w:vAlign w:val="center"/>
+          </w:tcPr>
+          <w:p>
+            <w:pPr>
+              <w:spacing w:after="0" w:line="264"/>
+            </w:pPr>
+            <w:r>
+              <w:rPr>
+                <w:rFonts w:ascii="Arial" w:cs="Arial" w:eastAsia="Arial" w:hAnsi="Arial"/>
+                <w:color w:val="1A1A1A"/>
+                <w:sz w:val="18"/>
+                <w:szCs w:val="18"/>
+              </w:rPr>
+              <w:t xml:space="preserve">Лекция</w:t>
+            </w:r>
+          </w:p>
+        </w:tc>
+      </w:tr>
+      <w:tr>
+        <w:trPr>
+          <w:trHeight w:val="0" w:hRule="atLeast"/>
+        </w:trPr>
+        <w:tc>
+          <w:tcPr>
+            <w:tcW w:type="pct" w:w="9%"/>
+            <w:shd w:fill="F2F2F2" w:val="clear"/>
+            <w:tcMar>
+              <w:top w:type="dxa" w:w="95"/>
+              <w:left w:type="dxa" w:w="115"/>
+              <w:bottom w:type="dxa" w:w="95"/>
+              <w:right w:type="dxa" w:w="115"/>
+            </w:tcMar>
+            <w:vAlign w:val="center"/>
+          </w:tcPr>
+          <w:p>
+            <w:pPr>
+              <w:spacing w:after="0" w:line="264"/>
+              <w:jc w:val="center"/>
+            </w:pPr>
+            <w:r>
+              <w:rPr>
+                <w:rFonts w:ascii="Arial" w:cs="Arial" w:eastAsia="Arial" w:hAnsi="Arial"/>
+                <w:color w:val="1A1A1A"/>
+                <w:sz w:val="18"/>
+                <w:szCs w:val="18"/>
+              </w:rPr>
+              <w:t xml:space="preserve">41–49</w:t>
+            </w:r>
+          </w:p>
+        </w:tc>
+        <w:tc>
+          <w:tcPr>
+            <w:tcW w:type="pct" w:w="10%"/>
+            <w:shd w:fill="F2F2F2" w:val="clear"/>
+            <w:tcMar>
+              <w:top w:type="dxa" w:w="95"/>
+              <w:left w:type="dxa" w:w="115"/>
+              <w:bottom w:type="dxa" w:w="95"/>
+              <w:right w:type="dxa" w:w="115"/>
+            </w:tcMar>
+            <w:vAlign w:val="center"/>
+          </w:tcPr>
+          <w:p>
+            <w:pPr>
+              <w:spacing w:after="0" w:line="264"/>
+              <w:jc w:val="center"/>
+            </w:pPr>
+            <w:r>
+              <w:rPr>
+                <w:rFonts w:ascii="Arial" w:cs="Arial" w:eastAsia="Arial" w:hAnsi="Arial"/>
+                <w:color w:val="1A1A1A"/>
+                <w:sz w:val="18"/>
+                <w:szCs w:val="18"/>
+              </w:rPr>
+              <w:t xml:space="preserve">7</w:t>
+            </w:r>
+          </w:p>
+        </w:tc>
+        <w:tc>
+          <w:tcPr>
+            <w:tcW w:type="pct" w:w="55%"/>
+            <w:shd w:fill="F2F2F2" w:val="clear"/>
+            <w:tcMar>
+              <w:top w:type="dxa" w:w="95"/>
+              <w:left w:type="dxa" w:w="115"/>
+              <w:bottom w:type="dxa" w:w="95"/>
+              <w:right w:type="dxa" w:w="115"/>
+            </w:tcMar>
+            <w:vAlign w:val="center"/>
+          </w:tcPr>
+          <w:p>
+            <w:pPr>
+              <w:spacing w:after="0" w:line="264"/>
+            </w:pPr>
+            <w:r>
+              <w:rPr>
+                <w:rFonts w:ascii="Arial" w:cs="Arial" w:eastAsia="Arial" w:hAnsi="Arial"/>
+                <w:color w:val="1A1A1A"/>
+                <w:sz w:val="18"/>
+                <w:szCs w:val="18"/>
+              </w:rPr>
+              <w:t xml:space="preserve">Оценка обоих концептов и выбор одного, лист 1</w:t>
+            </w:r>
+          </w:p>
+        </w:tc>
+        <w:tc>
+          <w:tcPr>
+            <w:tcW w:type="pct" w:w="26%"/>
+            <w:shd w:fill="F2F2F2" w:val="clear"/>
+            <w:tcMar>
+              <w:top w:type="dxa" w:w="95"/>
+              <w:left w:type="dxa" w:w="115"/>
+              <w:bottom w:type="dxa" w:w="95"/>
+              <w:right w:type="dxa" w:w="115"/>
+            </w:tcMar>
+            <w:vAlign w:val="center"/>
+          </w:tcPr>
+          <w:p>
+            <w:pPr>
+              <w:spacing w:after="0" w:line="264"/>
+            </w:pPr>
+            <w:r>
+              <w:rPr>
+                <w:rFonts w:ascii="Arial" w:cs="Arial" w:eastAsia="Arial" w:hAnsi="Arial"/>
+                <w:color w:val="1A1A1A"/>
+                <w:sz w:val="18"/>
+                <w:szCs w:val="18"/>
+              </w:rPr>
+              <w:t xml:space="preserve">Команды</w:t>
+            </w:r>
+          </w:p>
+        </w:tc>
+      </w:tr>
+      <w:tr>
+        <w:trPr>
+          <w:trHeight w:val="0" w:hRule="atLeast"/>
+        </w:trPr>
+        <w:tc>
+          <w:tcPr>
+            <w:tcW w:type="pct" w:w="9%"/>
+            <w:shd w:fill="FFFFFF" w:val="clear"/>
+            <w:tcMar>
+              <w:top w:type="dxa" w:w="95"/>
+              <w:left w:type="dxa" w:w="115"/>
+              <w:bottom w:type="dxa" w:w="95"/>
+              <w:right w:type="dxa" w:w="115"/>
+            </w:tcMar>
+            <w:vAlign w:val="center"/>
+          </w:tcPr>
+          <w:p>
+            <w:pPr>
+              <w:spacing w:after="0" w:line="264"/>
+              <w:jc w:val="center"/>
+            </w:pPr>
+            <w:r>
+              <w:rPr>
+                <w:rFonts w:ascii="Arial" w:cs="Arial" w:eastAsia="Arial" w:hAnsi="Arial"/>
+                <w:color w:val="1A1A1A"/>
+                <w:sz w:val="18"/>
+                <w:szCs w:val="18"/>
+              </w:rPr>
+              <w:t xml:space="preserve">49–55</w:t>
+            </w:r>
+          </w:p>
+        </w:tc>
+        <w:tc>
+          <w:tcPr>
+            <w:tcW w:type="pct" w:w="10%"/>
+            <w:shd w:fill="FFFFFF" w:val="clear"/>
+            <w:tcMar>
+              <w:top w:type="dxa" w:w="95"/>
+              <w:left w:type="dxa" w:w="115"/>
+              <w:bottom w:type="dxa" w:w="95"/>
+              <w:right w:type="dxa" w:w="115"/>
+            </w:tcMar>
+            <w:vAlign w:val="center"/>
+          </w:tcPr>
+          <w:p>
+            <w:pPr>
+              <w:spacing w:after="0" w:line="264"/>
+              <w:jc w:val="center"/>
+            </w:pPr>
+            <w:r>
+              <w:rPr>
+                <w:rFonts w:ascii="Arial" w:cs="Arial" w:eastAsia="Arial" w:hAnsi="Arial"/>
+                <w:color w:val="1A1A1A"/>
+                <w:sz w:val="18"/>
+                <w:szCs w:val="18"/>
+              </w:rPr>
+              <w:t xml:space="preserve">8–9</w:t>
+            </w:r>
+          </w:p>
+        </w:tc>
+        <w:tc>
+          <w:tcPr>
+            <w:tcW w:type="pct" w:w="55%"/>
+            <w:shd w:fill="FFFFFF" w:val="clear"/>
+            <w:tcMar>
+              <w:top w:type="dxa" w:w="95"/>
+              <w:left w:type="dxa" w:w="115"/>
+              <w:bottom w:type="dxa" w:w="95"/>
+              <w:right w:type="dxa" w:w="115"/>
+            </w:tcMar>
+            <w:vAlign w:val="center"/>
+          </w:tcPr>
+          <w:p>
+            <w:pPr>
+              <w:spacing w:after="0" w:line="264"/>
+            </w:pPr>
+            <w:r>
+              <w:rPr>
+                <w:rFonts w:ascii="Arial" w:cs="Arial" w:eastAsia="Arial" w:hAnsi="Arial"/>
+                <w:color w:val="1A1A1A"/>
+                <w:sz w:val="18"/>
+                <w:szCs w:val="18"/>
+              </w:rPr>
+              <w:t xml:space="preserve">SMART, затем ЧИСТО как запасной вариант</w:t>
+            </w:r>
+          </w:p>
+        </w:tc>
+        <w:tc>
+          <w:tcPr>
+            <w:tcW w:type="pct" w:w="26%"/>
+            <w:shd w:fill="FFFFFF" w:val="clear"/>
+            <w:tcMar>
+              <w:top w:type="dxa" w:w="95"/>
+              <w:left w:type="dxa" w:w="115"/>
+              <w:bottom w:type="dxa" w:w="95"/>
+              <w:right w:type="dxa" w:w="115"/>
+            </w:tcMar>
+            <w:vAlign w:val="center"/>
+          </w:tcPr>
+          <w:p>
+            <w:pPr>
+              <w:spacing w:after="0" w:line="264"/>
+            </w:pPr>
+            <w:r>
+              <w:rPr>
+                <w:rFonts w:ascii="Arial" w:cs="Arial" w:eastAsia="Arial" w:hAnsi="Arial"/>
+                <w:color w:val="1A1A1A"/>
+                <w:sz w:val="18"/>
+                <w:szCs w:val="18"/>
+              </w:rPr>
+              <w:t xml:space="preserve">Лекция</w:t>
+            </w:r>
+          </w:p>
+        </w:tc>
+      </w:tr>
+      <w:tr>
+        <w:trPr>
+          <w:trHeight w:val="0" w:hRule="atLeast"/>
+        </w:trPr>
+        <w:tc>
+          <w:tcPr>
+            <w:tcW w:type="pct" w:w="9%"/>
+            <w:shd w:fill="F2F2F2" w:val="clear"/>
+            <w:tcMar>
+              <w:top w:type="dxa" w:w="95"/>
+              <w:left w:type="dxa" w:w="115"/>
+              <w:bottom w:type="dxa" w:w="95"/>
+              <w:right w:type="dxa" w:w="115"/>
+            </w:tcMar>
+            <w:vAlign w:val="center"/>
+          </w:tcPr>
+          <w:p>
+            <w:pPr>
+              <w:spacing w:after="0" w:line="264"/>
+              <w:jc w:val="center"/>
+            </w:pPr>
+            <w:r>
+              <w:rPr>
+                <w:rFonts w:ascii="Arial" w:cs="Arial" w:eastAsia="Arial" w:hAnsi="Arial"/>
+                <w:color w:val="1A1A1A"/>
+                <w:sz w:val="18"/>
+                <w:szCs w:val="18"/>
+              </w:rPr>
+              <w:t xml:space="preserve">55–64</w:t>
+            </w:r>
+          </w:p>
+        </w:tc>
+        <w:tc>
+          <w:tcPr>
+            <w:tcW w:type="pct" w:w="10%"/>
+            <w:shd w:fill="F2F2F2" w:val="clear"/>
+            <w:tcMar>
+              <w:top w:type="dxa" w:w="95"/>
+              <w:left w:type="dxa" w:w="115"/>
+              <w:bottom w:type="dxa" w:w="95"/>
+              <w:right w:type="dxa" w:w="115"/>
+            </w:tcMar>
+            <w:vAlign w:val="center"/>
+          </w:tcPr>
+          <w:p>
+            <w:pPr>
+              <w:spacing w:after="0" w:line="264"/>
+              <w:jc w:val="center"/>
+            </w:pPr>
+            <w:r>
+              <w:rPr>
+                <w:rFonts w:ascii="Arial" w:cs="Arial" w:eastAsia="Arial" w:hAnsi="Arial"/>
+                <w:color w:val="1A1A1A"/>
+                <w:sz w:val="18"/>
+                <w:szCs w:val="18"/>
+              </w:rPr>
+              <w:t xml:space="preserve">10</w:t>
+            </w:r>
+          </w:p>
+        </w:tc>
+        <w:tc>
+          <w:tcPr>
+            <w:tcW w:type="pct" w:w="55%"/>
+            <w:shd w:fill="F2F2F2" w:val="clear"/>
+            <w:tcMar>
+              <w:top w:type="dxa" w:w="95"/>
+              <w:left w:type="dxa" w:w="115"/>
+              <w:bottom w:type="dxa" w:w="95"/>
+              <w:right w:type="dxa" w:w="115"/>
+            </w:tcMar>
+            <w:vAlign w:val="center"/>
+          </w:tcPr>
+          <w:p>
+            <w:pPr>
+              <w:spacing w:after="0" w:line="264"/>
+            </w:pPr>
+            <w:r>
+              <w:rPr>
+                <w:rFonts w:ascii="Arial" w:cs="Arial" w:eastAsia="Arial" w:hAnsi="Arial"/>
+                <w:color w:val="1A1A1A"/>
+                <w:sz w:val="18"/>
+                <w:szCs w:val="18"/>
+              </w:rPr>
+              <w:t xml:space="preserve">Разбор на доске: SMART-цель для того же примера</w:t>
+            </w:r>
+          </w:p>
+        </w:tc>
+        <w:tc>
+          <w:tcPr>
+            <w:tcW w:type="pct" w:w="26%"/>
+            <w:shd w:fill="F2F2F2" w:val="clear"/>
+            <w:tcMar>
+              <w:top w:type="dxa" w:w="95"/>
+              <w:left w:type="dxa" w:w="115"/>
+              <w:bottom w:type="dxa" w:w="95"/>
+              <w:right w:type="dxa" w:w="115"/>
+            </w:tcMar>
+            <w:vAlign w:val="center"/>
+          </w:tcPr>
+          <w:p>
+            <w:pPr>
+              <w:spacing w:after="0" w:line="264"/>
+            </w:pPr>
+            <w:r>
+              <w:rPr>
+                <w:rFonts w:ascii="Arial" w:cs="Arial" w:eastAsia="Arial" w:hAnsi="Arial"/>
+                <w:color w:val="1A1A1A"/>
+                <w:sz w:val="18"/>
+                <w:szCs w:val="18"/>
+              </w:rPr>
+              <w:t xml:space="preserve">Доска + зал</w:t>
+            </w:r>
+          </w:p>
+        </w:tc>
+      </w:tr>
+      <w:tr>
+        <w:trPr>
+          <w:trHeight w:val="0" w:hRule="atLeast"/>
+        </w:trPr>
+        <w:tc>
+          <w:tcPr>
+            <w:tcW w:type="pct" w:w="9%"/>
+            <w:shd w:fill="FFFFFF" w:val="clear"/>
+            <w:tcMar>
+              <w:top w:type="dxa" w:w="95"/>
+              <w:left w:type="dxa" w:w="115"/>
+              <w:bottom w:type="dxa" w:w="95"/>
+              <w:right w:type="dxa" w:w="115"/>
+            </w:tcMar>
+            <w:vAlign w:val="center"/>
+          </w:tcPr>
+          <w:p>
+            <w:pPr>
+              <w:spacing w:after="0" w:line="264"/>
+              <w:jc w:val="center"/>
+            </w:pPr>
+            <w:r>
+              <w:rPr>
+                <w:rFonts w:ascii="Arial" w:cs="Arial" w:eastAsia="Arial" w:hAnsi="Arial"/>
+                <w:color w:val="1A1A1A"/>
+                <w:sz w:val="18"/>
+                <w:szCs w:val="18"/>
+              </w:rPr>
+              <w:t xml:space="preserve">64–67</w:t>
+            </w:r>
+          </w:p>
+        </w:tc>
+        <w:tc>
+          <w:tcPr>
+            <w:tcW w:type="pct" w:w="10%"/>
+            <w:shd w:fill="FFFFFF" w:val="clear"/>
+            <w:tcMar>
+              <w:top w:type="dxa" w:w="95"/>
+              <w:left w:type="dxa" w:w="115"/>
+              <w:bottom w:type="dxa" w:w="95"/>
+              <w:right w:type="dxa" w:w="115"/>
+            </w:tcMar>
+            <w:vAlign w:val="center"/>
+          </w:tcPr>
+          <w:p>
+            <w:pPr>
+              <w:spacing w:after="0" w:line="264"/>
+              <w:jc w:val="center"/>
+            </w:pPr>
+            <w:r>
+              <w:rPr>
+                <w:rFonts w:ascii="Arial" w:cs="Arial" w:eastAsia="Arial" w:hAnsi="Arial"/>
+                <w:color w:val="1A1A1A"/>
+                <w:sz w:val="18"/>
+                <w:szCs w:val="18"/>
+              </w:rPr>
+              <w:t xml:space="preserve">11</w:t>
+            </w:r>
+          </w:p>
+        </w:tc>
+        <w:tc>
+          <w:tcPr>
+            <w:tcW w:type="pct" w:w="55%"/>
+            <w:shd w:fill="FFFFFF" w:val="clear"/>
+            <w:tcMar>
+              <w:top w:type="dxa" w:w="95"/>
+              <w:left w:type="dxa" w:w="115"/>
+              <w:bottom w:type="dxa" w:w="95"/>
+              <w:right w:type="dxa" w:w="115"/>
+            </w:tcMar>
+            <w:vAlign w:val="center"/>
+          </w:tcPr>
+          <w:p>
+            <w:pPr>
+              <w:spacing w:after="0" w:line="264"/>
+            </w:pPr>
+            <w:r>
+              <w:rPr>
+                <w:rFonts w:ascii="Arial" w:cs="Arial" w:eastAsia="Arial" w:hAnsi="Arial"/>
+                <w:color w:val="1A1A1A"/>
+                <w:sz w:val="18"/>
+                <w:szCs w:val="18"/>
+              </w:rPr>
+              <w:t xml:space="preserve">Развёрнутый образец, сверка с доской</w:t>
+            </w:r>
+          </w:p>
+        </w:tc>
+        <w:tc>
+          <w:tcPr>
+            <w:tcW w:type="pct" w:w="26%"/>
+            <w:shd w:fill="FFFFFF" w:val="clear"/>
+            <w:tcMar>
+              <w:top w:type="dxa" w:w="95"/>
+              <w:left w:type="dxa" w:w="115"/>
+              <w:bottom w:type="dxa" w:w="95"/>
+              <w:right w:type="dxa" w:w="115"/>
+            </w:tcMar>
+            <w:vAlign w:val="center"/>
+          </w:tcPr>
+          <w:p>
+            <w:pPr>
+              <w:spacing w:after="0" w:line="264"/>
+            </w:pPr>
+            <w:r>
+              <w:rPr>
+                <w:rFonts w:ascii="Arial" w:cs="Arial" w:eastAsia="Arial" w:hAnsi="Arial"/>
+                <w:color w:val="1A1A1A"/>
+                <w:sz w:val="18"/>
+                <w:szCs w:val="18"/>
+              </w:rPr>
+              <w:t xml:space="preserve">Лекция</w:t>
+            </w:r>
+          </w:p>
+        </w:tc>
+      </w:tr>
+      <w:tr>
+        <w:trPr>
+          <w:trHeight w:val="0" w:hRule="atLeast"/>
+        </w:trPr>
+        <w:tc>
+          <w:tcPr>
+            <w:tcW w:type="pct" w:w="9%"/>
+            <w:shd w:fill="F2F2F2" w:val="clear"/>
+            <w:tcMar>
+              <w:top w:type="dxa" w:w="95"/>
+              <w:left w:type="dxa" w:w="115"/>
+              <w:bottom w:type="dxa" w:w="95"/>
+              <w:right w:type="dxa" w:w="115"/>
+            </w:tcMar>
+            <w:vAlign w:val="center"/>
+          </w:tcPr>
+          <w:p>
+            <w:pPr>
+              <w:spacing w:after="0" w:line="264"/>
+              <w:jc w:val="center"/>
+            </w:pPr>
+            <w:r>
+              <w:rPr>
+                <w:rFonts w:ascii="Arial" w:cs="Arial" w:eastAsia="Arial" w:hAnsi="Arial"/>
+                <w:color w:val="1A1A1A"/>
+                <w:sz w:val="18"/>
+                <w:szCs w:val="18"/>
+              </w:rPr>
+              <w:t xml:space="preserve">67–83</w:t>
+            </w:r>
+          </w:p>
+        </w:tc>
+        <w:tc>
+          <w:tcPr>
+            <w:tcW w:type="pct" w:w="10%"/>
+            <w:shd w:fill="F2F2F2" w:val="clear"/>
+            <w:tcMar>
+              <w:top w:type="dxa" w:w="95"/>
+              <w:left w:type="dxa" w:w="115"/>
+              <w:bottom w:type="dxa" w:w="95"/>
+              <w:right w:type="dxa" w:w="115"/>
+            </w:tcMar>
+            <w:vAlign w:val="center"/>
+          </w:tcPr>
+          <w:p>
+            <w:pPr>
+              <w:spacing w:after="0" w:line="264"/>
+              <w:jc w:val="center"/>
+            </w:pPr>
+            <w:r>
+              <w:rPr>
+                <w:rFonts w:ascii="Arial" w:cs="Arial" w:eastAsia="Arial" w:hAnsi="Arial"/>
+                <w:color w:val="1A1A1A"/>
+                <w:sz w:val="18"/>
+                <w:szCs w:val="18"/>
+              </w:rPr>
+              <w:t xml:space="preserve">12</w:t>
+            </w:r>
+          </w:p>
+        </w:tc>
+        <w:tc>
+          <w:tcPr>
+            <w:tcW w:type="pct" w:w="55%"/>
+            <w:shd w:fill="F2F2F2" w:val="clear"/>
+            <w:tcMar>
+              <w:top w:type="dxa" w:w="95"/>
+              <w:left w:type="dxa" w:w="115"/>
+              <w:bottom w:type="dxa" w:w="95"/>
+              <w:right w:type="dxa" w:w="115"/>
+            </w:tcMar>
+            <w:vAlign w:val="center"/>
+          </w:tcPr>
+          <w:p>
+            <w:pPr>
+              <w:spacing w:after="0" w:line="264"/>
+            </w:pPr>
+            <w:r>
+              <w:rPr>
+                <w:rFonts w:ascii="Arial" w:cs="Arial" w:eastAsia="Arial" w:hAnsi="Arial"/>
+                <w:color w:val="1A1A1A"/>
+                <w:sz w:val="18"/>
+                <w:szCs w:val="18"/>
+              </w:rPr>
+              <w:t xml:space="preserve">SMART-цель команды, лист 2</w:t>
+            </w:r>
+          </w:p>
+        </w:tc>
+        <w:tc>
+          <w:tcPr>
+            <w:tcW w:type="pct" w:w="26%"/>
+            <w:shd w:fill="F2F2F2" w:val="clear"/>
+            <w:tcMar>
+              <w:top w:type="dxa" w:w="95"/>
+              <w:left w:type="dxa" w:w="115"/>
+              <w:bottom w:type="dxa" w:w="95"/>
+              <w:right w:type="dxa" w:w="115"/>
+            </w:tcMar>
+            <w:vAlign w:val="center"/>
+          </w:tcPr>
+          <w:p>
+            <w:pPr>
+              <w:spacing w:after="0" w:line="264"/>
+            </w:pPr>
+            <w:r>
+              <w:rPr>
+                <w:rFonts w:ascii="Arial" w:cs="Arial" w:eastAsia="Arial" w:hAnsi="Arial"/>
+                <w:color w:val="1A1A1A"/>
+                <w:sz w:val="18"/>
+                <w:szCs w:val="18"/>
+              </w:rPr>
+              <w:t xml:space="preserve">Команды</w:t>
+            </w:r>
+          </w:p>
+        </w:tc>
+      </w:tr>
+      <w:tr>
+        <w:trPr>
+          <w:trHeight w:val="0" w:hRule="atLeast"/>
+        </w:trPr>
+        <w:tc>
+          <w:tcPr>
+            <w:tcW w:type="pct" w:w="9%"/>
+            <w:shd w:fill="FFFFFF" w:val="clear"/>
+            <w:tcMar>
+              <w:top w:type="dxa" w:w="95"/>
+              <w:left w:type="dxa" w:w="115"/>
+              <w:bottom w:type="dxa" w:w="95"/>
+              <w:right w:type="dxa" w:w="115"/>
+            </w:tcMar>
+            <w:vAlign w:val="center"/>
+          </w:tcPr>
+          <w:p>
+            <w:pPr>
+              <w:spacing w:after="0" w:line="264"/>
+              <w:jc w:val="center"/>
+            </w:pPr>
+            <w:r>
+              <w:rPr>
+                <w:rFonts w:ascii="Arial" w:cs="Arial" w:eastAsia="Arial" w:hAnsi="Arial"/>
+                <w:color w:val="1A1A1A"/>
+                <w:sz w:val="18"/>
+                <w:szCs w:val="18"/>
+              </w:rPr>
+              <w:t xml:space="preserve">83–88</w:t>
+            </w:r>
+          </w:p>
+        </w:tc>
+        <w:tc>
+          <w:tcPr>
+            <w:tcW w:type="pct" w:w="10%"/>
+            <w:shd w:fill="FFFFFF" w:val="clear"/>
+            <w:tcMar>
+              <w:top w:type="dxa" w:w="95"/>
+              <w:left w:type="dxa" w:w="115"/>
+              <w:bottom w:type="dxa" w:w="95"/>
+              <w:right w:type="dxa" w:w="115"/>
+            </w:tcMar>
+            <w:vAlign w:val="center"/>
+          </w:tcPr>
+          <w:p>
+            <w:pPr>
+              <w:spacing w:after="0" w:line="264"/>
+              <w:jc w:val="center"/>
+            </w:pPr>
+            <w:r>
+              <w:rPr>
+                <w:rFonts w:ascii="Arial" w:cs="Arial" w:eastAsia="Arial" w:hAnsi="Arial"/>
+                <w:color w:val="1A1A1A"/>
+                <w:sz w:val="18"/>
+                <w:szCs w:val="18"/>
+              </w:rPr>
+              <w:t xml:space="preserve">13</w:t>
+            </w:r>
+          </w:p>
+        </w:tc>
+        <w:tc>
+          <w:tcPr>
+            <w:tcW w:type="pct" w:w="55%"/>
+            <w:shd w:fill="FFFFFF" w:val="clear"/>
+            <w:tcMar>
+              <w:top w:type="dxa" w:w="95"/>
+              <w:left w:type="dxa" w:w="115"/>
+              <w:bottom w:type="dxa" w:w="95"/>
+              <w:right w:type="dxa" w:w="115"/>
+            </w:tcMar>
+            <w:vAlign w:val="center"/>
+          </w:tcPr>
+          <w:p>
+            <w:pPr>
+              <w:spacing w:after="0" w:line="264"/>
+            </w:pPr>
+            <w:r>
+              <w:rPr>
+                <w:rFonts w:ascii="Arial" w:cs="Arial" w:eastAsia="Arial" w:hAnsi="Arial"/>
+                <w:color w:val="1A1A1A"/>
+                <w:sz w:val="18"/>
+                <w:szCs w:val="18"/>
+              </w:rPr>
+              <w:t xml:space="preserve">Взаимная проверка</w:t>
+            </w:r>
+          </w:p>
+        </w:tc>
+        <w:tc>
+          <w:tcPr>
+            <w:tcW w:type="pct" w:w="26%"/>
+            <w:shd w:fill="FFFFFF" w:val="clear"/>
+            <w:tcMar>
+              <w:top w:type="dxa" w:w="95"/>
+              <w:left w:type="dxa" w:w="115"/>
+              <w:bottom w:type="dxa" w:w="95"/>
+              <w:right w:type="dxa" w:w="115"/>
+            </w:tcMar>
+            <w:vAlign w:val="center"/>
+          </w:tcPr>
+          <w:p>
+            <w:pPr>
+              <w:spacing w:after="0" w:line="264"/>
+            </w:pPr>
+            <w:r>
+              <w:rPr>
+                <w:rFonts w:ascii="Arial" w:cs="Arial" w:eastAsia="Arial" w:hAnsi="Arial"/>
+                <w:color w:val="1A1A1A"/>
+                <w:sz w:val="18"/>
+                <w:szCs w:val="18"/>
+              </w:rPr>
+              <w:t xml:space="preserve">Парный обмен</w:t>
+            </w:r>
+          </w:p>
+        </w:tc>
+      </w:tr>
+      <w:tr>
+        <w:trPr>
+          <w:trHeight w:val="0" w:hRule="atLeast"/>
+        </w:trPr>
+        <w:tc>
+          <w:tcPr>
+            <w:tcW w:type="pct" w:w="9%"/>
+            <w:shd w:fill="F2F2F2" w:val="clear"/>
+            <w:tcMar>
+              <w:top w:type="dxa" w:w="95"/>
+              <w:left w:type="dxa" w:w="115"/>
+              <w:bottom w:type="dxa" w:w="95"/>
+              <w:right w:type="dxa" w:w="115"/>
+            </w:tcMar>
+            <w:vAlign w:val="center"/>
+          </w:tcPr>
+          <w:p>
+            <w:pPr>
+              <w:spacing w:after="0" w:line="264"/>
+              <w:jc w:val="center"/>
+            </w:pPr>
+            <w:r>
+              <w:rPr>
+                <w:rFonts w:ascii="Arial" w:cs="Arial" w:eastAsia="Arial" w:hAnsi="Arial"/>
+                <w:color w:val="1A1A1A"/>
+                <w:sz w:val="18"/>
+                <w:szCs w:val="18"/>
+              </w:rPr>
+              <w:t xml:space="preserve">88–90</w:t>
+            </w:r>
+          </w:p>
+        </w:tc>
+        <w:tc>
+          <w:tcPr>
+            <w:tcW w:type="pct" w:w="10%"/>
+            <w:shd w:fill="F2F2F2" w:val="clear"/>
+            <w:tcMar>
+              <w:top w:type="dxa" w:w="95"/>
+              <w:left w:type="dxa" w:w="115"/>
+              <w:bottom w:type="dxa" w:w="95"/>
+              <w:right w:type="dxa" w:w="115"/>
+            </w:tcMar>
+            <w:vAlign w:val="center"/>
+          </w:tcPr>
+          <w:p>
+            <w:pPr>
+              <w:spacing w:after="0" w:line="264"/>
+              <w:jc w:val="center"/>
+            </w:pPr>
+            <w:r>
+              <w:rPr>
+                <w:rFonts w:ascii="Arial" w:cs="Arial" w:eastAsia="Arial" w:hAnsi="Arial"/>
+                <w:color w:val="1A1A1A"/>
+                <w:sz w:val="18"/>
+                <w:szCs w:val="18"/>
+              </w:rPr>
+              <w:t xml:space="preserve">14</w:t>
+            </w:r>
+          </w:p>
+        </w:tc>
+        <w:tc>
+          <w:tcPr>
+            <w:tcW w:type="pct" w:w="55%"/>
+            <w:shd w:fill="F2F2F2" w:val="clear"/>
+            <w:tcMar>
+              <w:top w:type="dxa" w:w="95"/>
+              <w:left w:type="dxa" w:w="115"/>
+              <w:bottom w:type="dxa" w:w="95"/>
+              <w:right w:type="dxa" w:w="115"/>
+            </w:tcMar>
+            <w:vAlign w:val="center"/>
+          </w:tcPr>
+          <w:p>
+            <w:pPr>
+              <w:spacing w:after="0" w:line="264"/>
+            </w:pPr>
+            <w:r>
+              <w:rPr>
+                <w:rFonts w:ascii="Arial" w:cs="Arial" w:eastAsia="Arial" w:hAnsi="Arial"/>
+                <w:color w:val="1A1A1A"/>
+                <w:sz w:val="18"/>
+                <w:szCs w:val="18"/>
+              </w:rPr>
+              <w:t xml:space="preserve">Задание к практике 2</w:t>
+            </w:r>
+          </w:p>
+        </w:tc>
+        <w:tc>
+          <w:tcPr>
+            <w:tcW w:type="pct" w:w="26%"/>
+            <w:shd w:fill="F2F2F2" w:val="clear"/>
+            <w:tcMar>
+              <w:top w:type="dxa" w:w="95"/>
+              <w:left w:type="dxa" w:w="115"/>
+              <w:bottom w:type="dxa" w:w="95"/>
+              <w:right w:type="dxa" w:w="115"/>
+            </w:tcMar>
+            <w:vAlign w:val="center"/>
+          </w:tcPr>
+          <w:p>
+            <w:pPr>
+              <w:spacing w:after="0" w:line="264"/>
+            </w:pPr>
+            <w:r>
+              <w:rPr>
+                <w:rFonts w:ascii="Arial" w:cs="Arial" w:eastAsia="Arial" w:hAnsi="Arial"/>
+                <w:color w:val="1A1A1A"/>
+                <w:sz w:val="18"/>
+                <w:szCs w:val="18"/>
+              </w:rPr>
+              <w:t xml:space="preserve">По кругу</w:t>
+            </w:r>
+          </w:p>
+        </w:tc>
+      </w:tr>
+    </w:tbl>
+    <w:p>
+      <w:pPr>
+        <w:pBdr>
+          <w:top w:val="single" w:color="B3B3B3" w:sz="2" w:space="5"/>
+          <w:bottom w:val="single" w:color="B3B3B3" w:sz="2" w:space="5"/>
+          <w:left w:val="single" w:color="000000" w:sz="20" w:space="9"/>
+          <w:right w:val="single" w:color="B3B3B3" w:sz="2" w:space="5"/>
+        </w:pBdr>
+        <w:shd w:fill="EDEDED" w:val="clear"/>
+        <w:spacing w:after="130" w:before="110" w:line="264"/>
+      </w:pPr>
+      <w:r>
+        <w:rPr>
+          <w:rFonts w:ascii="Arial" w:cs="Arial" w:eastAsia="Arial" w:hAnsi="Arial"/>
+          <w:color w:val="1A1A1A"/>
+          <w:sz w:val="19"/>
+          <w:szCs w:val="19"/>
+        </w:rPr>
+        <w:t xml:space="preserve">Блок 67–83 не сокращается: это единственный блок, дающий итоговый артефакт занятия — записанную SMART-цель. Если время поджимает, сжимайте блок 23–35 (одного концепта на выбор часто достаточно, если команда уже уверена).</w:t>
+      </w:r>
+    </w:p>
+    <w:p>
+      <w:pPr>
+        <w:pBdr>
+          <w:top w:val="single" w:color="B3B3B3" w:sz="2" w:space="5"/>
+          <w:bottom w:val="single" w:color="B3B3B3" w:sz="2" w:space="5"/>
+          <w:left w:val="single" w:color="000000" w:sz="20" w:space="9"/>
+          <w:right w:val="single" w:color="B3B3B3" w:sz="2" w:space="5"/>
+        </w:pBdr>
+        <w:shd w:fill="EDEDED" w:val="clear"/>
+        <w:spacing w:after="130" w:before="110" w:line="264"/>
+      </w:pPr>
+      <w:r>
+        <w:rPr>
+          <w:rFonts w:ascii="Arial" w:cs="Arial" w:eastAsia="Arial" w:hAnsi="Arial"/>
+          <w:color w:val="1A1A1A"/>
+          <w:sz w:val="19"/>
+          <w:szCs w:val="19"/>
+        </w:rPr>
+        <w:t xml:space="preserve">Буквальный текст речи по каждому слайду — в отдельном файле «Практика 1. Речь по слайдам». Этот сценарий — методика: что зачем и где можно отклониться.</w:t>
+      </w:r>
+    </w:p>
+    <w:p>
+      <w:pPr>
+        <w:pBdr>
+          <w:bottom w:val="single" w:color="1A1A1A" w:sz="10" w:space="5"/>
+        </w:pBdr>
+        <w:spacing w:after="130" w:before="300"/>
+      </w:pPr>
+      <w:r>
+        <w:rPr>
+          <w:rFonts w:ascii="Arial" w:cs="Arial" w:eastAsia="Arial" w:hAnsi="Arial"/>
+          <w:b/>
+          <w:bCs/>
+          <w:color w:val="000000"/>
+          <w:sz w:val="28"/>
+          <w:szCs w:val="28"/>
+        </w:rPr>
+        <w:t xml:space="preserve">Блок 0–8 (слайды 1–2). Мост от домашнего задания</w:t>
+      </w:r>
+    </w:p>
+    <w:p>
+      <w:pPr>
+        <w:spacing w:after="110" w:before="0" w:line="264"/>
+      </w:pPr>
+      <w:r>
+        <w:rPr>
+          <w:rFonts w:ascii="Arial" w:cs="Arial" w:eastAsia="Arial" w:hAnsi="Arial"/>
+          <w:color w:val="1A1A1A"/>
+          <w:sz w:val="20"/>
+          <w:szCs w:val="20"/>
+        </w:rPr>
+        <w:t xml:space="preserve">Не спрашивайте «что такое проект» — это уже отвечено. Спросите: «Какие два концепта вы принесли?» Попросите одну-две команды назвать оба вслух, без оценки.</w:t>
+      </w:r>
+    </w:p>
+    <w:p>
+      <w:pPr>
+        <w:pBdr>
+          <w:top w:val="single" w:color="B3B3B3" w:sz="2" w:space="5"/>
+          <w:bottom w:val="single" w:color="B3B3B3" w:sz="2" w:space="5"/>
+          <w:left w:val="single" w:color="1A1A1A" w:sz="20" w:space="9"/>
+          <w:right w:val="single" w:color="B3B3B3" w:sz="2" w:space="5"/>
+        </w:pBdr>
+        <w:shd w:fill="F2F2F2" w:val="clear"/>
+        <w:spacing w:after="120" w:before="90" w:line="264"/>
+      </w:pPr>
+      <w:r>
+        <w:rPr>
+          <w:rFonts w:ascii="Arial" w:cs="Arial" w:eastAsia="Arial" w:hAnsi="Arial"/>
+          <w:b/>
+          <w:bCs/>
+          <w:color w:val="1A1A1A"/>
+          <w:sz w:val="19"/>
+          <w:szCs w:val="19"/>
+        </w:rPr>
+        <w:t xml:space="preserve">Вслух: </w:t>
+      </w:r>
+      <w:r>
+        <w:rPr>
+          <w:rFonts w:ascii="Arial" w:cs="Arial" w:eastAsia="Arial" w:hAnsi="Arial"/>
+          <w:i/>
+          <w:iCs/>
+          <w:color w:val="1A1A1A"/>
+          <w:sz w:val="19"/>
+          <w:szCs w:val="19"/>
+        </w:rPr>
+        <w:t xml:space="preserve">Сегодня мы не выбираем красивую идею. Мы возьмём оба ваших концепта и прогоним через один и тот же фильтр — сначала оба, потом останется один.</w:t>
+      </w:r>
+    </w:p>
+    <w:p>
+      <w:pPr>
+        <w:spacing w:after="110" w:before="0" w:line="264"/>
+      </w:pPr>
+      <w:r>
+        <w:rPr>
+          <w:rFonts w:ascii="Arial" w:cs="Arial" w:eastAsia="Arial" w:hAnsi="Arial"/>
+          <w:color w:val="1A1A1A"/>
+          <w:sz w:val="20"/>
+          <w:szCs w:val="20"/>
+        </w:rPr>
+        <w:t xml:space="preserve">Назовите свой пример — сырой фразой, ровно так, как идея звучит в голове: «Вектор А — умный горшок для растений». Запишите её на доске и оставьте под ней место: разбирать будете не сейчас, а после формулы, и заполнять таблицу будет зал.</w:t>
+      </w:r>
+    </w:p>
+    <w:p>
+      <w:pPr>
+        <w:pBdr>
+          <w:top w:val="single" w:color="B3B3B3" w:sz="2" w:space="5"/>
+          <w:bottom w:val="single" w:color="B3B3B3" w:sz="2" w:space="5"/>
+          <w:left w:val="single" w:color="000000" w:sz="20" w:space="9"/>
+          <w:right w:val="single" w:color="B3B3B3" w:sz="2" w:space="5"/>
+        </w:pBdr>
+        <w:shd w:fill="EDEDED" w:val="clear"/>
+        <w:spacing w:after="130" w:before="110" w:line="264"/>
+      </w:pPr>
+      <w:r>
+        <w:rPr>
+          <w:rFonts w:ascii="Arial" w:cs="Arial" w:eastAsia="Arial" w:hAnsi="Arial"/>
+          <w:color w:val="1A1A1A"/>
+          <w:sz w:val="19"/>
+          <w:szCs w:val="19"/>
+        </w:rPr>
+        <w:t xml:space="preserve">Это ваш собственный пример — озвучьте его именно так: «вот моя идея, разберём её тем же способом». Метод, применённый к идее преподавателя на глазах у всех, снимает у студентов страх показать сырой черновик. Сырую фразу не улучшайте заранее — её слабость и есть материал следующего блока.</w:t>
+      </w:r>
+    </w:p>
+    <w:p>
+      <w:pPr>
+        <w:pBdr>
+          <w:bottom w:val="single" w:color="1A1A1A" w:sz="10" w:space="5"/>
+        </w:pBdr>
+        <w:spacing w:after="130" w:before="300"/>
+      </w:pPr>
+      <w:r>
+        <w:rPr>
+          <w:rFonts w:ascii="Arial" w:cs="Arial" w:eastAsia="Arial" w:hAnsi="Arial"/>
+          <w:b/>
+          <w:bCs/>
+          <w:color w:val="000000"/>
+          <w:sz w:val="28"/>
+          <w:szCs w:val="28"/>
+        </w:rPr>
+        <w:t xml:space="preserve">Блок 8–23 (слайды 3–4). Ценностное предложение</w:t>
+      </w:r>
+    </w:p>
+    <w:p>
+      <w:pPr>
+        <w:spacing w:after="110" w:before="0" w:line="264"/>
+      </w:pPr>
+      <w:r>
+        <w:rPr>
+          <w:rFonts w:ascii="Arial" w:cs="Arial" w:eastAsia="Arial" w:hAnsi="Arial"/>
+          <w:color w:val="1A1A1A"/>
+          <w:sz w:val="20"/>
+          <w:szCs w:val="20"/>
+        </w:rPr>
+        <w:t xml:space="preserve">Термин новый, вводится впервые. Формула — одна фраза, которую команда заполняет для каждого концепта:</w:t>
+      </w:r>
+    </w:p>
+    <w:tbl>
+      <w:tblPr>
+        <w:tblW w:type="pct" w:w="100%"/>
+        <w:tblBorders>
+          <w:top w:val="single" w:color="B3B3B3" w:sz="4"/>
+          <w:left w:val="single" w:color="B3B3B3" w:sz="4"/>
+          <w:bottom w:val="single" w:color="B3B3B3" w:sz="4"/>
+          <w:right w:val="single" w:color="B3B3B3" w:sz="4"/>
+          <w:insideH w:val="single" w:color="B3B3B3" w:sz="4"/>
+          <w:insideV w:val="single" w:color="B3B3B3" w:sz="4"/>
+        </w:tblBorders>
+      </w:tblPr>
+      <w:tblGrid>
+        <w:gridCol w:w="100"/>
+        <w:gridCol w:w="100"/>
+      </w:tblGrid>
+      <w:tr>
+        <w:trPr>
+          <w:tblHeader/>
+        </w:trPr>
+        <w:tc>
+          <w:tcPr>
+            <w:tcW w:type="pct" w:w="26%"/>
+            <w:shd w:fill="3D3D3D" w:val="clear"/>
+            <w:tcMar>
+              <w:top w:type="dxa" w:w="95"/>
+              <w:left w:type="dxa" w:w="115"/>
+              <w:bottom w:type="dxa" w:w="95"/>
+              <w:right w:type="dxa" w:w="115"/>
+            </w:tcMar>
+            <w:vAlign w:val="center"/>
+          </w:tcPr>
+          <w:p>
+            <w:pPr>
+              <w:spacing w:after="0" w:line="264"/>
+              <w:jc w:val="center"/>
+            </w:pPr>
+            <w:r>
+              <w:rPr>
+                <w:rFonts w:ascii="Arial" w:cs="Arial" w:eastAsia="Arial" w:hAnsi="Arial"/>
+                <w:b/>
+                <w:bCs/>
+                <w:color w:val="FFFFFF"/>
+                <w:sz w:val="17"/>
+                <w:szCs w:val="17"/>
+              </w:rPr>
+              <w:t xml:space="preserve">Часть формулы</w:t>
+            </w:r>
+          </w:p>
+        </w:tc>
+        <w:tc>
+          <w:tcPr>
+            <w:tcW w:type="pct" w:w="74%"/>
+            <w:shd w:fill="3D3D3D" w:val="clear"/>
+            <w:tcMar>
+              <w:top w:type="dxa" w:w="95"/>
+              <w:left w:type="dxa" w:w="115"/>
+              <w:bottom w:type="dxa" w:w="95"/>
+              <w:right w:type="dxa" w:w="115"/>
+            </w:tcMar>
+            <w:vAlign w:val="center"/>
+          </w:tcPr>
+          <w:p>
+            <w:pPr>
+              <w:spacing w:after="0" w:line="264"/>
+              <w:jc w:val="center"/>
+            </w:pPr>
+            <w:r>
+              <w:rPr>
+                <w:rFonts w:ascii="Arial" w:cs="Arial" w:eastAsia="Arial" w:hAnsi="Arial"/>
+                <w:b/>
+                <w:bCs/>
+                <w:color w:val="FFFFFF"/>
+                <w:sz w:val="17"/>
+                <w:szCs w:val="17"/>
+              </w:rPr>
+              <w:t xml:space="preserve">Вопрос</w:t>
+            </w:r>
+          </w:p>
+        </w:tc>
+      </w:tr>
+      <w:tr>
+        <w:trPr>
+          <w:trHeight w:val="0" w:hRule="atLeast"/>
+        </w:trPr>
+        <w:tc>
+          <w:tcPr>
+            <w:tcW w:type="pct" w:w="26%"/>
+            <w:shd w:fill="FFFFFF" w:val="clear"/>
+            <w:tcMar>
+              <w:top w:type="dxa" w:w="95"/>
+              <w:left w:type="dxa" w:w="115"/>
+              <w:bottom w:type="dxa" w:w="95"/>
+              <w:right w:type="dxa" w:w="115"/>
+            </w:tcMar>
+            <w:vAlign w:val="center"/>
+          </w:tcPr>
+          <w:p>
+            <w:pPr>
+              <w:spacing w:after="0" w:line="264"/>
+            </w:pPr>
+            <w:r>
+              <w:rPr>
+                <w:rFonts w:ascii="Arial" w:cs="Arial" w:eastAsia="Arial" w:hAnsi="Arial"/>
+                <w:color w:val="1A1A1A"/>
+                <w:sz w:val="18"/>
+                <w:szCs w:val="18"/>
+              </w:rPr>
+              <w:t xml:space="preserve">Для кого</w:t>
+            </w:r>
+          </w:p>
+        </w:tc>
+        <w:tc>
+          <w:tcPr>
+            <w:tcW w:type="pct" w:w="74%"/>
+            <w:shd w:fill="FFFFFF" w:val="clear"/>
+            <w:tcMar>
+              <w:top w:type="dxa" w:w="95"/>
+              <w:left w:type="dxa" w:w="115"/>
+              <w:bottom w:type="dxa" w:w="95"/>
+              <w:right w:type="dxa" w:w="115"/>
+            </w:tcMar>
+            <w:vAlign w:val="center"/>
+          </w:tcPr>
+          <w:p>
+            <w:pPr>
+              <w:spacing w:after="0" w:line="264"/>
+            </w:pPr>
+            <w:r>
+              <w:rPr>
+                <w:rFonts w:ascii="Arial" w:cs="Arial" w:eastAsia="Arial" w:hAnsi="Arial"/>
+                <w:color w:val="1A1A1A"/>
+                <w:sz w:val="18"/>
+                <w:szCs w:val="18"/>
+              </w:rPr>
+              <w:t xml:space="preserve">Кто конкретно столкнётся с этим результатом? Узкая группа, а не «все студенты»</w:t>
+            </w:r>
+          </w:p>
+        </w:tc>
+      </w:tr>
+      <w:tr>
+        <w:trPr>
+          <w:trHeight w:val="0" w:hRule="atLeast"/>
+        </w:trPr>
+        <w:tc>
+          <w:tcPr>
+            <w:tcW w:type="pct" w:w="26%"/>
+            <w:shd w:fill="F2F2F2" w:val="clear"/>
+            <w:tcMar>
+              <w:top w:type="dxa" w:w="95"/>
+              <w:left w:type="dxa" w:w="115"/>
+              <w:bottom w:type="dxa" w:w="95"/>
+              <w:right w:type="dxa" w:w="115"/>
+            </w:tcMar>
+            <w:vAlign w:val="center"/>
+          </w:tcPr>
+          <w:p>
+            <w:pPr>
+              <w:spacing w:after="0" w:line="264"/>
+            </w:pPr>
+            <w:r>
+              <w:rPr>
+                <w:rFonts w:ascii="Arial" w:cs="Arial" w:eastAsia="Arial" w:hAnsi="Arial"/>
+                <w:color w:val="1A1A1A"/>
+                <w:sz w:val="18"/>
+                <w:szCs w:val="18"/>
+              </w:rPr>
+              <w:t xml:space="preserve">Что делаем</w:t>
+            </w:r>
+          </w:p>
+        </w:tc>
+        <w:tc>
+          <w:tcPr>
+            <w:tcW w:type="pct" w:w="74%"/>
+            <w:shd w:fill="F2F2F2" w:val="clear"/>
+            <w:tcMar>
+              <w:top w:type="dxa" w:w="95"/>
+              <w:left w:type="dxa" w:w="115"/>
+              <w:bottom w:type="dxa" w:w="95"/>
+              <w:right w:type="dxa" w:w="115"/>
+            </w:tcMar>
+            <w:vAlign w:val="center"/>
+          </w:tcPr>
+          <w:p>
+            <w:pPr>
+              <w:spacing w:after="0" w:line="264"/>
+            </w:pPr>
+            <w:r>
+              <w:rPr>
+                <w:rFonts w:ascii="Arial" w:cs="Arial" w:eastAsia="Arial" w:hAnsi="Arial"/>
+                <w:color w:val="1A1A1A"/>
+                <w:sz w:val="18"/>
+                <w:szCs w:val="18"/>
+              </w:rPr>
+              <w:t xml:space="preserve">Какой продукт, инструмент или изменение мы создаём?</w:t>
+            </w:r>
+          </w:p>
+        </w:tc>
+      </w:tr>
+      <w:tr>
+        <w:trPr>
+          <w:trHeight w:val="0" w:hRule="atLeast"/>
+        </w:trPr>
+        <w:tc>
+          <w:tcPr>
+            <w:tcW w:type="pct" w:w="26%"/>
+            <w:shd w:fill="FFFFFF" w:val="clear"/>
+            <w:tcMar>
+              <w:top w:type="dxa" w:w="95"/>
+              <w:left w:type="dxa" w:w="115"/>
+              <w:bottom w:type="dxa" w:w="95"/>
+              <w:right w:type="dxa" w:w="115"/>
+            </w:tcMar>
+            <w:vAlign w:val="center"/>
+          </w:tcPr>
+          <w:p>
+            <w:pPr>
+              <w:spacing w:after="0" w:line="264"/>
+            </w:pPr>
+            <w:r>
+              <w:rPr>
+                <w:rFonts w:ascii="Arial" w:cs="Arial" w:eastAsia="Arial" w:hAnsi="Arial"/>
+                <w:color w:val="1A1A1A"/>
+                <w:sz w:val="18"/>
+                <w:szCs w:val="18"/>
+              </w:rPr>
+              <w:t xml:space="preserve">Какую выгоду даёт</w:t>
+            </w:r>
+          </w:p>
+        </w:tc>
+        <w:tc>
+          <w:tcPr>
+            <w:tcW w:type="pct" w:w="74%"/>
+            <w:shd w:fill="FFFFFF" w:val="clear"/>
+            <w:tcMar>
+              <w:top w:type="dxa" w:w="95"/>
+              <w:left w:type="dxa" w:w="115"/>
+              <w:bottom w:type="dxa" w:w="95"/>
+              <w:right w:type="dxa" w:w="115"/>
+            </w:tcMar>
+            <w:vAlign w:val="center"/>
+          </w:tcPr>
+          <w:p>
+            <w:pPr>
+              <w:spacing w:after="0" w:line="264"/>
+            </w:pPr>
+            <w:r>
+              <w:rPr>
+                <w:rFonts w:ascii="Arial" w:cs="Arial" w:eastAsia="Arial" w:hAnsi="Arial"/>
+                <w:color w:val="1A1A1A"/>
+                <w:sz w:val="18"/>
+                <w:szCs w:val="18"/>
+              </w:rPr>
+              <w:t xml:space="preserve">Что станет лучше и насколько это можно измерить?</w:t>
+            </w:r>
+          </w:p>
+        </w:tc>
+      </w:tr>
+      <w:tr>
+        <w:trPr>
+          <w:trHeight w:val="0" w:hRule="atLeast"/>
+        </w:trPr>
+        <w:tc>
+          <w:tcPr>
+            <w:tcW w:type="pct" w:w="26%"/>
+            <w:shd w:fill="F2F2F2" w:val="clear"/>
+            <w:tcMar>
+              <w:top w:type="dxa" w:w="95"/>
+              <w:left w:type="dxa" w:w="115"/>
+              <w:bottom w:type="dxa" w:w="95"/>
+              <w:right w:type="dxa" w:w="115"/>
+            </w:tcMar>
+            <w:vAlign w:val="center"/>
+          </w:tcPr>
+          <w:p>
+            <w:pPr>
+              <w:spacing w:after="0" w:line="264"/>
+            </w:pPr>
+            <w:r>
+              <w:rPr>
+                <w:rFonts w:ascii="Arial" w:cs="Arial" w:eastAsia="Arial" w:hAnsi="Arial"/>
+                <w:color w:val="1A1A1A"/>
+                <w:sz w:val="18"/>
+                <w:szCs w:val="18"/>
+              </w:rPr>
+              <w:t xml:space="preserve">В отличие от чего</w:t>
+            </w:r>
+          </w:p>
+        </w:tc>
+        <w:tc>
+          <w:tcPr>
+            <w:tcW w:type="pct" w:w="74%"/>
+            <w:shd w:fill="F2F2F2" w:val="clear"/>
+            <w:tcMar>
+              <w:top w:type="dxa" w:w="95"/>
+              <w:left w:type="dxa" w:w="115"/>
+              <w:bottom w:type="dxa" w:w="95"/>
+              <w:right w:type="dxa" w:w="115"/>
+            </w:tcMar>
+            <w:vAlign w:val="center"/>
+          </w:tcPr>
+          <w:p>
+            <w:pPr>
+              <w:spacing w:after="0" w:line="264"/>
+            </w:pPr>
+            <w:r>
+              <w:rPr>
+                <w:rFonts w:ascii="Arial" w:cs="Arial" w:eastAsia="Arial" w:hAnsi="Arial"/>
+                <w:color w:val="1A1A1A"/>
+                <w:sz w:val="18"/>
+                <w:szCs w:val="18"/>
+              </w:rPr>
+              <w:t xml:space="preserve">Как эта проблема решается сейчас, без вашего проекта, и почему это хуже?</w:t>
+            </w:r>
+          </w:p>
+        </w:tc>
+      </w:tr>
+    </w:tbl>
+    <w:p>
+      <w:pPr>
+        <w:pBdr>
+          <w:top w:val="single" w:color="B3B3B3" w:sz="2" w:space="5"/>
+          <w:bottom w:val="single" w:color="B3B3B3" w:sz="2" w:space="5"/>
+          <w:left w:val="single" w:color="1A1A1A" w:sz="20" w:space="9"/>
+          <w:right w:val="single" w:color="B3B3B3" w:sz="2" w:space="5"/>
+        </w:pBdr>
+        <w:shd w:fill="F2F2F2" w:val="clear"/>
+        <w:spacing w:after="120" w:before="90" w:line="264"/>
+      </w:pPr>
+      <w:r>
+        <w:rPr>
+          <w:rFonts w:ascii="Arial" w:cs="Arial" w:eastAsia="Arial" w:hAnsi="Arial"/>
+          <w:b/>
+          <w:bCs/>
+          <w:color w:val="1A1A1A"/>
+          <w:sz w:val="19"/>
+          <w:szCs w:val="19"/>
+        </w:rPr>
+        <w:t xml:space="preserve">Вслух: </w:t>
+      </w:r>
+      <w:r>
+        <w:rPr>
+          <w:rFonts w:ascii="Arial" w:cs="Arial" w:eastAsia="Arial" w:hAnsi="Arial"/>
+          <w:i/>
+          <w:iCs/>
+          <w:color w:val="1A1A1A"/>
+          <w:sz w:val="19"/>
+          <w:szCs w:val="19"/>
+        </w:rPr>
+        <w:t xml:space="preserve">Ценностное предложение — не слоган. Если в нём можно заменить «для кого» на любого человека — оно не написано. Проверка простая: если предложение годится для чужого проекта без изменений, оно ничего не говорит про ваш.</w:t>
+      </w:r>
+    </w:p>
+    <w:p>
+      <w:pPr>
+        <w:spacing w:after="100" w:before="230"/>
+      </w:pPr>
+      <w:r>
+        <w:rPr>
+          <w:rFonts w:ascii="Arial" w:cs="Arial" w:eastAsia="Arial" w:hAnsi="Arial"/>
+          <w:b/>
+          <w:bCs/>
+          <w:color w:val="000000"/>
+          <w:sz w:val="23"/>
+          <w:szCs w:val="23"/>
+        </w:rPr>
+        <w:t xml:space="preserve">Разбор на доске: заполняем формулу для примера с горшком</w:t>
+      </w:r>
+    </w:p>
+    <w:p>
+      <w:pPr>
+        <w:spacing w:after="110" w:before="0" w:line="264"/>
+      </w:pPr>
+      <w:r>
+        <w:rPr>
+          <w:rFonts w:ascii="Arial" w:cs="Arial" w:eastAsia="Arial" w:hAnsi="Arial"/>
+          <w:color w:val="1A1A1A"/>
+          <w:sz w:val="20"/>
+          <w:szCs w:val="20"/>
+        </w:rPr>
+        <w:t xml:space="preserve">Слайд 4 — контур: таблица пустая. Строки заполняются по очереди, вопросом в зал, а не вашим готовым ответом. Порядок: сначала «для кого» и «в отличие от чего» — они задают рамку; «что делаем» и «какую выгоду» дописываются последними, когда ясно, для кого и против чего.</w:t>
       </w:r>
     </w:p>
     <w:tbl>
@@ -509,7 +2592,7 @@
         </w:trPr>
         <w:tc>
           <w:tcPr>
-            <w:tcW w:type="pct" w:w="9%"/>
+            <w:tcW w:type="pct" w:w="16%"/>
             <w:shd w:fill="3D3D3D" w:val="clear"/>
             <w:tcMar>
               <w:top w:type="dxa" w:w="95"/>
@@ -533,13 +2616,13 @@
                 <w:sz w:val="17"/>
                 <w:szCs w:val="17"/>
               </w:rPr>
-              <w:t xml:space="preserve">Мин</w:t>
-            </w:r>
-          </w:p>
-        </w:tc>
-        <w:tc>
-          <w:tcPr>
-            <w:tcW w:type="pct" w:w="63%"/>
+              <w:t xml:space="preserve">Строка</w:t>
+            </w:r>
+          </w:p>
+        </w:tc>
+        <w:tc>
+          <w:tcPr>
+            <w:tcW w:type="pct" w:w="30%"/>
             <w:shd w:fill="3D3D3D" w:val="clear"/>
             <w:tcMar>
               <w:top w:type="dxa" w:w="95"/>
@@ -563,13 +2646,13 @@
                 <w:sz w:val="17"/>
                 <w:szCs w:val="17"/>
               </w:rPr>
-              <w:t xml:space="preserve">Блок</w:t>
-            </w:r>
-          </w:p>
-        </w:tc>
-        <w:tc>
-          <w:tcPr>
-            <w:tcW w:type="pct" w:w="28%"/>
+              <w:t xml:space="preserve">Вопрос в зал</w:t>
+            </w:r>
+          </w:p>
+        </w:tc>
+        <w:tc>
+          <w:tcPr>
+            <w:tcW w:type="pct" w:w="54%"/>
             <w:shd w:fill="3D3D3D" w:val="clear"/>
             <w:tcMar>
               <w:top w:type="dxa" w:w="95"/>
@@ -593,7 +2676,7 @@
                 <w:sz w:val="17"/>
                 <w:szCs w:val="17"/>
               </w:rPr>
-              <w:t xml:space="preserve">Формат</w:t>
+              <w:t xml:space="preserve">Что обычно отвечают и как дожать</w:t>
             </w:r>
           </w:p>
         </w:tc>
@@ -604,83 +2687,82 @@
         </w:trPr>
         <w:tc>
           <w:tcPr>
-            <w:tcW w:type="pct" w:w="9%"/>
-            <w:shd w:fill="FFFFFF" w:val="clear"/>
-            <w:tcMar>
-              <w:top w:type="dxa" w:w="95"/>
-              <w:left w:type="dxa" w:w="115"/>
-              <w:bottom w:type="dxa" w:w="95"/>
-              <w:right w:type="dxa" w:w="115"/>
-            </w:tcMar>
-            <w:vAlign w:val="center"/>
-          </w:tcPr>
-          <w:p>
-            <w:pPr>
-              <w:spacing w:after="0" w:line="264"/>
-              <w:jc w:val="center"/>
-            </w:pPr>
-            <w:r>
-              <w:rPr>
-                <w:rFonts w:ascii="Arial" w:cs="Arial" w:eastAsia="Arial" w:hAnsi="Arial"/>
-                <w:color w:val="1A1A1A"/>
-                <w:sz w:val="18"/>
-                <w:szCs w:val="18"/>
-              </w:rPr>
-              <w:t xml:space="preserve">0–10</w:t>
-            </w:r>
-          </w:p>
-        </w:tc>
-        <w:tc>
-          <w:tcPr>
-            <w:tcW w:type="pct" w:w="63%"/>
-            <w:shd w:fill="FFFFFF" w:val="clear"/>
-            <w:tcMar>
-              <w:top w:type="dxa" w:w="95"/>
-              <w:left w:type="dxa" w:w="115"/>
-              <w:bottom w:type="dxa" w:w="95"/>
-              <w:right w:type="dxa" w:w="115"/>
-            </w:tcMar>
-            <w:vAlign w:val="center"/>
-          </w:tcPr>
-          <w:p>
-            <w:pPr>
-              <w:spacing w:after="0" w:line="264"/>
-            </w:pPr>
-            <w:r>
-              <w:rPr>
-                <w:rFonts w:ascii="Arial" w:cs="Arial" w:eastAsia="Arial" w:hAnsi="Arial"/>
-                <w:color w:val="1A1A1A"/>
-                <w:sz w:val="18"/>
-                <w:szCs w:val="18"/>
-              </w:rPr>
-              <w:t xml:space="preserve">Мост от домашнего задания: что принесли, разбор одного примера</w:t>
-            </w:r>
-          </w:p>
-        </w:tc>
-        <w:tc>
-          <w:tcPr>
-            <w:tcW w:type="pct" w:w="28%"/>
-            <w:shd w:fill="FFFFFF" w:val="clear"/>
-            <w:tcMar>
-              <w:top w:type="dxa" w:w="95"/>
-              <w:left w:type="dxa" w:w="115"/>
-              <w:bottom w:type="dxa" w:w="95"/>
-              <w:right w:type="dxa" w:w="115"/>
-            </w:tcMar>
-            <w:vAlign w:val="center"/>
-          </w:tcPr>
-          <w:p>
-            <w:pPr>
-              <w:spacing w:after="0" w:line="264"/>
-            </w:pPr>
-            <w:r>
-              <w:rPr>
-                <w:rFonts w:ascii="Arial" w:cs="Arial" w:eastAsia="Arial" w:hAnsi="Arial"/>
-                <w:color w:val="1A1A1A"/>
-                <w:sz w:val="18"/>
-                <w:szCs w:val="18"/>
-              </w:rPr>
-              <w:t xml:space="preserve">Фронтально</w:t>
+            <w:tcW w:type="pct" w:w="16%"/>
+            <w:shd w:fill="FFFFFF" w:val="clear"/>
+            <w:tcMar>
+              <w:top w:type="dxa" w:w="95"/>
+              <w:left w:type="dxa" w:w="115"/>
+              <w:bottom w:type="dxa" w:w="95"/>
+              <w:right w:type="dxa" w:w="115"/>
+            </w:tcMar>
+            <w:vAlign w:val="center"/>
+          </w:tcPr>
+          <w:p>
+            <w:pPr>
+              <w:spacing w:after="0" w:line="264"/>
+            </w:pPr>
+            <w:r>
+              <w:rPr>
+                <w:rFonts w:ascii="Arial" w:cs="Arial" w:eastAsia="Arial" w:hAnsi="Arial"/>
+                <w:color w:val="1A1A1A"/>
+                <w:sz w:val="16"/>
+                <w:szCs w:val="16"/>
+              </w:rPr>
+              <w:t xml:space="preserve">Для кого</w:t>
+            </w:r>
+          </w:p>
+        </w:tc>
+        <w:tc>
+          <w:tcPr>
+            <w:tcW w:type="pct" w:w="30%"/>
+            <w:shd w:fill="FFFFFF" w:val="clear"/>
+            <w:tcMar>
+              <w:top w:type="dxa" w:w="95"/>
+              <w:left w:type="dxa" w:w="115"/>
+              <w:bottom w:type="dxa" w:w="95"/>
+              <w:right w:type="dxa" w:w="115"/>
+            </w:tcMar>
+            <w:vAlign w:val="center"/>
+          </w:tcPr>
+          <w:p>
+            <w:pPr>
+              <w:spacing w:after="0" w:line="264"/>
+            </w:pPr>
+            <w:r>
+              <w:rPr>
+                <w:rFonts w:ascii="Arial" w:cs="Arial" w:eastAsia="Arial" w:hAnsi="Arial"/>
+                <w:color w:val="1A1A1A"/>
+                <w:sz w:val="16"/>
+                <w:szCs w:val="16"/>
+              </w:rPr>
+              <w:t xml:space="preserve">Кто держит этот горшок и следит за растением?</w:t>
+            </w:r>
+          </w:p>
+        </w:tc>
+        <w:tc>
+          <w:tcPr>
+            <w:tcW w:type="pct" w:w="54%"/>
+            <w:shd w:fill="FFFFFF" w:val="clear"/>
+            <w:tcMar>
+              <w:top w:type="dxa" w:w="95"/>
+              <w:left w:type="dxa" w:w="115"/>
+              <w:bottom w:type="dxa" w:w="95"/>
+              <w:right w:type="dxa" w:w="115"/>
+            </w:tcMar>
+            <w:vAlign w:val="center"/>
+          </w:tcPr>
+          <w:p>
+            <w:pPr>
+              <w:spacing w:after="0" w:line="264"/>
+            </w:pPr>
+            <w:r>
+              <w:rPr>
+                <w:rFonts w:ascii="Arial" w:cs="Arial" w:eastAsia="Arial" w:hAnsi="Arial"/>
+                <w:color w:val="1A1A1A"/>
+                <w:sz w:val="16"/>
+                <w:szCs w:val="16"/>
+              </w:rPr>
+              <w:t xml:space="preserve">«Для всех», «для людей». Дожать: у кого именно это болит? Чем он отличается от того, кому и так нормально?</w:t>
             </w:r>
           </w:p>
         </w:tc>
@@ -691,7 +2773,7 @@
         </w:trPr>
         <w:tc>
           <w:tcPr>
-            <w:tcW w:type="pct" w:w="9%"/>
+            <w:tcW w:type="pct" w:w="16%"/>
             <w:shd w:fill="F2F2F2" w:val="clear"/>
             <w:tcMar>
               <w:top w:type="dxa" w:w="95"/>
@@ -704,22 +2786,21 @@
           <w:p>
             <w:pPr>
               <w:spacing w:after="0" w:line="264"/>
-              <w:jc w:val="center"/>
-            </w:pPr>
-            <w:r>
-              <w:rPr>
-                <w:rFonts w:ascii="Arial" w:cs="Arial" w:eastAsia="Arial" w:hAnsi="Arial"/>
-                <w:color w:val="1A1A1A"/>
-                <w:sz w:val="18"/>
-                <w:szCs w:val="18"/>
-              </w:rPr>
-              <w:t xml:space="preserve">10–22</w:t>
-            </w:r>
-          </w:p>
-        </w:tc>
-        <w:tc>
-          <w:tcPr>
-            <w:tcW w:type="pct" w:w="63%"/>
+            </w:pPr>
+            <w:r>
+              <w:rPr>
+                <w:rFonts w:ascii="Arial" w:cs="Arial" w:eastAsia="Arial" w:hAnsi="Arial"/>
+                <w:color w:val="1A1A1A"/>
+                <w:sz w:val="16"/>
+                <w:szCs w:val="16"/>
+              </w:rPr>
+              <w:t xml:space="preserve">В отличие от чего</w:t>
+            </w:r>
+          </w:p>
+        </w:tc>
+        <w:tc>
+          <w:tcPr>
+            <w:tcW w:type="pct" w:w="30%"/>
             <w:shd w:fill="F2F2F2" w:val="clear"/>
             <w:tcMar>
               <w:top w:type="dxa" w:w="95"/>
@@ -737,16 +2818,16 @@
               <w:rPr>
                 <w:rFonts w:ascii="Arial" w:cs="Arial" w:eastAsia="Arial" w:hAnsi="Arial"/>
                 <w:color w:val="1A1A1A"/>
-                <w:sz w:val="18"/>
-                <w:szCs w:val="18"/>
-              </w:rPr>
-              <w:t xml:space="preserve">Инструмент: ценностное предложение — формула и разбор</w:t>
-            </w:r>
-          </w:p>
-        </w:tc>
-        <w:tc>
-          <w:tcPr>
-            <w:tcW w:type="pct" w:w="28%"/>
+                <w:sz w:val="16"/>
+                <w:szCs w:val="16"/>
+              </w:rPr>
+              <w:t xml:space="preserve">Как эта задача решается сейчас, без нашего горшка?</w:t>
+            </w:r>
+          </w:p>
+        </w:tc>
+        <w:tc>
+          <w:tcPr>
+            <w:tcW w:type="pct" w:w="54%"/>
             <w:shd w:fill="F2F2F2" w:val="clear"/>
             <w:tcMar>
               <w:top w:type="dxa" w:w="95"/>
@@ -764,10 +2845,10 @@
               <w:rPr>
                 <w:rFonts w:ascii="Arial" w:cs="Arial" w:eastAsia="Arial" w:hAnsi="Arial"/>
                 <w:color w:val="1A1A1A"/>
-                <w:sz w:val="18"/>
-                <w:szCs w:val="18"/>
-              </w:rPr>
-              <w:t xml:space="preserve">Разбор</w:t>
+                <w:sz w:val="16"/>
+                <w:szCs w:val="16"/>
+              </w:rPr>
+              <w:t xml:space="preserve">«Никак». Дожать: не бывает «никак» — как-то же решают. Полив по расписанию? На глаз? Напоминание в телефоне?</w:t>
             </w:r>
           </w:p>
         </w:tc>
@@ -778,83 +2859,82 @@
         </w:trPr>
         <w:tc>
           <w:tcPr>
-            <w:tcW w:type="pct" w:w="9%"/>
-            <w:shd w:fill="FFFFFF" w:val="clear"/>
-            <w:tcMar>
-              <w:top w:type="dxa" w:w="95"/>
-              <w:left w:type="dxa" w:w="115"/>
-              <w:bottom w:type="dxa" w:w="95"/>
-              <w:right w:type="dxa" w:w="115"/>
-            </w:tcMar>
-            <w:vAlign w:val="center"/>
-          </w:tcPr>
-          <w:p>
-            <w:pPr>
-              <w:spacing w:after="0" w:line="264"/>
-              <w:jc w:val="center"/>
-            </w:pPr>
-            <w:r>
-              <w:rPr>
-                <w:rFonts w:ascii="Arial" w:cs="Arial" w:eastAsia="Arial" w:hAnsi="Arial"/>
-                <w:color w:val="1A1A1A"/>
-                <w:sz w:val="18"/>
-                <w:szCs w:val="18"/>
-              </w:rPr>
-              <w:t xml:space="preserve">22–37</w:t>
-            </w:r>
-          </w:p>
-        </w:tc>
-        <w:tc>
-          <w:tcPr>
-            <w:tcW w:type="pct" w:w="63%"/>
-            <w:shd w:fill="FFFFFF" w:val="clear"/>
-            <w:tcMar>
-              <w:top w:type="dxa" w:w="95"/>
-              <w:left w:type="dxa" w:w="115"/>
-              <w:bottom w:type="dxa" w:w="95"/>
-              <w:right w:type="dxa" w:w="115"/>
-            </w:tcMar>
-            <w:vAlign w:val="center"/>
-          </w:tcPr>
-          <w:p>
-            <w:pPr>
-              <w:spacing w:after="0" w:line="264"/>
-            </w:pPr>
-            <w:r>
-              <w:rPr>
-                <w:rFonts w:ascii="Arial" w:cs="Arial" w:eastAsia="Arial" w:hAnsi="Arial"/>
-                <w:color w:val="1A1A1A"/>
-                <w:sz w:val="18"/>
-                <w:szCs w:val="18"/>
-              </w:rPr>
-              <w:t xml:space="preserve">Команды пишут ценностное предложение для ОБОИХ концептов</w:t>
-            </w:r>
-          </w:p>
-        </w:tc>
-        <w:tc>
-          <w:tcPr>
-            <w:tcW w:type="pct" w:w="28%"/>
-            <w:shd w:fill="FFFFFF" w:val="clear"/>
-            <w:tcMar>
-              <w:top w:type="dxa" w:w="95"/>
-              <w:left w:type="dxa" w:w="115"/>
-              <w:bottom w:type="dxa" w:w="95"/>
-              <w:right w:type="dxa" w:w="115"/>
-            </w:tcMar>
-            <w:vAlign w:val="center"/>
-          </w:tcPr>
-          <w:p>
-            <w:pPr>
-              <w:spacing w:after="0" w:line="264"/>
-            </w:pPr>
-            <w:r>
-              <w:rPr>
-                <w:rFonts w:ascii="Arial" w:cs="Arial" w:eastAsia="Arial" w:hAnsi="Arial"/>
-                <w:color w:val="1A1A1A"/>
-                <w:sz w:val="18"/>
-                <w:szCs w:val="18"/>
-              </w:rPr>
-              <w:t xml:space="preserve">Команды</w:t>
+            <w:tcW w:type="pct" w:w="16%"/>
+            <w:shd w:fill="FFFFFF" w:val="clear"/>
+            <w:tcMar>
+              <w:top w:type="dxa" w:w="95"/>
+              <w:left w:type="dxa" w:w="115"/>
+              <w:bottom w:type="dxa" w:w="95"/>
+              <w:right w:type="dxa" w:w="115"/>
+            </w:tcMar>
+            <w:vAlign w:val="center"/>
+          </w:tcPr>
+          <w:p>
+            <w:pPr>
+              <w:spacing w:after="0" w:line="264"/>
+            </w:pPr>
+            <w:r>
+              <w:rPr>
+                <w:rFonts w:ascii="Arial" w:cs="Arial" w:eastAsia="Arial" w:hAnsi="Arial"/>
+                <w:color w:val="1A1A1A"/>
+                <w:sz w:val="16"/>
+                <w:szCs w:val="16"/>
+              </w:rPr>
+              <w:t xml:space="preserve">Что делаем</w:t>
+            </w:r>
+          </w:p>
+        </w:tc>
+        <w:tc>
+          <w:tcPr>
+            <w:tcW w:type="pct" w:w="30%"/>
+            <w:shd w:fill="FFFFFF" w:val="clear"/>
+            <w:tcMar>
+              <w:top w:type="dxa" w:w="95"/>
+              <w:left w:type="dxa" w:w="115"/>
+              <w:bottom w:type="dxa" w:w="95"/>
+              <w:right w:type="dxa" w:w="115"/>
+            </w:tcMar>
+            <w:vAlign w:val="center"/>
+          </w:tcPr>
+          <w:p>
+            <w:pPr>
+              <w:spacing w:after="0" w:line="264"/>
+            </w:pPr>
+            <w:r>
+              <w:rPr>
+                <w:rFonts w:ascii="Arial" w:cs="Arial" w:eastAsia="Arial" w:hAnsi="Arial"/>
+                <w:color w:val="1A1A1A"/>
+                <w:sz w:val="16"/>
+                <w:szCs w:val="16"/>
+              </w:rPr>
+              <w:t xml:space="preserve">Что именно мы строим — предмет, а не идею?</w:t>
+            </w:r>
+          </w:p>
+        </w:tc>
+        <w:tc>
+          <w:tcPr>
+            <w:tcW w:type="pct" w:w="54%"/>
+            <w:shd w:fill="FFFFFF" w:val="clear"/>
+            <w:tcMar>
+              <w:top w:type="dxa" w:w="95"/>
+              <w:left w:type="dxa" w:w="115"/>
+              <w:bottom w:type="dxa" w:w="95"/>
+              <w:right w:type="dxa" w:w="115"/>
+            </w:tcMar>
+            <w:vAlign w:val="center"/>
+          </w:tcPr>
+          <w:p>
+            <w:pPr>
+              <w:spacing w:after="0" w:line="264"/>
+            </w:pPr>
+            <w:r>
+              <w:rPr>
+                <w:rFonts w:ascii="Arial" w:cs="Arial" w:eastAsia="Arial" w:hAnsi="Arial"/>
+                <w:color w:val="1A1A1A"/>
+                <w:sz w:val="16"/>
+                <w:szCs w:val="16"/>
+              </w:rPr>
+              <w:t xml:space="preserve">«Умный горшок». Дожать: умный — это что? Что в нём стоит и что он показывает человеку?</w:t>
             </w:r>
           </w:p>
         </w:tc>
@@ -865,7 +2945,7 @@
         </w:trPr>
         <w:tc>
           <w:tcPr>
-            <w:tcW w:type="pct" w:w="9%"/>
+            <w:tcW w:type="pct" w:w="16%"/>
             <w:shd w:fill="F2F2F2" w:val="clear"/>
             <w:tcMar>
               <w:top w:type="dxa" w:w="95"/>
@@ -878,22 +2958,21 @@
           <w:p>
             <w:pPr>
               <w:spacing w:after="0" w:line="264"/>
-              <w:jc w:val="center"/>
-            </w:pPr>
-            <w:r>
-              <w:rPr>
-                <w:rFonts w:ascii="Arial" w:cs="Arial" w:eastAsia="Arial" w:hAnsi="Arial"/>
-                <w:color w:val="1A1A1A"/>
-                <w:sz w:val="18"/>
-                <w:szCs w:val="18"/>
-              </w:rPr>
-              <w:t xml:space="preserve">37–45</w:t>
-            </w:r>
-          </w:p>
-        </w:tc>
-        <w:tc>
-          <w:tcPr>
-            <w:tcW w:type="pct" w:w="63%"/>
+            </w:pPr>
+            <w:r>
+              <w:rPr>
+                <w:rFonts w:ascii="Arial" w:cs="Arial" w:eastAsia="Arial" w:hAnsi="Arial"/>
+                <w:color w:val="1A1A1A"/>
+                <w:sz w:val="16"/>
+                <w:szCs w:val="16"/>
+              </w:rPr>
+              <w:t xml:space="preserve">Какую выгоду даёт</w:t>
+            </w:r>
+          </w:p>
+        </w:tc>
+        <w:tc>
+          <w:tcPr>
+            <w:tcW w:type="pct" w:w="30%"/>
             <w:shd w:fill="F2F2F2" w:val="clear"/>
             <w:tcMar>
               <w:top w:type="dxa" w:w="95"/>
@@ -911,16 +2990,16 @@
               <w:rPr>
                 <w:rFonts w:ascii="Arial" w:cs="Arial" w:eastAsia="Arial" w:hAnsi="Arial"/>
                 <w:color w:val="1A1A1A"/>
-                <w:sz w:val="18"/>
-                <w:szCs w:val="18"/>
-              </w:rPr>
-              <w:t xml:space="preserve">Выбор одного концепта по 4 критериям слайда 10</w:t>
-            </w:r>
-          </w:p>
-        </w:tc>
-        <w:tc>
-          <w:tcPr>
-            <w:tcW w:type="pct" w:w="28%"/>
+                <w:sz w:val="16"/>
+                <w:szCs w:val="16"/>
+              </w:rPr>
+              <w:t xml:space="preserve">Что станет лучше и как это заметить со стороны?</w:t>
+            </w:r>
+          </w:p>
+        </w:tc>
+        <w:tc>
+          <w:tcPr>
+            <w:tcW w:type="pct" w:w="54%"/>
             <w:shd w:fill="F2F2F2" w:val="clear"/>
             <w:tcMar>
               <w:top w:type="dxa" w:w="95"/>
@@ -938,358 +3017,10 @@
               <w:rPr>
                 <w:rFonts w:ascii="Arial" w:cs="Arial" w:eastAsia="Arial" w:hAnsi="Arial"/>
                 <w:color w:val="1A1A1A"/>
-                <w:sz w:val="18"/>
-                <w:szCs w:val="18"/>
-              </w:rPr>
-              <w:t xml:space="preserve">Команды</w:t>
-            </w:r>
-          </w:p>
-        </w:tc>
-      </w:tr>
-      <w:tr>
-        <w:trPr>
-          <w:trHeight w:val="0" w:hRule="atLeast"/>
-        </w:trPr>
-        <w:tc>
-          <w:tcPr>
-            <w:tcW w:type="pct" w:w="9%"/>
-            <w:shd w:fill="FFFFFF" w:val="clear"/>
-            <w:tcMar>
-              <w:top w:type="dxa" w:w="95"/>
-              <w:left w:type="dxa" w:w="115"/>
-              <w:bottom w:type="dxa" w:w="95"/>
-              <w:right w:type="dxa" w:w="115"/>
-            </w:tcMar>
-            <w:vAlign w:val="center"/>
-          </w:tcPr>
-          <w:p>
-            <w:pPr>
-              <w:spacing w:after="0" w:line="264"/>
-              <w:jc w:val="center"/>
-            </w:pPr>
-            <w:r>
-              <w:rPr>
-                <w:rFonts w:ascii="Arial" w:cs="Arial" w:eastAsia="Arial" w:hAnsi="Arial"/>
-                <w:color w:val="1A1A1A"/>
-                <w:sz w:val="18"/>
-                <w:szCs w:val="18"/>
-              </w:rPr>
-              <w:t xml:space="preserve">45–55</w:t>
-            </w:r>
-          </w:p>
-        </w:tc>
-        <w:tc>
-          <w:tcPr>
-            <w:tcW w:type="pct" w:w="63%"/>
-            <w:shd w:fill="FFFFFF" w:val="clear"/>
-            <w:tcMar>
-              <w:top w:type="dxa" w:w="95"/>
-              <w:left w:type="dxa" w:w="115"/>
-              <w:bottom w:type="dxa" w:w="95"/>
-              <w:right w:type="dxa" w:w="115"/>
-            </w:tcMar>
-            <w:vAlign w:val="center"/>
-          </w:tcPr>
-          <w:p>
-            <w:pPr>
-              <w:spacing w:after="0" w:line="264"/>
-            </w:pPr>
-            <w:r>
-              <w:rPr>
-                <w:rFonts w:ascii="Arial" w:cs="Arial" w:eastAsia="Arial" w:hAnsi="Arial"/>
-                <w:color w:val="1A1A1A"/>
-                <w:sz w:val="18"/>
-                <w:szCs w:val="18"/>
-              </w:rPr>
-              <w:t xml:space="preserve">Инструмент: ЧИСТО — русский вариант SMART</w:t>
-            </w:r>
-          </w:p>
-        </w:tc>
-        <w:tc>
-          <w:tcPr>
-            <w:tcW w:type="pct" w:w="28%"/>
-            <w:shd w:fill="FFFFFF" w:val="clear"/>
-            <w:tcMar>
-              <w:top w:type="dxa" w:w="95"/>
-              <w:left w:type="dxa" w:w="115"/>
-              <w:bottom w:type="dxa" w:w="95"/>
-              <w:right w:type="dxa" w:w="115"/>
-            </w:tcMar>
-            <w:vAlign w:val="center"/>
-          </w:tcPr>
-          <w:p>
-            <w:pPr>
-              <w:spacing w:after="0" w:line="264"/>
-            </w:pPr>
-            <w:r>
-              <w:rPr>
-                <w:rFonts w:ascii="Arial" w:cs="Arial" w:eastAsia="Arial" w:hAnsi="Arial"/>
-                <w:color w:val="1A1A1A"/>
-                <w:sz w:val="18"/>
-                <w:szCs w:val="18"/>
-              </w:rPr>
-              <w:t xml:space="preserve">Разбор</w:t>
-            </w:r>
-          </w:p>
-        </w:tc>
-      </w:tr>
-      <w:tr>
-        <w:trPr>
-          <w:trHeight w:val="0" w:hRule="atLeast"/>
-        </w:trPr>
-        <w:tc>
-          <w:tcPr>
-            <w:tcW w:type="pct" w:w="9%"/>
-            <w:shd w:fill="F2F2F2" w:val="clear"/>
-            <w:tcMar>
-              <w:top w:type="dxa" w:w="95"/>
-              <w:left w:type="dxa" w:w="115"/>
-              <w:bottom w:type="dxa" w:w="95"/>
-              <w:right w:type="dxa" w:w="115"/>
-            </w:tcMar>
-            <w:vAlign w:val="center"/>
-          </w:tcPr>
-          <w:p>
-            <w:pPr>
-              <w:spacing w:after="0" w:line="264"/>
-              <w:jc w:val="center"/>
-            </w:pPr>
-            <w:r>
-              <w:rPr>
-                <w:rFonts w:ascii="Arial" w:cs="Arial" w:eastAsia="Arial" w:hAnsi="Arial"/>
-                <w:color w:val="1A1A1A"/>
-                <w:sz w:val="18"/>
-                <w:szCs w:val="18"/>
-              </w:rPr>
-              <w:t xml:space="preserve">55–75</w:t>
-            </w:r>
-          </w:p>
-        </w:tc>
-        <w:tc>
-          <w:tcPr>
-            <w:tcW w:type="pct" w:w="63%"/>
-            <w:shd w:fill="F2F2F2" w:val="clear"/>
-            <w:tcMar>
-              <w:top w:type="dxa" w:w="95"/>
-              <w:left w:type="dxa" w:w="115"/>
-              <w:bottom w:type="dxa" w:w="95"/>
-              <w:right w:type="dxa" w:w="115"/>
-            </w:tcMar>
-            <w:vAlign w:val="center"/>
-          </w:tcPr>
-          <w:p>
-            <w:pPr>
-              <w:spacing w:after="0" w:line="264"/>
-            </w:pPr>
-            <w:r>
-              <w:rPr>
-                <w:rFonts w:ascii="Arial" w:cs="Arial" w:eastAsia="Arial" w:hAnsi="Arial"/>
-                <w:color w:val="1A1A1A"/>
-                <w:sz w:val="18"/>
-                <w:szCs w:val="18"/>
-              </w:rPr>
-              <w:t xml:space="preserve">Команды пишут SMART-цель для выбранного концепта</w:t>
-            </w:r>
-          </w:p>
-        </w:tc>
-        <w:tc>
-          <w:tcPr>
-            <w:tcW w:type="pct" w:w="28%"/>
-            <w:shd w:fill="F2F2F2" w:val="clear"/>
-            <w:tcMar>
-              <w:top w:type="dxa" w:w="95"/>
-              <w:left w:type="dxa" w:w="115"/>
-              <w:bottom w:type="dxa" w:w="95"/>
-              <w:right w:type="dxa" w:w="115"/>
-            </w:tcMar>
-            <w:vAlign w:val="center"/>
-          </w:tcPr>
-          <w:p>
-            <w:pPr>
-              <w:spacing w:after="0" w:line="264"/>
-            </w:pPr>
-            <w:r>
-              <w:rPr>
-                <w:rFonts w:ascii="Arial" w:cs="Arial" w:eastAsia="Arial" w:hAnsi="Arial"/>
-                <w:color w:val="1A1A1A"/>
-                <w:sz w:val="18"/>
-                <w:szCs w:val="18"/>
-              </w:rPr>
-              <w:t xml:space="preserve">Команды</w:t>
-            </w:r>
-          </w:p>
-        </w:tc>
-      </w:tr>
-      <w:tr>
-        <w:trPr>
-          <w:trHeight w:val="0" w:hRule="atLeast"/>
-        </w:trPr>
-        <w:tc>
-          <w:tcPr>
-            <w:tcW w:type="pct" w:w="9%"/>
-            <w:shd w:fill="FFFFFF" w:val="clear"/>
-            <w:tcMar>
-              <w:top w:type="dxa" w:w="95"/>
-              <w:left w:type="dxa" w:w="115"/>
-              <w:bottom w:type="dxa" w:w="95"/>
-              <w:right w:type="dxa" w:w="115"/>
-            </w:tcMar>
-            <w:vAlign w:val="center"/>
-          </w:tcPr>
-          <w:p>
-            <w:pPr>
-              <w:spacing w:after="0" w:line="264"/>
-              <w:jc w:val="center"/>
-            </w:pPr>
-            <w:r>
-              <w:rPr>
-                <w:rFonts w:ascii="Arial" w:cs="Arial" w:eastAsia="Arial" w:hAnsi="Arial"/>
-                <w:color w:val="1A1A1A"/>
-                <w:sz w:val="18"/>
-                <w:szCs w:val="18"/>
-              </w:rPr>
-              <w:t xml:space="preserve">75–85</w:t>
-            </w:r>
-          </w:p>
-        </w:tc>
-        <w:tc>
-          <w:tcPr>
-            <w:tcW w:type="pct" w:w="63%"/>
-            <w:shd w:fill="FFFFFF" w:val="clear"/>
-            <w:tcMar>
-              <w:top w:type="dxa" w:w="95"/>
-              <w:left w:type="dxa" w:w="115"/>
-              <w:bottom w:type="dxa" w:w="95"/>
-              <w:right w:type="dxa" w:w="115"/>
-            </w:tcMar>
-            <w:vAlign w:val="center"/>
-          </w:tcPr>
-          <w:p>
-            <w:pPr>
-              <w:spacing w:after="0" w:line="264"/>
-            </w:pPr>
-            <w:r>
-              <w:rPr>
-                <w:rFonts w:ascii="Arial" w:cs="Arial" w:eastAsia="Arial" w:hAnsi="Arial"/>
-                <w:color w:val="1A1A1A"/>
-                <w:sz w:val="18"/>
-                <w:szCs w:val="18"/>
-              </w:rPr>
-              <w:t xml:space="preserve">Взаимная проверка: соседняя команда ищет нечёткости</w:t>
-            </w:r>
-          </w:p>
-        </w:tc>
-        <w:tc>
-          <w:tcPr>
-            <w:tcW w:type="pct" w:w="28%"/>
-            <w:shd w:fill="FFFFFF" w:val="clear"/>
-            <w:tcMar>
-              <w:top w:type="dxa" w:w="95"/>
-              <w:left w:type="dxa" w:w="115"/>
-              <w:bottom w:type="dxa" w:w="95"/>
-              <w:right w:type="dxa" w:w="115"/>
-            </w:tcMar>
-            <w:vAlign w:val="center"/>
-          </w:tcPr>
-          <w:p>
-            <w:pPr>
-              <w:spacing w:after="0" w:line="264"/>
-            </w:pPr>
-            <w:r>
-              <w:rPr>
-                <w:rFonts w:ascii="Arial" w:cs="Arial" w:eastAsia="Arial" w:hAnsi="Arial"/>
-                <w:color w:val="1A1A1A"/>
-                <w:sz w:val="18"/>
-                <w:szCs w:val="18"/>
-              </w:rPr>
-              <w:t xml:space="preserve">Парный обмен</w:t>
-            </w:r>
-          </w:p>
-        </w:tc>
-      </w:tr>
-      <w:tr>
-        <w:trPr>
-          <w:trHeight w:val="0" w:hRule="atLeast"/>
-        </w:trPr>
-        <w:tc>
-          <w:tcPr>
-            <w:tcW w:type="pct" w:w="9%"/>
-            <w:shd w:fill="F2F2F2" w:val="clear"/>
-            <w:tcMar>
-              <w:top w:type="dxa" w:w="95"/>
-              <w:left w:type="dxa" w:w="115"/>
-              <w:bottom w:type="dxa" w:w="95"/>
-              <w:right w:type="dxa" w:w="115"/>
-            </w:tcMar>
-            <w:vAlign w:val="center"/>
-          </w:tcPr>
-          <w:p>
-            <w:pPr>
-              <w:spacing w:after="0" w:line="264"/>
-              <w:jc w:val="center"/>
-            </w:pPr>
-            <w:r>
-              <w:rPr>
-                <w:rFonts w:ascii="Arial" w:cs="Arial" w:eastAsia="Arial" w:hAnsi="Arial"/>
-                <w:color w:val="1A1A1A"/>
-                <w:sz w:val="18"/>
-                <w:szCs w:val="18"/>
-              </w:rPr>
-              <w:t xml:space="preserve">85–90</w:t>
-            </w:r>
-          </w:p>
-        </w:tc>
-        <w:tc>
-          <w:tcPr>
-            <w:tcW w:type="pct" w:w="63%"/>
-            <w:shd w:fill="F2F2F2" w:val="clear"/>
-            <w:tcMar>
-              <w:top w:type="dxa" w:w="95"/>
-              <w:left w:type="dxa" w:w="115"/>
-              <w:bottom w:type="dxa" w:w="95"/>
-              <w:right w:type="dxa" w:w="115"/>
-            </w:tcMar>
-            <w:vAlign w:val="center"/>
-          </w:tcPr>
-          <w:p>
-            <w:pPr>
-              <w:spacing w:after="0" w:line="264"/>
-            </w:pPr>
-            <w:r>
-              <w:rPr>
-                <w:rFonts w:ascii="Arial" w:cs="Arial" w:eastAsia="Arial" w:hAnsi="Arial"/>
-                <w:color w:val="1A1A1A"/>
-                <w:sz w:val="18"/>
-                <w:szCs w:val="18"/>
-              </w:rPr>
-              <w:t xml:space="preserve">Итог и задание к практике 2</w:t>
-            </w:r>
-          </w:p>
-        </w:tc>
-        <w:tc>
-          <w:tcPr>
-            <w:tcW w:type="pct" w:w="28%"/>
-            <w:shd w:fill="F2F2F2" w:val="clear"/>
-            <w:tcMar>
-              <w:top w:type="dxa" w:w="95"/>
-              <w:left w:type="dxa" w:w="115"/>
-              <w:bottom w:type="dxa" w:w="95"/>
-              <w:right w:type="dxa" w:w="115"/>
-            </w:tcMar>
-            <w:vAlign w:val="center"/>
-          </w:tcPr>
-          <w:p>
-            <w:pPr>
-              <w:spacing w:after="0" w:line="264"/>
-            </w:pPr>
-            <w:r>
-              <w:rPr>
-                <w:rFonts w:ascii="Arial" w:cs="Arial" w:eastAsia="Arial" w:hAnsi="Arial"/>
-                <w:color w:val="1A1A1A"/>
-                <w:sz w:val="18"/>
-                <w:szCs w:val="18"/>
-              </w:rPr>
-              <w:t xml:space="preserve">По кругу</w:t>
+                <w:sz w:val="16"/>
+                <w:szCs w:val="16"/>
+              </w:rPr>
+              <w:t xml:space="preserve">«Будет удобнее». Дожать: удобнее насколько? По какому признаку видно, что стало лучше?</w:t>
             </w:r>
           </w:p>
         </w:tc>
@@ -1313,15 +3044,12 @@
           <w:sz w:val="19"/>
           <w:szCs w:val="19"/>
         </w:rPr>
-        <w:t xml:space="preserve">Блок 55–75 не сокращается: это единственный блок, дающий итоговый артефакт занятия — записанную SMART-цель. Если время поджимает, сжимайте блок 22–37 (одного концепта на выбор часто достаточно, если команда уже уверена).</w:t>
+        <w:t xml:space="preserve">Не заполняйте строку за зал, даже если пауза затянулась: весь смысл разбора в том, что формулировка рождается из вопросов, а не переписывается с готового слайда. Записывайте на доску ровно то, что говорят, — слабую формулировку тоже, а потом правьте её на глазах. Именно этот переход от слабой к точной студенты и должны увидеть.</w:t>
       </w:r>
     </w:p>
     <w:p>
       <w:pPr>
-        <w:pBdr>
-          <w:bottom w:val="single" w:color="1A1A1A" w:sz="10" w:space="5"/>
-        </w:pBdr>
-        <w:spacing w:after="130" w:before="300"/>
+        <w:spacing w:after="100" w:before="230"/>
       </w:pPr>
       <w:r>
         <w:rPr>
@@ -1329,10 +3057,10 @@
           <w:b/>
           <w:bCs/>
           <w:color w:val="000000"/>
-          <w:sz w:val="28"/>
-          <w:szCs w:val="28"/>
-        </w:rPr>
-        <w:t xml:space="preserve">Блок 0–10. Мост от домашнего задания</w:t>
+          <w:sz w:val="23"/>
+          <w:szCs w:val="23"/>
+        </w:rPr>
+        <w:t xml:space="preserve">Ориентир — только для вас, не диктовать и не показывать</w:t>
       </w:r>
     </w:p>
     <w:p>
@@ -1346,109 +3074,7 @@
           <w:sz w:val="20"/>
           <w:szCs w:val="20"/>
         </w:rPr>
-        <w:t xml:space="preserve">Не спрашивайте «что такое проект» — это уже отвечено. Спросите: «Какие два концепта вы принесли?» Попросите одну-две команды назвать оба вслух, без оценки.</w:t>
-      </w:r>
-    </w:p>
-    <w:p>
-      <w:pPr>
-        <w:pBdr>
-          <w:top w:val="single" w:color="B3B3B3" w:sz="2" w:space="5"/>
-          <w:bottom w:val="single" w:color="B3B3B3" w:sz="2" w:space="5"/>
-          <w:left w:val="single" w:color="1A1A1A" w:sz="20" w:space="9"/>
-          <w:right w:val="single" w:color="B3B3B3" w:sz="2" w:space="5"/>
-        </w:pBdr>
-        <w:shd w:fill="F2F2F2" w:val="clear"/>
-        <w:spacing w:after="120" w:before="90" w:line="264"/>
-      </w:pPr>
-      <w:r>
-        <w:rPr>
-          <w:rFonts w:ascii="Arial" w:cs="Arial" w:eastAsia="Arial" w:hAnsi="Arial"/>
-          <w:b/>
-          <w:bCs/>
-          <w:color w:val="1A1A1A"/>
-          <w:sz w:val="19"/>
-          <w:szCs w:val="19"/>
-        </w:rPr>
-        <w:t xml:space="preserve">Вслух: </w:t>
-      </w:r>
-      <w:r>
-        <w:rPr>
-          <w:rFonts w:ascii="Arial" w:cs="Arial" w:eastAsia="Arial" w:hAnsi="Arial"/>
-          <w:i/>
-          <w:iCs/>
-          <w:color w:val="1A1A1A"/>
-          <w:sz w:val="19"/>
-          <w:szCs w:val="19"/>
-        </w:rPr>
-        <w:t xml:space="preserve">Сегодня мы не выбираем красивую идею. Мы возьмём оба ваших концепта и прогоним через один и тот же фильтр — сначала оба, потом останется один.</w:t>
-      </w:r>
-    </w:p>
-    <w:p>
-      <w:pPr>
-        <w:spacing w:after="110" w:before="0" w:line="264"/>
-      </w:pPr>
-      <w:r>
-        <w:rPr>
-          <w:rFonts w:ascii="Arial" w:cs="Arial" w:eastAsia="Arial" w:hAnsi="Arial"/>
-          <w:color w:val="1A1A1A"/>
-          <w:sz w:val="20"/>
-          <w:szCs w:val="20"/>
-        </w:rPr>
-        <w:t xml:space="preserve">Назовите свой пример — сырой фразой, ровно так, как идея звучит в голове: «Вектор А — умный горшок для растений». Запишите её на доске и оставьте под ней место: разбирать будете не сейчас, а после формулы, и заполнять таблицу будет зал.</w:t>
-      </w:r>
-    </w:p>
-    <w:p>
-      <w:pPr>
-        <w:pBdr>
-          <w:top w:val="single" w:color="B3B3B3" w:sz="2" w:space="5"/>
-          <w:bottom w:val="single" w:color="B3B3B3" w:sz="2" w:space="5"/>
-          <w:left w:val="single" w:color="000000" w:sz="20" w:space="9"/>
-          <w:right w:val="single" w:color="B3B3B3" w:sz="2" w:space="5"/>
-        </w:pBdr>
-        <w:shd w:fill="EDEDED" w:val="clear"/>
-        <w:spacing w:after="130" w:before="110" w:line="264"/>
-      </w:pPr>
-      <w:r>
-        <w:rPr>
-          <w:rFonts w:ascii="Arial" w:cs="Arial" w:eastAsia="Arial" w:hAnsi="Arial"/>
-          <w:color w:val="1A1A1A"/>
-          <w:sz w:val="19"/>
-          <w:szCs w:val="19"/>
-        </w:rPr>
-        <w:t xml:space="preserve">Это ваш собственный пример — озвучьте его именно так: «вот моя идея, разберём её тем же способом». Метод, применённый к идее преподавателя на глазах у всех, снимает у студентов страх показать сырой черновик. Сырую фразу не улучшайте заранее — её слабость и есть материал следующего блока.</w:t>
-      </w:r>
-    </w:p>
-    <w:p>
-      <w:pPr>
-        <w:pBdr>
-          <w:bottom w:val="single" w:color="1A1A1A" w:sz="10" w:space="5"/>
-        </w:pBdr>
-        <w:spacing w:after="130" w:before="300"/>
-      </w:pPr>
-      <w:r>
-        <w:rPr>
-          <w:rFonts w:ascii="Arial" w:cs="Arial" w:eastAsia="Arial" w:hAnsi="Arial"/>
-          <w:b/>
-          <w:bCs/>
-          <w:color w:val="000000"/>
-          <w:sz w:val="28"/>
-          <w:szCs w:val="28"/>
-        </w:rPr>
-        <w:t xml:space="preserve">Блок 10–22. Ценностное предложение</w:t>
-      </w:r>
-    </w:p>
-    <w:p>
-      <w:pPr>
-        <w:spacing w:after="110" w:before="0" w:line="264"/>
-      </w:pPr>
-      <w:r>
-        <w:rPr>
-          <w:rFonts w:ascii="Arial" w:cs="Arial" w:eastAsia="Arial" w:hAnsi="Arial"/>
-          <w:color w:val="1A1A1A"/>
-          <w:sz w:val="20"/>
-          <w:szCs w:val="20"/>
-        </w:rPr>
-        <w:t xml:space="preserve">Термин новый, вводится впервые. Формула — одна фраза, которую команда заполняет для каждого концепта:</w:t>
+        <w:t xml:space="preserve">Если разбор встал, подтолкните к этому своими словами и по одной строке. Если у зала получится иначе — это нормально и даже лучше: важно, чтобы каждая строка была конкретной, а не чтобы она совпала с текстом ниже.</w:t>
       </w:r>
     </w:p>
     <w:tbl>
@@ -1473,7 +3099,7 @@
         </w:trPr>
         <w:tc>
           <w:tcPr>
-            <w:tcW w:type="pct" w:w="26%"/>
+            <w:tcW w:type="pct" w:w="22%"/>
             <w:shd w:fill="3D3D3D" w:val="clear"/>
             <w:tcMar>
               <w:top w:type="dxa" w:w="95"/>
@@ -1497,13 +3123,13 @@
                 <w:sz w:val="17"/>
                 <w:szCs w:val="17"/>
               </w:rPr>
-              <w:t xml:space="preserve">Часть формулы</w:t>
-            </w:r>
-          </w:p>
-        </w:tc>
-        <w:tc>
-          <w:tcPr>
-            <w:tcW w:type="pct" w:w="74%"/>
+              <w:t xml:space="preserve">Строка</w:t>
+            </w:r>
+          </w:p>
+        </w:tc>
+        <w:tc>
+          <w:tcPr>
+            <w:tcW w:type="pct" w:w="78%"/>
             <w:shd w:fill="3D3D3D" w:val="clear"/>
             <w:tcMar>
               <w:top w:type="dxa" w:w="95"/>
@@ -1527,7 +3153,7 @@
                 <w:sz w:val="17"/>
                 <w:szCs w:val="17"/>
               </w:rPr>
-              <w:t xml:space="preserve">Вопрос</w:t>
+              <w:t xml:space="preserve">Куда примерно должен прийти разбор</w:t>
             </w:r>
           </w:p>
         </w:tc>
@@ -1538,26 +3164,26 @@
         </w:trPr>
         <w:tc>
           <w:tcPr>
-            <w:tcW w:type="pct" w:w="26%"/>
-            <w:shd w:fill="FFFFFF" w:val="clear"/>
-            <w:tcMar>
-              <w:top w:type="dxa" w:w="95"/>
-              <w:left w:type="dxa" w:w="115"/>
-              <w:bottom w:type="dxa" w:w="95"/>
-              <w:right w:type="dxa" w:w="115"/>
-            </w:tcMar>
-            <w:vAlign w:val="center"/>
-          </w:tcPr>
-          <w:p>
-            <w:pPr>
-              <w:spacing w:after="0" w:line="264"/>
-            </w:pPr>
-            <w:r>
-              <w:rPr>
-                <w:rFonts w:ascii="Arial" w:cs="Arial" w:eastAsia="Arial" w:hAnsi="Arial"/>
-                <w:color w:val="1A1A1A"/>
-                <w:sz w:val="18"/>
-                <w:szCs w:val="18"/>
+            <w:tcW w:type="pct" w:w="22%"/>
+            <w:shd w:fill="FFFFFF" w:val="clear"/>
+            <w:tcMar>
+              <w:top w:type="dxa" w:w="95"/>
+              <w:left w:type="dxa" w:w="115"/>
+              <w:bottom w:type="dxa" w:w="95"/>
+              <w:right w:type="dxa" w:w="115"/>
+            </w:tcMar>
+            <w:vAlign w:val="center"/>
+          </w:tcPr>
+          <w:p>
+            <w:pPr>
+              <w:spacing w:after="0" w:line="264"/>
+            </w:pPr>
+            <w:r>
+              <w:rPr>
+                <w:rFonts w:ascii="Arial" w:cs="Arial" w:eastAsia="Arial" w:hAnsi="Arial"/>
+                <w:color w:val="1A1A1A"/>
+                <w:sz w:val="16"/>
+                <w:szCs w:val="16"/>
               </w:rPr>
               <w:t xml:space="preserve">Для кого</w:t>
             </w:r>
@@ -1565,28 +3191,28 @@
         </w:tc>
         <w:tc>
           <w:tcPr>
-            <w:tcW w:type="pct" w:w="74%"/>
-            <w:shd w:fill="FFFFFF" w:val="clear"/>
-            <w:tcMar>
-              <w:top w:type="dxa" w:w="95"/>
-              <w:left w:type="dxa" w:w="115"/>
-              <w:bottom w:type="dxa" w:w="95"/>
-              <w:right w:type="dxa" w:w="115"/>
-            </w:tcMar>
-            <w:vAlign w:val="center"/>
-          </w:tcPr>
-          <w:p>
-            <w:pPr>
-              <w:spacing w:after="0" w:line="264"/>
-            </w:pPr>
-            <w:r>
-              <w:rPr>
-                <w:rFonts w:ascii="Arial" w:cs="Arial" w:eastAsia="Arial" w:hAnsi="Arial"/>
-                <w:color w:val="1A1A1A"/>
-                <w:sz w:val="18"/>
-                <w:szCs w:val="18"/>
-              </w:rPr>
-              <w:t xml:space="preserve">Кто конкретно столкнётся с этим результатом? Узкая группа, а не «все студенты»</w:t>
+            <w:tcW w:type="pct" w:w="78%"/>
+            <w:shd w:fill="FFFFFF" w:val="clear"/>
+            <w:tcMar>
+              <w:top w:type="dxa" w:w="95"/>
+              <w:left w:type="dxa" w:w="115"/>
+              <w:bottom w:type="dxa" w:w="95"/>
+              <w:right w:type="dxa" w:w="115"/>
+            </w:tcMar>
+            <w:vAlign w:val="center"/>
+          </w:tcPr>
+          <w:p>
+            <w:pPr>
+              <w:spacing w:after="0" w:line="264"/>
+            </w:pPr>
+            <w:r>
+              <w:rPr>
+                <w:rFonts w:ascii="Arial" w:cs="Arial" w:eastAsia="Arial" w:hAnsi="Arial"/>
+                <w:color w:val="1A1A1A"/>
+                <w:sz w:val="16"/>
+                <w:szCs w:val="16"/>
+              </w:rPr>
+              <w:t xml:space="preserve">Люди без опыта ухода за растениями, которые поливают на глаз и часто заливают или пересушивают землю</w:t>
             </w:r>
           </w:p>
         </w:tc>
@@ -1597,7 +3223,7 @@
         </w:trPr>
         <w:tc>
           <w:tcPr>
-            <w:tcW w:type="pct" w:w="26%"/>
+            <w:tcW w:type="pct" w:w="22%"/>
             <w:shd w:fill="F2F2F2" w:val="clear"/>
             <w:tcMar>
               <w:top w:type="dxa" w:w="95"/>
@@ -1615,8 +3241,8 @@
               <w:rPr>
                 <w:rFonts w:ascii="Arial" w:cs="Arial" w:eastAsia="Arial" w:hAnsi="Arial"/>
                 <w:color w:val="1A1A1A"/>
-                <w:sz w:val="18"/>
-                <w:szCs w:val="18"/>
+                <w:sz w:val="16"/>
+                <w:szCs w:val="16"/>
               </w:rPr>
               <w:t xml:space="preserve">Что делаем</w:t>
             </w:r>
@@ -1624,7 +3250,7 @@
         </w:tc>
         <w:tc>
           <w:tcPr>
-            <w:tcW w:type="pct" w:w="74%"/>
+            <w:tcW w:type="pct" w:w="78%"/>
             <w:shd w:fill="F2F2F2" w:val="clear"/>
             <w:tcMar>
               <w:top w:type="dxa" w:w="95"/>
@@ -1642,10 +3268,10 @@
               <w:rPr>
                 <w:rFonts w:ascii="Arial" w:cs="Arial" w:eastAsia="Arial" w:hAnsi="Arial"/>
                 <w:color w:val="1A1A1A"/>
-                <w:sz w:val="18"/>
-                <w:szCs w:val="18"/>
-              </w:rPr>
-              <w:t xml:space="preserve">Какой продукт, инструмент или изменение мы создаём?</w:t>
+                <w:sz w:val="16"/>
+                <w:szCs w:val="16"/>
+              </w:rPr>
+              <w:t xml:space="preserve">Горшок со встроенным датчиком влажности почвы и световым индикатором «сухо / норма / перелив»</w:t>
             </w:r>
           </w:p>
         </w:tc>
@@ -1656,26 +3282,26 @@
         </w:trPr>
         <w:tc>
           <w:tcPr>
-            <w:tcW w:type="pct" w:w="26%"/>
-            <w:shd w:fill="FFFFFF" w:val="clear"/>
-            <w:tcMar>
-              <w:top w:type="dxa" w:w="95"/>
-              <w:left w:type="dxa" w:w="115"/>
-              <w:bottom w:type="dxa" w:w="95"/>
-              <w:right w:type="dxa" w:w="115"/>
-            </w:tcMar>
-            <w:vAlign w:val="center"/>
-          </w:tcPr>
-          <w:p>
-            <w:pPr>
-              <w:spacing w:after="0" w:line="264"/>
-            </w:pPr>
-            <w:r>
-              <w:rPr>
-                <w:rFonts w:ascii="Arial" w:cs="Arial" w:eastAsia="Arial" w:hAnsi="Arial"/>
-                <w:color w:val="1A1A1A"/>
-                <w:sz w:val="18"/>
-                <w:szCs w:val="18"/>
+            <w:tcW w:type="pct" w:w="22%"/>
+            <w:shd w:fill="FFFFFF" w:val="clear"/>
+            <w:tcMar>
+              <w:top w:type="dxa" w:w="95"/>
+              <w:left w:type="dxa" w:w="115"/>
+              <w:bottom w:type="dxa" w:w="95"/>
+              <w:right w:type="dxa" w:w="115"/>
+            </w:tcMar>
+            <w:vAlign w:val="center"/>
+          </w:tcPr>
+          <w:p>
+            <w:pPr>
+              <w:spacing w:after="0" w:line="264"/>
+            </w:pPr>
+            <w:r>
+              <w:rPr>
+                <w:rFonts w:ascii="Arial" w:cs="Arial" w:eastAsia="Arial" w:hAnsi="Arial"/>
+                <w:color w:val="1A1A1A"/>
+                <w:sz w:val="16"/>
+                <w:szCs w:val="16"/>
               </w:rPr>
               <w:t xml:space="preserve">Какую выгоду даёт</w:t>
             </w:r>
@@ -1683,28 +3309,28 @@
         </w:tc>
         <w:tc>
           <w:tcPr>
-            <w:tcW w:type="pct" w:w="74%"/>
-            <w:shd w:fill="FFFFFF" w:val="clear"/>
-            <w:tcMar>
-              <w:top w:type="dxa" w:w="95"/>
-              <w:left w:type="dxa" w:w="115"/>
-              <w:bottom w:type="dxa" w:w="95"/>
-              <w:right w:type="dxa" w:w="115"/>
-            </w:tcMar>
-            <w:vAlign w:val="center"/>
-          </w:tcPr>
-          <w:p>
-            <w:pPr>
-              <w:spacing w:after="0" w:line="264"/>
-            </w:pPr>
-            <w:r>
-              <w:rPr>
-                <w:rFonts w:ascii="Arial" w:cs="Arial" w:eastAsia="Arial" w:hAnsi="Arial"/>
-                <w:color w:val="1A1A1A"/>
-                <w:sz w:val="18"/>
-                <w:szCs w:val="18"/>
-              </w:rPr>
-              <w:t xml:space="preserve">Что станет лучше и насколько это можно измерить?</w:t>
+            <w:tcW w:type="pct" w:w="78%"/>
+            <w:shd w:fill="FFFFFF" w:val="clear"/>
+            <w:tcMar>
+              <w:top w:type="dxa" w:w="95"/>
+              <w:left w:type="dxa" w:w="115"/>
+              <w:bottom w:type="dxa" w:w="95"/>
+              <w:right w:type="dxa" w:w="115"/>
+            </w:tcMar>
+            <w:vAlign w:val="center"/>
+          </w:tcPr>
+          <w:p>
+            <w:pPr>
+              <w:spacing w:after="0" w:line="264"/>
+            </w:pPr>
+            <w:r>
+              <w:rPr>
+                <w:rFonts w:ascii="Arial" w:cs="Arial" w:eastAsia="Arial" w:hAnsi="Arial"/>
+                <w:color w:val="1A1A1A"/>
+                <w:sz w:val="16"/>
+                <w:szCs w:val="16"/>
+              </w:rPr>
+              <w:t xml:space="preserve">Показывает, когда полив действительно нужен, — меньше случаев пересушивания и переувлажнения</w:t>
             </w:r>
           </w:p>
         </w:tc>
@@ -1715,7 +3341,7 @@
         </w:trPr>
         <w:tc>
           <w:tcPr>
-            <w:tcW w:type="pct" w:w="26%"/>
+            <w:tcW w:type="pct" w:w="22%"/>
             <w:shd w:fill="F2F2F2" w:val="clear"/>
             <w:tcMar>
               <w:top w:type="dxa" w:w="95"/>
@@ -1733,8 +3359,8 @@
               <w:rPr>
                 <w:rFonts w:ascii="Arial" w:cs="Arial" w:eastAsia="Arial" w:hAnsi="Arial"/>
                 <w:color w:val="1A1A1A"/>
-                <w:sz w:val="18"/>
-                <w:szCs w:val="18"/>
+                <w:sz w:val="16"/>
+                <w:szCs w:val="16"/>
               </w:rPr>
               <w:t xml:space="preserve">В отличие от чего</w:t>
             </w:r>
@@ -1742,7 +3368,7 @@
         </w:tc>
         <w:tc>
           <w:tcPr>
-            <w:tcW w:type="pct" w:w="74%"/>
+            <w:tcW w:type="pct" w:w="78%"/>
             <w:shd w:fill="F2F2F2" w:val="clear"/>
             <w:tcMar>
               <w:top w:type="dxa" w:w="95"/>
@@ -1760,10 +3386,10 @@
               <w:rPr>
                 <w:rFonts w:ascii="Arial" w:cs="Arial" w:eastAsia="Arial" w:hAnsi="Arial"/>
                 <w:color w:val="1A1A1A"/>
-                <w:sz w:val="18"/>
-                <w:szCs w:val="18"/>
-              </w:rPr>
-              <w:t xml:space="preserve">Как эта проблема решается сейчас, без вашего проекта, и почему это хуже?</w:t>
+                <w:sz w:val="16"/>
+                <w:szCs w:val="16"/>
+              </w:rPr>
+              <w:t xml:space="preserve">Полива на глаз или по расписанию, где ошибка видна только тогда, когда растение уже завяло или залито</w:t>
             </w:r>
           </w:p>
         </w:tc>
@@ -1771,36 +3397,105 @@
     </w:tbl>
     <w:p>
       <w:pPr>
-        <w:pBdr>
-          <w:top w:val="single" w:color="B3B3B3" w:sz="2" w:space="5"/>
-          <w:bottom w:val="single" w:color="B3B3B3" w:sz="2" w:space="5"/>
-          <w:left w:val="single" w:color="1A1A1A" w:sz="20" w:space="9"/>
-          <w:right w:val="single" w:color="B3B3B3" w:sz="2" w:space="5"/>
-        </w:pBdr>
-        <w:shd w:fill="F2F2F2" w:val="clear"/>
-        <w:spacing w:after="120" w:before="90" w:line="264"/>
-      </w:pPr>
-      <w:r>
-        <w:rPr>
-          <w:rFonts w:ascii="Arial" w:cs="Arial" w:eastAsia="Arial" w:hAnsi="Arial"/>
-          <w:b/>
-          <w:bCs/>
-          <w:color w:val="1A1A1A"/>
-          <w:sz w:val="19"/>
-          <w:szCs w:val="19"/>
-        </w:rPr>
-        <w:t xml:space="preserve">Вслух: </w:t>
-      </w:r>
+        <w:spacing w:after="110" w:before="0" w:line="264"/>
+      </w:pPr>
       <w:r>
         <w:rPr>
           <w:rFonts w:ascii="Arial" w:cs="Arial" w:eastAsia="Arial" w:hAnsi="Arial"/>
           <w:i/>
           <w:iCs/>
           <w:color w:val="1A1A1A"/>
+          <w:sz w:val="18"/>
+          <w:szCs w:val="18"/>
+        </w:rPr>
+        <w:t xml:space="preserve">Собранные вместе четыре строки дают одну фразу — прочитайте её с доски целиком, когда таблица заполнена: получилось ли предложение, которое нельзя без изменений переставить в чужой проект.</w:t>
+      </w:r>
+    </w:p>
+    <w:p>
+      <w:pPr>
+        <w:pBdr>
+          <w:bottom w:val="single" w:color="1A1A1A" w:sz="10" w:space="5"/>
+        </w:pBdr>
+        <w:spacing w:after="130" w:before="300"/>
+      </w:pPr>
+      <w:r>
+        <w:rPr>
+          <w:rFonts w:ascii="Arial" w:cs="Arial" w:eastAsia="Arial" w:hAnsi="Arial"/>
+          <w:b/>
+          <w:bCs/>
+          <w:color w:val="000000"/>
+          <w:sz w:val="28"/>
+          <w:szCs w:val="28"/>
+        </w:rPr>
+        <w:t xml:space="preserve">Блок 23–35 (слайд 5). Ценностное предложение для двух концептов</w:t>
+      </w:r>
+    </w:p>
+    <w:p>
+      <w:pPr>
+        <w:spacing w:after="110" w:before="0" w:line="264"/>
+      </w:pPr>
+      <w:r>
+        <w:rPr>
+          <w:rFonts w:ascii="Arial" w:cs="Arial" w:eastAsia="Arial" w:hAnsi="Arial"/>
+          <w:color w:val="1A1A1A"/>
+          <w:sz w:val="20"/>
+          <w:szCs w:val="20"/>
+        </w:rPr>
+        <w:t xml:space="preserve">Команды заполняют лист 1 (раздатка) для Вектора А и Вектора Б отдельно. Оба, не один — иначе следующий блок «выбор» превращается в фикцию.</w:t>
+      </w:r>
+    </w:p>
+    <w:p>
+      <w:pPr>
+        <w:pBdr>
+          <w:top w:val="single" w:color="B3B3B3" w:sz="2" w:space="5"/>
+          <w:bottom w:val="single" w:color="B3B3B3" w:sz="2" w:space="5"/>
+          <w:left w:val="single" w:color="000000" w:sz="20" w:space="9"/>
+          <w:right w:val="single" w:color="B3B3B3" w:sz="2" w:space="5"/>
+        </w:pBdr>
+        <w:shd w:fill="EDEDED" w:val="clear"/>
+        <w:spacing w:after="130" w:before="110" w:line="264"/>
+      </w:pPr>
+      <w:r>
+        <w:rPr>
+          <w:rFonts w:ascii="Arial" w:cs="Arial" w:eastAsia="Arial" w:hAnsi="Arial"/>
+          <w:color w:val="1A1A1A"/>
           <w:sz w:val="19"/>
           <w:szCs w:val="19"/>
         </w:rPr>
-        <w:t xml:space="preserve">Ценностное предложение — не слоган. Если в нём можно заменить «для кого» на любого человека — оно не написано. Проверка простая: если предложение годится для чужого проекта без изменений, оно ничего не говорит про ваш.</w:t>
+        <w:t xml:space="preserve">Самая частая ошибка — писать общими словами: «сделать удобнее», «улучшить процесс». Ходите между командами и на каждое такое место спрашивайте: «Насколько удобнее? В цифрах». Не отвечайте за них — просто спрашивайте.</w:t>
+      </w:r>
+    </w:p>
+    <w:p>
+      <w:pPr>
+        <w:pBdr>
+          <w:bottom w:val="single" w:color="1A1A1A" w:sz="10" w:space="5"/>
+        </w:pBdr>
+        <w:spacing w:after="130" w:before="300"/>
+      </w:pPr>
+      <w:r>
+        <w:rPr>
+          <w:rFonts w:ascii="Arial" w:cs="Arial" w:eastAsia="Arial" w:hAnsi="Arial"/>
+          <w:b/>
+          <w:bCs/>
+          <w:color w:val="000000"/>
+          <w:sz w:val="28"/>
+          <w:szCs w:val="28"/>
+        </w:rPr>
+        <w:t xml:space="preserve">Блок 35–49 (слайды 6–7). Выбор одного концепта</w:t>
+      </w:r>
+    </w:p>
+    <w:p>
+      <w:pPr>
+        <w:spacing w:after="110" w:before="0" w:line="264"/>
+      </w:pPr>
+      <w:r>
+        <w:rPr>
+          <w:rFonts w:ascii="Arial" w:cs="Arial" w:eastAsia="Arial" w:hAnsi="Arial"/>
+          <w:color w:val="1A1A1A"/>
+          <w:sz w:val="20"/>
+          <w:szCs w:val="20"/>
+        </w:rPr>
+        <w:t xml:space="preserve">Критерии названы на вводной лекции 05.09: актуальность, реализуемость, измеримость, новизна. Тогда это был список. Сегодня они впервые работают как инструмент выбора — а для этого их нужно расшифровать: слова «актуальность» и «новизна» сами по себе ничего не значат, под них подписывается что угодно.</w:t>
       </w:r>
     </w:p>
     <w:p>
@@ -1816,7 +3511,7 @@
           <w:sz w:val="23"/>
           <w:szCs w:val="23"/>
         </w:rPr>
-        <w:t xml:space="preserve">Разбор на доске: заполняем формулу для примера с горшком</w:t>
+        <w:t xml:space="preserve">Что именно писать по каждому критерию (слайд 6)</w:t>
       </w:r>
     </w:p>
     <w:p>
@@ -1830,7 +3525,7 @@
           <w:sz w:val="20"/>
           <w:szCs w:val="20"/>
         </w:rPr>
-        <w:t xml:space="preserve">Слайд 4 — контур: таблица пустая. Строки заполняются по очереди, вопросом в зал, а не вашим готовым ответом. Порядок: сначала «для кого» и «в отличие от чего» — они задают рамку; «что делаем» и «какую выгоду» дописываются последними, когда ясно, для кого и против чего.</w:t>
+        <w:t xml:space="preserve">Под каждым критерием на слайде стоит заготовка фразы. Студент дописывает её своими словами — получается строка обоснования.</w:t>
       </w:r>
     </w:p>
     <w:tbl>
@@ -1880,13 +3575,13 @@
                 <w:sz w:val="17"/>
                 <w:szCs w:val="17"/>
               </w:rPr>
-              <w:t xml:space="preserve">Строка</w:t>
-            </w:r>
-          </w:p>
-        </w:tc>
-        <w:tc>
-          <w:tcPr>
-            <w:tcW w:type="pct" w:w="30%"/>
+              <w:t xml:space="preserve">Критерий</w:t>
+            </w:r>
+          </w:p>
+        </w:tc>
+        <w:tc>
+          <w:tcPr>
+            <w:tcW w:type="pct" w:w="44%"/>
             <w:shd w:fill="3D3D3D" w:val="clear"/>
             <w:tcMar>
               <w:top w:type="dxa" w:w="95"/>
@@ -1910,13 +3605,13 @@
                 <w:sz w:val="17"/>
                 <w:szCs w:val="17"/>
               </w:rPr>
-              <w:t xml:space="preserve">Вопрос в зал</w:t>
-            </w:r>
-          </w:p>
-        </w:tc>
-        <w:tc>
-          <w:tcPr>
-            <w:tcW w:type="pct" w:w="54%"/>
+              <w:t xml:space="preserve">Заготовка фразы</w:t>
+            </w:r>
+          </w:p>
+        </w:tc>
+        <w:tc>
+          <w:tcPr>
+            <w:tcW w:type="pct" w:w="40%"/>
             <w:shd w:fill="3D3D3D" w:val="clear"/>
             <w:tcMar>
               <w:top w:type="dxa" w:w="95"/>
@@ -1940,7 +3635,7 @@
                 <w:sz w:val="17"/>
                 <w:szCs w:val="17"/>
               </w:rPr>
-              <w:t xml:space="preserve">Что обычно отвечают и как дожать</w:t>
+              <w:t xml:space="preserve">Что дожимать</w:t>
             </w:r>
           </w:p>
         </w:tc>
@@ -1972,13 +3667,13 @@
                 <w:sz w:val="16"/>
                 <w:szCs w:val="16"/>
               </w:rPr>
-              <w:t xml:space="preserve">Для кого</w:t>
-            </w:r>
-          </w:p>
-        </w:tc>
-        <w:tc>
-          <w:tcPr>
-            <w:tcW w:type="pct" w:w="30%"/>
+              <w:t xml:space="preserve">Актуальность</w:t>
+            </w:r>
+          </w:p>
+        </w:tc>
+        <w:tc>
+          <w:tcPr>
+            <w:tcW w:type="pct" w:w="44%"/>
             <w:shd w:fill="FFFFFF" w:val="clear"/>
             <w:tcMar>
               <w:top w:type="dxa" w:w="95"/>
@@ -1999,13 +3694,13 @@
                 <w:sz w:val="16"/>
                 <w:szCs w:val="16"/>
               </w:rPr>
-              <w:t xml:space="preserve">Кто держит этот горшок и следит за растением?</w:t>
-            </w:r>
-          </w:p>
-        </w:tc>
-        <w:tc>
-          <w:tcPr>
-            <w:tcW w:type="pct" w:w="54%"/>
+              <w:t xml:space="preserve">«Проблема есть у [кто именно], возникает [как часто] и стоит им [время / деньги / риск]»</w:t>
+            </w:r>
+          </w:p>
+        </w:tc>
+        <w:tc>
+          <w:tcPr>
+            <w:tcW w:type="pct" w:w="40%"/>
             <w:shd w:fill="FFFFFF" w:val="clear"/>
             <w:tcMar>
               <w:top w:type="dxa" w:w="95"/>
@@ -2026,7 +3721,7 @@
                 <w:sz w:val="16"/>
                 <w:szCs w:val="16"/>
               </w:rPr>
-              <w:t xml:space="preserve">«Для всех», «для людей». Дожать: у кого именно это болит? Чем он отличается от того, кому и так нормально?</w:t>
+              <w:t xml:space="preserve">«У всех» — не ответ. Требовать людей, которых можно найти и спросить</w:t>
             </w:r>
           </w:p>
         </w:tc>
@@ -2058,13 +3753,13 @@
                 <w:sz w:val="16"/>
                 <w:szCs w:val="16"/>
               </w:rPr>
-              <w:t xml:space="preserve">В отличие от чего</w:t>
-            </w:r>
-          </w:p>
-        </w:tc>
-        <w:tc>
-          <w:tcPr>
-            <w:tcW w:type="pct" w:w="30%"/>
+              <w:t xml:space="preserve">Реализуемость</w:t>
+            </w:r>
+          </w:p>
+        </w:tc>
+        <w:tc>
+          <w:tcPr>
+            <w:tcW w:type="pct" w:w="44%"/>
             <w:shd w:fill="F2F2F2" w:val="clear"/>
             <w:tcMar>
               <w:top w:type="dxa" w:w="95"/>
@@ -2085,13 +3780,13 @@
                 <w:sz w:val="16"/>
                 <w:szCs w:val="16"/>
               </w:rPr>
-              <w:t xml:space="preserve">Как эта задача решается сейчас, без нашего горшка?</w:t>
-            </w:r>
-          </w:p>
-        </w:tc>
-        <w:tc>
-          <w:tcPr>
-            <w:tcW w:type="pct" w:w="54%"/>
+              <w:t xml:space="preserve">«За семестр силами 3–4 человек; нужно [что именно], и это [есть / надо искать / нет]»</w:t>
+            </w:r>
+          </w:p>
+        </w:tc>
+        <w:tc>
+          <w:tcPr>
+            <w:tcW w:type="pct" w:w="40%"/>
             <w:shd w:fill="F2F2F2" w:val="clear"/>
             <w:tcMar>
               <w:top w:type="dxa" w:w="95"/>
@@ -2112,7 +3807,7 @@
                 <w:sz w:val="16"/>
                 <w:szCs w:val="16"/>
               </w:rPr>
-              <w:t xml:space="preserve">«Никак». Дожать: не бывает «никак» — как-то же решают. Полив по расписанию? На глаз? Напоминание в телефоне?</w:t>
+              <w:t xml:space="preserve">Не «мы справимся», а перечень того, что физически нужно</w:t>
             </w:r>
           </w:p>
         </w:tc>
@@ -2144,13 +3839,13 @@
                 <w:sz w:val="16"/>
                 <w:szCs w:val="16"/>
               </w:rPr>
-              <w:t xml:space="preserve">Что делаем</w:t>
-            </w:r>
-          </w:p>
-        </w:tc>
-        <w:tc>
-          <w:tcPr>
-            <w:tcW w:type="pct" w:w="30%"/>
+              <w:t xml:space="preserve">Измеримость</w:t>
+            </w:r>
+          </w:p>
+        </w:tc>
+        <w:tc>
+          <w:tcPr>
+            <w:tcW w:type="pct" w:w="44%"/>
             <w:shd w:fill="FFFFFF" w:val="clear"/>
             <w:tcMar>
               <w:top w:type="dxa" w:w="95"/>
@@ -2171,13 +3866,13 @@
                 <w:sz w:val="16"/>
                 <w:szCs w:val="16"/>
               </w:rPr>
-              <w:t xml:space="preserve">Что именно мы строим — предмет, а не идею?</w:t>
-            </w:r>
-          </w:p>
-        </w:tc>
-        <w:tc>
-          <w:tcPr>
-            <w:tcW w:type="pct" w:w="54%"/>
+              <w:t xml:space="preserve">«Успех — это [величина] [в каких единицах], измеряем [чем или как] [когда]»</w:t>
+            </w:r>
+          </w:p>
+        </w:tc>
+        <w:tc>
+          <w:tcPr>
+            <w:tcW w:type="pct" w:w="40%"/>
             <w:shd w:fill="FFFFFF" w:val="clear"/>
             <w:tcMar>
               <w:top w:type="dxa" w:w="95"/>
@@ -2198,7 +3893,7 @@
                 <w:sz w:val="16"/>
                 <w:szCs w:val="16"/>
               </w:rPr>
-              <w:t xml:space="preserve">«Умный горшок». Дожать: умный — это что? Что в нём стоит и что он показывает человеку?</w:t>
+              <w:t xml:space="preserve">Без единиц измерения строка не засчитывается</w:t>
             </w:r>
           </w:p>
         </w:tc>
@@ -2230,13 +3925,13 @@
                 <w:sz w:val="16"/>
                 <w:szCs w:val="16"/>
               </w:rPr>
-              <w:t xml:space="preserve">Какую выгоду даёт</w:t>
-            </w:r>
-          </w:p>
-        </w:tc>
-        <w:tc>
-          <w:tcPr>
-            <w:tcW w:type="pct" w:w="30%"/>
+              <w:t xml:space="preserve">Новизна</w:t>
+            </w:r>
+          </w:p>
+        </w:tc>
+        <w:tc>
+          <w:tcPr>
+            <w:tcW w:type="pct" w:w="44%"/>
             <w:shd w:fill="F2F2F2" w:val="clear"/>
             <w:tcMar>
               <w:top w:type="dxa" w:w="95"/>
@@ -2257,13 +3952,13 @@
                 <w:sz w:val="16"/>
                 <w:szCs w:val="16"/>
               </w:rPr>
-              <w:t xml:space="preserve">Что станет лучше и как это заметить со стороны?</w:t>
-            </w:r>
-          </w:p>
-        </w:tc>
-        <w:tc>
-          <w:tcPr>
-            <w:tcW w:type="pct" w:w="54%"/>
+              <w:t xml:space="preserve">«Похожие решения: [какие]. Мы отличаемся [чем]»</w:t>
+            </w:r>
+          </w:p>
+        </w:tc>
+        <w:tc>
+          <w:tcPr>
+            <w:tcW w:type="pct" w:w="40%"/>
             <w:shd w:fill="F2F2F2" w:val="clear"/>
             <w:tcMar>
               <w:top w:type="dxa" w:w="95"/>
@@ -2284,33 +3979,12 @@
                 <w:sz w:val="16"/>
                 <w:szCs w:val="16"/>
               </w:rPr>
-              <w:t xml:space="preserve">«Будет удобнее». Дожать: удобнее насколько? По какому признаку видно, что стало лучше?</w:t>
+              <w:t xml:space="preserve">«Аналогов нет» означает, что не искали. Требовать назвать хотя бы одно похожее</w:t>
             </w:r>
           </w:p>
         </w:tc>
       </w:tr>
     </w:tbl>
-    <w:p>
-      <w:pPr>
-        <w:pBdr>
-          <w:top w:val="single" w:color="B3B3B3" w:sz="2" w:space="5"/>
-          <w:bottom w:val="single" w:color="B3B3B3" w:sz="2" w:space="5"/>
-          <w:left w:val="single" w:color="000000" w:sz="20" w:space="9"/>
-          <w:right w:val="single" w:color="B3B3B3" w:sz="2" w:space="5"/>
-        </w:pBdr>
-        <w:shd w:fill="EDEDED" w:val="clear"/>
-        <w:spacing w:after="130" w:before="110" w:line="264"/>
-      </w:pPr>
-      <w:r>
-        <w:rPr>
-          <w:rFonts w:ascii="Arial" w:cs="Arial" w:eastAsia="Arial" w:hAnsi="Arial"/>
-          <w:color w:val="1A1A1A"/>
-          <w:sz w:val="19"/>
-          <w:szCs w:val="19"/>
-        </w:rPr>
-        <w:t xml:space="preserve">Не заполняйте строку за зал, даже если пауза затянулась: весь смысл разбора в том, что формулировка рождается из вопросов, а не переписывается с готового слайда. Записывайте на доску ровно то, что говорят, — слабую формулировку тоже, а потом правьте её на глазах. Именно этот переход от слабой к точной студенты и должны увидеть.</w:t>
-      </w:r>
-    </w:p>
     <w:p>
       <w:pPr>
         <w:spacing w:after="100" w:before="230"/>
@@ -2324,21 +3998,7 @@
           <w:sz w:val="23"/>
           <w:szCs w:val="23"/>
         </w:rPr>
-        <w:t xml:space="preserve">Ориентир — только для вас, не диктовать и не показывать</w:t>
-      </w:r>
-    </w:p>
-    <w:p>
-      <w:pPr>
-        <w:spacing w:after="110" w:before="0" w:line="264"/>
-      </w:pPr>
-      <w:r>
-        <w:rPr>
-          <w:rFonts w:ascii="Arial" w:cs="Arial" w:eastAsia="Arial" w:hAnsi="Arial"/>
-          <w:color w:val="1A1A1A"/>
-          <w:sz w:val="20"/>
-          <w:szCs w:val="20"/>
-        </w:rPr>
-        <w:t xml:space="preserve">Если разбор встал, подтолкните к этому своими словами и по одной строке. Если у зала получится иначе — это нормально и даже лучше: важно, чтобы каждая строка была конкретной, а не чтобы она совпала с текстом ниже.</w:t>
+        <w:t xml:space="preserve">Как ставить баллы (слайд 7)</w:t>
       </w:r>
     </w:p>
     <w:tbl>
@@ -2363,7 +4023,7 @@
         </w:trPr>
         <w:tc>
           <w:tcPr>
-            <w:tcW w:type="pct" w:w="22%"/>
+            <w:tcW w:type="pct" w:w="10%"/>
             <w:shd w:fill="3D3D3D" w:val="clear"/>
             <w:tcMar>
               <w:top w:type="dxa" w:w="95"/>
@@ -2387,13 +4047,13 @@
                 <w:sz w:val="17"/>
                 <w:szCs w:val="17"/>
               </w:rPr>
-              <w:t xml:space="preserve">Строка</w:t>
-            </w:r>
-          </w:p>
-        </w:tc>
-        <w:tc>
-          <w:tcPr>
-            <w:tcW w:type="pct" w:w="78%"/>
+              <w:t xml:space="preserve">Балл</w:t>
+            </w:r>
+          </w:p>
+        </w:tc>
+        <w:tc>
+          <w:tcPr>
+            <w:tcW w:type="pct" w:w="90%"/>
             <w:shd w:fill="3D3D3D" w:val="clear"/>
             <w:tcMar>
               <w:top w:type="dxa" w:w="95"/>
@@ -2417,7 +4077,7 @@
                 <w:sz w:val="17"/>
                 <w:szCs w:val="17"/>
               </w:rPr>
-              <w:t xml:space="preserve">Куда примерно должен прийти разбор</w:t>
+              <w:t xml:space="preserve">Что это значит — одинаково для всех четырёх критериев</w:t>
             </w:r>
           </w:p>
         </w:tc>
@@ -2428,19 +4088,20 @@
         </w:trPr>
         <w:tc>
           <w:tcPr>
-            <w:tcW w:type="pct" w:w="22%"/>
-            <w:shd w:fill="FFFFFF" w:val="clear"/>
-            <w:tcMar>
-              <w:top w:type="dxa" w:w="95"/>
-              <w:left w:type="dxa" w:w="115"/>
-              <w:bottom w:type="dxa" w:w="95"/>
-              <w:right w:type="dxa" w:w="115"/>
-            </w:tcMar>
-            <w:vAlign w:val="center"/>
-          </w:tcPr>
-          <w:p>
-            <w:pPr>
-              <w:spacing w:after="0" w:line="264"/>
+            <w:tcW w:type="pct" w:w="10%"/>
+            <w:shd w:fill="FFFFFF" w:val="clear"/>
+            <w:tcMar>
+              <w:top w:type="dxa" w:w="95"/>
+              <w:left w:type="dxa" w:w="115"/>
+              <w:bottom w:type="dxa" w:w="95"/>
+              <w:right w:type="dxa" w:w="115"/>
+            </w:tcMar>
+            <w:vAlign w:val="center"/>
+          </w:tcPr>
+          <w:p>
+            <w:pPr>
+              <w:spacing w:after="0" w:line="264"/>
+              <w:jc w:val="center"/>
             </w:pPr>
             <w:r>
               <w:rPr>
@@ -2449,13 +4110,13 @@
                 <w:sz w:val="16"/>
                 <w:szCs w:val="16"/>
               </w:rPr>
-              <w:t xml:space="preserve">Для кого</w:t>
-            </w:r>
-          </w:p>
-        </w:tc>
-        <w:tc>
-          <w:tcPr>
-            <w:tcW w:type="pct" w:w="78%"/>
+              <w:t xml:space="preserve">0</w:t>
+            </w:r>
+          </w:p>
+        </w:tc>
+        <w:tc>
+          <w:tcPr>
+            <w:tcW w:type="pct" w:w="90%"/>
             <w:shd w:fill="FFFFFF" w:val="clear"/>
             <w:tcMar>
               <w:top w:type="dxa" w:w="95"/>
@@ -2476,7 +4137,7 @@
                 <w:sz w:val="16"/>
                 <w:szCs w:val="16"/>
               </w:rPr>
-              <w:t xml:space="preserve">Люди без опыта ухода за растениями, которые поливают на глаз и часто заливают или пересушивают землю</w:t>
+              <w:t xml:space="preserve">Ответить нечем: ни людей назвать, ни числа, ни отличия — только общие слова</w:t>
             </w:r>
           </w:p>
         </w:tc>
@@ -2487,7 +4148,7 @@
         </w:trPr>
         <w:tc>
           <w:tcPr>
-            <w:tcW w:type="pct" w:w="22%"/>
+            <w:tcW w:type="pct" w:w="10%"/>
             <w:shd w:fill="F2F2F2" w:val="clear"/>
             <w:tcMar>
               <w:top w:type="dxa" w:w="95"/>
@@ -2500,6 +4161,7 @@
           <w:p>
             <w:pPr>
               <w:spacing w:after="0" w:line="264"/>
+              <w:jc w:val="center"/>
             </w:pPr>
             <w:r>
               <w:rPr>
@@ -2508,13 +4170,13 @@
                 <w:sz w:val="16"/>
                 <w:szCs w:val="16"/>
               </w:rPr>
-              <w:t xml:space="preserve">Что делаем</w:t>
-            </w:r>
-          </w:p>
-        </w:tc>
-        <w:tc>
-          <w:tcPr>
-            <w:tcW w:type="pct" w:w="78%"/>
+              <w:t xml:space="preserve">1</w:t>
+            </w:r>
+          </w:p>
+        </w:tc>
+        <w:tc>
+          <w:tcPr>
+            <w:tcW w:type="pct" w:w="90%"/>
             <w:shd w:fill="F2F2F2" w:val="clear"/>
             <w:tcMar>
               <w:top w:type="dxa" w:w="95"/>
@@ -2535,7 +4197,7 @@
                 <w:sz w:val="16"/>
                 <w:szCs w:val="16"/>
               </w:rPr>
-              <w:t xml:space="preserve">Горшок со встроенным датчиком влажности почвы и световым индикатором «сухо / норма / перелив»</w:t>
+              <w:t xml:space="preserve">Ответ есть, но без конкретики: знаем «что», не знаем «кто», «сколько» или «чем измерить»</w:t>
             </w:r>
           </w:p>
         </w:tc>
@@ -2546,19 +4208,20 @@
         </w:trPr>
         <w:tc>
           <w:tcPr>
-            <w:tcW w:type="pct" w:w="22%"/>
-            <w:shd w:fill="FFFFFF" w:val="clear"/>
-            <w:tcMar>
-              <w:top w:type="dxa" w:w="95"/>
-              <w:left w:type="dxa" w:w="115"/>
-              <w:bottom w:type="dxa" w:w="95"/>
-              <w:right w:type="dxa" w:w="115"/>
-            </w:tcMar>
-            <w:vAlign w:val="center"/>
-          </w:tcPr>
-          <w:p>
-            <w:pPr>
-              <w:spacing w:after="0" w:line="264"/>
+            <w:tcW w:type="pct" w:w="10%"/>
+            <w:shd w:fill="FFFFFF" w:val="clear"/>
+            <w:tcMar>
+              <w:top w:type="dxa" w:w="95"/>
+              <w:left w:type="dxa" w:w="115"/>
+              <w:bottom w:type="dxa" w:w="95"/>
+              <w:right w:type="dxa" w:w="115"/>
+            </w:tcMar>
+            <w:vAlign w:val="center"/>
+          </w:tcPr>
+          <w:p>
+            <w:pPr>
+              <w:spacing w:after="0" w:line="264"/>
+              <w:jc w:val="center"/>
             </w:pPr>
             <w:r>
               <w:rPr>
@@ -2567,13 +4230,13 @@
                 <w:sz w:val="16"/>
                 <w:szCs w:val="16"/>
               </w:rPr>
-              <w:t xml:space="preserve">Какую выгоду даёт</w:t>
-            </w:r>
-          </w:p>
-        </w:tc>
-        <w:tc>
-          <w:tcPr>
-            <w:tcW w:type="pct" w:w="78%"/>
+              <w:t xml:space="preserve">2</w:t>
+            </w:r>
+          </w:p>
+        </w:tc>
+        <w:tc>
+          <w:tcPr>
+            <w:tcW w:type="pct" w:w="90%"/>
             <w:shd w:fill="FFFFFF" w:val="clear"/>
             <w:tcMar>
               <w:top w:type="dxa" w:w="95"/>
@@ -2594,106 +4257,12 @@
                 <w:sz w:val="16"/>
                 <w:szCs w:val="16"/>
               </w:rPr>
-              <w:t xml:space="preserve">Показывает, когда полив действительно нужен, — меньше случаев пересушивания и переувлажнения</w:t>
-            </w:r>
-          </w:p>
-        </w:tc>
-      </w:tr>
-      <w:tr>
-        <w:trPr>
-          <w:trHeight w:val="0" w:hRule="atLeast"/>
-        </w:trPr>
-        <w:tc>
-          <w:tcPr>
-            <w:tcW w:type="pct" w:w="22%"/>
-            <w:shd w:fill="F2F2F2" w:val="clear"/>
-            <w:tcMar>
-              <w:top w:type="dxa" w:w="95"/>
-              <w:left w:type="dxa" w:w="115"/>
-              <w:bottom w:type="dxa" w:w="95"/>
-              <w:right w:type="dxa" w:w="115"/>
-            </w:tcMar>
-            <w:vAlign w:val="center"/>
-          </w:tcPr>
-          <w:p>
-            <w:pPr>
-              <w:spacing w:after="0" w:line="264"/>
-            </w:pPr>
-            <w:r>
-              <w:rPr>
-                <w:rFonts w:ascii="Arial" w:cs="Arial" w:eastAsia="Arial" w:hAnsi="Arial"/>
-                <w:color w:val="1A1A1A"/>
-                <w:sz w:val="16"/>
-                <w:szCs w:val="16"/>
-              </w:rPr>
-              <w:t xml:space="preserve">В отличие от чего</w:t>
-            </w:r>
-          </w:p>
-        </w:tc>
-        <w:tc>
-          <w:tcPr>
-            <w:tcW w:type="pct" w:w="78%"/>
-            <w:shd w:fill="F2F2F2" w:val="clear"/>
-            <w:tcMar>
-              <w:top w:type="dxa" w:w="95"/>
-              <w:left w:type="dxa" w:w="115"/>
-              <w:bottom w:type="dxa" w:w="95"/>
-              <w:right w:type="dxa" w:w="115"/>
-            </w:tcMar>
-            <w:vAlign w:val="center"/>
-          </w:tcPr>
-          <w:p>
-            <w:pPr>
-              <w:spacing w:after="0" w:line="264"/>
-            </w:pPr>
-            <w:r>
-              <w:rPr>
-                <w:rFonts w:ascii="Arial" w:cs="Arial" w:eastAsia="Arial" w:hAnsi="Arial"/>
-                <w:color w:val="1A1A1A"/>
-                <w:sz w:val="16"/>
-                <w:szCs w:val="16"/>
-              </w:rPr>
-              <w:t xml:space="preserve">Полива на глаз или по расписанию, где ошибка видна только тогда, когда растение уже завяло или залито</w:t>
+              <w:t xml:space="preserve">Ответ конкретный и проверяемый: можно назвать людей, число, способ измерения, отличие</w:t>
             </w:r>
           </w:p>
         </w:tc>
       </w:tr>
     </w:tbl>
-    <w:p>
-      <w:pPr>
-        <w:spacing w:after="110" w:before="0" w:line="264"/>
-      </w:pPr>
-      <w:r>
-        <w:rPr>
-          <w:rFonts w:ascii="Arial" w:cs="Arial" w:eastAsia="Arial" w:hAnsi="Arial"/>
-          <w:i/>
-          <w:iCs/>
-          <w:color w:val="1A1A1A"/>
-          <w:sz w:val="18"/>
-          <w:szCs w:val="18"/>
-        </w:rPr>
-        <w:t xml:space="preserve">Собранные вместе четыре строки дают одну фразу — прочитайте её с доски целиком, когда таблица заполнена: получилось ли предложение, которое нельзя без изменений переставить в чужой проект.</w:t>
-      </w:r>
-    </w:p>
-    <w:p>
-      <w:pPr>
-        <w:pBdr>
-          <w:bottom w:val="single" w:color="1A1A1A" w:sz="10" w:space="5"/>
-        </w:pBdr>
-        <w:spacing w:after="130" w:before="300"/>
-      </w:pPr>
-      <w:r>
-        <w:rPr>
-          <w:rFonts w:ascii="Arial" w:cs="Arial" w:eastAsia="Arial" w:hAnsi="Arial"/>
-          <w:b/>
-          <w:bCs/>
-          <w:color w:val="000000"/>
-          <w:sz w:val="28"/>
-          <w:szCs w:val="28"/>
-        </w:rPr>
-        <w:t xml:space="preserve">Блок 22–37. Ценностное предложение для двух концептов</w:t>
-      </w:r>
-    </w:p>
     <w:p>
       <w:pPr>
         <w:spacing w:after="110" w:before="0" w:line="264"/>
@@ -2705,7 +4274,7 @@
           <w:sz w:val="20"/>
           <w:szCs w:val="20"/>
         </w:rPr>
-        <w:t xml:space="preserve">Команды заполняют лист 1 (раздатка) для Вектора А и Вектора Б отдельно. Оба, не один — иначе следующий блок «выбор» превращается в фикцию.</w:t>
+        <w:t xml:space="preserve">Максимум 8 баллов на концепт. Выбирается набравший больше; при равенстве решает капитан — это тоже опыт принятия решения в команде.</w:t>
       </w:r>
     </w:p>
     <w:p>
@@ -2726,372 +4295,7 @@
           <w:sz w:val="19"/>
           <w:szCs w:val="19"/>
         </w:rPr>
-        <w:t xml:space="preserve">Самая частая ошибка — писать общими словами: «сделать удобнее», «улучшить процесс». Ходите между командами и на каждое такое место спрашивайте: «Насколько удобнее? В цифрах». Не отвечайте за них — просто спрашивайте.</w:t>
-      </w:r>
-    </w:p>
-    <w:p>
-      <w:pPr>
-        <w:pBdr>
-          <w:bottom w:val="single" w:color="1A1A1A" w:sz="10" w:space="5"/>
-        </w:pBdr>
-        <w:spacing w:after="130" w:before="300"/>
-      </w:pPr>
-      <w:r>
-        <w:rPr>
-          <w:rFonts w:ascii="Arial" w:cs="Arial" w:eastAsia="Arial" w:hAnsi="Arial"/>
-          <w:b/>
-          <w:bCs/>
-          <w:color w:val="000000"/>
-          <w:sz w:val="28"/>
-          <w:szCs w:val="28"/>
-        </w:rPr>
-        <w:t xml:space="preserve">Блок 37–45. Выбор одного концепта</w:t>
-      </w:r>
-    </w:p>
-    <w:p>
-      <w:pPr>
-        <w:spacing w:after="110" w:before="0" w:line="264"/>
-      </w:pPr>
-      <w:r>
-        <w:rPr>
-          <w:rFonts w:ascii="Arial" w:cs="Arial" w:eastAsia="Arial" w:hAnsi="Arial"/>
-          <w:color w:val="1A1A1A"/>
-          <w:sz w:val="20"/>
-          <w:szCs w:val="20"/>
-        </w:rPr>
-        <w:t xml:space="preserve">Критерии уже даны на слайде 10: актуальность, реализуемость, измеримость, новизна. Сегодня они впервые применяются как инструмент выбора, а не как список для запоминания.</w:t>
-      </w:r>
-    </w:p>
-    <w:tbl>
-      <w:tblPr>
-        <w:tblW w:type="pct" w:w="100%"/>
-        <w:tblBorders>
-          <w:top w:val="single" w:color="B3B3B3" w:sz="4"/>
-          <w:left w:val="single" w:color="B3B3B3" w:sz="4"/>
-          <w:bottom w:val="single" w:color="B3B3B3" w:sz="4"/>
-          <w:right w:val="single" w:color="B3B3B3" w:sz="4"/>
-          <w:insideH w:val="single" w:color="B3B3B3" w:sz="4"/>
-          <w:insideV w:val="single" w:color="B3B3B3" w:sz="4"/>
-        </w:tblBorders>
-      </w:tblPr>
-      <w:tblGrid>
-        <w:gridCol w:w="100"/>
-        <w:gridCol w:w="100"/>
-      </w:tblGrid>
-      <w:tr>
-        <w:trPr>
-          <w:tblHeader/>
-        </w:trPr>
-        <w:tc>
-          <w:tcPr>
-            <w:tcW w:type="pct" w:w="24%"/>
-            <w:shd w:fill="3D3D3D" w:val="clear"/>
-            <w:tcMar>
-              <w:top w:type="dxa" w:w="95"/>
-              <w:left w:type="dxa" w:w="115"/>
-              <w:bottom w:type="dxa" w:w="95"/>
-              <w:right w:type="dxa" w:w="115"/>
-            </w:tcMar>
-            <w:vAlign w:val="center"/>
-          </w:tcPr>
-          <w:p>
-            <w:pPr>
-              <w:spacing w:after="0" w:line="264"/>
-              <w:jc w:val="center"/>
-            </w:pPr>
-            <w:r>
-              <w:rPr>
-                <w:rFonts w:ascii="Arial" w:cs="Arial" w:eastAsia="Arial" w:hAnsi="Arial"/>
-                <w:b/>
-                <w:bCs/>
-                <w:color w:val="FFFFFF"/>
-                <w:sz w:val="17"/>
-                <w:szCs w:val="17"/>
-              </w:rPr>
-              <w:t xml:space="preserve">Критерий</w:t>
-            </w:r>
-          </w:p>
-        </w:tc>
-        <w:tc>
-          <w:tcPr>
-            <w:tcW w:type="pct" w:w="76%"/>
-            <w:shd w:fill="3D3D3D" w:val="clear"/>
-            <w:tcMar>
-              <w:top w:type="dxa" w:w="95"/>
-              <w:left w:type="dxa" w:w="115"/>
-              <w:bottom w:type="dxa" w:w="95"/>
-              <w:right w:type="dxa" w:w="115"/>
-            </w:tcMar>
-            <w:vAlign w:val="center"/>
-          </w:tcPr>
-          <w:p>
-            <w:pPr>
-              <w:spacing w:after="0" w:line="264"/>
-              <w:jc w:val="center"/>
-            </w:pPr>
-            <w:r>
-              <w:rPr>
-                <w:rFonts w:ascii="Arial" w:cs="Arial" w:eastAsia="Arial" w:hAnsi="Arial"/>
-                <w:b/>
-                <w:bCs/>
-                <w:color w:val="FFFFFF"/>
-                <w:sz w:val="17"/>
-                <w:szCs w:val="17"/>
-              </w:rPr>
-              <w:t xml:space="preserve">Вопрос к каждому концепту</w:t>
-            </w:r>
-          </w:p>
-        </w:tc>
-      </w:tr>
-      <w:tr>
-        <w:trPr>
-          <w:trHeight w:val="0" w:hRule="atLeast"/>
-        </w:trPr>
-        <w:tc>
-          <w:tcPr>
-            <w:tcW w:type="pct" w:w="24%"/>
-            <w:shd w:fill="FFFFFF" w:val="clear"/>
-            <w:tcMar>
-              <w:top w:type="dxa" w:w="95"/>
-              <w:left w:type="dxa" w:w="115"/>
-              <w:bottom w:type="dxa" w:w="95"/>
-              <w:right w:type="dxa" w:w="115"/>
-            </w:tcMar>
-            <w:vAlign w:val="center"/>
-          </w:tcPr>
-          <w:p>
-            <w:pPr>
-              <w:spacing w:after="0" w:line="264"/>
-            </w:pPr>
-            <w:r>
-              <w:rPr>
-                <w:rFonts w:ascii="Arial" w:cs="Arial" w:eastAsia="Arial" w:hAnsi="Arial"/>
-                <w:color w:val="1A1A1A"/>
-                <w:sz w:val="18"/>
-                <w:szCs w:val="18"/>
-              </w:rPr>
-              <w:t xml:space="preserve">Актуальность</w:t>
-            </w:r>
-          </w:p>
-        </w:tc>
-        <w:tc>
-          <w:tcPr>
-            <w:tcW w:type="pct" w:w="76%"/>
-            <w:shd w:fill="FFFFFF" w:val="clear"/>
-            <w:tcMar>
-              <w:top w:type="dxa" w:w="95"/>
-              <w:left w:type="dxa" w:w="115"/>
-              <w:bottom w:type="dxa" w:w="95"/>
-              <w:right w:type="dxa" w:w="115"/>
-            </w:tcMar>
-            <w:vAlign w:val="center"/>
-          </w:tcPr>
-          <w:p>
-            <w:pPr>
-              <w:spacing w:after="0" w:line="264"/>
-            </w:pPr>
-            <w:r>
-              <w:rPr>
-                <w:rFonts w:ascii="Arial" w:cs="Arial" w:eastAsia="Arial" w:hAnsi="Arial"/>
-                <w:color w:val="1A1A1A"/>
-                <w:sz w:val="18"/>
-                <w:szCs w:val="18"/>
-              </w:rPr>
-              <w:t xml:space="preserve">Проблема реально существует у аудитории из «для кого»?</w:t>
-            </w:r>
-          </w:p>
-        </w:tc>
-      </w:tr>
-      <w:tr>
-        <w:trPr>
-          <w:trHeight w:val="0" w:hRule="atLeast"/>
-        </w:trPr>
-        <w:tc>
-          <w:tcPr>
-            <w:tcW w:type="pct" w:w="24%"/>
-            <w:shd w:fill="F2F2F2" w:val="clear"/>
-            <w:tcMar>
-              <w:top w:type="dxa" w:w="95"/>
-              <w:left w:type="dxa" w:w="115"/>
-              <w:bottom w:type="dxa" w:w="95"/>
-              <w:right w:type="dxa" w:w="115"/>
-            </w:tcMar>
-            <w:vAlign w:val="center"/>
-          </w:tcPr>
-          <w:p>
-            <w:pPr>
-              <w:spacing w:after="0" w:line="264"/>
-            </w:pPr>
-            <w:r>
-              <w:rPr>
-                <w:rFonts w:ascii="Arial" w:cs="Arial" w:eastAsia="Arial" w:hAnsi="Arial"/>
-                <w:color w:val="1A1A1A"/>
-                <w:sz w:val="18"/>
-                <w:szCs w:val="18"/>
-              </w:rPr>
-              <w:t xml:space="preserve">Реализуемость</w:t>
-            </w:r>
-          </w:p>
-        </w:tc>
-        <w:tc>
-          <w:tcPr>
-            <w:tcW w:type="pct" w:w="76%"/>
-            <w:shd w:fill="F2F2F2" w:val="clear"/>
-            <w:tcMar>
-              <w:top w:type="dxa" w:w="95"/>
-              <w:left w:type="dxa" w:w="115"/>
-              <w:bottom w:type="dxa" w:w="95"/>
-              <w:right w:type="dxa" w:w="115"/>
-            </w:tcMar>
-            <w:vAlign w:val="center"/>
-          </w:tcPr>
-          <w:p>
-            <w:pPr>
-              <w:spacing w:after="0" w:line="264"/>
-            </w:pPr>
-            <w:r>
-              <w:rPr>
-                <w:rFonts w:ascii="Arial" w:cs="Arial" w:eastAsia="Arial" w:hAnsi="Arial"/>
-                <w:color w:val="1A1A1A"/>
-                <w:sz w:val="18"/>
-                <w:szCs w:val="18"/>
-              </w:rPr>
-              <w:t xml:space="preserve">3–4 человека сделают это за один семестр?</w:t>
-            </w:r>
-          </w:p>
-        </w:tc>
-      </w:tr>
-      <w:tr>
-        <w:trPr>
-          <w:trHeight w:val="0" w:hRule="atLeast"/>
-        </w:trPr>
-        <w:tc>
-          <w:tcPr>
-            <w:tcW w:type="pct" w:w="24%"/>
-            <w:shd w:fill="FFFFFF" w:val="clear"/>
-            <w:tcMar>
-              <w:top w:type="dxa" w:w="95"/>
-              <w:left w:type="dxa" w:w="115"/>
-              <w:bottom w:type="dxa" w:w="95"/>
-              <w:right w:type="dxa" w:w="115"/>
-            </w:tcMar>
-            <w:vAlign w:val="center"/>
-          </w:tcPr>
-          <w:p>
-            <w:pPr>
-              <w:spacing w:after="0" w:line="264"/>
-            </w:pPr>
-            <w:r>
-              <w:rPr>
-                <w:rFonts w:ascii="Arial" w:cs="Arial" w:eastAsia="Arial" w:hAnsi="Arial"/>
-                <w:color w:val="1A1A1A"/>
-                <w:sz w:val="18"/>
-                <w:szCs w:val="18"/>
-              </w:rPr>
-              <w:t xml:space="preserve">Измеримость</w:t>
-            </w:r>
-          </w:p>
-        </w:tc>
-        <w:tc>
-          <w:tcPr>
-            <w:tcW w:type="pct" w:w="76%"/>
-            <w:shd w:fill="FFFFFF" w:val="clear"/>
-            <w:tcMar>
-              <w:top w:type="dxa" w:w="95"/>
-              <w:left w:type="dxa" w:w="115"/>
-              <w:bottom w:type="dxa" w:w="95"/>
-              <w:right w:type="dxa" w:w="115"/>
-            </w:tcMar>
-            <w:vAlign w:val="center"/>
-          </w:tcPr>
-          <w:p>
-            <w:pPr>
-              <w:spacing w:after="0" w:line="264"/>
-            </w:pPr>
-            <w:r>
-              <w:rPr>
-                <w:rFonts w:ascii="Arial" w:cs="Arial" w:eastAsia="Arial" w:hAnsi="Arial"/>
-                <w:color w:val="1A1A1A"/>
-                <w:sz w:val="18"/>
-                <w:szCs w:val="18"/>
-              </w:rPr>
-              <w:t xml:space="preserve">Результат ценностного предложения можно проверить на защите?</w:t>
-            </w:r>
-          </w:p>
-        </w:tc>
-      </w:tr>
-      <w:tr>
-        <w:trPr>
-          <w:trHeight w:val="0" w:hRule="atLeast"/>
-        </w:trPr>
-        <w:tc>
-          <w:tcPr>
-            <w:tcW w:type="pct" w:w="24%"/>
-            <w:shd w:fill="F2F2F2" w:val="clear"/>
-            <w:tcMar>
-              <w:top w:type="dxa" w:w="95"/>
-              <w:left w:type="dxa" w:w="115"/>
-              <w:bottom w:type="dxa" w:w="95"/>
-              <w:right w:type="dxa" w:w="115"/>
-            </w:tcMar>
-            <w:vAlign w:val="center"/>
-          </w:tcPr>
-          <w:p>
-            <w:pPr>
-              <w:spacing w:after="0" w:line="264"/>
-            </w:pPr>
-            <w:r>
-              <w:rPr>
-                <w:rFonts w:ascii="Arial" w:cs="Arial" w:eastAsia="Arial" w:hAnsi="Arial"/>
-                <w:color w:val="1A1A1A"/>
-                <w:sz w:val="18"/>
-                <w:szCs w:val="18"/>
-              </w:rPr>
-              <w:t xml:space="preserve">Новизна</w:t>
-            </w:r>
-          </w:p>
-        </w:tc>
-        <w:tc>
-          <w:tcPr>
-            <w:tcW w:type="pct" w:w="76%"/>
-            <w:shd w:fill="F2F2F2" w:val="clear"/>
-            <w:tcMar>
-              <w:top w:type="dxa" w:w="95"/>
-              <w:left w:type="dxa" w:w="115"/>
-              <w:bottom w:type="dxa" w:w="95"/>
-              <w:right w:type="dxa" w:w="115"/>
-            </w:tcMar>
-            <w:vAlign w:val="center"/>
-          </w:tcPr>
-          <w:p>
-            <w:pPr>
-              <w:spacing w:after="0" w:line="264"/>
-            </w:pPr>
-            <w:r>
-              <w:rPr>
-                <w:rFonts w:ascii="Arial" w:cs="Arial" w:eastAsia="Arial" w:hAnsi="Arial"/>
-                <w:color w:val="1A1A1A"/>
-                <w:sz w:val="18"/>
-                <w:szCs w:val="18"/>
-              </w:rPr>
-              <w:t xml:space="preserve">Есть элемент уникальности — технической, методической, социальной?</w:t>
-            </w:r>
-          </w:p>
-        </w:tc>
-      </w:tr>
-    </w:tbl>
-    <w:p>
-      <w:pPr>
-        <w:spacing w:after="110" w:before="0" w:line="264"/>
-      </w:pPr>
-      <w:r>
-        <w:rPr>
-          <w:rFonts w:ascii="Arial" w:cs="Arial" w:eastAsia="Arial" w:hAnsi="Arial"/>
-          <w:color w:val="1A1A1A"/>
-          <w:sz w:val="20"/>
-          <w:szCs w:val="20"/>
-        </w:rPr>
-        <w:t xml:space="preserve">Команда оценивает оба концепта по каждому критерию (лист 1, нижняя таблица) и выбирает тот, что набрал больше. При равенстве — решает капитан, это тоже опыт.</w:t>
+        <w:t xml:space="preserve">Два правила, которые нужно проговорить вслух и удержать. Первое: балл без строки обоснования не ставится — если писать нечем, значит, ноль, и это честный ответ. Второе, жёстче: концепт с нулём по реализуемости не выбирается, даже если сумма у него больше. Красивая идея, которую нельзя сделать за семестр, — не проект, и это ровно тот ресурсный лимит, о котором шла речь 05.09.</w:t>
       </w:r>
     </w:p>
     <w:p>
@@ -3144,7 +4348,7 @@
           <w:sz w:val="28"/>
           <w:szCs w:val="28"/>
         </w:rPr>
-        <w:t xml:space="preserve">Блок 45–55. От SMART к ЧИСТО</w:t>
+        <w:t xml:space="preserve">Блок 49–55 (слайды 8–9). SMART, затем ЧИСТО</w:t>
       </w:r>
     </w:p>
     <w:p>
@@ -3158,7 +4362,21 @@
           <w:sz w:val="20"/>
           <w:szCs w:val="20"/>
         </w:rPr>
-        <w:t xml:space="preserve">05.09 буквы SMART были только расшифрованы (слайд 8, «Пояснения»): Specific, Measurable, Achievable, Relevant, Time-bound — перевод терминов, не разбор. Английские слова русскоязычной аудитории вспомнить трудно под давлением времени на паре. Ниже — свой русский вариант этой же последовательности, придуманный для этого курса: ЧИСТО.</w:t>
+        <w:t xml:space="preserve">Первым называется SMART и только он: Specific, Measurable, Achievable, Relevant, Time-bound. Это международный термин, студенты встретят его в заявках на гранты, в техническом задании и в резюме — знать нужно именно его, и в документах писать тоже его. 05.09 буквы были только расшифрованы в сносках (слайд 8 лекции 05.09), без единого разобранного случая — сегодня они впервые применяются.</w:t>
+      </w:r>
+    </w:p>
+    <w:p>
+      <w:pPr>
+        <w:spacing w:after="110" w:before="0" w:line="264"/>
+      </w:pPr>
+      <w:r>
+        <w:rPr>
+          <w:rFonts w:ascii="Arial" w:cs="Arial" w:eastAsia="Arial" w:hAnsi="Arial"/>
+          <w:color w:val="1A1A1A"/>
+          <w:sz w:val="20"/>
+          <w:szCs w:val="20"/>
+        </w:rPr>
+        <w:t xml:space="preserve">И только после этого — ЧИСТО, как запасной вариант для памяти: пять английских слов на паре под давлением времени вспоминаются плохо. ЧИСТО не заменяет SMART и не ставится вперёд него.</w:t>
       </w:r>
     </w:p>
     <w:p>
@@ -3205,7 +4423,7 @@
         </w:trPr>
         <w:tc>
           <w:tcPr>
-            <w:tcW w:type="pct" w:w="20%"/>
+            <w:tcW w:type="pct" w:w="22%"/>
             <w:shd w:fill="3D3D3D" w:val="clear"/>
             <w:tcMar>
               <w:top w:type="dxa" w:w="95"/>
@@ -3229,13 +4447,13 @@
                 <w:sz w:val="17"/>
                 <w:szCs w:val="17"/>
               </w:rPr>
-              <w:t xml:space="preserve">Буква ЧИСТО</w:t>
-            </w:r>
-          </w:p>
-        </w:tc>
-        <w:tc>
-          <w:tcPr>
-            <w:tcW w:type="pct" w:w="52%"/>
+              <w:t xml:space="preserve">Буква SMART</w:t>
+            </w:r>
+          </w:p>
+        </w:tc>
+        <w:tc>
+          <w:tcPr>
+            <w:tcW w:type="pct" w:w="50%"/>
             <w:shd w:fill="3D3D3D" w:val="clear"/>
             <w:tcMar>
               <w:top w:type="dxa" w:w="95"/>
@@ -3259,7 +4477,7 @@
                 <w:sz w:val="17"/>
                 <w:szCs w:val="17"/>
               </w:rPr>
-              <w:t xml:space="preserve">Значит</w:t>
+              <w:t xml:space="preserve">Что проверяет</w:t>
             </w:r>
           </w:p>
         </w:tc>
@@ -3289,7 +4507,7 @@
                 <w:sz w:val="17"/>
                 <w:szCs w:val="17"/>
               </w:rPr>
-              <w:t xml:space="preserve">= буква SMART</w:t>
+              <w:t xml:space="preserve">= буква ЧИСТО</w:t>
             </w:r>
           </w:p>
         </w:tc>
@@ -3300,7 +4518,61 @@
         </w:trPr>
         <w:tc>
           <w:tcPr>
-            <w:tcW w:type="pct" w:w="20%"/>
+            <w:tcW w:type="pct" w:w="22%"/>
+            <w:shd w:fill="FFFFFF" w:val="clear"/>
+            <w:tcMar>
+              <w:top w:type="dxa" w:w="95"/>
+              <w:left w:type="dxa" w:w="115"/>
+              <w:bottom w:type="dxa" w:w="95"/>
+              <w:right w:type="dxa" w:w="115"/>
+            </w:tcMar>
+            <w:vAlign w:val="center"/>
+          </w:tcPr>
+          <w:p>
+            <w:pPr>
+              <w:spacing w:after="0" w:line="264"/>
+            </w:pPr>
+            <w:r>
+              <w:rPr>
+                <w:rFonts w:ascii="Arial" w:cs="Arial" w:eastAsia="Arial" w:hAnsi="Arial"/>
+                <w:color w:val="1A1A1A"/>
+                <w:sz w:val="18"/>
+                <w:szCs w:val="18"/>
+              </w:rPr>
+              <w:t xml:space="preserve">S — Specific</w:t>
+            </w:r>
+          </w:p>
+        </w:tc>
+        <w:tc>
+          <w:tcPr>
+            <w:tcW w:type="pct" w:w="50%"/>
+            <w:shd w:fill="FFFFFF" w:val="clear"/>
+            <w:tcMar>
+              <w:top w:type="dxa" w:w="95"/>
+              <w:left w:type="dxa" w:w="115"/>
+              <w:bottom w:type="dxa" w:w="95"/>
+              <w:right w:type="dxa" w:w="115"/>
+            </w:tcMar>
+            <w:vAlign w:val="center"/>
+          </w:tcPr>
+          <w:p>
+            <w:pPr>
+              <w:spacing w:after="0" w:line="264"/>
+            </w:pPr>
+            <w:r>
+              <w:rPr>
+                <w:rFonts w:ascii="Arial" w:cs="Arial" w:eastAsia="Arial" w:hAnsi="Arial"/>
+                <w:color w:val="1A1A1A"/>
+                <w:sz w:val="18"/>
+                <w:szCs w:val="18"/>
+              </w:rPr>
+              <w:t xml:space="preserve">Понятно, что именно должно получиться — образ результата, а не процесс</w:t>
+            </w:r>
+          </w:p>
+        </w:tc>
+        <w:tc>
+          <w:tcPr>
+            <w:tcW w:type="pct" w:w="28%"/>
             <w:shd w:fill="FFFFFF" w:val="clear"/>
             <w:tcMar>
               <w:top w:type="dxa" w:w="95"/>
@@ -3322,60 +4594,6 @@
                 <w:szCs w:val="18"/>
               </w:rPr>
               <w:t xml:space="preserve">Ч — Чёткая</w:t>
-            </w:r>
-          </w:p>
-        </w:tc>
-        <w:tc>
-          <w:tcPr>
-            <w:tcW w:type="pct" w:w="52%"/>
-            <w:shd w:fill="FFFFFF" w:val="clear"/>
-            <w:tcMar>
-              <w:top w:type="dxa" w:w="95"/>
-              <w:left w:type="dxa" w:w="115"/>
-              <w:bottom w:type="dxa" w:w="95"/>
-              <w:right w:type="dxa" w:w="115"/>
-            </w:tcMar>
-            <w:vAlign w:val="center"/>
-          </w:tcPr>
-          <w:p>
-            <w:pPr>
-              <w:spacing w:after="0" w:line="264"/>
-            </w:pPr>
-            <w:r>
-              <w:rPr>
-                <w:rFonts w:ascii="Arial" w:cs="Arial" w:eastAsia="Arial" w:hAnsi="Arial"/>
-                <w:color w:val="1A1A1A"/>
-                <w:sz w:val="18"/>
-                <w:szCs w:val="18"/>
-              </w:rPr>
-              <w:t xml:space="preserve">Понятно, что именно должно получиться — образ результата, а не процесс</w:t>
-            </w:r>
-          </w:p>
-        </w:tc>
-        <w:tc>
-          <w:tcPr>
-            <w:tcW w:type="pct" w:w="28%"/>
-            <w:shd w:fill="FFFFFF" w:val="clear"/>
-            <w:tcMar>
-              <w:top w:type="dxa" w:w="95"/>
-              <w:left w:type="dxa" w:w="115"/>
-              <w:bottom w:type="dxa" w:w="95"/>
-              <w:right w:type="dxa" w:w="115"/>
-            </w:tcMar>
-            <w:vAlign w:val="center"/>
-          </w:tcPr>
-          <w:p>
-            <w:pPr>
-              <w:spacing w:after="0" w:line="264"/>
-            </w:pPr>
-            <w:r>
-              <w:rPr>
-                <w:rFonts w:ascii="Arial" w:cs="Arial" w:eastAsia="Arial" w:hAnsi="Arial"/>
-                <w:color w:val="1A1A1A"/>
-                <w:sz w:val="18"/>
-                <w:szCs w:val="18"/>
-              </w:rPr>
-              <w:t xml:space="preserve">S — Specific</w:t>
             </w:r>
           </w:p>
         </w:tc>
@@ -3386,7 +4604,7 @@
         </w:trPr>
         <w:tc>
           <w:tcPr>
-            <w:tcW w:type="pct" w:w="20%"/>
+            <w:tcW w:type="pct" w:w="22%"/>
             <w:shd w:fill="F2F2F2" w:val="clear"/>
             <w:tcMar>
               <w:top w:type="dxa" w:w="95"/>
@@ -3407,13 +4625,13 @@
                 <w:sz w:val="18"/>
                 <w:szCs w:val="18"/>
               </w:rPr>
-              <w:t xml:space="preserve">И — Измеримая</w:t>
-            </w:r>
-          </w:p>
-        </w:tc>
-        <w:tc>
-          <w:tcPr>
-            <w:tcW w:type="pct" w:w="52%"/>
+              <w:t xml:space="preserve">M — Measurable</w:t>
+            </w:r>
+          </w:p>
+        </w:tc>
+        <w:tc>
+          <w:tcPr>
+            <w:tcW w:type="pct" w:w="50%"/>
             <w:shd w:fill="F2F2F2" w:val="clear"/>
             <w:tcMar>
               <w:top w:type="dxa" w:w="95"/>
@@ -3461,7 +4679,7 @@
                 <w:sz w:val="18"/>
                 <w:szCs w:val="18"/>
               </w:rPr>
-              <w:t xml:space="preserve">M — Measurable</w:t>
+              <w:t xml:space="preserve">И — Измеримая</w:t>
             </w:r>
           </w:p>
         </w:tc>
@@ -3472,55 +4690,55 @@
         </w:trPr>
         <w:tc>
           <w:tcPr>
-            <w:tcW w:type="pct" w:w="20%"/>
-            <w:shd w:fill="FFFFFF" w:val="clear"/>
-            <w:tcMar>
-              <w:top w:type="dxa" w:w="95"/>
-              <w:left w:type="dxa" w:w="115"/>
-              <w:bottom w:type="dxa" w:w="95"/>
-              <w:right w:type="dxa" w:w="115"/>
-            </w:tcMar>
-            <w:vAlign w:val="center"/>
-          </w:tcPr>
-          <w:p>
-            <w:pPr>
-              <w:spacing w:after="0" w:line="264"/>
-            </w:pPr>
-            <w:r>
-              <w:rPr>
-                <w:rFonts w:ascii="Arial" w:cs="Arial" w:eastAsia="Arial" w:hAnsi="Arial"/>
-                <w:color w:val="1A1A1A"/>
-                <w:sz w:val="18"/>
-                <w:szCs w:val="18"/>
-              </w:rPr>
-              <w:t xml:space="preserve">С — Со сроком</w:t>
-            </w:r>
-          </w:p>
-        </w:tc>
-        <w:tc>
-          <w:tcPr>
-            <w:tcW w:type="pct" w:w="52%"/>
-            <w:shd w:fill="FFFFFF" w:val="clear"/>
-            <w:tcMar>
-              <w:top w:type="dxa" w:w="95"/>
-              <w:left w:type="dxa" w:w="115"/>
-              <w:bottom w:type="dxa" w:w="95"/>
-              <w:right w:type="dxa" w:w="115"/>
-            </w:tcMar>
-            <w:vAlign w:val="center"/>
-          </w:tcPr>
-          <w:p>
-            <w:pPr>
-              <w:spacing w:after="0" w:line="264"/>
-            </w:pPr>
-            <w:r>
-              <w:rPr>
-                <w:rFonts w:ascii="Arial" w:cs="Arial" w:eastAsia="Arial" w:hAnsi="Arial"/>
-                <w:color w:val="1A1A1A"/>
-                <w:sz w:val="18"/>
-                <w:szCs w:val="18"/>
-              </w:rPr>
-              <w:t xml:space="preserve">Есть конкретная дата, а не «в течение семестра»</w:t>
+            <w:tcW w:type="pct" w:w="22%"/>
+            <w:shd w:fill="FFFFFF" w:val="clear"/>
+            <w:tcMar>
+              <w:top w:type="dxa" w:w="95"/>
+              <w:left w:type="dxa" w:w="115"/>
+              <w:bottom w:type="dxa" w:w="95"/>
+              <w:right w:type="dxa" w:w="115"/>
+            </w:tcMar>
+            <w:vAlign w:val="center"/>
+          </w:tcPr>
+          <w:p>
+            <w:pPr>
+              <w:spacing w:after="0" w:line="264"/>
+            </w:pPr>
+            <w:r>
+              <w:rPr>
+                <w:rFonts w:ascii="Arial" w:cs="Arial" w:eastAsia="Arial" w:hAnsi="Arial"/>
+                <w:color w:val="1A1A1A"/>
+                <w:sz w:val="18"/>
+                <w:szCs w:val="18"/>
+              </w:rPr>
+              <w:t xml:space="preserve">A — Achievable</w:t>
+            </w:r>
+          </w:p>
+        </w:tc>
+        <w:tc>
+          <w:tcPr>
+            <w:tcW w:type="pct" w:w="50%"/>
+            <w:shd w:fill="FFFFFF" w:val="clear"/>
+            <w:tcMar>
+              <w:top w:type="dxa" w:w="95"/>
+              <w:left w:type="dxa" w:w="115"/>
+              <w:bottom w:type="dxa" w:w="95"/>
+              <w:right w:type="dxa" w:w="115"/>
+            </w:tcMar>
+            <w:vAlign w:val="center"/>
+          </w:tcPr>
+          <w:p>
+            <w:pPr>
+              <w:spacing w:after="0" w:line="264"/>
+            </w:pPr>
+            <w:r>
+              <w:rPr>
+                <w:rFonts w:ascii="Arial" w:cs="Arial" w:eastAsia="Arial" w:hAnsi="Arial"/>
+                <w:color w:val="1A1A1A"/>
+                <w:sz w:val="18"/>
+                <w:szCs w:val="18"/>
+              </w:rPr>
+              <w:t xml:space="preserve">Ресурсный лимит: реально сделать силами 3–4 человек с доступными ресурсами</w:t>
             </w:r>
           </w:p>
         </w:tc>
@@ -3547,7 +4765,7 @@
                 <w:sz w:val="18"/>
                 <w:szCs w:val="18"/>
               </w:rPr>
-              <w:t xml:space="preserve">T — Time-bound</w:t>
+              <w:t xml:space="preserve">О — Осуществимая</w:t>
             </w:r>
           </w:p>
         </w:tc>
@@ -3558,7 +4776,7 @@
         </w:trPr>
         <w:tc>
           <w:tcPr>
-            <w:tcW w:type="pct" w:w="20%"/>
+            <w:tcW w:type="pct" w:w="22%"/>
             <w:shd w:fill="F2F2F2" w:val="clear"/>
             <w:tcMar>
               <w:top w:type="dxa" w:w="95"/>
@@ -3579,13 +4797,13 @@
                 <w:sz w:val="18"/>
                 <w:szCs w:val="18"/>
               </w:rPr>
-              <w:t xml:space="preserve">Т — Толковая</w:t>
-            </w:r>
-          </w:p>
-        </w:tc>
-        <w:tc>
-          <w:tcPr>
-            <w:tcW w:type="pct" w:w="52%"/>
+              <w:t xml:space="preserve">R — Relevant</w:t>
+            </w:r>
+          </w:p>
+        </w:tc>
+        <w:tc>
+          <w:tcPr>
+            <w:tcW w:type="pct" w:w="50%"/>
             <w:shd w:fill="F2F2F2" w:val="clear"/>
             <w:tcMar>
               <w:top w:type="dxa" w:w="95"/>
@@ -3633,7 +4851,7 @@
                 <w:sz w:val="18"/>
                 <w:szCs w:val="18"/>
               </w:rPr>
-              <w:t xml:space="preserve">R — Relevant</w:t>
+              <w:t xml:space="preserve">Т — Толковая</w:t>
             </w:r>
           </w:p>
         </w:tc>
@@ -3644,55 +4862,55 @@
         </w:trPr>
         <w:tc>
           <w:tcPr>
-            <w:tcW w:type="pct" w:w="20%"/>
-            <w:shd w:fill="FFFFFF" w:val="clear"/>
-            <w:tcMar>
-              <w:top w:type="dxa" w:w="95"/>
-              <w:left w:type="dxa" w:w="115"/>
-              <w:bottom w:type="dxa" w:w="95"/>
-              <w:right w:type="dxa" w:w="115"/>
-            </w:tcMar>
-            <w:vAlign w:val="center"/>
-          </w:tcPr>
-          <w:p>
-            <w:pPr>
-              <w:spacing w:after="0" w:line="264"/>
-            </w:pPr>
-            <w:r>
-              <w:rPr>
-                <w:rFonts w:ascii="Arial" w:cs="Arial" w:eastAsia="Arial" w:hAnsi="Arial"/>
-                <w:color w:val="1A1A1A"/>
-                <w:sz w:val="18"/>
-                <w:szCs w:val="18"/>
-              </w:rPr>
-              <w:t xml:space="preserve">О — Осуществимая</w:t>
-            </w:r>
-          </w:p>
-        </w:tc>
-        <w:tc>
-          <w:tcPr>
-            <w:tcW w:type="pct" w:w="52%"/>
-            <w:shd w:fill="FFFFFF" w:val="clear"/>
-            <w:tcMar>
-              <w:top w:type="dxa" w:w="95"/>
-              <w:left w:type="dxa" w:w="115"/>
-              <w:bottom w:type="dxa" w:w="95"/>
-              <w:right w:type="dxa" w:w="115"/>
-            </w:tcMar>
-            <w:vAlign w:val="center"/>
-          </w:tcPr>
-          <w:p>
-            <w:pPr>
-              <w:spacing w:after="0" w:line="264"/>
-            </w:pPr>
-            <w:r>
-              <w:rPr>
-                <w:rFonts w:ascii="Arial" w:cs="Arial" w:eastAsia="Arial" w:hAnsi="Arial"/>
-                <w:color w:val="1A1A1A"/>
-                <w:sz w:val="18"/>
-                <w:szCs w:val="18"/>
-              </w:rPr>
-              <w:t xml:space="preserve">Реально сделать силами 3–4 человек с доступными ресурсами</w:t>
+            <w:tcW w:type="pct" w:w="22%"/>
+            <w:shd w:fill="FFFFFF" w:val="clear"/>
+            <w:tcMar>
+              <w:top w:type="dxa" w:w="95"/>
+              <w:left w:type="dxa" w:w="115"/>
+              <w:bottom w:type="dxa" w:w="95"/>
+              <w:right w:type="dxa" w:w="115"/>
+            </w:tcMar>
+            <w:vAlign w:val="center"/>
+          </w:tcPr>
+          <w:p>
+            <w:pPr>
+              <w:spacing w:after="0" w:line="264"/>
+            </w:pPr>
+            <w:r>
+              <w:rPr>
+                <w:rFonts w:ascii="Arial" w:cs="Arial" w:eastAsia="Arial" w:hAnsi="Arial"/>
+                <w:color w:val="1A1A1A"/>
+                <w:sz w:val="18"/>
+                <w:szCs w:val="18"/>
+              </w:rPr>
+              <w:t xml:space="preserve">T — Time-bound</w:t>
+            </w:r>
+          </w:p>
+        </w:tc>
+        <w:tc>
+          <w:tcPr>
+            <w:tcW w:type="pct" w:w="50%"/>
+            <w:shd w:fill="FFFFFF" w:val="clear"/>
+            <w:tcMar>
+              <w:top w:type="dxa" w:w="95"/>
+              <w:left w:type="dxa" w:w="115"/>
+              <w:bottom w:type="dxa" w:w="95"/>
+              <w:right w:type="dxa" w:w="115"/>
+            </w:tcMar>
+            <w:vAlign w:val="center"/>
+          </w:tcPr>
+          <w:p>
+            <w:pPr>
+              <w:spacing w:after="0" w:line="264"/>
+            </w:pPr>
+            <w:r>
+              <w:rPr>
+                <w:rFonts w:ascii="Arial" w:cs="Arial" w:eastAsia="Arial" w:hAnsi="Arial"/>
+                <w:color w:val="1A1A1A"/>
+                <w:sz w:val="18"/>
+                <w:szCs w:val="18"/>
+              </w:rPr>
+              <w:t xml:space="preserve">Есть конкретная дата, а не «в течение семестра»</w:t>
             </w:r>
           </w:p>
         </w:tc>
@@ -3719,7 +4937,7 @@
                 <w:sz w:val="18"/>
                 <w:szCs w:val="18"/>
               </w:rPr>
-              <w:t xml:space="preserve">A — Achievable</w:t>
+              <w:t xml:space="preserve">С — Со сроком</w:t>
             </w:r>
           </w:p>
         </w:tc>
@@ -3756,7 +4974,7 @@
           <w:sz w:val="19"/>
           <w:szCs w:val="19"/>
         </w:rPr>
-        <w:t xml:space="preserve">Цель должна быть сформулирована ЧИСТО. По-английски то же самое называется SMART — оба слова о цели вы встретите на кафедре, поэтому знать нужно оба, но думать удобнее по-русски.</w:t>
+        <w:t xml:space="preserve">Цель формулируется по SMART. Это то слово, которое вы встретите в заявке на грант и в техническом задании, поэтому знать нужно именно его. А чтобы не забыть пять английских слов под давлением времени, у нас есть русский запасной вариант — ЧИСТО: те же пять проверок.</w:t>
       </w:r>
     </w:p>
     <w:p>
@@ -3770,7 +4988,7 @@
           <w:sz w:val="20"/>
           <w:szCs w:val="20"/>
         </w:rPr>
-        <w:t xml:space="preserve">Порядок букв в ЧИСТО не совпадает с порядком в SMART — это нормально: важна не последовательность запоминания, а то, что все пять проверок сделаны. Таблица справа в каждой строке показывает соответствие.</w:t>
+        <w:t xml:space="preserve">Порядок букв в ЧИСТО не совпадает с порядком в SMART — это нормально: важна не последовательность запоминания, а то, что все пять проверок сделаны. В документах пишем SMART, для себя проверяем по ЧИСТО.</w:t>
       </w:r>
     </w:p>
     <w:p>
@@ -3786,7 +5004,7 @@
           <w:sz w:val="23"/>
           <w:szCs w:val="23"/>
         </w:rPr>
-        <w:t xml:space="preserve">Разбор на доске: цель ЧИСТО для того же примера</w:t>
+        <w:t xml:space="preserve">Разбор на доске: SMART-цель для того же примера (слайд 10)</w:t>
       </w:r>
     </w:p>
     <w:p>
@@ -3942,7 +5160,7 @@
                 <w:sz w:val="16"/>
                 <w:szCs w:val="16"/>
               </w:rPr>
-              <w:t xml:space="preserve">Ч — Чёткая</w:t>
+              <w:t xml:space="preserve">S — Ч</w:t>
             </w:r>
           </w:p>
         </w:tc>
@@ -4028,7 +5246,7 @@
                 <w:sz w:val="16"/>
                 <w:szCs w:val="16"/>
               </w:rPr>
-              <w:t xml:space="preserve">И — Измеримая</w:t>
+              <w:t xml:space="preserve">M — И</w:t>
             </w:r>
           </w:p>
         </w:tc>
@@ -4114,7 +5332,7 @@
                 <w:sz w:val="16"/>
                 <w:szCs w:val="16"/>
               </w:rPr>
-              <w:t xml:space="preserve">С — Со сроком</w:t>
+              <w:t xml:space="preserve">T — С</w:t>
             </w:r>
           </w:p>
         </w:tc>
@@ -4200,7 +5418,7 @@
                 <w:sz w:val="16"/>
                 <w:szCs w:val="16"/>
               </w:rPr>
-              <w:t xml:space="preserve">Т — Толковая</w:t>
+              <w:t xml:space="preserve">R — Т</w:t>
             </w:r>
           </w:p>
         </w:tc>
@@ -4286,7 +5504,7 @@
                 <w:sz w:val="16"/>
                 <w:szCs w:val="16"/>
               </w:rPr>
-              <w:t xml:space="preserve">О — Осуществимая</w:t>
+              <w:t xml:space="preserve">A — О</w:t>
             </w:r>
           </w:p>
         </w:tc>
@@ -4364,7 +5582,7 @@
           <w:sz w:val="19"/>
           <w:szCs w:val="19"/>
         </w:rPr>
-        <w:t xml:space="preserve">Главное место, где нужно держать паузу, — буква И. На «работает хорошо» переспрашивайте, пока не появится число: даже приблизительное. Приблизительное число можно уточнить через месяц, отсутствие числа нельзя проверить никогда. Вторая частая ошибка — буква С без даты: «в конце семестра» это не срок, требуйте «к 21.11» или «к 26.12».</w:t>
+        <w:t xml:space="preserve">Главное место, где нужно держать паузу, — буква M (Измеримая). На «работает хорошо» переспрашивайте, пока не появится число: даже приблизительное. Приблизительное число можно уточнить через месяц, отсутствие числа нельзя проверить никогда. Вторая частая ошибка — буква T без даты: «в конце семестра» это не срок, требуйте «к 21.11» или «к 26.12».</w:t>
       </w:r>
     </w:p>
     <w:p>
@@ -4491,7 +5709,7 @@
                 <w:sz w:val="16"/>
                 <w:szCs w:val="16"/>
               </w:rPr>
-              <w:t xml:space="preserve">Ч — Чёткая</w:t>
+              <w:t xml:space="preserve">S</w:t>
             </w:r>
           </w:p>
         </w:tc>
@@ -4550,7 +5768,7 @@
                 <w:sz w:val="16"/>
                 <w:szCs w:val="16"/>
               </w:rPr>
-              <w:t xml:space="preserve">И — Измеримая</w:t>
+              <w:t xml:space="preserve">M</w:t>
             </w:r>
           </w:p>
         </w:tc>
@@ -4609,7 +5827,7 @@
                 <w:sz w:val="16"/>
                 <w:szCs w:val="16"/>
               </w:rPr>
-              <w:t xml:space="preserve">С — Со сроком</w:t>
+              <w:t xml:space="preserve">T</w:t>
             </w:r>
           </w:p>
         </w:tc>
@@ -4668,7 +5886,7 @@
                 <w:sz w:val="16"/>
                 <w:szCs w:val="16"/>
               </w:rPr>
-              <w:t xml:space="preserve">Т — Толковая</w:t>
+              <w:t xml:space="preserve">R</w:t>
             </w:r>
           </w:p>
         </w:tc>
@@ -4727,7 +5945,7 @@
                 <w:sz w:val="16"/>
                 <w:szCs w:val="16"/>
               </w:rPr>
-              <w:t xml:space="preserve">О — Осуществимая</w:t>
+              <w:t xml:space="preserve">A</w:t>
             </w:r>
           </w:p>
         </w:tc>
@@ -4792,7 +6010,7 @@
           <w:sz w:val="28"/>
           <w:szCs w:val="28"/>
         </w:rPr>
-        <w:t xml:space="preserve">Блок 55–75. Формулировка SMART-цели</w:t>
+        <w:t xml:space="preserve">Блок 55–83 (слайды 10–12). Формулировка SMART-цели</w:t>
       </w:r>
     </w:p>
     <w:p>
@@ -4827,7 +6045,7 @@
           <w:sz w:val="19"/>
           <w:szCs w:val="19"/>
         </w:rPr>
-        <w:t xml:space="preserve">Не сокращать этот блок. Он единственный производит итоговый артефакт занятия. Если команда справилась за 15 минут — не отпускайте, просите ужесточить букву И (Измеримая): что именно и в каких единицах.</w:t>
+        <w:t xml:space="preserve">Не сокращать этот блок. Он единственный производит итоговый артефакт занятия. Если команда справилась за 15 минут — не отпускайте, просите ужесточить букву M (Измеримая): что именно и в каких единицах.</w:t>
       </w:r>
     </w:p>
     <w:p>
@@ -4846,7 +6064,7 @@
           <w:sz w:val="28"/>
           <w:szCs w:val="28"/>
         </w:rPr>
-        <w:t xml:space="preserve">Блок 75–85. Взаимная проверка</w:t>
+        <w:t xml:space="preserve">Блок 83–88 (слайд 13). Взаимная проверка</w:t>
       </w:r>
     </w:p>
     <w:p>
@@ -4860,7 +6078,7 @@
           <w:sz w:val="20"/>
           <w:szCs w:val="20"/>
         </w:rPr>
-        <w:t xml:space="preserve">Команды обмениваются листами 2 с соседями. Задача читающей команды — найти одну букву ЧИСТО, которая на самом деле не выполнена, и написать это прямо на листе.</w:t>
+        <w:t xml:space="preserve">Команды обмениваются листами 2 с соседями. Задача читающей команды — найти одну букву SMART, которая на самом деле не выполнена, и написать это прямо на листе.</w:t>
       </w:r>
     </w:p>
     <w:p>
@@ -4913,7 +6131,7 @@
           <w:sz w:val="28"/>
           <w:szCs w:val="28"/>
         </w:rPr>
-        <w:t xml:space="preserve">Блок 85–90. Итог и задание</w:t>
+        <w:t xml:space="preserve">Блок 88–90 (слайд 14). Итог и задание</w:t>
       </w:r>
     </w:p>
     <w:p>
@@ -5255,7 +6473,7 @@
                 <w:sz w:val="17"/>
                 <w:szCs w:val="17"/>
               </w:rPr>
-              <w:t xml:space="preserve">Буква С (Со сроком)</w:t>
+              <w:t xml:space="preserve">Буква T (Time-bound)</w:t>
             </w:r>
           </w:p>
         </w:tc>
